--- a/testDjangosite/media/fieldcard.docx
+++ b/testDjangosite/media/fieldcard.docx
@@ -1,6 +1,6 @@
 
 <file path=word/document.xml><?xml version="1.0" encoding="utf-8"?>
-<w:document xmlns:wpc="http://schemas.microsoft.com/office/word/2010/wordprocessingCanvas" xmlns:mc="http://schemas.openxmlformats.org/markup-compatibility/2006" xmlns:o="urn:schemas-microsoft-com:office:office" xmlns:r="http://schemas.openxmlformats.org/officeDocument/2006/relationships" xmlns:m="http://schemas.openxmlformats.org/officeDocument/2006/math" xmlns:v="urn:schemas-microsoft-com:vml" xmlns:wp14="http://schemas.microsoft.com/office/word/2010/wordprocessingDrawing" xmlns:wp="http://schemas.openxmlformats.org/drawingml/2006/wordprocessingDrawing" xmlns:w10="urn:schemas-microsoft-com:office:word" xmlns:w="http://schemas.openxmlformats.org/wordprocessingml/2006/main" xmlns:w14="http://schemas.microsoft.com/office/word/2010/wordml" xmlns:w15="http://schemas.microsoft.com/office/word/2012/wordml" xmlns:wpg="http://schemas.microsoft.com/office/word/2010/wordprocessingGroup" xmlns:wpi="http://schemas.microsoft.com/office/word/2010/wordprocessingInk" xmlns:wne="http://schemas.microsoft.com/office/word/2006/wordml" xmlns:wps="http://schemas.microsoft.com/office/word/2010/wordprocessingShape" mc:Ignorable="w14 w15 wp14">
+<w:document xmlns:wpc="http://schemas.microsoft.com/office/word/2010/wordprocessingCanvas" xmlns:mc="http://schemas.openxmlformats.org/markup-compatibility/2006" xmlns:o="urn:schemas-microsoft-com:office:office" xmlns:r="http://schemas.openxmlformats.org/officeDocument/2006/relationships" xmlns:m="http://schemas.openxmlformats.org/officeDocument/2006/math" xmlns:v="urn:schemas-microsoft-com:vml" xmlns:wp14="http://schemas.microsoft.com/office/word/2010/wordprocessingDrawing" xmlns:wp="http://schemas.openxmlformats.org/drawingml/2006/wordprocessingDrawing" xmlns:w10="urn:schemas-microsoft-com:office:word" xmlns:w="http://schemas.openxmlformats.org/wordprocessingml/2006/main" xmlns:w14="http://schemas.microsoft.com/office/word/2010/wordml" xmlns:wpg="http://schemas.microsoft.com/office/word/2010/wordprocessingGroup" xmlns:wpi="http://schemas.microsoft.com/office/word/2010/wordprocessingInk" xmlns:wne="http://schemas.microsoft.com/office/word/2006/wordml" xmlns:wps="http://schemas.microsoft.com/office/word/2010/wordprocessingShape" mc:Ignorable="w14 wp14">
   <w:body>
     <w:p>
       <w:pPr>
@@ -83,7 +83,47 @@
           <w:szCs w:val="20"/>
           <w:lang w:val="en-US" w:eastAsia="ru-RU"/>
         </w:rPr>
-        <w:t>{{ number_region }}</w:t>
+        <w:t>{</w:t>
+      </w:r>
+      <w:proofErr w:type="gramStart"/>
+      <w:r>
+        <w:rPr>
+          <w:rFonts w:ascii="Times New Roman" w:eastAsia="Times New Roman" w:hAnsi="Times New Roman" w:cs="Times New Roman"/>
+          <w:b/>
+          <w:bCs/>
+          <w:color w:val="000000"/>
+          <w:sz w:val="20"/>
+          <w:szCs w:val="20"/>
+          <w:lang w:val="en-US" w:eastAsia="ru-RU"/>
+        </w:rPr>
+        <w:t xml:space="preserve">{ </w:t>
+      </w:r>
+      <w:proofErr w:type="spellStart"/>
+      <w:proofErr w:type="gramEnd"/>
+      <w:r>
+        <w:rPr>
+          <w:rFonts w:ascii="Times New Roman" w:eastAsia="Times New Roman" w:hAnsi="Times New Roman" w:cs="Times New Roman"/>
+          <w:b/>
+          <w:bCs/>
+          <w:color w:val="000000"/>
+          <w:sz w:val="20"/>
+          <w:szCs w:val="20"/>
+          <w:lang w:val="en-US" w:eastAsia="ru-RU"/>
+        </w:rPr>
+        <w:t>number_region</w:t>
+      </w:r>
+      <w:proofErr w:type="spellEnd"/>
+      <w:r>
+        <w:rPr>
+          <w:rFonts w:ascii="Times New Roman" w:eastAsia="Times New Roman" w:hAnsi="Times New Roman" w:cs="Times New Roman"/>
+          <w:b/>
+          <w:bCs/>
+          <w:color w:val="000000"/>
+          <w:sz w:val="20"/>
+          <w:szCs w:val="20"/>
+          <w:lang w:val="en-US" w:eastAsia="ru-RU"/>
+        </w:rPr>
+        <w:t xml:space="preserve"> }}</w:t>
       </w:r>
     </w:p>
     <w:tbl>
@@ -144,7 +184,23 @@
                 <w:rFonts w:ascii="Times New Roman" w:hAnsi="Times New Roman" w:cs="Times New Roman"/>
                 <w:lang w:val="en-US"/>
               </w:rPr>
-              <w:t>{{ subject_rf }}</w:t>
+              <w:t xml:space="preserve">{{ </w:t>
+            </w:r>
+            <w:proofErr w:type="spellStart"/>
+            <w:r>
+              <w:rPr>
+                <w:rFonts w:ascii="Times New Roman" w:hAnsi="Times New Roman" w:cs="Times New Roman"/>
+                <w:lang w:val="en-US"/>
+              </w:rPr>
+              <w:t>subject_rf</w:t>
+            </w:r>
+            <w:proofErr w:type="spellEnd"/>
+            <w:r>
+              <w:rPr>
+                <w:rFonts w:ascii="Times New Roman" w:hAnsi="Times New Roman" w:cs="Times New Roman"/>
+                <w:lang w:val="en-US"/>
+              </w:rPr>
+              <w:t xml:space="preserve"> }}</w:t>
             </w:r>
           </w:p>
         </w:tc>
@@ -197,7 +253,23 @@
                 <w:rFonts w:ascii="Times New Roman" w:hAnsi="Times New Roman" w:cs="Times New Roman"/>
                 <w:lang w:val="en-US"/>
               </w:rPr>
-              <w:t>{{ forestly }}</w:t>
+              <w:t xml:space="preserve">{{ </w:t>
+            </w:r>
+            <w:proofErr w:type="spellStart"/>
+            <w:r>
+              <w:rPr>
+                <w:rFonts w:ascii="Times New Roman" w:hAnsi="Times New Roman" w:cs="Times New Roman"/>
+                <w:lang w:val="en-US"/>
+              </w:rPr>
+              <w:t>forestly</w:t>
+            </w:r>
+            <w:proofErr w:type="spellEnd"/>
+            <w:r>
+              <w:rPr>
+                <w:rFonts w:ascii="Times New Roman" w:hAnsi="Times New Roman" w:cs="Times New Roman"/>
+                <w:lang w:val="en-US"/>
+              </w:rPr>
+              <w:t xml:space="preserve"> }}</w:t>
             </w:r>
           </w:p>
         </w:tc>
@@ -253,7 +325,29 @@
                 <w:color w:val="000000"/>
                 <w:lang w:val="en-US" w:eastAsia="ru-RU"/>
               </w:rPr>
-              <w:t>{{ district_forestly }}</w:t>
+              <w:t xml:space="preserve">{{ </w:t>
+            </w:r>
+            <w:proofErr w:type="spellStart"/>
+            <w:r>
+              <w:rPr>
+                <w:rFonts w:ascii="Times New Roman" w:eastAsia="Times New Roman" w:hAnsi="Times New Roman" w:cs="Times New Roman"/>
+                <w:i/>
+                <w:iCs/>
+                <w:color w:val="000000"/>
+                <w:lang w:val="en-US" w:eastAsia="ru-RU"/>
+              </w:rPr>
+              <w:t>district_forestly</w:t>
+            </w:r>
+            <w:proofErr w:type="spellEnd"/>
+            <w:r>
+              <w:rPr>
+                <w:rFonts w:ascii="Times New Roman" w:eastAsia="Times New Roman" w:hAnsi="Times New Roman" w:cs="Times New Roman"/>
+                <w:i/>
+                <w:iCs/>
+                <w:color w:val="000000"/>
+                <w:lang w:val="en-US" w:eastAsia="ru-RU"/>
+              </w:rPr>
+              <w:t xml:space="preserve"> }}</w:t>
             </w:r>
           </w:p>
         </w:tc>
@@ -306,7 +400,23 @@
                 <w:rFonts w:ascii="Times New Roman" w:hAnsi="Times New Roman" w:cs="Times New Roman"/>
                 <w:lang w:val="en-US"/>
               </w:rPr>
-              <w:t>{{ name_dacha }}</w:t>
+              <w:t xml:space="preserve">{{ </w:t>
+            </w:r>
+            <w:proofErr w:type="spellStart"/>
+            <w:r>
+              <w:rPr>
+                <w:rFonts w:ascii="Times New Roman" w:hAnsi="Times New Roman" w:cs="Times New Roman"/>
+                <w:lang w:val="en-US"/>
+              </w:rPr>
+              <w:t>name_dacha</w:t>
+            </w:r>
+            <w:proofErr w:type="spellEnd"/>
+            <w:r>
+              <w:rPr>
+                <w:rFonts w:ascii="Times New Roman" w:hAnsi="Times New Roman" w:cs="Times New Roman"/>
+                <w:lang w:val="en-US"/>
+              </w:rPr>
+              <w:t xml:space="preserve"> }}</w:t>
             </w:r>
           </w:p>
         </w:tc>
@@ -379,7 +489,23 @@
                 <w:rFonts w:ascii="Times New Roman" w:hAnsi="Times New Roman" w:cs="Times New Roman"/>
                 <w:lang w:val="en-US"/>
               </w:rPr>
-              <w:t xml:space="preserve"> {{ name_quarter }}</w:t>
+              <w:t xml:space="preserve"> {{ </w:t>
+            </w:r>
+            <w:proofErr w:type="spellStart"/>
+            <w:r>
+              <w:rPr>
+                <w:rFonts w:ascii="Times New Roman" w:hAnsi="Times New Roman" w:cs="Times New Roman"/>
+                <w:lang w:val="en-US"/>
+              </w:rPr>
+              <w:t>name_quarter</w:t>
+            </w:r>
+            <w:proofErr w:type="spellEnd"/>
+            <w:r>
+              <w:rPr>
+                <w:rFonts w:ascii="Times New Roman" w:hAnsi="Times New Roman" w:cs="Times New Roman"/>
+                <w:lang w:val="en-US"/>
+              </w:rPr>
+              <w:t xml:space="preserve"> }}</w:t>
             </w:r>
           </w:p>
         </w:tc>
@@ -438,7 +564,29 @@
                 <w:color w:val="000000"/>
                 <w:lang w:val="en-US" w:eastAsia="ru-RU"/>
               </w:rPr>
-              <w:t>{{ soil_lot }}</w:t>
+              <w:t xml:space="preserve">{{ </w:t>
+            </w:r>
+            <w:proofErr w:type="spellStart"/>
+            <w:r>
+              <w:rPr>
+                <w:rFonts w:ascii="Times New Roman" w:eastAsia="Times New Roman" w:hAnsi="Times New Roman" w:cs="Times New Roman"/>
+                <w:i/>
+                <w:iCs/>
+                <w:color w:val="000000"/>
+                <w:lang w:val="en-US" w:eastAsia="ru-RU"/>
+              </w:rPr>
+              <w:t>soil_lot</w:t>
+            </w:r>
+            <w:proofErr w:type="spellEnd"/>
+            <w:r>
+              <w:rPr>
+                <w:rFonts w:ascii="Times New Roman" w:eastAsia="Times New Roman" w:hAnsi="Times New Roman" w:cs="Times New Roman"/>
+                <w:i/>
+                <w:iCs/>
+                <w:color w:val="000000"/>
+                <w:lang w:val="en-US" w:eastAsia="ru-RU"/>
+              </w:rPr>
+              <w:t xml:space="preserve"> }}</w:t>
             </w:r>
           </w:p>
         </w:tc>
@@ -498,7 +646,29 @@
                 <w:color w:val="000000"/>
                 <w:lang w:val="en-US" w:eastAsia="ru-RU"/>
               </w:rPr>
-              <w:t>{{ sample_area }}</w:t>
+              <w:t xml:space="preserve">{{ </w:t>
+            </w:r>
+            <w:proofErr w:type="spellStart"/>
+            <w:r>
+              <w:rPr>
+                <w:rFonts w:ascii="Times New Roman" w:eastAsia="Times New Roman" w:hAnsi="Times New Roman" w:cs="Times New Roman"/>
+                <w:i/>
+                <w:iCs/>
+                <w:color w:val="000000"/>
+                <w:lang w:val="en-US" w:eastAsia="ru-RU"/>
+              </w:rPr>
+              <w:t>sample_area</w:t>
+            </w:r>
+            <w:proofErr w:type="spellEnd"/>
+            <w:r>
+              <w:rPr>
+                <w:rFonts w:ascii="Times New Roman" w:eastAsia="Times New Roman" w:hAnsi="Times New Roman" w:cs="Times New Roman"/>
+                <w:i/>
+                <w:iCs/>
+                <w:color w:val="000000"/>
+                <w:lang w:val="en-US" w:eastAsia="ru-RU"/>
+              </w:rPr>
+              <w:t xml:space="preserve"> }}</w:t>
             </w:r>
           </w:p>
         </w:tc>
@@ -654,6 +824,7 @@
               </w:rPr>
               <w:t xml:space="preserve">{{ </w:t>
             </w:r>
+            <w:proofErr w:type="spellStart"/>
             <w:r>
               <w:rPr>
                 <w:rFonts w:ascii="Times New Roman" w:eastAsia="Times New Roman" w:hAnsi="Times New Roman" w:cs="Times New Roman"/>
@@ -664,6 +835,7 @@
               </w:rPr>
               <w:t>purpose_of_forests</w:t>
             </w:r>
+            <w:proofErr w:type="spellEnd"/>
             <w:r>
               <w:rPr>
                 <w:rFonts w:ascii="Times New Roman" w:eastAsia="Times New Roman" w:hAnsi="Times New Roman" w:cs="Times New Roman"/>
@@ -753,7 +925,29 @@
                 <w:color w:val="000000"/>
                 <w:lang w:val="en-US" w:eastAsia="ru-RU"/>
               </w:rPr>
-              <w:t>{{ forest_protection_category }}</w:t>
+              <w:t xml:space="preserve">{{ </w:t>
+            </w:r>
+            <w:proofErr w:type="spellStart"/>
+            <w:r>
+              <w:rPr>
+                <w:rFonts w:ascii="Times New Roman" w:eastAsia="Times New Roman" w:hAnsi="Times New Roman" w:cs="Times New Roman"/>
+                <w:i/>
+                <w:iCs/>
+                <w:color w:val="000000"/>
+                <w:lang w:val="en-US" w:eastAsia="ru-RU"/>
+              </w:rPr>
+              <w:t>forest_protection_category</w:t>
+            </w:r>
+            <w:proofErr w:type="spellEnd"/>
+            <w:r>
+              <w:rPr>
+                <w:rFonts w:ascii="Times New Roman" w:eastAsia="Times New Roman" w:hAnsi="Times New Roman" w:cs="Times New Roman"/>
+                <w:i/>
+                <w:iCs/>
+                <w:color w:val="000000"/>
+                <w:lang w:val="en-US" w:eastAsia="ru-RU"/>
+              </w:rPr>
+              <w:t xml:space="preserve"> }}</w:t>
             </w:r>
           </w:p>
         </w:tc>
@@ -834,7 +1028,29 @@
                 <w:color w:val="000000"/>
                 <w:lang w:val="en-US" w:eastAsia="ru-RU"/>
               </w:rPr>
-              <w:t>{{ protected_areas_of_forests }}</w:t>
+              <w:t xml:space="preserve">{{ </w:t>
+            </w:r>
+            <w:proofErr w:type="spellStart"/>
+            <w:r>
+              <w:rPr>
+                <w:rFonts w:ascii="Times New Roman" w:eastAsia="Times New Roman" w:hAnsi="Times New Roman" w:cs="Times New Roman"/>
+                <w:i/>
+                <w:iCs/>
+                <w:color w:val="000000"/>
+                <w:lang w:val="en-US" w:eastAsia="ru-RU"/>
+              </w:rPr>
+              <w:t>protected_areas_of_forests</w:t>
+            </w:r>
+            <w:proofErr w:type="spellEnd"/>
+            <w:r>
+              <w:rPr>
+                <w:rFonts w:ascii="Times New Roman" w:eastAsia="Times New Roman" w:hAnsi="Times New Roman" w:cs="Times New Roman"/>
+                <w:i/>
+                <w:iCs/>
+                <w:color w:val="000000"/>
+                <w:lang w:val="en-US" w:eastAsia="ru-RU"/>
+              </w:rPr>
+              <w:t xml:space="preserve"> }}</w:t>
             </w:r>
           </w:p>
         </w:tc>
@@ -920,7 +1136,29 @@
                 <w:color w:val="000000"/>
                 <w:lang w:val="en-US" w:eastAsia="ru-RU"/>
               </w:rPr>
-              <w:t>{{ rent_area }}</w:t>
+              <w:t xml:space="preserve">{{ </w:t>
+            </w:r>
+            <w:proofErr w:type="spellStart"/>
+            <w:r>
+              <w:rPr>
+                <w:rFonts w:ascii="Times New Roman" w:eastAsia="Times New Roman" w:hAnsi="Times New Roman" w:cs="Times New Roman"/>
+                <w:i/>
+                <w:iCs/>
+                <w:color w:val="000000"/>
+                <w:lang w:val="en-US" w:eastAsia="ru-RU"/>
+              </w:rPr>
+              <w:t>rent_area</w:t>
+            </w:r>
+            <w:proofErr w:type="spellEnd"/>
+            <w:r>
+              <w:rPr>
+                <w:rFonts w:ascii="Times New Roman" w:eastAsia="Times New Roman" w:hAnsi="Times New Roman" w:cs="Times New Roman"/>
+                <w:i/>
+                <w:iCs/>
+                <w:color w:val="000000"/>
+                <w:lang w:val="en-US" w:eastAsia="ru-RU"/>
+              </w:rPr>
+              <w:t xml:space="preserve"> }}</w:t>
             </w:r>
           </w:p>
         </w:tc>
@@ -1084,6 +1322,7 @@
               </w:rPr>
               <w:t xml:space="preserve">{{ </w:t>
             </w:r>
+            <w:proofErr w:type="spellStart"/>
             <w:r>
               <w:rPr>
                 <w:rFonts w:ascii="Times New Roman" w:eastAsia="Times New Roman" w:hAnsi="Times New Roman" w:cs="Times New Roman"/>
@@ -1094,6 +1333,7 @@
               </w:rPr>
               <w:t>category_of_forest_fund_lands</w:t>
             </w:r>
+            <w:proofErr w:type="spellEnd"/>
             <w:r>
               <w:rPr>
                 <w:rFonts w:ascii="Times New Roman" w:eastAsia="Times New Roman" w:hAnsi="Times New Roman" w:cs="Times New Roman"/>
@@ -1273,7 +1513,25 @@
                 <w:color w:val="000000"/>
                 <w:lang w:val="en-US" w:eastAsia="ru-RU"/>
               </w:rPr>
-              <w:t>{{ lands_other }}</w:t>
+              <w:t xml:space="preserve">{{ </w:t>
+            </w:r>
+            <w:proofErr w:type="spellStart"/>
+            <w:r>
+              <w:rPr>
+                <w:rFonts w:ascii="Times New Roman" w:eastAsia="Times New Roman" w:hAnsi="Times New Roman" w:cs="Times New Roman"/>
+                <w:color w:val="000000"/>
+                <w:lang w:val="en-US" w:eastAsia="ru-RU"/>
+              </w:rPr>
+              <w:t>lands_other</w:t>
+            </w:r>
+            <w:proofErr w:type="spellEnd"/>
+            <w:r>
+              <w:rPr>
+                <w:rFonts w:ascii="Times New Roman" w:eastAsia="Times New Roman" w:hAnsi="Times New Roman" w:cs="Times New Roman"/>
+                <w:color w:val="000000"/>
+                <w:lang w:val="en-US" w:eastAsia="ru-RU"/>
+              </w:rPr>
+              <w:t xml:space="preserve"> }}</w:t>
             </w:r>
           </w:p>
           <w:p>
@@ -1313,7 +1571,23 @@
                 <w:rFonts w:ascii="Times New Roman" w:hAnsi="Times New Roman" w:cs="Times New Roman"/>
                 <w:lang w:val="en-US"/>
               </w:rPr>
-              <w:t>{% endif %}</w:t>
+              <w:t xml:space="preserve">{% </w:t>
+            </w:r>
+            <w:proofErr w:type="spellStart"/>
+            <w:r>
+              <w:rPr>
+                <w:rFonts w:ascii="Times New Roman" w:hAnsi="Times New Roman" w:cs="Times New Roman"/>
+                <w:lang w:val="en-US"/>
+              </w:rPr>
+              <w:t>endif</w:t>
+            </w:r>
+            <w:proofErr w:type="spellEnd"/>
+            <w:r>
+              <w:rPr>
+                <w:rFonts w:ascii="Times New Roman" w:hAnsi="Times New Roman" w:cs="Times New Roman"/>
+                <w:lang w:val="en-US"/>
+              </w:rPr>
+              <w:t xml:space="preserve"> %}</w:t>
             </w:r>
           </w:p>
         </w:tc>
@@ -1372,8 +1646,18 @@
                 <w:color w:val="000000"/>
                 <w:lang w:eastAsia="ru-RU"/>
               </w:rPr>
-              <w:t>Способ лесовосстановления</w:t>
-            </w:r>
+              <w:t xml:space="preserve">Способ </w:t>
+            </w:r>
+            <w:proofErr w:type="spellStart"/>
+            <w:r>
+              <w:rPr>
+                <w:rFonts w:ascii="Times New Roman" w:eastAsia="Times New Roman" w:hAnsi="Times New Roman" w:cs="Times New Roman"/>
+                <w:color w:val="000000"/>
+                <w:lang w:eastAsia="ru-RU"/>
+              </w:rPr>
+              <w:t>лесовосстановления</w:t>
+            </w:r>
+            <w:proofErr w:type="spellEnd"/>
           </w:p>
         </w:tc>
         <w:tc>
@@ -1404,7 +1688,29 @@
                 <w:color w:val="000000"/>
                 <w:lang w:val="en-US" w:eastAsia="ru-RU"/>
               </w:rPr>
-              <w:t>{{ method_of_reforestation }}</w:t>
+              <w:t xml:space="preserve">{{ </w:t>
+            </w:r>
+            <w:proofErr w:type="spellStart"/>
+            <w:r>
+              <w:rPr>
+                <w:rFonts w:ascii="Times New Roman" w:eastAsia="Times New Roman" w:hAnsi="Times New Roman" w:cs="Times New Roman"/>
+                <w:i/>
+                <w:iCs/>
+                <w:color w:val="000000"/>
+                <w:lang w:val="en-US" w:eastAsia="ru-RU"/>
+              </w:rPr>
+              <w:t>method_of_reforestation</w:t>
+            </w:r>
+            <w:proofErr w:type="spellEnd"/>
+            <w:r>
+              <w:rPr>
+                <w:rFonts w:ascii="Times New Roman" w:eastAsia="Times New Roman" w:hAnsi="Times New Roman" w:cs="Times New Roman"/>
+                <w:i/>
+                <w:iCs/>
+                <w:color w:val="000000"/>
+                <w:lang w:val="en-US" w:eastAsia="ru-RU"/>
+              </w:rPr>
+              <w:t xml:space="preserve"> }}</w:t>
             </w:r>
           </w:p>
         </w:tc>
@@ -1461,7 +1767,25 @@
                 <w:color w:val="000000"/>
                 <w:lang w:eastAsia="ru-RU"/>
               </w:rPr>
-              <w:t>Срок проведения лесовосстановления (лесоразведения), месяц, год</w:t>
+              <w:t xml:space="preserve">Срок проведения </w:t>
+            </w:r>
+            <w:proofErr w:type="spellStart"/>
+            <w:r>
+              <w:rPr>
+                <w:rFonts w:ascii="Times New Roman" w:eastAsia="Times New Roman" w:hAnsi="Times New Roman" w:cs="Times New Roman"/>
+                <w:color w:val="000000"/>
+                <w:lang w:eastAsia="ru-RU"/>
+              </w:rPr>
+              <w:t>лесовосстановления</w:t>
+            </w:r>
+            <w:proofErr w:type="spellEnd"/>
+            <w:r>
+              <w:rPr>
+                <w:rFonts w:ascii="Times New Roman" w:eastAsia="Times New Roman" w:hAnsi="Times New Roman" w:cs="Times New Roman"/>
+                <w:color w:val="000000"/>
+                <w:lang w:eastAsia="ru-RU"/>
+              </w:rPr>
+              <w:t xml:space="preserve"> (лесоразведения), месяц, год</w:t>
             </w:r>
           </w:p>
         </w:tc>
@@ -1497,6 +1821,7 @@
               </w:rPr>
               <w:t xml:space="preserve">{{ </w:t>
             </w:r>
+            <w:proofErr w:type="spellStart"/>
             <w:r>
               <w:rPr>
                 <w:rFonts w:ascii="Times New Roman" w:eastAsia="Times New Roman" w:hAnsi="Times New Roman" w:cs="Times New Roman"/>
@@ -1507,6 +1832,7 @@
               </w:rPr>
               <w:t>time_of_reforestation</w:t>
             </w:r>
+            <w:proofErr w:type="spellEnd"/>
             <w:r>
               <w:rPr>
                 <w:rFonts w:ascii="Times New Roman" w:eastAsia="Times New Roman" w:hAnsi="Times New Roman" w:cs="Times New Roman"/>
@@ -1604,6 +1930,7 @@
               </w:rPr>
               <w:t xml:space="preserve">{{  </w:t>
             </w:r>
+            <w:proofErr w:type="spellStart"/>
             <w:r>
               <w:rPr>
                 <w:rFonts w:ascii="Times New Roman" w:eastAsia="Times New Roman" w:hAnsi="Times New Roman" w:cs="Times New Roman"/>
@@ -1614,6 +1941,7 @@
               </w:rPr>
               <w:t>forest_conditions</w:t>
             </w:r>
+            <w:proofErr w:type="spellEnd"/>
             <w:r>
               <w:rPr>
                 <w:rFonts w:ascii="Times New Roman" w:eastAsia="Times New Roman" w:hAnsi="Times New Roman" w:cs="Times New Roman"/>
@@ -1687,7 +2015,29 @@
                 <w:color w:val="000000"/>
                 <w:lang w:val="en-US" w:eastAsia="ru-RU"/>
               </w:rPr>
-              <w:t>{{ forest_type }}</w:t>
+              <w:t xml:space="preserve">{{ </w:t>
+            </w:r>
+            <w:proofErr w:type="spellStart"/>
+            <w:r>
+              <w:rPr>
+                <w:rFonts w:ascii="Times New Roman" w:eastAsia="Times New Roman" w:hAnsi="Times New Roman" w:cs="Times New Roman"/>
+                <w:i/>
+                <w:iCs/>
+                <w:color w:val="000000"/>
+                <w:lang w:val="en-US" w:eastAsia="ru-RU"/>
+              </w:rPr>
+              <w:t>forest_type</w:t>
+            </w:r>
+            <w:proofErr w:type="spellEnd"/>
+            <w:r>
+              <w:rPr>
+                <w:rFonts w:ascii="Times New Roman" w:eastAsia="Times New Roman" w:hAnsi="Times New Roman" w:cs="Times New Roman"/>
+                <w:i/>
+                <w:iCs/>
+                <w:color w:val="000000"/>
+                <w:lang w:val="en-US" w:eastAsia="ru-RU"/>
+              </w:rPr>
+              <w:t xml:space="preserve"> }}</w:t>
             </w:r>
           </w:p>
         </w:tc>
@@ -1921,7 +2271,25 @@
                 <w:color w:val="000000"/>
                 <w:lang w:eastAsia="ru-RU"/>
               </w:rPr>
-              <w:t xml:space="preserve"> отнесения земель, предназначенных для лесовосстановления к землям, на которых</w:t>
+              <w:t xml:space="preserve"> отнесения земель, предназначенных для </w:t>
+            </w:r>
+            <w:proofErr w:type="spellStart"/>
+            <w:r>
+              <w:rPr>
+                <w:rFonts w:ascii="Times New Roman" w:eastAsia="Times New Roman" w:hAnsi="Times New Roman" w:cs="Times New Roman"/>
+                <w:color w:val="000000"/>
+                <w:lang w:eastAsia="ru-RU"/>
+              </w:rPr>
+              <w:t>лесовосстановления</w:t>
+            </w:r>
+            <w:proofErr w:type="spellEnd"/>
+            <w:r>
+              <w:rPr>
+                <w:rFonts w:ascii="Times New Roman" w:eastAsia="Times New Roman" w:hAnsi="Times New Roman" w:cs="Times New Roman"/>
+                <w:color w:val="000000"/>
+                <w:lang w:eastAsia="ru-RU"/>
+              </w:rPr>
+              <w:t xml:space="preserve"> к землям, на которых</w:t>
             </w:r>
           </w:p>
         </w:tc>
@@ -1965,8 +2333,16 @@
               <w:rPr>
                 <w:rFonts w:ascii="Times New Roman" w:hAnsi="Times New Roman" w:cs="Times New Roman"/>
               </w:rPr>
-              <w:t>расположены леса от</w:t>
-            </w:r>
+              <w:t xml:space="preserve">расположены леса </w:t>
+            </w:r>
+            <w:proofErr w:type="gramStart"/>
+            <w:r>
+              <w:rPr>
+                <w:rFonts w:ascii="Times New Roman" w:hAnsi="Times New Roman" w:cs="Times New Roman"/>
+              </w:rPr>
+              <w:t>от</w:t>
+            </w:r>
+            <w:proofErr w:type="gramEnd"/>
           </w:p>
         </w:tc>
         <w:tc>
@@ -2027,7 +2403,29 @@
                 <w:color w:val="000000"/>
                 <w:lang w:val="en-US" w:eastAsia="ru-RU"/>
               </w:rPr>
-              <w:t>{{ point7number }}</w:t>
+              <w:t>{{ point7number</w:t>
+            </w:r>
+            <w:proofErr w:type="gramStart"/>
+            <w:r>
+              <w:rPr>
+                <w:rFonts w:ascii="Times New Roman" w:eastAsia="Times New Roman" w:hAnsi="Times New Roman" w:cs="Times New Roman"/>
+                <w:i/>
+                <w:iCs/>
+                <w:color w:val="000000"/>
+                <w:lang w:val="en-US" w:eastAsia="ru-RU"/>
+              </w:rPr>
+              <w:t xml:space="preserve"> }</w:t>
+            </w:r>
+            <w:proofErr w:type="gramEnd"/>
+            <w:r>
+              <w:rPr>
+                <w:rFonts w:ascii="Times New Roman" w:eastAsia="Times New Roman" w:hAnsi="Times New Roman" w:cs="Times New Roman"/>
+                <w:i/>
+                <w:iCs/>
+                <w:color w:val="000000"/>
+                <w:lang w:val="en-US" w:eastAsia="ru-RU"/>
+              </w:rPr>
+              <w:t>}</w:t>
             </w:r>
           </w:p>
         </w:tc>
@@ -2422,13 +2820,23 @@
                 <w:lang w:val="en-US" w:eastAsia="ru-RU"/>
               </w:rPr>
             </w:pPr>
-            <w:r>
-              <w:rPr>
-                <w:rFonts w:ascii="Times New Roman" w:eastAsia="Times New Roman" w:hAnsi="Times New Roman" w:cs="Times New Roman"/>
-                <w:color w:val="000000"/>
-                <w:lang w:eastAsia="ru-RU"/>
-              </w:rPr>
-              <w:t>м³/га</w:t>
+            <w:proofErr w:type="gramStart"/>
+            <w:r>
+              <w:rPr>
+                <w:rFonts w:ascii="Times New Roman" w:eastAsia="Times New Roman" w:hAnsi="Times New Roman" w:cs="Times New Roman"/>
+                <w:color w:val="000000"/>
+                <w:lang w:eastAsia="ru-RU"/>
+              </w:rPr>
+              <w:t>м</w:t>
+            </w:r>
+            <w:proofErr w:type="gramEnd"/>
+            <w:r>
+              <w:rPr>
+                <w:rFonts w:ascii="Times New Roman" w:eastAsia="Times New Roman" w:hAnsi="Times New Roman" w:cs="Times New Roman"/>
+                <w:color w:val="000000"/>
+                <w:lang w:eastAsia="ru-RU"/>
+              </w:rPr>
+              <w:t>³/га</w:t>
             </w:r>
           </w:p>
         </w:tc>
@@ -2665,8 +3073,20 @@
                 <w:szCs w:val="20"/>
                 <w:lang w:eastAsia="ru-RU"/>
               </w:rPr>
-              <w:t>Средняя высота, м</w:t>
-            </w:r>
+              <w:t xml:space="preserve">Средняя высота, </w:t>
+            </w:r>
+            <w:proofErr w:type="gramStart"/>
+            <w:r>
+              <w:rPr>
+                <w:rFonts w:ascii="Times New Roman" w:eastAsia="Times New Roman" w:hAnsi="Times New Roman" w:cs="Times New Roman"/>
+                <w:color w:val="000000"/>
+                <w:sz w:val="20"/>
+                <w:szCs w:val="20"/>
+                <w:lang w:eastAsia="ru-RU"/>
+              </w:rPr>
+              <w:t>м</w:t>
+            </w:r>
+            <w:proofErr w:type="gramEnd"/>
           </w:p>
         </w:tc>
         <w:tc>
@@ -2703,8 +3123,20 @@
                 <w:szCs w:val="20"/>
                 <w:lang w:eastAsia="ru-RU"/>
               </w:rPr>
-              <w:t>Средний диаметр, см</w:t>
-            </w:r>
+              <w:t xml:space="preserve">Средний диаметр, </w:t>
+            </w:r>
+            <w:proofErr w:type="gramStart"/>
+            <w:r>
+              <w:rPr>
+                <w:rFonts w:ascii="Times New Roman" w:eastAsia="Times New Roman" w:hAnsi="Times New Roman" w:cs="Times New Roman"/>
+                <w:color w:val="000000"/>
+                <w:sz w:val="20"/>
+                <w:szCs w:val="20"/>
+                <w:lang w:eastAsia="ru-RU"/>
+              </w:rPr>
+              <w:t>см</w:t>
+            </w:r>
+            <w:proofErr w:type="gramEnd"/>
           </w:p>
         </w:tc>
         <w:tc>
@@ -2741,8 +3173,20 @@
                 <w:szCs w:val="20"/>
                 <w:lang w:eastAsia="ru-RU"/>
               </w:rPr>
-              <w:t>Количество учтенных древесных растений, шт./га</w:t>
-            </w:r>
+              <w:t>Количество учтенных древесных растений, шт./</w:t>
+            </w:r>
+            <w:proofErr w:type="gramStart"/>
+            <w:r>
+              <w:rPr>
+                <w:rFonts w:ascii="Times New Roman" w:eastAsia="Times New Roman" w:hAnsi="Times New Roman" w:cs="Times New Roman"/>
+                <w:color w:val="000000"/>
+                <w:sz w:val="20"/>
+                <w:szCs w:val="20"/>
+                <w:lang w:eastAsia="ru-RU"/>
+              </w:rPr>
+              <w:t>га</w:t>
+            </w:r>
+            <w:proofErr w:type="gramEnd"/>
           </w:p>
         </w:tc>
       </w:tr>
@@ -2783,7 +3227,73 @@
                 <w:szCs w:val="20"/>
                 <w:lang w:val="en-US" w:eastAsia="ru-RU"/>
               </w:rPr>
-              <w:t>{%tr for i in coeff %}</w:t>
+              <w:t>{%</w:t>
+            </w:r>
+            <w:proofErr w:type="spellStart"/>
+            <w:r>
+              <w:rPr>
+                <w:rFonts w:ascii="Times New Roman" w:eastAsia="Times New Roman" w:hAnsi="Times New Roman" w:cs="Times New Roman"/>
+                <w:color w:val="000000"/>
+                <w:sz w:val="20"/>
+                <w:szCs w:val="20"/>
+                <w:lang w:val="en-US" w:eastAsia="ru-RU"/>
+              </w:rPr>
+              <w:t>tr</w:t>
+            </w:r>
+            <w:proofErr w:type="spellEnd"/>
+            <w:r>
+              <w:rPr>
+                <w:rFonts w:ascii="Times New Roman" w:eastAsia="Times New Roman" w:hAnsi="Times New Roman" w:cs="Times New Roman"/>
+                <w:color w:val="000000"/>
+                <w:sz w:val="20"/>
+                <w:szCs w:val="20"/>
+                <w:lang w:val="en-US" w:eastAsia="ru-RU"/>
+              </w:rPr>
+              <w:t xml:space="preserve"> for </w:t>
+            </w:r>
+            <w:proofErr w:type="spellStart"/>
+            <w:r>
+              <w:rPr>
+                <w:rFonts w:ascii="Times New Roman" w:eastAsia="Times New Roman" w:hAnsi="Times New Roman" w:cs="Times New Roman"/>
+                <w:color w:val="000000"/>
+                <w:sz w:val="20"/>
+                <w:szCs w:val="20"/>
+                <w:lang w:val="en-US" w:eastAsia="ru-RU"/>
+              </w:rPr>
+              <w:t>i</w:t>
+            </w:r>
+            <w:proofErr w:type="spellEnd"/>
+            <w:r>
+              <w:rPr>
+                <w:rFonts w:ascii="Times New Roman" w:eastAsia="Times New Roman" w:hAnsi="Times New Roman" w:cs="Times New Roman"/>
+                <w:color w:val="000000"/>
+                <w:sz w:val="20"/>
+                <w:szCs w:val="20"/>
+                <w:lang w:val="en-US" w:eastAsia="ru-RU"/>
+              </w:rPr>
+              <w:t xml:space="preserve"> in </w:t>
+            </w:r>
+            <w:proofErr w:type="spellStart"/>
+            <w:r>
+              <w:rPr>
+                <w:rFonts w:ascii="Times New Roman" w:eastAsia="Times New Roman" w:hAnsi="Times New Roman" w:cs="Times New Roman"/>
+                <w:color w:val="000000"/>
+                <w:sz w:val="20"/>
+                <w:szCs w:val="20"/>
+                <w:lang w:val="en-US" w:eastAsia="ru-RU"/>
+              </w:rPr>
+              <w:t>coeff</w:t>
+            </w:r>
+            <w:proofErr w:type="spellEnd"/>
+            <w:r>
+              <w:rPr>
+                <w:rFonts w:ascii="Times New Roman" w:eastAsia="Times New Roman" w:hAnsi="Times New Roman" w:cs="Times New Roman"/>
+                <w:color w:val="000000"/>
+                <w:sz w:val="20"/>
+                <w:szCs w:val="20"/>
+                <w:lang w:val="en-US" w:eastAsia="ru-RU"/>
+              </w:rPr>
+              <w:t xml:space="preserve"> %}</w:t>
             </w:r>
           </w:p>
         </w:tc>
@@ -2826,7 +3336,29 @@
                 <w:szCs w:val="20"/>
                 <w:lang w:val="en-US" w:eastAsia="ru-RU"/>
               </w:rPr>
-              <w:t>{{ i.ratio }}</w:t>
+              <w:t xml:space="preserve">{{ </w:t>
+            </w:r>
+            <w:proofErr w:type="spellStart"/>
+            <w:r>
+              <w:rPr>
+                <w:rFonts w:ascii="Times New Roman" w:eastAsia="Times New Roman" w:hAnsi="Times New Roman" w:cs="Times New Roman"/>
+                <w:color w:val="000000"/>
+                <w:sz w:val="20"/>
+                <w:szCs w:val="20"/>
+                <w:lang w:val="en-US" w:eastAsia="ru-RU"/>
+              </w:rPr>
+              <w:t>i.ratio</w:t>
+            </w:r>
+            <w:proofErr w:type="spellEnd"/>
+            <w:r>
+              <w:rPr>
+                <w:rFonts w:ascii="Times New Roman" w:eastAsia="Times New Roman" w:hAnsi="Times New Roman" w:cs="Times New Roman"/>
+                <w:color w:val="000000"/>
+                <w:sz w:val="20"/>
+                <w:szCs w:val="20"/>
+                <w:lang w:val="en-US" w:eastAsia="ru-RU"/>
+              </w:rPr>
+              <w:t xml:space="preserve"> }}</w:t>
             </w:r>
           </w:p>
         </w:tc>
@@ -2864,7 +3396,29 @@
                 <w:szCs w:val="20"/>
                 <w:lang w:val="en-US" w:eastAsia="ru-RU"/>
               </w:rPr>
-              <w:t>{{ i.breed }}</w:t>
+              <w:t xml:space="preserve">{{ </w:t>
+            </w:r>
+            <w:proofErr w:type="spellStart"/>
+            <w:r>
+              <w:rPr>
+                <w:rFonts w:ascii="Times New Roman" w:eastAsia="Times New Roman" w:hAnsi="Times New Roman" w:cs="Times New Roman"/>
+                <w:color w:val="000000"/>
+                <w:sz w:val="20"/>
+                <w:szCs w:val="20"/>
+                <w:lang w:val="en-US" w:eastAsia="ru-RU"/>
+              </w:rPr>
+              <w:t>i.breed</w:t>
+            </w:r>
+            <w:proofErr w:type="spellEnd"/>
+            <w:r>
+              <w:rPr>
+                <w:rFonts w:ascii="Times New Roman" w:eastAsia="Times New Roman" w:hAnsi="Times New Roman" w:cs="Times New Roman"/>
+                <w:color w:val="000000"/>
+                <w:sz w:val="20"/>
+                <w:szCs w:val="20"/>
+                <w:lang w:val="en-US" w:eastAsia="ru-RU"/>
+              </w:rPr>
+              <w:t xml:space="preserve"> }}</w:t>
             </w:r>
           </w:p>
         </w:tc>
@@ -2909,7 +3463,27 @@
                 <w:szCs w:val="20"/>
                 <w:lang w:val="en-US" w:eastAsia="ru-RU"/>
               </w:rPr>
-              <w:t>{{ i.age }}</w:t>
+              <w:t xml:space="preserve">{{ </w:t>
+            </w:r>
+            <w:proofErr w:type="spellStart"/>
+            <w:r>
+              <w:rPr>
+                <w:rFonts w:ascii="Times New Roman" w:eastAsia="Times New Roman" w:hAnsi="Times New Roman" w:cs="Times New Roman"/>
+                <w:sz w:val="20"/>
+                <w:szCs w:val="20"/>
+                <w:lang w:val="en-US" w:eastAsia="ru-RU"/>
+              </w:rPr>
+              <w:t>i.age</w:t>
+            </w:r>
+            <w:proofErr w:type="spellEnd"/>
+            <w:r>
+              <w:rPr>
+                <w:rFonts w:ascii="Times New Roman" w:eastAsia="Times New Roman" w:hAnsi="Times New Roman" w:cs="Times New Roman"/>
+                <w:sz w:val="20"/>
+                <w:szCs w:val="20"/>
+                <w:lang w:val="en-US" w:eastAsia="ru-RU"/>
+              </w:rPr>
+              <w:t xml:space="preserve"> }}</w:t>
             </w:r>
           </w:p>
         </w:tc>
@@ -2954,7 +3528,27 @@
                 <w:szCs w:val="20"/>
                 <w:lang w:val="en-US" w:eastAsia="ru-RU"/>
               </w:rPr>
-              <w:t>{{ i.avg_height }}</w:t>
+              <w:t xml:space="preserve">{{ </w:t>
+            </w:r>
+            <w:proofErr w:type="spellStart"/>
+            <w:r>
+              <w:rPr>
+                <w:rFonts w:ascii="Times New Roman" w:eastAsia="Times New Roman" w:hAnsi="Times New Roman" w:cs="Times New Roman"/>
+                <w:sz w:val="20"/>
+                <w:szCs w:val="20"/>
+                <w:lang w:val="en-US" w:eastAsia="ru-RU"/>
+              </w:rPr>
+              <w:t>i.avg_height</w:t>
+            </w:r>
+            <w:proofErr w:type="spellEnd"/>
+            <w:r>
+              <w:rPr>
+                <w:rFonts w:ascii="Times New Roman" w:eastAsia="Times New Roman" w:hAnsi="Times New Roman" w:cs="Times New Roman"/>
+                <w:sz w:val="20"/>
+                <w:szCs w:val="20"/>
+                <w:lang w:val="en-US" w:eastAsia="ru-RU"/>
+              </w:rPr>
+              <w:t xml:space="preserve"> }}</w:t>
             </w:r>
           </w:p>
         </w:tc>
@@ -2990,7 +3584,27 @@
                 <w:szCs w:val="20"/>
                 <w:lang w:val="en-US" w:eastAsia="ru-RU"/>
               </w:rPr>
-              <w:t>{{ i.avg_diametr }}</w:t>
+              <w:t xml:space="preserve">{{ </w:t>
+            </w:r>
+            <w:proofErr w:type="spellStart"/>
+            <w:r>
+              <w:rPr>
+                <w:rFonts w:ascii="Times New Roman" w:eastAsia="Times New Roman" w:hAnsi="Times New Roman" w:cs="Times New Roman"/>
+                <w:sz w:val="20"/>
+                <w:szCs w:val="20"/>
+                <w:lang w:val="en-US" w:eastAsia="ru-RU"/>
+              </w:rPr>
+              <w:t>i.avg_diametr</w:t>
+            </w:r>
+            <w:proofErr w:type="spellEnd"/>
+            <w:r>
+              <w:rPr>
+                <w:rFonts w:ascii="Times New Roman" w:eastAsia="Times New Roman" w:hAnsi="Times New Roman" w:cs="Times New Roman"/>
+                <w:sz w:val="20"/>
+                <w:szCs w:val="20"/>
+                <w:lang w:val="en-US" w:eastAsia="ru-RU"/>
+              </w:rPr>
+              <w:t xml:space="preserve"> }}</w:t>
             </w:r>
           </w:p>
         </w:tc>
@@ -3026,7 +3640,27 @@
                 <w:szCs w:val="20"/>
                 <w:lang w:val="en-US" w:eastAsia="ru-RU"/>
               </w:rPr>
-              <w:t>{{ i.count_plants }}</w:t>
+              <w:t xml:space="preserve">{{ </w:t>
+            </w:r>
+            <w:proofErr w:type="spellStart"/>
+            <w:r>
+              <w:rPr>
+                <w:rFonts w:ascii="Times New Roman" w:eastAsia="Times New Roman" w:hAnsi="Times New Roman" w:cs="Times New Roman"/>
+                <w:sz w:val="20"/>
+                <w:szCs w:val="20"/>
+                <w:lang w:val="en-US" w:eastAsia="ru-RU"/>
+              </w:rPr>
+              <w:t>i.count_plants</w:t>
+            </w:r>
+            <w:proofErr w:type="spellEnd"/>
+            <w:r>
+              <w:rPr>
+                <w:rFonts w:ascii="Times New Roman" w:eastAsia="Times New Roman" w:hAnsi="Times New Roman" w:cs="Times New Roman"/>
+                <w:sz w:val="20"/>
+                <w:szCs w:val="20"/>
+                <w:lang w:val="en-US" w:eastAsia="ru-RU"/>
+              </w:rPr>
+              <w:t xml:space="preserve"> }}</w:t>
             </w:r>
           </w:p>
         </w:tc>
@@ -3068,7 +3702,51 @@
                 <w:szCs w:val="20"/>
                 <w:lang w:val="en-US" w:eastAsia="ru-RU"/>
               </w:rPr>
-              <w:t>{%tr endfor %}</w:t>
+              <w:t>{%</w:t>
+            </w:r>
+            <w:proofErr w:type="spellStart"/>
+            <w:r>
+              <w:rPr>
+                <w:rFonts w:ascii="Times New Roman" w:eastAsia="Times New Roman" w:hAnsi="Times New Roman" w:cs="Times New Roman"/>
+                <w:color w:val="000000"/>
+                <w:sz w:val="20"/>
+                <w:szCs w:val="20"/>
+                <w:lang w:val="en-US" w:eastAsia="ru-RU"/>
+              </w:rPr>
+              <w:t>tr</w:t>
+            </w:r>
+            <w:proofErr w:type="spellEnd"/>
+            <w:r>
+              <w:rPr>
+                <w:rFonts w:ascii="Times New Roman" w:eastAsia="Times New Roman" w:hAnsi="Times New Roman" w:cs="Times New Roman"/>
+                <w:color w:val="000000"/>
+                <w:sz w:val="20"/>
+                <w:szCs w:val="20"/>
+                <w:lang w:val="en-US" w:eastAsia="ru-RU"/>
+              </w:rPr>
+              <w:t xml:space="preserve"> </w:t>
+            </w:r>
+            <w:proofErr w:type="spellStart"/>
+            <w:r>
+              <w:rPr>
+                <w:rFonts w:ascii="Times New Roman" w:eastAsia="Times New Roman" w:hAnsi="Times New Roman" w:cs="Times New Roman"/>
+                <w:color w:val="000000"/>
+                <w:sz w:val="20"/>
+                <w:szCs w:val="20"/>
+                <w:lang w:val="en-US" w:eastAsia="ru-RU"/>
+              </w:rPr>
+              <w:t>endfor</w:t>
+            </w:r>
+            <w:proofErr w:type="spellEnd"/>
+            <w:r>
+              <w:rPr>
+                <w:rFonts w:ascii="Times New Roman" w:eastAsia="Times New Roman" w:hAnsi="Times New Roman" w:cs="Times New Roman"/>
+                <w:color w:val="000000"/>
+                <w:sz w:val="20"/>
+                <w:szCs w:val="20"/>
+                <w:lang w:val="en-US" w:eastAsia="ru-RU"/>
+              </w:rPr>
+              <w:t xml:space="preserve"> %}</w:t>
             </w:r>
           </w:p>
         </w:tc>
@@ -3976,7 +4654,29 @@
                 <w:color w:val="000000"/>
                 <w:lang w:val="en-US" w:eastAsia="ru-RU"/>
               </w:rPr>
-              <w:t>{{ square_one_sample_area }}</w:t>
+              <w:t xml:space="preserve">{{ </w:t>
+            </w:r>
+            <w:proofErr w:type="spellStart"/>
+            <w:r>
+              <w:rPr>
+                <w:rFonts w:ascii="Times New Roman" w:eastAsia="Times New Roman" w:hAnsi="Times New Roman" w:cs="Times New Roman"/>
+                <w:i/>
+                <w:iCs/>
+                <w:color w:val="000000"/>
+                <w:lang w:val="en-US" w:eastAsia="ru-RU"/>
+              </w:rPr>
+              <w:t>square_one_sample_area</w:t>
+            </w:r>
+            <w:proofErr w:type="spellEnd"/>
+            <w:r>
+              <w:rPr>
+                <w:rFonts w:ascii="Times New Roman" w:eastAsia="Times New Roman" w:hAnsi="Times New Roman" w:cs="Times New Roman"/>
+                <w:i/>
+                <w:iCs/>
+                <w:color w:val="000000"/>
+                <w:lang w:val="en-US" w:eastAsia="ru-RU"/>
+              </w:rPr>
+              <w:t xml:space="preserve"> }}</w:t>
             </w:r>
           </w:p>
         </w:tc>
@@ -4242,7 +4942,29 @@
                 <w:color w:val="000000"/>
                 <w:lang w:val="en-US" w:eastAsia="ru-RU"/>
               </w:rPr>
-              <w:t>{{ count_sample_area }}</w:t>
+              <w:t xml:space="preserve">{{ </w:t>
+            </w:r>
+            <w:proofErr w:type="spellStart"/>
+            <w:r>
+              <w:rPr>
+                <w:rFonts w:ascii="Times New Roman" w:eastAsia="Times New Roman" w:hAnsi="Times New Roman" w:cs="Times New Roman"/>
+                <w:i/>
+                <w:iCs/>
+                <w:color w:val="000000"/>
+                <w:lang w:val="en-US" w:eastAsia="ru-RU"/>
+              </w:rPr>
+              <w:t>count_sample_area</w:t>
+            </w:r>
+            <w:proofErr w:type="spellEnd"/>
+            <w:r>
+              <w:rPr>
+                <w:rFonts w:ascii="Times New Roman" w:eastAsia="Times New Roman" w:hAnsi="Times New Roman" w:cs="Times New Roman"/>
+                <w:i/>
+                <w:iCs/>
+                <w:color w:val="000000"/>
+                <w:lang w:val="en-US" w:eastAsia="ru-RU"/>
+              </w:rPr>
+              <w:t xml:space="preserve"> }}</w:t>
             </w:r>
           </w:p>
         </w:tc>
@@ -4648,7 +5370,51 @@
                 <w:color w:val="000000"/>
                 <w:lang w:val="en-US" w:eastAsia="ru-RU"/>
               </w:rPr>
-              <w:t>{%tr for i in samples %}</w:t>
+              <w:t>{%</w:t>
+            </w:r>
+            <w:proofErr w:type="spellStart"/>
+            <w:r>
+              <w:rPr>
+                <w:rFonts w:ascii="Times New Roman" w:eastAsia="Times New Roman" w:hAnsi="Times New Roman" w:cs="Times New Roman"/>
+                <w:i/>
+                <w:iCs/>
+                <w:color w:val="000000"/>
+                <w:lang w:val="en-US" w:eastAsia="ru-RU"/>
+              </w:rPr>
+              <w:t>tr</w:t>
+            </w:r>
+            <w:proofErr w:type="spellEnd"/>
+            <w:r>
+              <w:rPr>
+                <w:rFonts w:ascii="Times New Roman" w:eastAsia="Times New Roman" w:hAnsi="Times New Roman" w:cs="Times New Roman"/>
+                <w:i/>
+                <w:iCs/>
+                <w:color w:val="000000"/>
+                <w:lang w:val="en-US" w:eastAsia="ru-RU"/>
+              </w:rPr>
+              <w:t xml:space="preserve"> for </w:t>
+            </w:r>
+            <w:proofErr w:type="spellStart"/>
+            <w:r>
+              <w:rPr>
+                <w:rFonts w:ascii="Times New Roman" w:eastAsia="Times New Roman" w:hAnsi="Times New Roman" w:cs="Times New Roman"/>
+                <w:i/>
+                <w:iCs/>
+                <w:color w:val="000000"/>
+                <w:lang w:val="en-US" w:eastAsia="ru-RU"/>
+              </w:rPr>
+              <w:t>i</w:t>
+            </w:r>
+            <w:proofErr w:type="spellEnd"/>
+            <w:r>
+              <w:rPr>
+                <w:rFonts w:ascii="Times New Roman" w:eastAsia="Times New Roman" w:hAnsi="Times New Roman" w:cs="Times New Roman"/>
+                <w:i/>
+                <w:iCs/>
+                <w:color w:val="000000"/>
+                <w:lang w:val="en-US" w:eastAsia="ru-RU"/>
+              </w:rPr>
+              <w:t xml:space="preserve"> in samples %}</w:t>
             </w:r>
           </w:p>
         </w:tc>
@@ -4692,7 +5458,29 @@
                 <w:color w:val="000000"/>
                 <w:lang w:val="en-US" w:eastAsia="ru-RU"/>
               </w:rPr>
-              <w:t>{{ i.number }}</w:t>
+              <w:t xml:space="preserve">{{ </w:t>
+            </w:r>
+            <w:proofErr w:type="spellStart"/>
+            <w:r>
+              <w:rPr>
+                <w:rFonts w:ascii="Times New Roman" w:eastAsia="Times New Roman" w:hAnsi="Times New Roman" w:cs="Times New Roman"/>
+                <w:i/>
+                <w:iCs/>
+                <w:color w:val="000000"/>
+                <w:lang w:val="en-US" w:eastAsia="ru-RU"/>
+              </w:rPr>
+              <w:t>i.number</w:t>
+            </w:r>
+            <w:proofErr w:type="spellEnd"/>
+            <w:r>
+              <w:rPr>
+                <w:rFonts w:ascii="Times New Roman" w:eastAsia="Times New Roman" w:hAnsi="Times New Roman" w:cs="Times New Roman"/>
+                <w:i/>
+                <w:iCs/>
+                <w:color w:val="000000"/>
+                <w:lang w:val="en-US" w:eastAsia="ru-RU"/>
+              </w:rPr>
+              <w:t xml:space="preserve"> }}</w:t>
             </w:r>
           </w:p>
         </w:tc>
@@ -4731,7 +5519,29 @@
                 <w:color w:val="000000"/>
                 <w:lang w:val="en-US" w:eastAsia="ru-RU"/>
               </w:rPr>
-              <w:t>{{ i.latitude }}</w:t>
+              <w:t xml:space="preserve">{{ </w:t>
+            </w:r>
+            <w:proofErr w:type="spellStart"/>
+            <w:r>
+              <w:rPr>
+                <w:rFonts w:ascii="Times New Roman" w:eastAsia="Times New Roman" w:hAnsi="Times New Roman" w:cs="Times New Roman"/>
+                <w:i/>
+                <w:iCs/>
+                <w:color w:val="000000"/>
+                <w:lang w:val="en-US" w:eastAsia="ru-RU"/>
+              </w:rPr>
+              <w:t>i.latitude</w:t>
+            </w:r>
+            <w:proofErr w:type="spellEnd"/>
+            <w:r>
+              <w:rPr>
+                <w:rFonts w:ascii="Times New Roman" w:eastAsia="Times New Roman" w:hAnsi="Times New Roman" w:cs="Times New Roman"/>
+                <w:i/>
+                <w:iCs/>
+                <w:color w:val="000000"/>
+                <w:lang w:val="en-US" w:eastAsia="ru-RU"/>
+              </w:rPr>
+              <w:t xml:space="preserve"> }}</w:t>
             </w:r>
           </w:p>
         </w:tc>
@@ -4770,7 +5580,29 @@
                 <w:color w:val="000000"/>
                 <w:lang w:val="en-US" w:eastAsia="ru-RU"/>
               </w:rPr>
-              <w:t>{{ i.longitude }}</w:t>
+              <w:t xml:space="preserve">{{ </w:t>
+            </w:r>
+            <w:proofErr w:type="spellStart"/>
+            <w:r>
+              <w:rPr>
+                <w:rFonts w:ascii="Times New Roman" w:eastAsia="Times New Roman" w:hAnsi="Times New Roman" w:cs="Times New Roman"/>
+                <w:i/>
+                <w:iCs/>
+                <w:color w:val="000000"/>
+                <w:lang w:val="en-US" w:eastAsia="ru-RU"/>
+              </w:rPr>
+              <w:t>i.longitude</w:t>
+            </w:r>
+            <w:proofErr w:type="spellEnd"/>
+            <w:r>
+              <w:rPr>
+                <w:rFonts w:ascii="Times New Roman" w:eastAsia="Times New Roman" w:hAnsi="Times New Roman" w:cs="Times New Roman"/>
+                <w:i/>
+                <w:iCs/>
+                <w:color w:val="000000"/>
+                <w:lang w:val="en-US" w:eastAsia="ru-RU"/>
+              </w:rPr>
+              <w:t xml:space="preserve"> }}</w:t>
             </w:r>
           </w:p>
         </w:tc>
@@ -4813,7 +5645,51 @@
                 <w:color w:val="000000"/>
                 <w:lang w:val="en-US" w:eastAsia="ru-RU"/>
               </w:rPr>
-              <w:t>{%tr endfor %}</w:t>
+              <w:t>{%</w:t>
+            </w:r>
+            <w:proofErr w:type="spellStart"/>
+            <w:r>
+              <w:rPr>
+                <w:rFonts w:ascii="Times New Roman" w:eastAsia="Times New Roman" w:hAnsi="Times New Roman" w:cs="Times New Roman"/>
+                <w:i/>
+                <w:iCs/>
+                <w:color w:val="000000"/>
+                <w:lang w:val="en-US" w:eastAsia="ru-RU"/>
+              </w:rPr>
+              <w:t>tr</w:t>
+            </w:r>
+            <w:proofErr w:type="spellEnd"/>
+            <w:r>
+              <w:rPr>
+                <w:rFonts w:ascii="Times New Roman" w:eastAsia="Times New Roman" w:hAnsi="Times New Roman" w:cs="Times New Roman"/>
+                <w:i/>
+                <w:iCs/>
+                <w:color w:val="000000"/>
+                <w:lang w:val="en-US" w:eastAsia="ru-RU"/>
+              </w:rPr>
+              <w:t xml:space="preserve"> </w:t>
+            </w:r>
+            <w:proofErr w:type="spellStart"/>
+            <w:r>
+              <w:rPr>
+                <w:rFonts w:ascii="Times New Roman" w:eastAsia="Times New Roman" w:hAnsi="Times New Roman" w:cs="Times New Roman"/>
+                <w:i/>
+                <w:iCs/>
+                <w:color w:val="000000"/>
+                <w:lang w:val="en-US" w:eastAsia="ru-RU"/>
+              </w:rPr>
+              <w:t>endfor</w:t>
+            </w:r>
+            <w:proofErr w:type="spellEnd"/>
+            <w:r>
+              <w:rPr>
+                <w:rFonts w:ascii="Times New Roman" w:eastAsia="Times New Roman" w:hAnsi="Times New Roman" w:cs="Times New Roman"/>
+                <w:i/>
+                <w:iCs/>
+                <w:color w:val="000000"/>
+                <w:lang w:val="en-US" w:eastAsia="ru-RU"/>
+              </w:rPr>
+              <w:t xml:space="preserve"> %}</w:t>
             </w:r>
           </w:p>
           <w:p>
@@ -5499,7 +6375,29 @@
                 <w:color w:val="000000"/>
                 <w:lang w:val="en-US" w:eastAsia="ru-RU"/>
               </w:rPr>
-              <w:t>{{ breed_composition }}</w:t>
+              <w:t xml:space="preserve">{{ </w:t>
+            </w:r>
+            <w:proofErr w:type="spellStart"/>
+            <w:r>
+              <w:rPr>
+                <w:rFonts w:ascii="Times New Roman" w:eastAsia="Times New Roman" w:hAnsi="Times New Roman" w:cs="Times New Roman"/>
+                <w:i/>
+                <w:iCs/>
+                <w:color w:val="000000"/>
+                <w:lang w:val="en-US" w:eastAsia="ru-RU"/>
+              </w:rPr>
+              <w:t>breed_composition</w:t>
+            </w:r>
+            <w:proofErr w:type="spellEnd"/>
+            <w:r>
+              <w:rPr>
+                <w:rFonts w:ascii="Times New Roman" w:eastAsia="Times New Roman" w:hAnsi="Times New Roman" w:cs="Times New Roman"/>
+                <w:i/>
+                <w:iCs/>
+                <w:color w:val="000000"/>
+                <w:lang w:val="en-US" w:eastAsia="ru-RU"/>
+              </w:rPr>
+              <w:t xml:space="preserve"> }}</w:t>
             </w:r>
             <w:r>
               <w:rPr>
@@ -5550,7 +6448,29 @@
                 <w:color w:val="000000"/>
                 <w:lang w:val="en-US" w:eastAsia="ru-RU"/>
               </w:rPr>
-              <w:t>{{ economy_sapling }}</w:t>
+              <w:t xml:space="preserve">{{ </w:t>
+            </w:r>
+            <w:proofErr w:type="spellStart"/>
+            <w:r>
+              <w:rPr>
+                <w:rFonts w:ascii="Times New Roman" w:eastAsia="Times New Roman" w:hAnsi="Times New Roman" w:cs="Times New Roman"/>
+                <w:i/>
+                <w:iCs/>
+                <w:color w:val="000000"/>
+                <w:lang w:val="en-US" w:eastAsia="ru-RU"/>
+              </w:rPr>
+              <w:t>economy_sapling</w:t>
+            </w:r>
+            <w:proofErr w:type="spellEnd"/>
+            <w:r>
+              <w:rPr>
+                <w:rFonts w:ascii="Times New Roman" w:eastAsia="Times New Roman" w:hAnsi="Times New Roman" w:cs="Times New Roman"/>
+                <w:i/>
+                <w:iCs/>
+                <w:color w:val="000000"/>
+                <w:lang w:val="en-US" w:eastAsia="ru-RU"/>
+              </w:rPr>
+              <w:t xml:space="preserve"> }}</w:t>
             </w:r>
           </w:p>
         </w:tc>
@@ -5669,6 +6589,7 @@
               </w:rPr>
               <w:t xml:space="preserve">{{ </w:t>
             </w:r>
+            <w:proofErr w:type="spellStart"/>
             <w:r>
               <w:rPr>
                 <w:rFonts w:ascii="Times New Roman" w:eastAsia="Times New Roman" w:hAnsi="Times New Roman" w:cs="Times New Roman"/>
@@ -5685,7 +6606,17 @@
                 <w:iCs/>
                 <w:lang w:val="en-US" w:eastAsia="ru-RU"/>
               </w:rPr>
-              <w:t>_sapling  }}</w:t>
+              <w:t>_sapling</w:t>
+            </w:r>
+            <w:proofErr w:type="spellEnd"/>
+            <w:r>
+              <w:rPr>
+                <w:rFonts w:ascii="Times New Roman" w:eastAsia="Times New Roman" w:hAnsi="Times New Roman" w:cs="Times New Roman"/>
+                <w:i/>
+                <w:iCs/>
+                <w:lang w:val="en-US" w:eastAsia="ru-RU"/>
+              </w:rPr>
+              <w:t xml:space="preserve">  }}</w:t>
             </w:r>
           </w:p>
         </w:tc>
@@ -5792,7 +6723,27 @@
                 <w:iCs/>
                 <w:lang w:val="en-US" w:eastAsia="ru-RU"/>
               </w:rPr>
-              <w:t>{{ stock_sapling }}</w:t>
+              <w:t xml:space="preserve">{{ </w:t>
+            </w:r>
+            <w:proofErr w:type="spellStart"/>
+            <w:r>
+              <w:rPr>
+                <w:rFonts w:ascii="Times New Roman" w:eastAsia="Times New Roman" w:hAnsi="Times New Roman" w:cs="Times New Roman"/>
+                <w:i/>
+                <w:iCs/>
+                <w:lang w:val="en-US" w:eastAsia="ru-RU"/>
+              </w:rPr>
+              <w:t>stock_sapling</w:t>
+            </w:r>
+            <w:proofErr w:type="spellEnd"/>
+            <w:r>
+              <w:rPr>
+                <w:rFonts w:ascii="Times New Roman" w:eastAsia="Times New Roman" w:hAnsi="Times New Roman" w:cs="Times New Roman"/>
+                <w:i/>
+                <w:iCs/>
+                <w:lang w:val="en-US" w:eastAsia="ru-RU"/>
+              </w:rPr>
+              <w:t xml:space="preserve"> }}</w:t>
             </w:r>
           </w:p>
         </w:tc>
@@ -5817,13 +6768,23 @@
                 <w:lang w:eastAsia="ru-RU"/>
               </w:rPr>
             </w:pPr>
-            <w:r>
-              <w:rPr>
-                <w:rFonts w:ascii="Times New Roman" w:eastAsia="Times New Roman" w:hAnsi="Times New Roman" w:cs="Times New Roman"/>
-                <w:color w:val="000000"/>
-                <w:lang w:eastAsia="ru-RU"/>
-              </w:rPr>
-              <w:t>м³/га</w:t>
+            <w:proofErr w:type="gramStart"/>
+            <w:r>
+              <w:rPr>
+                <w:rFonts w:ascii="Times New Roman" w:eastAsia="Times New Roman" w:hAnsi="Times New Roman" w:cs="Times New Roman"/>
+                <w:color w:val="000000"/>
+                <w:lang w:eastAsia="ru-RU"/>
+              </w:rPr>
+              <w:t>м</w:t>
+            </w:r>
+            <w:proofErr w:type="gramEnd"/>
+            <w:r>
+              <w:rPr>
+                <w:rFonts w:ascii="Times New Roman" w:eastAsia="Times New Roman" w:hAnsi="Times New Roman" w:cs="Times New Roman"/>
+                <w:color w:val="000000"/>
+                <w:lang w:eastAsia="ru-RU"/>
+              </w:rPr>
+              <w:t>³/га</w:t>
             </w:r>
           </w:p>
         </w:tc>
@@ -6423,8 +7384,20 @@
                 <w:szCs w:val="20"/>
                 <w:lang w:eastAsia="ru-RU"/>
               </w:rPr>
-              <w:t>Средняя высота, м</w:t>
-            </w:r>
+              <w:t xml:space="preserve">Средняя высота, </w:t>
+            </w:r>
+            <w:proofErr w:type="gramStart"/>
+            <w:r>
+              <w:rPr>
+                <w:rFonts w:ascii="Times New Roman" w:eastAsia="Times New Roman" w:hAnsi="Times New Roman" w:cs="Times New Roman"/>
+                <w:color w:val="000000"/>
+                <w:sz w:val="20"/>
+                <w:szCs w:val="20"/>
+                <w:lang w:eastAsia="ru-RU"/>
+              </w:rPr>
+              <w:t>м</w:t>
+            </w:r>
+            <w:proofErr w:type="gramEnd"/>
           </w:p>
         </w:tc>
         <w:tc>
@@ -6461,8 +7434,20 @@
                 <w:szCs w:val="20"/>
                 <w:lang w:eastAsia="ru-RU"/>
               </w:rPr>
-              <w:t>Средний диаметр, см</w:t>
-            </w:r>
+              <w:t xml:space="preserve">Средний диаметр, </w:t>
+            </w:r>
+            <w:proofErr w:type="gramStart"/>
+            <w:r>
+              <w:rPr>
+                <w:rFonts w:ascii="Times New Roman" w:eastAsia="Times New Roman" w:hAnsi="Times New Roman" w:cs="Times New Roman"/>
+                <w:color w:val="000000"/>
+                <w:sz w:val="20"/>
+                <w:szCs w:val="20"/>
+                <w:lang w:eastAsia="ru-RU"/>
+              </w:rPr>
+              <w:t>см</w:t>
+            </w:r>
+            <w:proofErr w:type="gramEnd"/>
           </w:p>
         </w:tc>
         <w:tc>
@@ -6499,8 +7484,20 @@
                 <w:szCs w:val="20"/>
                 <w:lang w:eastAsia="ru-RU"/>
               </w:rPr>
-              <w:t>Количество учтенных древесных растений, шт./га</w:t>
-            </w:r>
+              <w:t>Количество учтенных древесных растений, шт./</w:t>
+            </w:r>
+            <w:proofErr w:type="gramStart"/>
+            <w:r>
+              <w:rPr>
+                <w:rFonts w:ascii="Times New Roman" w:eastAsia="Times New Roman" w:hAnsi="Times New Roman" w:cs="Times New Roman"/>
+                <w:color w:val="000000"/>
+                <w:sz w:val="20"/>
+                <w:szCs w:val="20"/>
+                <w:lang w:eastAsia="ru-RU"/>
+              </w:rPr>
+              <w:t>га</w:t>
+            </w:r>
+            <w:proofErr w:type="gramEnd"/>
           </w:p>
         </w:tc>
       </w:tr>
@@ -6541,7 +7538,51 @@
                 <w:szCs w:val="20"/>
                 <w:lang w:val="en-US" w:eastAsia="ru-RU"/>
               </w:rPr>
-              <w:t>{%tr for i in saplings %}</w:t>
+              <w:t>{%</w:t>
+            </w:r>
+            <w:proofErr w:type="spellStart"/>
+            <w:r>
+              <w:rPr>
+                <w:rFonts w:ascii="Times New Roman" w:eastAsia="Times New Roman" w:hAnsi="Times New Roman" w:cs="Times New Roman"/>
+                <w:color w:val="000000"/>
+                <w:sz w:val="20"/>
+                <w:szCs w:val="20"/>
+                <w:lang w:val="en-US" w:eastAsia="ru-RU"/>
+              </w:rPr>
+              <w:t>tr</w:t>
+            </w:r>
+            <w:proofErr w:type="spellEnd"/>
+            <w:r>
+              <w:rPr>
+                <w:rFonts w:ascii="Times New Roman" w:eastAsia="Times New Roman" w:hAnsi="Times New Roman" w:cs="Times New Roman"/>
+                <w:color w:val="000000"/>
+                <w:sz w:val="20"/>
+                <w:szCs w:val="20"/>
+                <w:lang w:val="en-US" w:eastAsia="ru-RU"/>
+              </w:rPr>
+              <w:t xml:space="preserve"> for </w:t>
+            </w:r>
+            <w:proofErr w:type="spellStart"/>
+            <w:r>
+              <w:rPr>
+                <w:rFonts w:ascii="Times New Roman" w:eastAsia="Times New Roman" w:hAnsi="Times New Roman" w:cs="Times New Roman"/>
+                <w:color w:val="000000"/>
+                <w:sz w:val="20"/>
+                <w:szCs w:val="20"/>
+                <w:lang w:val="en-US" w:eastAsia="ru-RU"/>
+              </w:rPr>
+              <w:t>i</w:t>
+            </w:r>
+            <w:proofErr w:type="spellEnd"/>
+            <w:r>
+              <w:rPr>
+                <w:rFonts w:ascii="Times New Roman" w:eastAsia="Times New Roman" w:hAnsi="Times New Roman" w:cs="Times New Roman"/>
+                <w:color w:val="000000"/>
+                <w:sz w:val="20"/>
+                <w:szCs w:val="20"/>
+                <w:lang w:val="en-US" w:eastAsia="ru-RU"/>
+              </w:rPr>
+              <w:t xml:space="preserve"> in saplings %}</w:t>
             </w:r>
           </w:p>
         </w:tc>
@@ -6584,11 +7625,34 @@
                 <w:szCs w:val="20"/>
                 <w:lang w:val="en-US" w:eastAsia="ru-RU"/>
               </w:rPr>
-              <w:t>{{i.</w:t>
+              <w:t>{{</w:t>
+            </w:r>
+            <w:proofErr w:type="spellStart"/>
+            <w:r>
+              <w:rPr>
+                <w:rFonts w:ascii="Times New Roman" w:eastAsia="Times New Roman" w:hAnsi="Times New Roman" w:cs="Times New Roman"/>
+                <w:color w:val="000000"/>
+                <w:sz w:val="20"/>
+                <w:szCs w:val="20"/>
+                <w:lang w:val="en-US" w:eastAsia="ru-RU"/>
+              </w:rPr>
+              <w:t>i</w:t>
+            </w:r>
+            <w:proofErr w:type="spellEnd"/>
+            <w:r>
+              <w:rPr>
+                <w:rFonts w:ascii="Times New Roman" w:eastAsia="Times New Roman" w:hAnsi="Times New Roman" w:cs="Times New Roman"/>
+                <w:color w:val="000000"/>
+                <w:sz w:val="20"/>
+                <w:szCs w:val="20"/>
+                <w:lang w:val="en-US" w:eastAsia="ru-RU"/>
+              </w:rPr>
+              <w:t>.</w:t>
             </w:r>
             <w:r>
               <w:t xml:space="preserve"> </w:t>
             </w:r>
+            <w:proofErr w:type="spellStart"/>
             <w:r>
               <w:rPr>
                 <w:rFonts w:ascii="Times New Roman" w:eastAsia="Times New Roman" w:hAnsi="Times New Roman" w:cs="Times New Roman"/>
@@ -6599,6 +7663,7 @@
               </w:rPr>
               <w:t>ratio_composition</w:t>
             </w:r>
+            <w:proofErr w:type="spellEnd"/>
             <w:r>
               <w:rPr>
                 <w:rFonts w:ascii="Times New Roman" w:eastAsia="Times New Roman" w:hAnsi="Times New Roman" w:cs="Times New Roman"/>
@@ -6645,7 +7710,29 @@
                 <w:szCs w:val="20"/>
                 <w:lang w:val="en-US" w:eastAsia="ru-RU"/>
               </w:rPr>
-              <w:t>{{ i.breed }}</w:t>
+              <w:t xml:space="preserve">{{ </w:t>
+            </w:r>
+            <w:proofErr w:type="spellStart"/>
+            <w:r>
+              <w:rPr>
+                <w:rFonts w:ascii="Times New Roman" w:eastAsia="Times New Roman" w:hAnsi="Times New Roman" w:cs="Times New Roman"/>
+                <w:color w:val="000000"/>
+                <w:sz w:val="20"/>
+                <w:szCs w:val="20"/>
+                <w:lang w:val="en-US" w:eastAsia="ru-RU"/>
+              </w:rPr>
+              <w:t>i.breed</w:t>
+            </w:r>
+            <w:proofErr w:type="spellEnd"/>
+            <w:r>
+              <w:rPr>
+                <w:rFonts w:ascii="Times New Roman" w:eastAsia="Times New Roman" w:hAnsi="Times New Roman" w:cs="Times New Roman"/>
+                <w:color w:val="000000"/>
+                <w:sz w:val="20"/>
+                <w:szCs w:val="20"/>
+                <w:lang w:val="en-US" w:eastAsia="ru-RU"/>
+              </w:rPr>
+              <w:t xml:space="preserve"> }}</w:t>
             </w:r>
           </w:p>
         </w:tc>
@@ -6685,15 +7772,39 @@
               </w:rPr>
               <w:t xml:space="preserve">{{ </w:t>
             </w:r>
-            <w:r>
-              <w:rPr>
-                <w:rFonts w:ascii="Times New Roman" w:eastAsia="Times New Roman" w:hAnsi="Times New Roman" w:cs="Times New Roman"/>
-                <w:color w:val="000000"/>
-                <w:sz w:val="20"/>
-                <w:szCs w:val="20"/>
-                <w:lang w:val="en-US" w:eastAsia="ru-RU"/>
-              </w:rPr>
-              <w:t>i.age }}</w:t>
+            <w:proofErr w:type="spellStart"/>
+            <w:r>
+              <w:rPr>
+                <w:rFonts w:ascii="Times New Roman" w:eastAsia="Times New Roman" w:hAnsi="Times New Roman" w:cs="Times New Roman"/>
+                <w:color w:val="000000"/>
+                <w:sz w:val="20"/>
+                <w:szCs w:val="20"/>
+                <w:lang w:val="en-US" w:eastAsia="ru-RU"/>
+              </w:rPr>
+              <w:t>i.age</w:t>
+            </w:r>
+            <w:proofErr w:type="spellEnd"/>
+            <w:proofErr w:type="gramStart"/>
+            <w:r>
+              <w:rPr>
+                <w:rFonts w:ascii="Times New Roman" w:eastAsia="Times New Roman" w:hAnsi="Times New Roman" w:cs="Times New Roman"/>
+                <w:color w:val="000000"/>
+                <w:sz w:val="20"/>
+                <w:szCs w:val="20"/>
+                <w:lang w:val="en-US" w:eastAsia="ru-RU"/>
+              </w:rPr>
+              <w:t xml:space="preserve"> }</w:t>
+            </w:r>
+            <w:proofErr w:type="gramEnd"/>
+            <w:r>
+              <w:rPr>
+                <w:rFonts w:ascii="Times New Roman" w:eastAsia="Times New Roman" w:hAnsi="Times New Roman" w:cs="Times New Roman"/>
+                <w:color w:val="000000"/>
+                <w:sz w:val="20"/>
+                <w:szCs w:val="20"/>
+                <w:lang w:val="en-US" w:eastAsia="ru-RU"/>
+              </w:rPr>
+              <w:t>}</w:t>
             </w:r>
           </w:p>
         </w:tc>
@@ -6733,25 +7844,61 @@
               </w:rPr>
               <w:t xml:space="preserve">{{ </w:t>
             </w:r>
-            <w:r>
-              <w:rPr>
-                <w:rFonts w:ascii="Times New Roman" w:eastAsia="Times New Roman" w:hAnsi="Times New Roman" w:cs="Times New Roman"/>
-                <w:color w:val="000000"/>
-                <w:sz w:val="20"/>
-                <w:szCs w:val="20"/>
-                <w:lang w:val="en-US" w:eastAsia="ru-RU"/>
-              </w:rPr>
-              <w:t>i.</w:t>
-            </w:r>
-            <w:r>
-              <w:rPr>
-                <w:rFonts w:ascii="Times New Roman" w:eastAsia="Times New Roman" w:hAnsi="Times New Roman" w:cs="Times New Roman"/>
-                <w:color w:val="000000"/>
-                <w:sz w:val="20"/>
-                <w:szCs w:val="20"/>
-                <w:lang w:eastAsia="ru-RU"/>
-              </w:rPr>
-              <w:t>avg_height }}</w:t>
+            <w:proofErr w:type="spellStart"/>
+            <w:r>
+              <w:rPr>
+                <w:rFonts w:ascii="Times New Roman" w:eastAsia="Times New Roman" w:hAnsi="Times New Roman" w:cs="Times New Roman"/>
+                <w:color w:val="000000"/>
+                <w:sz w:val="20"/>
+                <w:szCs w:val="20"/>
+                <w:lang w:val="en-US" w:eastAsia="ru-RU"/>
+              </w:rPr>
+              <w:t>i</w:t>
+            </w:r>
+            <w:proofErr w:type="spellEnd"/>
+            <w:r>
+              <w:rPr>
+                <w:rFonts w:ascii="Times New Roman" w:eastAsia="Times New Roman" w:hAnsi="Times New Roman" w:cs="Times New Roman"/>
+                <w:color w:val="000000"/>
+                <w:sz w:val="20"/>
+                <w:szCs w:val="20"/>
+                <w:lang w:val="en-US" w:eastAsia="ru-RU"/>
+              </w:rPr>
+              <w:t>.</w:t>
+            </w:r>
+            <w:proofErr w:type="spellStart"/>
+            <w:r>
+              <w:rPr>
+                <w:rFonts w:ascii="Times New Roman" w:eastAsia="Times New Roman" w:hAnsi="Times New Roman" w:cs="Times New Roman"/>
+                <w:color w:val="000000"/>
+                <w:sz w:val="20"/>
+                <w:szCs w:val="20"/>
+                <w:lang w:eastAsia="ru-RU"/>
+              </w:rPr>
+              <w:t>avg_height</w:t>
+            </w:r>
+            <w:proofErr w:type="spellEnd"/>
+            <w:proofErr w:type="gramStart"/>
+            <w:r>
+              <w:rPr>
+                <w:rFonts w:ascii="Times New Roman" w:eastAsia="Times New Roman" w:hAnsi="Times New Roman" w:cs="Times New Roman"/>
+                <w:color w:val="000000"/>
+                <w:sz w:val="20"/>
+                <w:szCs w:val="20"/>
+                <w:lang w:eastAsia="ru-RU"/>
+              </w:rPr>
+              <w:t xml:space="preserve"> }</w:t>
+            </w:r>
+            <w:proofErr w:type="gramEnd"/>
+            <w:r>
+              <w:rPr>
+                <w:rFonts w:ascii="Times New Roman" w:eastAsia="Times New Roman" w:hAnsi="Times New Roman" w:cs="Times New Roman"/>
+                <w:color w:val="000000"/>
+                <w:sz w:val="20"/>
+                <w:szCs w:val="20"/>
+                <w:lang w:eastAsia="ru-RU"/>
+              </w:rPr>
+              <w:t>}</w:t>
             </w:r>
           </w:p>
         </w:tc>
@@ -6789,7 +7936,29 @@
                 <w:szCs w:val="20"/>
                 <w:lang w:val="en-US" w:eastAsia="ru-RU"/>
               </w:rPr>
-              <w:t>{{ i.diameter }}</w:t>
+              <w:t xml:space="preserve">{{ </w:t>
+            </w:r>
+            <w:proofErr w:type="spellStart"/>
+            <w:r>
+              <w:rPr>
+                <w:rFonts w:ascii="Times New Roman" w:eastAsia="Times New Roman" w:hAnsi="Times New Roman" w:cs="Times New Roman"/>
+                <w:color w:val="000000"/>
+                <w:sz w:val="20"/>
+                <w:szCs w:val="20"/>
+                <w:lang w:val="en-US" w:eastAsia="ru-RU"/>
+              </w:rPr>
+              <w:t>i.diameter</w:t>
+            </w:r>
+            <w:proofErr w:type="spellEnd"/>
+            <w:r>
+              <w:rPr>
+                <w:rFonts w:ascii="Times New Roman" w:eastAsia="Times New Roman" w:hAnsi="Times New Roman" w:cs="Times New Roman"/>
+                <w:color w:val="000000"/>
+                <w:sz w:val="20"/>
+                <w:szCs w:val="20"/>
+                <w:lang w:val="en-US" w:eastAsia="ru-RU"/>
+              </w:rPr>
+              <w:t xml:space="preserve"> }}</w:t>
             </w:r>
           </w:p>
         </w:tc>
@@ -6827,7 +7996,29 @@
                 <w:szCs w:val="20"/>
                 <w:lang w:val="en-US" w:eastAsia="ru-RU"/>
               </w:rPr>
-              <w:t>{{ i.count_of_plants }}</w:t>
+              <w:t xml:space="preserve">{{ </w:t>
+            </w:r>
+            <w:proofErr w:type="spellStart"/>
+            <w:r>
+              <w:rPr>
+                <w:rFonts w:ascii="Times New Roman" w:eastAsia="Times New Roman" w:hAnsi="Times New Roman" w:cs="Times New Roman"/>
+                <w:color w:val="000000"/>
+                <w:sz w:val="20"/>
+                <w:szCs w:val="20"/>
+                <w:lang w:val="en-US" w:eastAsia="ru-RU"/>
+              </w:rPr>
+              <w:t>i.count_of_plants</w:t>
+            </w:r>
+            <w:proofErr w:type="spellEnd"/>
+            <w:r>
+              <w:rPr>
+                <w:rFonts w:ascii="Times New Roman" w:eastAsia="Times New Roman" w:hAnsi="Times New Roman" w:cs="Times New Roman"/>
+                <w:color w:val="000000"/>
+                <w:sz w:val="20"/>
+                <w:szCs w:val="20"/>
+                <w:lang w:val="en-US" w:eastAsia="ru-RU"/>
+              </w:rPr>
+              <w:t xml:space="preserve"> }}</w:t>
             </w:r>
           </w:p>
         </w:tc>
@@ -6871,6 +8062,7 @@
               </w:rPr>
               <w:t>{%</w:t>
             </w:r>
+            <w:proofErr w:type="spellStart"/>
             <w:r>
               <w:rPr>
                 <w:rFonts w:ascii="Times New Roman" w:eastAsia="Times New Roman" w:hAnsi="Times New Roman" w:cs="Times New Roman"/>
@@ -6881,6 +8073,7 @@
               </w:rPr>
               <w:t>tr</w:t>
             </w:r>
+            <w:proofErr w:type="spellEnd"/>
             <w:r>
               <w:rPr>
                 <w:rFonts w:ascii="Times New Roman" w:eastAsia="Times New Roman" w:hAnsi="Times New Roman" w:cs="Times New Roman"/>
@@ -6891,6 +8084,7 @@
               </w:rPr>
               <w:t xml:space="preserve"> </w:t>
             </w:r>
+            <w:proofErr w:type="spellStart"/>
             <w:r>
               <w:rPr>
                 <w:rFonts w:ascii="Times New Roman" w:eastAsia="Times New Roman" w:hAnsi="Times New Roman" w:cs="Times New Roman"/>
@@ -6901,6 +8095,7 @@
               </w:rPr>
               <w:t>endfor</w:t>
             </w:r>
+            <w:proofErr w:type="spellEnd"/>
             <w:r>
               <w:rPr>
                 <w:rFonts w:ascii="Times New Roman" w:eastAsia="Times New Roman" w:hAnsi="Times New Roman" w:cs="Times New Roman"/>
@@ -6989,8 +8184,36 @@
                 <w:color w:val="000000"/>
                 <w:lang w:eastAsia="ru-RU"/>
               </w:rPr>
-              <w:t xml:space="preserve">12. Участок критериям и требованиям к молоднякам, площади которых подлежат отнесению к землям, на которых расположены леса, указанным в Правилах лесовосстановления, утвержденных приказом Минприроды России от {{ </w:t>
-            </w:r>
+              <w:t xml:space="preserve">12. Участок критериям и требованиям к молоднякам, площади которых подлежат отнесению к землям, на которых расположены леса, указанным в Правилах </w:t>
+            </w:r>
+            <w:proofErr w:type="spellStart"/>
+            <w:r>
+              <w:rPr>
+                <w:rFonts w:ascii="Times New Roman" w:eastAsia="Times New Roman" w:hAnsi="Times New Roman" w:cs="Times New Roman"/>
+                <w:color w:val="000000"/>
+                <w:lang w:eastAsia="ru-RU"/>
+              </w:rPr>
+              <w:t>лесовосстановления</w:t>
+            </w:r>
+            <w:proofErr w:type="spellEnd"/>
+            <w:r>
+              <w:rPr>
+                <w:rFonts w:ascii="Times New Roman" w:eastAsia="Times New Roman" w:hAnsi="Times New Roman" w:cs="Times New Roman"/>
+                <w:color w:val="000000"/>
+                <w:lang w:eastAsia="ru-RU"/>
+              </w:rPr>
+              <w:t>, утвержденных приказом Минприроды России от {</w:t>
+            </w:r>
+            <w:proofErr w:type="gramStart"/>
+            <w:r>
+              <w:rPr>
+                <w:rFonts w:ascii="Times New Roman" w:eastAsia="Times New Roman" w:hAnsi="Times New Roman" w:cs="Times New Roman"/>
+                <w:color w:val="000000"/>
+                <w:lang w:eastAsia="ru-RU"/>
+              </w:rPr>
+              <w:t xml:space="preserve">{ </w:t>
+            </w:r>
+            <w:proofErr w:type="gramEnd"/>
             <w:r>
               <w:rPr>
                 <w:rFonts w:ascii="Times New Roman" w:eastAsia="Times New Roman" w:hAnsi="Times New Roman" w:cs="Times New Roman"/>
@@ -7141,7 +8364,25 @@
                 <w:color w:val="000000"/>
                 <w:lang w:eastAsia="ru-RU"/>
               </w:rPr>
-              <w:t xml:space="preserve">Участок хозяйству при отнесении к землям, на которых расположены леса, указанному в Акте отнесения земель, предназначенных для лесовосстановления, к землям, на которых расположены леса,  </w:t>
+              <w:t xml:space="preserve">Участок хозяйству при отнесении к землям, на которых расположены леса, указанному в Акте отнесения земель, предназначенных для </w:t>
+            </w:r>
+            <w:proofErr w:type="spellStart"/>
+            <w:r>
+              <w:rPr>
+                <w:rFonts w:ascii="Times New Roman" w:eastAsia="Times New Roman" w:hAnsi="Times New Roman" w:cs="Times New Roman"/>
+                <w:color w:val="000000"/>
+                <w:lang w:eastAsia="ru-RU"/>
+              </w:rPr>
+              <w:t>лесовосстановления</w:t>
+            </w:r>
+            <w:proofErr w:type="spellEnd"/>
+            <w:r>
+              <w:rPr>
+                <w:rFonts w:ascii="Times New Roman" w:eastAsia="Times New Roman" w:hAnsi="Times New Roman" w:cs="Times New Roman"/>
+                <w:color w:val="000000"/>
+                <w:lang w:eastAsia="ru-RU"/>
+              </w:rPr>
+              <w:t xml:space="preserve">, к землям, на которых расположены леса,  </w:t>
             </w:r>
           </w:p>
         </w:tc>
@@ -7201,17 +8442,7 @@
                 <w:color w:val="000000"/>
                 <w:lang w:val="en-US" w:eastAsia="ru-RU"/>
               </w:rPr>
-              <w:t xml:space="preserve">{{ </w:t>
-            </w:r>
-            <w:r>
-              <w:rPr>
-                <w:rFonts w:ascii="Times New Roman" w:eastAsia="Times New Roman" w:hAnsi="Times New Roman" w:cs="Times New Roman"/>
-                <w:i/>
-                <w:iCs/>
-                <w:color w:val="000000"/>
-                <w:lang w:val="en-US" w:eastAsia="ru-RU"/>
-              </w:rPr>
-              <w:t>point7date</w:t>
+              <w:t>{{ point7date</w:t>
             </w:r>
             <w:r>
               <w:rPr>
@@ -7240,7 +8471,7 @@
               <w:rPr>
                 <w:rFonts w:ascii="Times New Roman" w:eastAsia="Times New Roman" w:hAnsi="Times New Roman" w:cs="Times New Roman"/>
                 <w:color w:val="000000"/>
-                <w:lang w:eastAsia="ru-RU"/>
+                <w:lang w:val="en-US" w:eastAsia="ru-RU"/>
               </w:rPr>
             </w:pPr>
           </w:p>
@@ -7279,27 +8510,29 @@
                 <w:color w:val="000000"/>
                 <w:lang w:val="en-US" w:eastAsia="ru-RU"/>
               </w:rPr>
-              <w:t xml:space="preserve">{{ </w:t>
-            </w:r>
-            <w:r>
-              <w:rPr>
-                <w:rFonts w:ascii="Times New Roman" w:eastAsia="Times New Roman" w:hAnsi="Times New Roman" w:cs="Times New Roman"/>
-                <w:i/>
-                <w:iCs/>
-                <w:color w:val="000000"/>
-                <w:lang w:val="en-US" w:eastAsia="ru-RU"/>
-              </w:rPr>
-              <w:t>point7number</w:t>
-            </w:r>
-            <w:r>
-              <w:rPr>
-                <w:rFonts w:ascii="Times New Roman" w:eastAsia="Times New Roman" w:hAnsi="Times New Roman" w:cs="Times New Roman"/>
-                <w:i/>
-                <w:iCs/>
-                <w:color w:val="000000"/>
-                <w:lang w:val="en-US" w:eastAsia="ru-RU"/>
-              </w:rPr>
-              <w:t xml:space="preserve"> }}</w:t>
+              <w:t>{{ point7number</w:t>
+            </w:r>
+            <w:proofErr w:type="gramStart"/>
+            <w:r>
+              <w:rPr>
+                <w:rFonts w:ascii="Times New Roman" w:eastAsia="Times New Roman" w:hAnsi="Times New Roman" w:cs="Times New Roman"/>
+                <w:i/>
+                <w:iCs/>
+                <w:color w:val="000000"/>
+                <w:lang w:val="en-US" w:eastAsia="ru-RU"/>
+              </w:rPr>
+              <w:t xml:space="preserve"> }</w:t>
+            </w:r>
+            <w:proofErr w:type="gramEnd"/>
+            <w:r>
+              <w:rPr>
+                <w:rFonts w:ascii="Times New Roman" w:eastAsia="Times New Roman" w:hAnsi="Times New Roman" w:cs="Times New Roman"/>
+                <w:i/>
+                <w:iCs/>
+                <w:color w:val="000000"/>
+                <w:lang w:val="en-US" w:eastAsia="ru-RU"/>
+              </w:rPr>
+              <w:t>}</w:t>
             </w:r>
             <w:r>
               <w:rPr>
@@ -7373,8 +8606,6 @@
               </w:rPr>
               <w:t>{{ point7agreed }}</w:t>
             </w:r>
-            <w:bookmarkStart w:id="0" w:name="_GoBack"/>
-            <w:bookmarkEnd w:id="0"/>
           </w:p>
         </w:tc>
       </w:tr>
@@ -7409,7 +8640,29 @@
                 <w:color w:val="000000"/>
                 <w:lang w:val="en-US" w:eastAsia="ru-RU"/>
               </w:rPr>
-              <w:t>{{ respond_farm }}</w:t>
+              <w:t xml:space="preserve">{{ </w:t>
+            </w:r>
+            <w:proofErr w:type="spellStart"/>
+            <w:r>
+              <w:rPr>
+                <w:rFonts w:ascii="Times New Roman" w:eastAsia="Times New Roman" w:hAnsi="Times New Roman" w:cs="Times New Roman"/>
+                <w:i/>
+                <w:iCs/>
+                <w:color w:val="000000"/>
+                <w:lang w:val="en-US" w:eastAsia="ru-RU"/>
+              </w:rPr>
+              <w:t>respond_farm</w:t>
+            </w:r>
+            <w:proofErr w:type="spellEnd"/>
+            <w:r>
+              <w:rPr>
+                <w:rFonts w:ascii="Times New Roman" w:eastAsia="Times New Roman" w:hAnsi="Times New Roman" w:cs="Times New Roman"/>
+                <w:i/>
+                <w:iCs/>
+                <w:color w:val="000000"/>
+                <w:lang w:val="en-US" w:eastAsia="ru-RU"/>
+              </w:rPr>
+              <w:t xml:space="preserve"> }}</w:t>
             </w:r>
           </w:p>
         </w:tc>
@@ -7443,8 +8696,36 @@
                 <w:color w:val="000000"/>
                 <w:lang w:eastAsia="ru-RU"/>
               </w:rPr>
-              <w:t xml:space="preserve">13. В случае несоответствия участка критериям и требованиям к молоднякам, площади которых подлежат отнесению к землям, на которых расположены леса, указанным в Правилах лесовосстановления, утвержденных приказом Минприроды России от {{ </w:t>
-            </w:r>
+              <w:t xml:space="preserve">13. В случае несоответствия участка критериям и требованиям к молоднякам, площади которых подлежат отнесению к землям, на которых расположены леса, указанным в Правилах </w:t>
+            </w:r>
+            <w:proofErr w:type="spellStart"/>
+            <w:r>
+              <w:rPr>
+                <w:rFonts w:ascii="Times New Roman" w:eastAsia="Times New Roman" w:hAnsi="Times New Roman" w:cs="Times New Roman"/>
+                <w:color w:val="000000"/>
+                <w:lang w:eastAsia="ru-RU"/>
+              </w:rPr>
+              <w:t>лесовосстановления</w:t>
+            </w:r>
+            <w:proofErr w:type="spellEnd"/>
+            <w:r>
+              <w:rPr>
+                <w:rFonts w:ascii="Times New Roman" w:eastAsia="Times New Roman" w:hAnsi="Times New Roman" w:cs="Times New Roman"/>
+                <w:color w:val="000000"/>
+                <w:lang w:eastAsia="ru-RU"/>
+              </w:rPr>
+              <w:t>, утвержденных приказом Минприроды России от {</w:t>
+            </w:r>
+            <w:proofErr w:type="gramStart"/>
+            <w:r>
+              <w:rPr>
+                <w:rFonts w:ascii="Times New Roman" w:eastAsia="Times New Roman" w:hAnsi="Times New Roman" w:cs="Times New Roman"/>
+                <w:color w:val="000000"/>
+                <w:lang w:eastAsia="ru-RU"/>
+              </w:rPr>
+              <w:t xml:space="preserve">{ </w:t>
+            </w:r>
+            <w:proofErr w:type="gramEnd"/>
             <w:r>
               <w:rPr>
                 <w:rFonts w:ascii="Times New Roman" w:eastAsia="Times New Roman" w:hAnsi="Times New Roman" w:cs="Times New Roman"/>
@@ -7509,7 +8790,29 @@
                 <w:color w:val="000000"/>
                 <w:lang w:val="en-US" w:eastAsia="ru-RU"/>
               </w:rPr>
-              <w:t>{{ plot_farm_referring_land }}</w:t>
+              <w:t xml:space="preserve">{{ </w:t>
+            </w:r>
+            <w:proofErr w:type="spellStart"/>
+            <w:r>
+              <w:rPr>
+                <w:rFonts w:ascii="Times New Roman" w:eastAsia="Times New Roman" w:hAnsi="Times New Roman" w:cs="Times New Roman"/>
+                <w:i/>
+                <w:iCs/>
+                <w:color w:val="000000"/>
+                <w:lang w:val="en-US" w:eastAsia="ru-RU"/>
+              </w:rPr>
+              <w:t>plot_farm_referring_land</w:t>
+            </w:r>
+            <w:proofErr w:type="spellEnd"/>
+            <w:r>
+              <w:rPr>
+                <w:rFonts w:ascii="Times New Roman" w:eastAsia="Times New Roman" w:hAnsi="Times New Roman" w:cs="Times New Roman"/>
+                <w:i/>
+                <w:iCs/>
+                <w:color w:val="000000"/>
+                <w:lang w:val="en-US" w:eastAsia="ru-RU"/>
+              </w:rPr>
+              <w:t xml:space="preserve"> }}</w:t>
             </w:r>
           </w:p>
         </w:tc>
@@ -7576,7 +8879,27 @@
                 <w:iCs/>
                 <w:lang w:val="en-US" w:eastAsia="ru-RU"/>
               </w:rPr>
-              <w:t>{{ recomendation }}</w:t>
+              <w:t xml:space="preserve">{{ </w:t>
+            </w:r>
+            <w:proofErr w:type="spellStart"/>
+            <w:r>
+              <w:rPr>
+                <w:rFonts w:ascii="Times New Roman" w:eastAsia="Times New Roman" w:hAnsi="Times New Roman" w:cs="Times New Roman"/>
+                <w:i/>
+                <w:iCs/>
+                <w:lang w:val="en-US" w:eastAsia="ru-RU"/>
+              </w:rPr>
+              <w:t>recomendation</w:t>
+            </w:r>
+            <w:proofErr w:type="spellEnd"/>
+            <w:r>
+              <w:rPr>
+                <w:rFonts w:ascii="Times New Roman" w:eastAsia="Times New Roman" w:hAnsi="Times New Roman" w:cs="Times New Roman"/>
+                <w:i/>
+                <w:iCs/>
+                <w:lang w:val="en-US" w:eastAsia="ru-RU"/>
+              </w:rPr>
+              <w:t xml:space="preserve"> }}</w:t>
             </w:r>
           </w:p>
         </w:tc>
@@ -7643,7 +8966,29 @@
                 <w:color w:val="000000"/>
                 <w:lang w:val="en-US" w:eastAsia="ru-RU"/>
               </w:rPr>
-              <w:t>{{ plot_features }}</w:t>
+              <w:t xml:space="preserve">{{ </w:t>
+            </w:r>
+            <w:proofErr w:type="spellStart"/>
+            <w:r>
+              <w:rPr>
+                <w:rFonts w:ascii="Times New Roman" w:eastAsia="Times New Roman" w:hAnsi="Times New Roman" w:cs="Times New Roman"/>
+                <w:i/>
+                <w:iCs/>
+                <w:color w:val="000000"/>
+                <w:lang w:val="en-US" w:eastAsia="ru-RU"/>
+              </w:rPr>
+              <w:t>plot_features</w:t>
+            </w:r>
+            <w:proofErr w:type="spellEnd"/>
+            <w:r>
+              <w:rPr>
+                <w:rFonts w:ascii="Times New Roman" w:eastAsia="Times New Roman" w:hAnsi="Times New Roman" w:cs="Times New Roman"/>
+                <w:i/>
+                <w:iCs/>
+                <w:color w:val="000000"/>
+                <w:lang w:val="en-US" w:eastAsia="ru-RU"/>
+              </w:rPr>
+              <w:t xml:space="preserve"> }}</w:t>
             </w:r>
           </w:p>
         </w:tc>
@@ -7666,7 +9011,9 @@
       </w:tblPr>
       <w:tblGrid>
         <w:gridCol w:w="4785"/>
-        <w:gridCol w:w="4786"/>
+        <w:gridCol w:w="2393"/>
+        <w:gridCol w:w="1196"/>
+        <w:gridCol w:w="1197"/>
       </w:tblGrid>
       <w:tr>
         <w:tc>
@@ -7708,6 +9055,7 @@
         <w:tc>
           <w:tcPr>
             <w:tcW w:w="4786" w:type="dxa"/>
+            <w:gridSpan w:val="3"/>
             <w:tcBorders>
               <w:bottom w:val="single" w:sz="4" w:space="0" w:color="auto"/>
             </w:tcBorders>
@@ -7721,7 +9069,29 @@
                 <w:color w:val="000000"/>
                 <w:lang w:val="en-US" w:eastAsia="ru-RU"/>
               </w:rPr>
-              <w:t>{{ site_survey }}</w:t>
+              <w:t xml:space="preserve">{{ </w:t>
+            </w:r>
+            <w:proofErr w:type="spellStart"/>
+            <w:r>
+              <w:rPr>
+                <w:rFonts w:ascii="Times New Roman" w:eastAsia="Times New Roman" w:hAnsi="Times New Roman" w:cs="Times New Roman"/>
+                <w:i/>
+                <w:iCs/>
+                <w:color w:val="000000"/>
+                <w:lang w:val="en-US" w:eastAsia="ru-RU"/>
+              </w:rPr>
+              <w:t>site_survey</w:t>
+            </w:r>
+            <w:proofErr w:type="spellEnd"/>
+            <w:r>
+              <w:rPr>
+                <w:rFonts w:ascii="Times New Roman" w:eastAsia="Times New Roman" w:hAnsi="Times New Roman" w:cs="Times New Roman"/>
+                <w:i/>
+                <w:iCs/>
+                <w:color w:val="000000"/>
+                <w:lang w:val="en-US" w:eastAsia="ru-RU"/>
+              </w:rPr>
+              <w:t xml:space="preserve"> }}</w:t>
             </w:r>
           </w:p>
         </w:tc>
@@ -7752,6 +9122,7 @@
         <w:tc>
           <w:tcPr>
             <w:tcW w:w="4786" w:type="dxa"/>
+            <w:gridSpan w:val="3"/>
             <w:tcBorders>
               <w:top w:val="single" w:sz="4" w:space="0" w:color="auto"/>
               <w:bottom w:val="single" w:sz="4" w:space="0" w:color="auto"/>
@@ -7771,7 +9142,29 @@
                 <w:color w:val="000000"/>
                 <w:lang w:val="en-US" w:eastAsia="ru-RU"/>
               </w:rPr>
-              <w:t>{{ in_front }}</w:t>
+              <w:t xml:space="preserve">{{ </w:t>
+            </w:r>
+            <w:proofErr w:type="spellStart"/>
+            <w:r>
+              <w:rPr>
+                <w:rFonts w:ascii="Times New Roman" w:eastAsia="Times New Roman" w:hAnsi="Times New Roman" w:cs="Times New Roman"/>
+                <w:i/>
+                <w:iCs/>
+                <w:color w:val="000000"/>
+                <w:lang w:val="en-US" w:eastAsia="ru-RU"/>
+              </w:rPr>
+              <w:t>in_front</w:t>
+            </w:r>
+            <w:proofErr w:type="spellEnd"/>
+            <w:r>
+              <w:rPr>
+                <w:rFonts w:ascii="Times New Roman" w:eastAsia="Times New Roman" w:hAnsi="Times New Roman" w:cs="Times New Roman"/>
+                <w:i/>
+                <w:iCs/>
+                <w:color w:val="000000"/>
+                <w:lang w:val="en-US" w:eastAsia="ru-RU"/>
+              </w:rPr>
+              <w:t xml:space="preserve"> }}</w:t>
             </w:r>
             <w:r>
               <w:rPr>
@@ -7811,7 +9204,7 @@
         </w:tc>
         <w:tc>
           <w:tcPr>
-            <w:tcW w:w="4786" w:type="dxa"/>
+            <w:tcW w:w="2393" w:type="dxa"/>
             <w:tcBorders>
               <w:top w:val="single" w:sz="4" w:space="0" w:color="auto"/>
               <w:bottom w:val="single" w:sz="4" w:space="0" w:color="auto"/>
@@ -7826,7 +9219,116 @@
                 <w:color w:val="000000"/>
                 <w:lang w:val="en-US" w:eastAsia="ru-RU"/>
               </w:rPr>
-              <w:t>{{ date_and_time }}</w:t>
+              <w:t xml:space="preserve">{{ </w:t>
+            </w:r>
+            <w:proofErr w:type="spellStart"/>
+            <w:r>
+              <w:rPr>
+                <w:rFonts w:ascii="Times New Roman" w:eastAsia="Times New Roman" w:hAnsi="Times New Roman" w:cs="Times New Roman"/>
+                <w:i/>
+                <w:iCs/>
+                <w:color w:val="000000"/>
+                <w:lang w:val="en-US" w:eastAsia="ru-RU"/>
+              </w:rPr>
+              <w:t>date_and_time</w:t>
+            </w:r>
+            <w:proofErr w:type="spellEnd"/>
+            <w:r>
+              <w:rPr>
+                <w:rFonts w:ascii="Times New Roman" w:eastAsia="Times New Roman" w:hAnsi="Times New Roman" w:cs="Times New Roman"/>
+                <w:i/>
+                <w:iCs/>
+                <w:color w:val="000000"/>
+                <w:lang w:val="en-US" w:eastAsia="ru-RU"/>
+              </w:rPr>
+              <w:t xml:space="preserve"> }}</w:t>
+            </w:r>
+          </w:p>
+        </w:tc>
+        <w:tc>
+          <w:tcPr>
+            <w:tcW w:w="1196" w:type="dxa"/>
+            <w:tcBorders>
+              <w:top w:val="single" w:sz="4" w:space="0" w:color="auto"/>
+              <w:bottom w:val="single" w:sz="4" w:space="0" w:color="auto"/>
+            </w:tcBorders>
+          </w:tcPr>
+          <w:p>
+            <w:r>
+              <w:t xml:space="preserve">с </w:t>
+            </w:r>
+            <w:r>
+              <w:rPr>
+                <w:lang w:val="en-US"/>
+              </w:rPr>
+              <w:t>{</w:t>
+            </w:r>
+            <w:proofErr w:type="gramStart"/>
+            <w:r>
+              <w:rPr>
+                <w:lang w:val="en-US"/>
+              </w:rPr>
+              <w:t xml:space="preserve">{ </w:t>
+            </w:r>
+            <w:proofErr w:type="spellStart"/>
+            <w:proofErr w:type="gramEnd"/>
+            <w:r>
+              <w:rPr>
+                <w:lang w:val="en-US"/>
+              </w:rPr>
+              <w:t>start_at</w:t>
+            </w:r>
+            <w:proofErr w:type="spellEnd"/>
+            <w:r>
+              <w:rPr>
+                <w:lang w:val="en-US"/>
+              </w:rPr>
+              <w:t xml:space="preserve"> }}</w:t>
+            </w:r>
+          </w:p>
+        </w:tc>
+        <w:tc>
+          <w:tcPr>
+            <w:tcW w:w="1197" w:type="dxa"/>
+            <w:tcBorders>
+              <w:top w:val="single" w:sz="4" w:space="0" w:color="auto"/>
+              <w:bottom w:val="single" w:sz="4" w:space="0" w:color="auto"/>
+            </w:tcBorders>
+          </w:tcPr>
+          <w:p>
+            <w:r>
+              <w:t>п</w:t>
+            </w:r>
+            <w:bookmarkStart w:id="0" w:name="_GoBack"/>
+            <w:bookmarkEnd w:id="0"/>
+            <w:r>
+              <w:t>о</w:t>
+            </w:r>
+            <w:r>
+              <w:t xml:space="preserve"> </w:t>
+            </w:r>
+            <w:r>
+              <w:rPr>
+                <w:lang w:val="en-US"/>
+              </w:rPr>
+              <w:t xml:space="preserve">{{ </w:t>
+            </w:r>
+            <w:proofErr w:type="spellStart"/>
+            <w:r>
+              <w:rPr>
+                <w:lang w:val="en-US"/>
+              </w:rPr>
+              <w:t>end_at</w:t>
+            </w:r>
+            <w:proofErr w:type="spellEnd"/>
+            <w:r>
+              <w:rPr>
+                <w:lang w:val="en-US"/>
+              </w:rPr>
+              <w:t xml:space="preserve"> }}</w:t>
+            </w:r>
+            <w:r>
+              <w:t xml:space="preserve"> </w:t>
             </w:r>
           </w:p>
         </w:tc>
@@ -7867,7 +9369,7 @@
 </file>
 
 <file path=word/endnotes.xml><?xml version="1.0" encoding="utf-8"?>
-<w:endnotes xmlns:wpc="http://schemas.microsoft.com/office/word/2010/wordprocessingCanvas" xmlns:mc="http://schemas.openxmlformats.org/markup-compatibility/2006" xmlns:o="urn:schemas-microsoft-com:office:office" xmlns:r="http://schemas.openxmlformats.org/officeDocument/2006/relationships" xmlns:m="http://schemas.openxmlformats.org/officeDocument/2006/math" xmlns:v="urn:schemas-microsoft-com:vml" xmlns:wp14="http://schemas.microsoft.com/office/word/2010/wordprocessingDrawing" xmlns:wp="http://schemas.openxmlformats.org/drawingml/2006/wordprocessingDrawing" xmlns:w10="urn:schemas-microsoft-com:office:word" xmlns:w="http://schemas.openxmlformats.org/wordprocessingml/2006/main" xmlns:w14="http://schemas.microsoft.com/office/word/2010/wordml" xmlns:w15="http://schemas.microsoft.com/office/word/2012/wordml" xmlns:wpg="http://schemas.microsoft.com/office/word/2010/wordprocessingGroup" xmlns:wpi="http://schemas.microsoft.com/office/word/2010/wordprocessingInk" xmlns:wne="http://schemas.microsoft.com/office/word/2006/wordml" xmlns:wps="http://schemas.microsoft.com/office/word/2010/wordprocessingShape" mc:Ignorable="w14 w15 wp14">
+<w:endnotes xmlns:wpc="http://schemas.microsoft.com/office/word/2010/wordprocessingCanvas" xmlns:mc="http://schemas.openxmlformats.org/markup-compatibility/2006" xmlns:o="urn:schemas-microsoft-com:office:office" xmlns:r="http://schemas.openxmlformats.org/officeDocument/2006/relationships" xmlns:m="http://schemas.openxmlformats.org/officeDocument/2006/math" xmlns:v="urn:schemas-microsoft-com:vml" xmlns:wp14="http://schemas.microsoft.com/office/word/2010/wordprocessingDrawing" xmlns:wp="http://schemas.openxmlformats.org/drawingml/2006/wordprocessingDrawing" xmlns:w10="urn:schemas-microsoft-com:office:word" xmlns:w="http://schemas.openxmlformats.org/wordprocessingml/2006/main" xmlns:w14="http://schemas.microsoft.com/office/word/2010/wordml" xmlns:wpg="http://schemas.microsoft.com/office/word/2010/wordprocessingGroup" xmlns:wpi="http://schemas.microsoft.com/office/word/2010/wordprocessingInk" xmlns:wne="http://schemas.microsoft.com/office/word/2006/wordml" xmlns:wps="http://schemas.microsoft.com/office/word/2010/wordprocessingShape" mc:Ignorable="w14 wp14">
   <w:endnote w:type="separator" w:id="-1">
     <w:p>
       <w:pPr>
@@ -7892,7 +9394,7 @@
 </file>
 
 <file path=word/footnotes.xml><?xml version="1.0" encoding="utf-8"?>
-<w:footnotes xmlns:wpc="http://schemas.microsoft.com/office/word/2010/wordprocessingCanvas" xmlns:mc="http://schemas.openxmlformats.org/markup-compatibility/2006" xmlns:o="urn:schemas-microsoft-com:office:office" xmlns:r="http://schemas.openxmlformats.org/officeDocument/2006/relationships" xmlns:m="http://schemas.openxmlformats.org/officeDocument/2006/math" xmlns:v="urn:schemas-microsoft-com:vml" xmlns:wp14="http://schemas.microsoft.com/office/word/2010/wordprocessingDrawing" xmlns:wp="http://schemas.openxmlformats.org/drawingml/2006/wordprocessingDrawing" xmlns:w10="urn:schemas-microsoft-com:office:word" xmlns:w="http://schemas.openxmlformats.org/wordprocessingml/2006/main" xmlns:w14="http://schemas.microsoft.com/office/word/2010/wordml" xmlns:w15="http://schemas.microsoft.com/office/word/2012/wordml" xmlns:wpg="http://schemas.microsoft.com/office/word/2010/wordprocessingGroup" xmlns:wpi="http://schemas.microsoft.com/office/word/2010/wordprocessingInk" xmlns:wne="http://schemas.microsoft.com/office/word/2006/wordml" xmlns:wps="http://schemas.microsoft.com/office/word/2010/wordprocessingShape" mc:Ignorable="w14 w15 wp14">
+<w:footnotes xmlns:wpc="http://schemas.microsoft.com/office/word/2010/wordprocessingCanvas" xmlns:mc="http://schemas.openxmlformats.org/markup-compatibility/2006" xmlns:o="urn:schemas-microsoft-com:office:office" xmlns:r="http://schemas.openxmlformats.org/officeDocument/2006/relationships" xmlns:m="http://schemas.openxmlformats.org/officeDocument/2006/math" xmlns:v="urn:schemas-microsoft-com:vml" xmlns:wp14="http://schemas.microsoft.com/office/word/2010/wordprocessingDrawing" xmlns:wp="http://schemas.openxmlformats.org/drawingml/2006/wordprocessingDrawing" xmlns:w10="urn:schemas-microsoft-com:office:word" xmlns:w="http://schemas.openxmlformats.org/wordprocessingml/2006/main" xmlns:w14="http://schemas.microsoft.com/office/word/2010/wordml" xmlns:wpg="http://schemas.microsoft.com/office/word/2010/wordprocessingGroup" xmlns:wpi="http://schemas.microsoft.com/office/word/2010/wordprocessingInk" xmlns:wne="http://schemas.microsoft.com/office/word/2006/wordml" xmlns:wps="http://schemas.microsoft.com/office/word/2010/wordprocessingShape" mc:Ignorable="w14 wp14">
   <w:footnote w:type="separator" w:id="-1">
     <w:p>
       <w:pPr>
@@ -7917,7 +9419,7 @@
 </file>
 
 <file path=word/numbering.xml><?xml version="1.0" encoding="utf-8"?>
-<w:numbering xmlns:wpc="http://schemas.microsoft.com/office/word/2010/wordprocessingCanvas" xmlns:mc="http://schemas.openxmlformats.org/markup-compatibility/2006" xmlns:o="urn:schemas-microsoft-com:office:office" xmlns:r="http://schemas.openxmlformats.org/officeDocument/2006/relationships" xmlns:m="http://schemas.openxmlformats.org/officeDocument/2006/math" xmlns:v="urn:schemas-microsoft-com:vml" xmlns:wp14="http://schemas.microsoft.com/office/word/2010/wordprocessingDrawing" xmlns:wp="http://schemas.openxmlformats.org/drawingml/2006/wordprocessingDrawing" xmlns:w10="urn:schemas-microsoft-com:office:word" xmlns:w="http://schemas.openxmlformats.org/wordprocessingml/2006/main" xmlns:w14="http://schemas.microsoft.com/office/word/2010/wordml" xmlns:w15="http://schemas.microsoft.com/office/word/2012/wordml" xmlns:wpg="http://schemas.microsoft.com/office/word/2010/wordprocessingGroup" xmlns:wpi="http://schemas.microsoft.com/office/word/2010/wordprocessingInk" xmlns:wne="http://schemas.microsoft.com/office/word/2006/wordml" xmlns:wps="http://schemas.microsoft.com/office/word/2010/wordprocessingShape" mc:Ignorable="w14 w15 wp14">
+<w:numbering xmlns:wpc="http://schemas.microsoft.com/office/word/2010/wordprocessingCanvas" xmlns:mc="http://schemas.openxmlformats.org/markup-compatibility/2006" xmlns:o="urn:schemas-microsoft-com:office:office" xmlns:r="http://schemas.openxmlformats.org/officeDocument/2006/relationships" xmlns:m="http://schemas.openxmlformats.org/officeDocument/2006/math" xmlns:v="urn:schemas-microsoft-com:vml" xmlns:wp14="http://schemas.microsoft.com/office/word/2010/wordprocessingDrawing" xmlns:wp="http://schemas.openxmlformats.org/drawingml/2006/wordprocessingDrawing" xmlns:w10="urn:schemas-microsoft-com:office:word" xmlns:w="http://schemas.openxmlformats.org/wordprocessingml/2006/main" xmlns:w14="http://schemas.microsoft.com/office/word/2010/wordml" xmlns:wpg="http://schemas.microsoft.com/office/word/2010/wordprocessingGroup" xmlns:wpi="http://schemas.microsoft.com/office/word/2010/wordprocessingInk" xmlns:wne="http://schemas.microsoft.com/office/word/2006/wordml" xmlns:wps="http://schemas.microsoft.com/office/word/2010/wordprocessingShape" mc:Ignorable="w14 wp14">
   <w:abstractNum w:abstractNumId="0">
     <w:nsid w:val="3D813B10"/>
     <w:multiLevelType w:val="hybridMultilevel"/>
@@ -8014,7 +9516,7 @@
 </file>
 
 <file path=word/styles.xml><?xml version="1.0" encoding="utf-8"?>
-<w:styles xmlns:mc="http://schemas.openxmlformats.org/markup-compatibility/2006" xmlns:r="http://schemas.openxmlformats.org/officeDocument/2006/relationships" xmlns:w="http://schemas.openxmlformats.org/wordprocessingml/2006/main" xmlns:w14="http://schemas.microsoft.com/office/word/2010/wordml" xmlns:w15="http://schemas.microsoft.com/office/word/2012/wordml" mc:Ignorable="w14 w15">
+<w:styles xmlns:mc="http://schemas.openxmlformats.org/markup-compatibility/2006" xmlns:r="http://schemas.openxmlformats.org/officeDocument/2006/relationships" xmlns:w="http://schemas.openxmlformats.org/wordprocessingml/2006/main" xmlns:w14="http://schemas.microsoft.com/office/word/2010/wordml" mc:Ignorable="w14">
   <w:docDefaults>
     <w:rPrDefault>
       <w:rPr>
@@ -8030,378 +9532,144 @@
       </w:pPr>
     </w:pPrDefault>
   </w:docDefaults>
-  <w:latentStyles w:defLockedState="0" w:defUIPriority="99" w:defSemiHidden="0" w:defUnhideWhenUsed="0" w:defQFormat="0" w:count="371">
-    <w:lsdException w:name="Normal" w:uiPriority="0" w:qFormat="1"/>
-    <w:lsdException w:name="heading 1" w:uiPriority="9" w:qFormat="1"/>
-    <w:lsdException w:name="heading 2" w:semiHidden="1" w:uiPriority="9" w:unhideWhenUsed="1" w:qFormat="1"/>
-    <w:lsdException w:name="heading 3" w:semiHidden="1" w:uiPriority="9" w:unhideWhenUsed="1" w:qFormat="1"/>
-    <w:lsdException w:name="heading 4" w:semiHidden="1" w:uiPriority="9" w:unhideWhenUsed="1" w:qFormat="1"/>
-    <w:lsdException w:name="heading 5" w:semiHidden="1" w:uiPriority="9" w:unhideWhenUsed="1" w:qFormat="1"/>
-    <w:lsdException w:name="heading 6" w:semiHidden="1" w:uiPriority="9" w:unhideWhenUsed="1" w:qFormat="1"/>
-    <w:lsdException w:name="heading 7" w:semiHidden="1" w:uiPriority="9" w:unhideWhenUsed="1" w:qFormat="1"/>
-    <w:lsdException w:name="heading 8" w:semiHidden="1" w:uiPriority="9" w:unhideWhenUsed="1" w:qFormat="1"/>
-    <w:lsdException w:name="heading 9" w:semiHidden="1" w:uiPriority="9" w:unhideWhenUsed="1" w:qFormat="1"/>
-    <w:lsdException w:name="index 1" w:semiHidden="1" w:unhideWhenUsed="1"/>
-    <w:lsdException w:name="index 2" w:semiHidden="1" w:unhideWhenUsed="1"/>
-    <w:lsdException w:name="index 3" w:semiHidden="1" w:unhideWhenUsed="1"/>
-    <w:lsdException w:name="index 4" w:semiHidden="1" w:unhideWhenUsed="1"/>
-    <w:lsdException w:name="index 5" w:semiHidden="1" w:unhideWhenUsed="1"/>
-    <w:lsdException w:name="index 6" w:semiHidden="1" w:unhideWhenUsed="1"/>
-    <w:lsdException w:name="index 7" w:semiHidden="1" w:unhideWhenUsed="1"/>
-    <w:lsdException w:name="index 8" w:semiHidden="1" w:unhideWhenUsed="1"/>
-    <w:lsdException w:name="index 9" w:semiHidden="1" w:unhideWhenUsed="1"/>
-    <w:lsdException w:name="toc 1" w:semiHidden="1" w:uiPriority="39" w:unhideWhenUsed="1"/>
-    <w:lsdException w:name="toc 2" w:semiHidden="1" w:uiPriority="39" w:unhideWhenUsed="1"/>
-    <w:lsdException w:name="toc 3" w:semiHidden="1" w:uiPriority="39" w:unhideWhenUsed="1"/>
-    <w:lsdException w:name="toc 4" w:semiHidden="1" w:uiPriority="39" w:unhideWhenUsed="1"/>
-    <w:lsdException w:name="toc 5" w:semiHidden="1" w:uiPriority="39" w:unhideWhenUsed="1"/>
-    <w:lsdException w:name="toc 6" w:semiHidden="1" w:uiPriority="39" w:unhideWhenUsed="1"/>
-    <w:lsdException w:name="toc 7" w:semiHidden="1" w:uiPriority="39" w:unhideWhenUsed="1"/>
-    <w:lsdException w:name="toc 8" w:semiHidden="1" w:uiPriority="39" w:unhideWhenUsed="1"/>
-    <w:lsdException w:name="toc 9" w:semiHidden="1" w:uiPriority="39" w:unhideWhenUsed="1"/>
-    <w:lsdException w:name="Normal Indent" w:semiHidden="1" w:unhideWhenUsed="1"/>
-    <w:lsdException w:name="footnote text" w:semiHidden="1" w:unhideWhenUsed="1"/>
-    <w:lsdException w:name="annotation text" w:semiHidden="1" w:unhideWhenUsed="1"/>
-    <w:lsdException w:name="header" w:semiHidden="1" w:unhideWhenUsed="1"/>
-    <w:lsdException w:name="footer" w:semiHidden="1" w:unhideWhenUsed="1"/>
-    <w:lsdException w:name="index heading" w:semiHidden="1" w:unhideWhenUsed="1"/>
-    <w:lsdException w:name="caption" w:semiHidden="1" w:uiPriority="35" w:unhideWhenUsed="1" w:qFormat="1"/>
-    <w:lsdException w:name="table of figures" w:semiHidden="1" w:unhideWhenUsed="1"/>
-    <w:lsdException w:name="envelope address" w:semiHidden="1" w:unhideWhenUsed="1"/>
-    <w:lsdException w:name="envelope return" w:semiHidden="1" w:unhideWhenUsed="1"/>
-    <w:lsdException w:name="footnote reference" w:semiHidden="1" w:unhideWhenUsed="1"/>
-    <w:lsdException w:name="annotation reference" w:semiHidden="1" w:unhideWhenUsed="1"/>
-    <w:lsdException w:name="line number" w:semiHidden="1" w:unhideWhenUsed="1"/>
-    <w:lsdException w:name="page number" w:semiHidden="1" w:unhideWhenUsed="1"/>
-    <w:lsdException w:name="endnote reference" w:semiHidden="1" w:unhideWhenUsed="1"/>
-    <w:lsdException w:name="endnote text" w:semiHidden="1" w:unhideWhenUsed="1"/>
-    <w:lsdException w:name="table of authorities" w:semiHidden="1" w:unhideWhenUsed="1"/>
-    <w:lsdException w:name="macro" w:semiHidden="1" w:unhideWhenUsed="1"/>
-    <w:lsdException w:name="toa heading" w:semiHidden="1" w:unhideWhenUsed="1"/>
-    <w:lsdException w:name="List" w:semiHidden="1" w:unhideWhenUsed="1"/>
-    <w:lsdException w:name="List Bullet" w:semiHidden="1" w:unhideWhenUsed="1"/>
-    <w:lsdException w:name="List Number" w:semiHidden="1" w:unhideWhenUsed="1"/>
-    <w:lsdException w:name="List 2" w:semiHidden="1" w:unhideWhenUsed="1"/>
-    <w:lsdException w:name="List 3" w:semiHidden="1" w:unhideWhenUsed="1"/>
-    <w:lsdException w:name="List 4" w:semiHidden="1" w:unhideWhenUsed="1"/>
-    <w:lsdException w:name="List 5" w:semiHidden="1" w:unhideWhenUsed="1"/>
-    <w:lsdException w:name="List Bullet 2" w:semiHidden="1" w:unhideWhenUsed="1"/>
-    <w:lsdException w:name="List Bullet 3" w:semiHidden="1" w:unhideWhenUsed="1"/>
-    <w:lsdException w:name="List Bullet 4" w:semiHidden="1" w:unhideWhenUsed="1"/>
-    <w:lsdException w:name="List Bullet 5" w:semiHidden="1" w:unhideWhenUsed="1"/>
-    <w:lsdException w:name="List Number 2" w:semiHidden="1" w:unhideWhenUsed="1"/>
-    <w:lsdException w:name="List Number 3" w:semiHidden="1" w:unhideWhenUsed="1"/>
-    <w:lsdException w:name="List Number 4" w:semiHidden="1" w:unhideWhenUsed="1"/>
-    <w:lsdException w:name="List Number 5" w:semiHidden="1" w:unhideWhenUsed="1"/>
-    <w:lsdException w:name="Title" w:uiPriority="10" w:qFormat="1"/>
-    <w:lsdException w:name="Closing" w:semiHidden="1" w:unhideWhenUsed="1"/>
-    <w:lsdException w:name="Signature" w:semiHidden="1" w:unhideWhenUsed="1"/>
-    <w:lsdException w:name="Default Paragraph Font" w:semiHidden="1" w:uiPriority="1" w:unhideWhenUsed="1"/>
-    <w:lsdException w:name="Body Text" w:semiHidden="1" w:unhideWhenUsed="1"/>
-    <w:lsdException w:name="Body Text Indent" w:semiHidden="1" w:unhideWhenUsed="1"/>
-    <w:lsdException w:name="List Continue" w:semiHidden="1" w:unhideWhenUsed="1"/>
-    <w:lsdException w:name="List Continue 2" w:semiHidden="1" w:unhideWhenUsed="1"/>
-    <w:lsdException w:name="List Continue 3" w:semiHidden="1" w:unhideWhenUsed="1"/>
-    <w:lsdException w:name="List Continue 4" w:semiHidden="1" w:unhideWhenUsed="1"/>
-    <w:lsdException w:name="List Continue 5" w:semiHidden="1" w:unhideWhenUsed="1"/>
-    <w:lsdException w:name="Message Header" w:semiHidden="1" w:unhideWhenUsed="1"/>
-    <w:lsdException w:name="Subtitle" w:uiPriority="11" w:qFormat="1"/>
-    <w:lsdException w:name="Salutation" w:semiHidden="1" w:unhideWhenUsed="1"/>
-    <w:lsdException w:name="Date" w:semiHidden="1" w:unhideWhenUsed="1"/>
-    <w:lsdException w:name="Body Text First Indent" w:semiHidden="1" w:unhideWhenUsed="1"/>
-    <w:lsdException w:name="Body Text First Indent 2" w:semiHidden="1" w:unhideWhenUsed="1"/>
-    <w:lsdException w:name="Note Heading" w:semiHidden="1" w:unhideWhenUsed="1"/>
-    <w:lsdException w:name="Body Text 2" w:semiHidden="1" w:unhideWhenUsed="1"/>
-    <w:lsdException w:name="Body Text 3" w:semiHidden="1" w:unhideWhenUsed="1"/>
-    <w:lsdException w:name="Body Text Indent 2" w:semiHidden="1" w:unhideWhenUsed="1"/>
-    <w:lsdException w:name="Body Text Indent 3" w:semiHidden="1" w:unhideWhenUsed="1"/>
-    <w:lsdException w:name="Block Text" w:semiHidden="1" w:unhideWhenUsed="1"/>
-    <w:lsdException w:name="Hyperlink" w:semiHidden="1" w:unhideWhenUsed="1"/>
-    <w:lsdException w:name="FollowedHyperlink" w:semiHidden="1" w:unhideWhenUsed="1"/>
-    <w:lsdException w:name="Strong" w:uiPriority="22" w:qFormat="1"/>
-    <w:lsdException w:name="Emphasis" w:uiPriority="20" w:qFormat="1"/>
-    <w:lsdException w:name="Document Map" w:semiHidden="1" w:unhideWhenUsed="1"/>
-    <w:lsdException w:name="Plain Text" w:semiHidden="1" w:unhideWhenUsed="1"/>
-    <w:lsdException w:name="E-mail Signature" w:semiHidden="1" w:unhideWhenUsed="1"/>
-    <w:lsdException w:name="HTML Top of Form" w:semiHidden="1" w:unhideWhenUsed="1"/>
-    <w:lsdException w:name="HTML Bottom of Form" w:semiHidden="1" w:unhideWhenUsed="1"/>
-    <w:lsdException w:name="Normal (Web)" w:semiHidden="1" w:unhideWhenUsed="1"/>
-    <w:lsdException w:name="HTML Acronym" w:semiHidden="1" w:unhideWhenUsed="1"/>
-    <w:lsdException w:name="HTML Address" w:semiHidden="1" w:unhideWhenUsed="1"/>
-    <w:lsdException w:name="HTML Cite" w:semiHidden="1" w:unhideWhenUsed="1"/>
-    <w:lsdException w:name="HTML Code" w:semiHidden="1" w:unhideWhenUsed="1"/>
-    <w:lsdException w:name="HTML Definition" w:semiHidden="1" w:unhideWhenUsed="1"/>
-    <w:lsdException w:name="HTML Keyboard" w:semiHidden="1" w:unhideWhenUsed="1"/>
-    <w:lsdException w:name="HTML Preformatted" w:semiHidden="1" w:unhideWhenUsed="1"/>
-    <w:lsdException w:name="HTML Sample" w:semiHidden="1" w:unhideWhenUsed="1"/>
-    <w:lsdException w:name="HTML Typewriter" w:semiHidden="1" w:unhideWhenUsed="1"/>
-    <w:lsdException w:name="HTML Variable" w:semiHidden="1" w:unhideWhenUsed="1"/>
-    <w:lsdException w:name="Normal Table" w:semiHidden="1" w:unhideWhenUsed="1"/>
-    <w:lsdException w:name="annotation subject" w:semiHidden="1" w:unhideWhenUsed="1"/>
-    <w:lsdException w:name="No List" w:semiHidden="1" w:unhideWhenUsed="1"/>
-    <w:lsdException w:name="Outline List 1" w:semiHidden="1" w:unhideWhenUsed="1"/>
-    <w:lsdException w:name="Outline List 2" w:semiHidden="1" w:unhideWhenUsed="1"/>
-    <w:lsdException w:name="Outline List 3" w:semiHidden="1" w:unhideWhenUsed="1"/>
-    <w:lsdException w:name="Table Simple 1" w:semiHidden="1" w:unhideWhenUsed="1"/>
-    <w:lsdException w:name="Table Simple 2" w:semiHidden="1" w:unhideWhenUsed="1"/>
-    <w:lsdException w:name="Table Simple 3" w:semiHidden="1" w:unhideWhenUsed="1"/>
-    <w:lsdException w:name="Table Classic 1" w:semiHidden="1" w:unhideWhenUsed="1"/>
-    <w:lsdException w:name="Table Classic 2" w:semiHidden="1" w:unhideWhenUsed="1"/>
-    <w:lsdException w:name="Table Classic 3" w:semiHidden="1" w:unhideWhenUsed="1"/>
-    <w:lsdException w:name="Table Classic 4" w:semiHidden="1" w:unhideWhenUsed="1"/>
-    <w:lsdException w:name="Table Colorful 1" w:semiHidden="1" w:unhideWhenUsed="1"/>
-    <w:lsdException w:name="Table Colorful 2" w:semiHidden="1" w:unhideWhenUsed="1"/>
-    <w:lsdException w:name="Table Colorful 3" w:semiHidden="1" w:unhideWhenUsed="1"/>
-    <w:lsdException w:name="Table Columns 1" w:semiHidden="1" w:unhideWhenUsed="1"/>
-    <w:lsdException w:name="Table Columns 2" w:semiHidden="1" w:unhideWhenUsed="1"/>
-    <w:lsdException w:name="Table Columns 3" w:semiHidden="1" w:unhideWhenUsed="1"/>
-    <w:lsdException w:name="Table Columns 4" w:semiHidden="1" w:unhideWhenUsed="1"/>
-    <w:lsdException w:name="Table Columns 5" w:semiHidden="1" w:unhideWhenUsed="1"/>
-    <w:lsdException w:name="Table Grid 1" w:semiHidden="1" w:unhideWhenUsed="1"/>
-    <w:lsdException w:name="Table Grid 2" w:semiHidden="1" w:unhideWhenUsed="1"/>
-    <w:lsdException w:name="Table Grid 3" w:semiHidden="1" w:unhideWhenUsed="1"/>
-    <w:lsdException w:name="Table Grid 4" w:semiHidden="1" w:unhideWhenUsed="1"/>
-    <w:lsdException w:name="Table Grid 5" w:semiHidden="1" w:unhideWhenUsed="1"/>
-    <w:lsdException w:name="Table Grid 6" w:semiHidden="1" w:unhideWhenUsed="1"/>
-    <w:lsdException w:name="Table Grid 7" w:semiHidden="1" w:unhideWhenUsed="1"/>
-    <w:lsdException w:name="Table Grid 8" w:semiHidden="1" w:unhideWhenUsed="1"/>
-    <w:lsdException w:name="Table List 1" w:semiHidden="1" w:unhideWhenUsed="1"/>
-    <w:lsdException w:name="Table List 2" w:semiHidden="1" w:unhideWhenUsed="1"/>
-    <w:lsdException w:name="Table List 3" w:semiHidden="1" w:unhideWhenUsed="1"/>
-    <w:lsdException w:name="Table List 4" w:semiHidden="1" w:unhideWhenUsed="1"/>
-    <w:lsdException w:name="Table List 5" w:semiHidden="1" w:unhideWhenUsed="1"/>
-    <w:lsdException w:name="Table List 6" w:semiHidden="1" w:unhideWhenUsed="1"/>
-    <w:lsdException w:name="Table List 7" w:semiHidden="1" w:unhideWhenUsed="1"/>
-    <w:lsdException w:name="Table List 8" w:semiHidden="1" w:unhideWhenUsed="1"/>
-    <w:lsdException w:name="Table 3D effects 1" w:semiHidden="1" w:unhideWhenUsed="1"/>
-    <w:lsdException w:name="Table 3D effects 2" w:semiHidden="1" w:unhideWhenUsed="1"/>
-    <w:lsdException w:name="Table 3D effects 3" w:semiHidden="1" w:unhideWhenUsed="1"/>
-    <w:lsdException w:name="Table Contemporary" w:semiHidden="1" w:unhideWhenUsed="1"/>
-    <w:lsdException w:name="Table Elegant" w:semiHidden="1" w:unhideWhenUsed="1"/>
-    <w:lsdException w:name="Table Professional" w:semiHidden="1" w:unhideWhenUsed="1"/>
-    <w:lsdException w:name="Table Subtle 1" w:semiHidden="1" w:unhideWhenUsed="1"/>
-    <w:lsdException w:name="Table Subtle 2" w:semiHidden="1" w:unhideWhenUsed="1"/>
-    <w:lsdException w:name="Table Web 1" w:semiHidden="1" w:unhideWhenUsed="1"/>
-    <w:lsdException w:name="Table Web 2" w:semiHidden="1" w:unhideWhenUsed="1"/>
-    <w:lsdException w:name="Table Web 3" w:semiHidden="1" w:unhideWhenUsed="1"/>
-    <w:lsdException w:name="Balloon Text" w:semiHidden="1" w:unhideWhenUsed="1"/>
-    <w:lsdException w:name="Table Grid" w:uiPriority="59"/>
-    <w:lsdException w:name="Table Theme" w:semiHidden="1" w:unhideWhenUsed="1"/>
-    <w:lsdException w:name="Placeholder Text" w:semiHidden="1"/>
-    <w:lsdException w:name="No Spacing" w:uiPriority="1" w:qFormat="1"/>
-    <w:lsdException w:name="Light Shading" w:uiPriority="60"/>
-    <w:lsdException w:name="Light List" w:uiPriority="61"/>
-    <w:lsdException w:name="Light Grid" w:uiPriority="62"/>
-    <w:lsdException w:name="Medium Shading 1" w:uiPriority="63"/>
-    <w:lsdException w:name="Medium Shading 2" w:uiPriority="64"/>
-    <w:lsdException w:name="Medium List 1" w:uiPriority="65"/>
-    <w:lsdException w:name="Medium List 2" w:uiPriority="66"/>
-    <w:lsdException w:name="Medium Grid 1" w:uiPriority="67"/>
-    <w:lsdException w:name="Medium Grid 2" w:uiPriority="68"/>
-    <w:lsdException w:name="Medium Grid 3" w:uiPriority="69"/>
-    <w:lsdException w:name="Dark List" w:uiPriority="70"/>
-    <w:lsdException w:name="Colorful Shading" w:uiPriority="71"/>
-    <w:lsdException w:name="Colorful List" w:uiPriority="72"/>
-    <w:lsdException w:name="Colorful Grid" w:uiPriority="73"/>
-    <w:lsdException w:name="Light Shading Accent 1" w:uiPriority="60"/>
-    <w:lsdException w:name="Light List Accent 1" w:uiPriority="61"/>
-    <w:lsdException w:name="Light Grid Accent 1" w:uiPriority="62"/>
-    <w:lsdException w:name="Medium Shading 1 Accent 1" w:uiPriority="63"/>
-    <w:lsdException w:name="Medium Shading 2 Accent 1" w:uiPriority="64"/>
-    <w:lsdException w:name="Medium List 1 Accent 1" w:uiPriority="65"/>
-    <w:lsdException w:name="Revision" w:semiHidden="1"/>
-    <w:lsdException w:name="List Paragraph" w:uiPriority="34" w:qFormat="1"/>
-    <w:lsdException w:name="Quote" w:uiPriority="29" w:qFormat="1"/>
-    <w:lsdException w:name="Intense Quote" w:uiPriority="30" w:qFormat="1"/>
-    <w:lsdException w:name="Medium List 2 Accent 1" w:uiPriority="66"/>
-    <w:lsdException w:name="Medium Grid 1 Accent 1" w:uiPriority="67"/>
-    <w:lsdException w:name="Medium Grid 2 Accent 1" w:uiPriority="68"/>
-    <w:lsdException w:name="Medium Grid 3 Accent 1" w:uiPriority="69"/>
-    <w:lsdException w:name="Dark List Accent 1" w:uiPriority="70"/>
-    <w:lsdException w:name="Colorful Shading Accent 1" w:uiPriority="71"/>
-    <w:lsdException w:name="Colorful List Accent 1" w:uiPriority="72"/>
-    <w:lsdException w:name="Colorful Grid Accent 1" w:uiPriority="73"/>
-    <w:lsdException w:name="Light Shading Accent 2" w:uiPriority="60"/>
-    <w:lsdException w:name="Light List Accent 2" w:uiPriority="61"/>
-    <w:lsdException w:name="Light Grid Accent 2" w:uiPriority="62"/>
-    <w:lsdException w:name="Medium Shading 1 Accent 2" w:uiPriority="63"/>
-    <w:lsdException w:name="Medium Shading 2 Accent 2" w:uiPriority="64"/>
-    <w:lsdException w:name="Medium List 1 Accent 2" w:uiPriority="65"/>
-    <w:lsdException w:name="Medium List 2 Accent 2" w:uiPriority="66"/>
-    <w:lsdException w:name="Medium Grid 1 Accent 2" w:uiPriority="67"/>
-    <w:lsdException w:name="Medium Grid 2 Accent 2" w:uiPriority="68"/>
-    <w:lsdException w:name="Medium Grid 3 Accent 2" w:uiPriority="69"/>
-    <w:lsdException w:name="Dark List Accent 2" w:uiPriority="70"/>
-    <w:lsdException w:name="Colorful Shading Accent 2" w:uiPriority="71"/>
-    <w:lsdException w:name="Colorful List Accent 2" w:uiPriority="72"/>
-    <w:lsdException w:name="Colorful Grid Accent 2" w:uiPriority="73"/>
-    <w:lsdException w:name="Light Shading Accent 3" w:uiPriority="60"/>
-    <w:lsdException w:name="Light List Accent 3" w:uiPriority="61"/>
-    <w:lsdException w:name="Light Grid Accent 3" w:uiPriority="62"/>
-    <w:lsdException w:name="Medium Shading 1 Accent 3" w:uiPriority="63"/>
-    <w:lsdException w:name="Medium Shading 2 Accent 3" w:uiPriority="64"/>
-    <w:lsdException w:name="Medium List 1 Accent 3" w:uiPriority="65"/>
-    <w:lsdException w:name="Medium List 2 Accent 3" w:uiPriority="66"/>
-    <w:lsdException w:name="Medium Grid 1 Accent 3" w:uiPriority="67"/>
-    <w:lsdException w:name="Medium Grid 2 Accent 3" w:uiPriority="68"/>
-    <w:lsdException w:name="Medium Grid 3 Accent 3" w:uiPriority="69"/>
-    <w:lsdException w:name="Dark List Accent 3" w:uiPriority="70"/>
-    <w:lsdException w:name="Colorful Shading Accent 3" w:uiPriority="71"/>
-    <w:lsdException w:name="Colorful List Accent 3" w:uiPriority="72"/>
-    <w:lsdException w:name="Colorful Grid Accent 3" w:uiPriority="73"/>
-    <w:lsdException w:name="Light Shading Accent 4" w:uiPriority="60"/>
-    <w:lsdException w:name="Light List Accent 4" w:uiPriority="61"/>
-    <w:lsdException w:name="Light Grid Accent 4" w:uiPriority="62"/>
-    <w:lsdException w:name="Medium Shading 1 Accent 4" w:uiPriority="63"/>
-    <w:lsdException w:name="Medium Shading 2 Accent 4" w:uiPriority="64"/>
-    <w:lsdException w:name="Medium List 1 Accent 4" w:uiPriority="65"/>
-    <w:lsdException w:name="Medium List 2 Accent 4" w:uiPriority="66"/>
-    <w:lsdException w:name="Medium Grid 1 Accent 4" w:uiPriority="67"/>
-    <w:lsdException w:name="Medium Grid 2 Accent 4" w:uiPriority="68"/>
-    <w:lsdException w:name="Medium Grid 3 Accent 4" w:uiPriority="69"/>
-    <w:lsdException w:name="Dark List Accent 4" w:uiPriority="70"/>
-    <w:lsdException w:name="Colorful Shading Accent 4" w:uiPriority="71"/>
-    <w:lsdException w:name="Colorful List Accent 4" w:uiPriority="72"/>
-    <w:lsdException w:name="Colorful Grid Accent 4" w:uiPriority="73"/>
-    <w:lsdException w:name="Light Shading Accent 5" w:uiPriority="60"/>
-    <w:lsdException w:name="Light List Accent 5" w:uiPriority="61"/>
-    <w:lsdException w:name="Light Grid Accent 5" w:uiPriority="62"/>
-    <w:lsdException w:name="Medium Shading 1 Accent 5" w:uiPriority="63"/>
-    <w:lsdException w:name="Medium Shading 2 Accent 5" w:uiPriority="64"/>
-    <w:lsdException w:name="Medium List 1 Accent 5" w:uiPriority="65"/>
-    <w:lsdException w:name="Medium List 2 Accent 5" w:uiPriority="66"/>
-    <w:lsdException w:name="Medium Grid 1 Accent 5" w:uiPriority="67"/>
-    <w:lsdException w:name="Medium Grid 2 Accent 5" w:uiPriority="68"/>
-    <w:lsdException w:name="Medium Grid 3 Accent 5" w:uiPriority="69"/>
-    <w:lsdException w:name="Dark List Accent 5" w:uiPriority="70"/>
-    <w:lsdException w:name="Colorful Shading Accent 5" w:uiPriority="71"/>
-    <w:lsdException w:name="Colorful List Accent 5" w:uiPriority="72"/>
-    <w:lsdException w:name="Colorful Grid Accent 5" w:uiPriority="73"/>
-    <w:lsdException w:name="Light Shading Accent 6" w:uiPriority="60"/>
-    <w:lsdException w:name="Light List Accent 6" w:uiPriority="61"/>
-    <w:lsdException w:name="Light Grid Accent 6" w:uiPriority="62"/>
-    <w:lsdException w:name="Medium Shading 1 Accent 6" w:uiPriority="63"/>
-    <w:lsdException w:name="Medium Shading 2 Accent 6" w:uiPriority="64"/>
-    <w:lsdException w:name="Medium List 1 Accent 6" w:uiPriority="65"/>
-    <w:lsdException w:name="Medium List 2 Accent 6" w:uiPriority="66"/>
-    <w:lsdException w:name="Medium Grid 1 Accent 6" w:uiPriority="67"/>
-    <w:lsdException w:name="Medium Grid 2 Accent 6" w:uiPriority="68"/>
-    <w:lsdException w:name="Medium Grid 3 Accent 6" w:uiPriority="69"/>
-    <w:lsdException w:name="Dark List Accent 6" w:uiPriority="70"/>
-    <w:lsdException w:name="Colorful Shading Accent 6" w:uiPriority="71"/>
-    <w:lsdException w:name="Colorful List Accent 6" w:uiPriority="72"/>
-    <w:lsdException w:name="Colorful Grid Accent 6" w:uiPriority="73"/>
-    <w:lsdException w:name="Subtle Emphasis" w:uiPriority="19" w:qFormat="1"/>
-    <w:lsdException w:name="Intense Emphasis" w:uiPriority="21" w:qFormat="1"/>
-    <w:lsdException w:name="Subtle Reference" w:uiPriority="31" w:qFormat="1"/>
-    <w:lsdException w:name="Intense Reference" w:uiPriority="32" w:qFormat="1"/>
-    <w:lsdException w:name="Book Title" w:uiPriority="33" w:qFormat="1"/>
-    <w:lsdException w:name="Bibliography" w:semiHidden="1" w:uiPriority="37" w:unhideWhenUsed="1"/>
-    <w:lsdException w:name="TOC Heading" w:semiHidden="1" w:uiPriority="39" w:unhideWhenUsed="1" w:qFormat="1"/>
-    <w:lsdException w:name="Plain Table 1" w:uiPriority="41"/>
-    <w:lsdException w:name="Plain Table 2" w:uiPriority="42"/>
-    <w:lsdException w:name="Plain Table 3" w:uiPriority="43"/>
-    <w:lsdException w:name="Plain Table 4" w:uiPriority="44"/>
-    <w:lsdException w:name="Plain Table 5" w:uiPriority="45"/>
-    <w:lsdException w:name="Grid Table Light" w:uiPriority="40"/>
-    <w:lsdException w:name="Grid Table 1 Light" w:uiPriority="46"/>
-    <w:lsdException w:name="Grid Table 2" w:uiPriority="47"/>
-    <w:lsdException w:name="Grid Table 3" w:uiPriority="48"/>
-    <w:lsdException w:name="Grid Table 4" w:uiPriority="49"/>
-    <w:lsdException w:name="Grid Table 5 Dark" w:uiPriority="50"/>
-    <w:lsdException w:name="Grid Table 6 Colorful" w:uiPriority="51"/>
-    <w:lsdException w:name="Grid Table 7 Colorful" w:uiPriority="52"/>
-    <w:lsdException w:name="Grid Table 1 Light Accent 1" w:uiPriority="46"/>
-    <w:lsdException w:name="Grid Table 2 Accent 1" w:uiPriority="47"/>
-    <w:lsdException w:name="Grid Table 3 Accent 1" w:uiPriority="48"/>
-    <w:lsdException w:name="Grid Table 4 Accent 1" w:uiPriority="49"/>
-    <w:lsdException w:name="Grid Table 5 Dark Accent 1" w:uiPriority="50"/>
-    <w:lsdException w:name="Grid Table 6 Colorful Accent 1" w:uiPriority="51"/>
-    <w:lsdException w:name="Grid Table 7 Colorful Accent 1" w:uiPriority="52"/>
-    <w:lsdException w:name="Grid Table 1 Light Accent 2" w:uiPriority="46"/>
-    <w:lsdException w:name="Grid Table 2 Accent 2" w:uiPriority="47"/>
-    <w:lsdException w:name="Grid Table 3 Accent 2" w:uiPriority="48"/>
-    <w:lsdException w:name="Grid Table 4 Accent 2" w:uiPriority="49"/>
-    <w:lsdException w:name="Grid Table 5 Dark Accent 2" w:uiPriority="50"/>
-    <w:lsdException w:name="Grid Table 6 Colorful Accent 2" w:uiPriority="51"/>
-    <w:lsdException w:name="Grid Table 7 Colorful Accent 2" w:uiPriority="52"/>
-    <w:lsdException w:name="Grid Table 1 Light Accent 3" w:uiPriority="46"/>
-    <w:lsdException w:name="Grid Table 2 Accent 3" w:uiPriority="47"/>
-    <w:lsdException w:name="Grid Table 3 Accent 3" w:uiPriority="48"/>
-    <w:lsdException w:name="Grid Table 4 Accent 3" w:uiPriority="49"/>
-    <w:lsdException w:name="Grid Table 5 Dark Accent 3" w:uiPriority="50"/>
-    <w:lsdException w:name="Grid Table 6 Colorful Accent 3" w:uiPriority="51"/>
-    <w:lsdException w:name="Grid Table 7 Colorful Accent 3" w:uiPriority="52"/>
-    <w:lsdException w:name="Grid Table 1 Light Accent 4" w:uiPriority="46"/>
-    <w:lsdException w:name="Grid Table 2 Accent 4" w:uiPriority="47"/>
-    <w:lsdException w:name="Grid Table 3 Accent 4" w:uiPriority="48"/>
-    <w:lsdException w:name="Grid Table 4 Accent 4" w:uiPriority="49"/>
-    <w:lsdException w:name="Grid Table 5 Dark Accent 4" w:uiPriority="50"/>
-    <w:lsdException w:name="Grid Table 6 Colorful Accent 4" w:uiPriority="51"/>
-    <w:lsdException w:name="Grid Table 7 Colorful Accent 4" w:uiPriority="52"/>
-    <w:lsdException w:name="Grid Table 1 Light Accent 5" w:uiPriority="46"/>
-    <w:lsdException w:name="Grid Table 2 Accent 5" w:uiPriority="47"/>
-    <w:lsdException w:name="Grid Table 3 Accent 5" w:uiPriority="48"/>
-    <w:lsdException w:name="Grid Table 4 Accent 5" w:uiPriority="49"/>
-    <w:lsdException w:name="Grid Table 5 Dark Accent 5" w:uiPriority="50"/>
-    <w:lsdException w:name="Grid Table 6 Colorful Accent 5" w:uiPriority="51"/>
-    <w:lsdException w:name="Grid Table 7 Colorful Accent 5" w:uiPriority="52"/>
-    <w:lsdException w:name="Grid Table 1 Light Accent 6" w:uiPriority="46"/>
-    <w:lsdException w:name="Grid Table 2 Accent 6" w:uiPriority="47"/>
-    <w:lsdException w:name="Grid Table 3 Accent 6" w:uiPriority="48"/>
-    <w:lsdException w:name="Grid Table 4 Accent 6" w:uiPriority="49"/>
-    <w:lsdException w:name="Grid Table 5 Dark Accent 6" w:uiPriority="50"/>
-    <w:lsdException w:name="Grid Table 6 Colorful Accent 6" w:uiPriority="51"/>
-    <w:lsdException w:name="Grid Table 7 Colorful Accent 6" w:uiPriority="52"/>
-    <w:lsdException w:name="List Table 1 Light" w:uiPriority="46"/>
-    <w:lsdException w:name="List Table 2" w:uiPriority="47"/>
-    <w:lsdException w:name="List Table 3" w:uiPriority="48"/>
-    <w:lsdException w:name="List Table 4" w:uiPriority="49"/>
-    <w:lsdException w:name="List Table 5 Dark" w:uiPriority="50"/>
-    <w:lsdException w:name="List Table 6 Colorful" w:uiPriority="51"/>
-    <w:lsdException w:name="List Table 7 Colorful" w:uiPriority="52"/>
-    <w:lsdException w:name="List Table 1 Light Accent 1" w:uiPriority="46"/>
-    <w:lsdException w:name="List Table 2 Accent 1" w:uiPriority="47"/>
-    <w:lsdException w:name="List Table 3 Accent 1" w:uiPriority="48"/>
-    <w:lsdException w:name="List Table 4 Accent 1" w:uiPriority="49"/>
-    <w:lsdException w:name="List Table 5 Dark Accent 1" w:uiPriority="50"/>
-    <w:lsdException w:name="List Table 6 Colorful Accent 1" w:uiPriority="51"/>
-    <w:lsdException w:name="List Table 7 Colorful Accent 1" w:uiPriority="52"/>
-    <w:lsdException w:name="List Table 1 Light Accent 2" w:uiPriority="46"/>
-    <w:lsdException w:name="List Table 2 Accent 2" w:uiPriority="47"/>
-    <w:lsdException w:name="List Table 3 Accent 2" w:uiPriority="48"/>
-    <w:lsdException w:name="List Table 4 Accent 2" w:uiPriority="49"/>
-    <w:lsdException w:name="List Table 5 Dark Accent 2" w:uiPriority="50"/>
-    <w:lsdException w:name="List Table 6 Colorful Accent 2" w:uiPriority="51"/>
-    <w:lsdException w:name="List Table 7 Colorful Accent 2" w:uiPriority="52"/>
-    <w:lsdException w:name="List Table 1 Light Accent 3" w:uiPriority="46"/>
-    <w:lsdException w:name="List Table 2 Accent 3" w:uiPriority="47"/>
-    <w:lsdException w:name="List Table 3 Accent 3" w:uiPriority="48"/>
-    <w:lsdException w:name="List Table 4 Accent 3" w:uiPriority="49"/>
-    <w:lsdException w:name="List Table 5 Dark Accent 3" w:uiPriority="50"/>
-    <w:lsdException w:name="List Table 6 Colorful Accent 3" w:uiPriority="51"/>
-    <w:lsdException w:name="List Table 7 Colorful Accent 3" w:uiPriority="52"/>
-    <w:lsdException w:name="List Table 1 Light Accent 4" w:uiPriority="46"/>
-    <w:lsdException w:name="List Table 2 Accent 4" w:uiPriority="47"/>
-    <w:lsdException w:name="List Table 3 Accent 4" w:uiPriority="48"/>
-    <w:lsdException w:name="List Table 4 Accent 4" w:uiPriority="49"/>
-    <w:lsdException w:name="List Table 5 Dark Accent 4" w:uiPriority="50"/>
-    <w:lsdException w:name="List Table 6 Colorful Accent 4" w:uiPriority="51"/>
-    <w:lsdException w:name="List Table 7 Colorful Accent 4" w:uiPriority="52"/>
-    <w:lsdException w:name="List Table 1 Light Accent 5" w:uiPriority="46"/>
-    <w:lsdException w:name="List Table 2 Accent 5" w:uiPriority="47"/>
-    <w:lsdException w:name="List Table 3 Accent 5" w:uiPriority="48"/>
-    <w:lsdException w:name="List Table 4 Accent 5" w:uiPriority="49"/>
-    <w:lsdException w:name="List Table 5 Dark Accent 5" w:uiPriority="50"/>
-    <w:lsdException w:name="List Table 6 Colorful Accent 5" w:uiPriority="51"/>
-    <w:lsdException w:name="List Table 7 Colorful Accent 5" w:uiPriority="52"/>
-    <w:lsdException w:name="List Table 1 Light Accent 6" w:uiPriority="46"/>
-    <w:lsdException w:name="List Table 2 Accent 6" w:uiPriority="47"/>
-    <w:lsdException w:name="List Table 3 Accent 6" w:uiPriority="48"/>
-    <w:lsdException w:name="List Table 4 Accent 6" w:uiPriority="49"/>
-    <w:lsdException w:name="List Table 5 Dark Accent 6" w:uiPriority="50"/>
-    <w:lsdException w:name="List Table 6 Colorful Accent 6" w:uiPriority="51"/>
-    <w:lsdException w:name="List Table 7 Colorful Accent 6" w:uiPriority="52"/>
+  <w:latentStyles w:defLockedState="0" w:defUIPriority="99" w:defSemiHidden="1" w:defUnhideWhenUsed="1" w:defQFormat="0" w:count="267">
+    <w:lsdException w:name="Normal" w:semiHidden="0" w:uiPriority="0" w:unhideWhenUsed="0" w:qFormat="1"/>
+    <w:lsdException w:name="heading 1" w:semiHidden="0" w:uiPriority="9" w:unhideWhenUsed="0" w:qFormat="1"/>
+    <w:lsdException w:name="heading 2" w:uiPriority="9" w:qFormat="1"/>
+    <w:lsdException w:name="heading 3" w:uiPriority="9" w:qFormat="1"/>
+    <w:lsdException w:name="heading 4" w:uiPriority="9" w:qFormat="1"/>
+    <w:lsdException w:name="heading 5" w:uiPriority="9" w:qFormat="1"/>
+    <w:lsdException w:name="heading 6" w:uiPriority="9" w:qFormat="1"/>
+    <w:lsdException w:name="heading 7" w:uiPriority="9" w:qFormat="1"/>
+    <w:lsdException w:name="heading 8" w:uiPriority="9" w:qFormat="1"/>
+    <w:lsdException w:name="heading 9" w:uiPriority="9" w:qFormat="1"/>
+    <w:lsdException w:name="toc 1" w:uiPriority="39"/>
+    <w:lsdException w:name="toc 2" w:uiPriority="39"/>
+    <w:lsdException w:name="toc 3" w:uiPriority="39"/>
+    <w:lsdException w:name="toc 4" w:uiPriority="39"/>
+    <w:lsdException w:name="toc 5" w:uiPriority="39"/>
+    <w:lsdException w:name="toc 6" w:uiPriority="39"/>
+    <w:lsdException w:name="toc 7" w:uiPriority="39"/>
+    <w:lsdException w:name="toc 8" w:uiPriority="39"/>
+    <w:lsdException w:name="toc 9" w:uiPriority="39"/>
+    <w:lsdException w:name="caption" w:uiPriority="35" w:qFormat="1"/>
+    <w:lsdException w:name="Title" w:semiHidden="0" w:uiPriority="10" w:unhideWhenUsed="0" w:qFormat="1"/>
+    <w:lsdException w:name="Default Paragraph Font" w:uiPriority="1"/>
+    <w:lsdException w:name="Subtitle" w:semiHidden="0" w:uiPriority="11" w:unhideWhenUsed="0" w:qFormat="1"/>
+    <w:lsdException w:name="Strong" w:semiHidden="0" w:uiPriority="22" w:unhideWhenUsed="0" w:qFormat="1"/>
+    <w:lsdException w:name="Emphasis" w:semiHidden="0" w:uiPriority="20" w:unhideWhenUsed="0" w:qFormat="1"/>
+    <w:lsdException w:name="Table Grid" w:semiHidden="0" w:uiPriority="59" w:unhideWhenUsed="0"/>
+    <w:lsdException w:name="Placeholder Text" w:unhideWhenUsed="0"/>
+    <w:lsdException w:name="No Spacing" w:semiHidden="0" w:uiPriority="1" w:unhideWhenUsed="0" w:qFormat="1"/>
+    <w:lsdException w:name="Light Shading" w:semiHidden="0" w:uiPriority="60" w:unhideWhenUsed="0"/>
+    <w:lsdException w:name="Light List" w:semiHidden="0" w:uiPriority="61" w:unhideWhenUsed="0"/>
+    <w:lsdException w:name="Light Grid" w:semiHidden="0" w:uiPriority="62" w:unhideWhenUsed="0"/>
+    <w:lsdException w:name="Medium Shading 1" w:semiHidden="0" w:uiPriority="63" w:unhideWhenUsed="0"/>
+    <w:lsdException w:name="Medium Shading 2" w:semiHidden="0" w:uiPriority="64" w:unhideWhenUsed="0"/>
+    <w:lsdException w:name="Medium List 1" w:semiHidden="0" w:uiPriority="65" w:unhideWhenUsed="0"/>
+    <w:lsdException w:name="Medium List 2" w:semiHidden="0" w:uiPriority="66" w:unhideWhenUsed="0"/>
+    <w:lsdException w:name="Medium Grid 1" w:semiHidden="0" w:uiPriority="67" w:unhideWhenUsed="0"/>
+    <w:lsdException w:name="Medium Grid 2" w:semiHidden="0" w:uiPriority="68" w:unhideWhenUsed="0"/>
+    <w:lsdException w:name="Medium Grid 3" w:semiHidden="0" w:uiPriority="69" w:unhideWhenUsed="0"/>
+    <w:lsdException w:name="Dark List" w:semiHidden="0" w:uiPriority="70" w:unhideWhenUsed="0"/>
+    <w:lsdException w:name="Colorful Shading" w:semiHidden="0" w:uiPriority="71" w:unhideWhenUsed="0"/>
+    <w:lsdException w:name="Colorful List" w:semiHidden="0" w:uiPriority="72" w:unhideWhenUsed="0"/>
+    <w:lsdException w:name="Colorful Grid" w:semiHidden="0" w:uiPriority="73" w:unhideWhenUsed="0"/>
+    <w:lsdException w:name="Light Shading Accent 1" w:semiHidden="0" w:uiPriority="60" w:unhideWhenUsed="0"/>
+    <w:lsdException w:name="Light List Accent 1" w:semiHidden="0" w:uiPriority="61" w:unhideWhenUsed="0"/>
+    <w:lsdException w:name="Light Grid Accent 1" w:semiHidden="0" w:uiPriority="62" w:unhideWhenUsed="0"/>
+    <w:lsdException w:name="Medium Shading 1 Accent 1" w:semiHidden="0" w:uiPriority="63" w:unhideWhenUsed="0"/>
+    <w:lsdException w:name="Medium Shading 2 Accent 1" w:semiHidden="0" w:uiPriority="64" w:unhideWhenUsed="0"/>
+    <w:lsdException w:name="Medium List 1 Accent 1" w:semiHidden="0" w:uiPriority="65" w:unhideWhenUsed="0"/>
+    <w:lsdException w:name="Revision" w:unhideWhenUsed="0"/>
+    <w:lsdException w:name="List Paragraph" w:semiHidden="0" w:uiPriority="34" w:unhideWhenUsed="0" w:qFormat="1"/>
+    <w:lsdException w:name="Quote" w:semiHidden="0" w:uiPriority="29" w:unhideWhenUsed="0" w:qFormat="1"/>
+    <w:lsdException w:name="Intense Quote" w:semiHidden="0" w:uiPriority="30" w:unhideWhenUsed="0" w:qFormat="1"/>
+    <w:lsdException w:name="Medium List 2 Accent 1" w:semiHidden="0" w:uiPriority="66" w:unhideWhenUsed="0"/>
+    <w:lsdException w:name="Medium Grid 1 Accent 1" w:semiHidden="0" w:uiPriority="67" w:unhideWhenUsed="0"/>
+    <w:lsdException w:name="Medium Grid 2 Accent 1" w:semiHidden="0" w:uiPriority="68" w:unhideWhenUsed="0"/>
+    <w:lsdException w:name="Medium Grid 3 Accent 1" w:semiHidden="0" w:uiPriority="69" w:unhideWhenUsed="0"/>
+    <w:lsdException w:name="Dark List Accent 1" w:semiHidden="0" w:uiPriority="70" w:unhideWhenUsed="0"/>
+    <w:lsdException w:name="Colorful Shading Accent 1" w:semiHidden="0" w:uiPriority="71" w:unhideWhenUsed="0"/>
+    <w:lsdException w:name="Colorful List Accent 1" w:semiHidden="0" w:uiPriority="72" w:unhideWhenUsed="0"/>
+    <w:lsdException w:name="Colorful Grid Accent 1" w:semiHidden="0" w:uiPriority="73" w:unhideWhenUsed="0"/>
+    <w:lsdException w:name="Light Shading Accent 2" w:semiHidden="0" w:uiPriority="60" w:unhideWhenUsed="0"/>
+    <w:lsdException w:name="Light List Accent 2" w:semiHidden="0" w:uiPriority="61" w:unhideWhenUsed="0"/>
+    <w:lsdException w:name="Light Grid Accent 2" w:semiHidden="0" w:uiPriority="62" w:unhideWhenUsed="0"/>
+    <w:lsdException w:name="Medium Shading 1 Accent 2" w:semiHidden="0" w:uiPriority="63" w:unhideWhenUsed="0"/>
+    <w:lsdException w:name="Medium Shading 2 Accent 2" w:semiHidden="0" w:uiPriority="64" w:unhideWhenUsed="0"/>
+    <w:lsdException w:name="Medium List 1 Accent 2" w:semiHidden="0" w:uiPriority="65" w:unhideWhenUsed="0"/>
+    <w:lsdException w:name="Medium List 2 Accent 2" w:semiHidden="0" w:uiPriority="66" w:unhideWhenUsed="0"/>
+    <w:lsdException w:name="Medium Grid 1 Accent 2" w:semiHidden="0" w:uiPriority="67" w:unhideWhenUsed="0"/>
+    <w:lsdException w:name="Medium Grid 2 Accent 2" w:semiHidden="0" w:uiPriority="68" w:unhideWhenUsed="0"/>
+    <w:lsdException w:name="Medium Grid 3 Accent 2" w:semiHidden="0" w:uiPriority="69" w:unhideWhenUsed="0"/>
+    <w:lsdException w:name="Dark List Accent 2" w:semiHidden="0" w:uiPriority="70" w:unhideWhenUsed="0"/>
+    <w:lsdException w:name="Colorful Shading Accent 2" w:semiHidden="0" w:uiPriority="71" w:unhideWhenUsed="0"/>
+    <w:lsdException w:name="Colorful List Accent 2" w:semiHidden="0" w:uiPriority="72" w:unhideWhenUsed="0"/>
+    <w:lsdException w:name="Colorful Grid Accent 2" w:semiHidden="0" w:uiPriority="73" w:unhideWhenUsed="0"/>
+    <w:lsdException w:name="Light Shading Accent 3" w:semiHidden="0" w:uiPriority="60" w:unhideWhenUsed="0"/>
+    <w:lsdException w:name="Light List Accent 3" w:semiHidden="0" w:uiPriority="61" w:unhideWhenUsed="0"/>
+    <w:lsdException w:name="Light Grid Accent 3" w:semiHidden="0" w:uiPriority="62" w:unhideWhenUsed="0"/>
+    <w:lsdException w:name="Medium Shading 1 Accent 3" w:semiHidden="0" w:uiPriority="63" w:unhideWhenUsed="0"/>
+    <w:lsdException w:name="Medium Shading 2 Accent 3" w:semiHidden="0" w:uiPriority="64" w:unhideWhenUsed="0"/>
+    <w:lsdException w:name="Medium List 1 Accent 3" w:semiHidden="0" w:uiPriority="65" w:unhideWhenUsed="0"/>
+    <w:lsdException w:name="Medium List 2 Accent 3" w:semiHidden="0" w:uiPriority="66" w:unhideWhenUsed="0"/>
+    <w:lsdException w:name="Medium Grid 1 Accent 3" w:semiHidden="0" w:uiPriority="67" w:unhideWhenUsed="0"/>
+    <w:lsdException w:name="Medium Grid 2 Accent 3" w:semiHidden="0" w:uiPriority="68" w:unhideWhenUsed="0"/>
+    <w:lsdException w:name="Medium Grid 3 Accent 3" w:semiHidden="0" w:uiPriority="69" w:unhideWhenUsed="0"/>
+    <w:lsdException w:name="Dark List Accent 3" w:semiHidden="0" w:uiPriority="70" w:unhideWhenUsed="0"/>
+    <w:lsdException w:name="Colorful Shading Accent 3" w:semiHidden="0" w:uiPriority="71" w:unhideWhenUsed="0"/>
+    <w:lsdException w:name="Colorful List Accent 3" w:semiHidden="0" w:uiPriority="72" w:unhideWhenUsed="0"/>
+    <w:lsdException w:name="Colorful Grid Accent 3" w:semiHidden="0" w:uiPriority="73" w:unhideWhenUsed="0"/>
+    <w:lsdException w:name="Light Shading Accent 4" w:semiHidden="0" w:uiPriority="60" w:unhideWhenUsed="0"/>
+    <w:lsdException w:name="Light List Accent 4" w:semiHidden="0" w:uiPriority="61" w:unhideWhenUsed="0"/>
+    <w:lsdException w:name="Light Grid Accent 4" w:semiHidden="0" w:uiPriority="62" w:unhideWhenUsed="0"/>
+    <w:lsdException w:name="Medium Shading 1 Accent 4" w:semiHidden="0" w:uiPriority="63" w:unhideWhenUsed="0"/>
+    <w:lsdException w:name="Medium Shading 2 Accent 4" w:semiHidden="0" w:uiPriority="64" w:unhideWhenUsed="0"/>
+    <w:lsdException w:name="Medium List 1 Accent 4" w:semiHidden="0" w:uiPriority="65" w:unhideWhenUsed="0"/>
+    <w:lsdException w:name="Medium List 2 Accent 4" w:semiHidden="0" w:uiPriority="66" w:unhideWhenUsed="0"/>
+    <w:lsdException w:name="Medium Grid 1 Accent 4" w:semiHidden="0" w:uiPriority="67" w:unhideWhenUsed="0"/>
+    <w:lsdException w:name="Medium Grid 2 Accent 4" w:semiHidden="0" w:uiPriority="68" w:unhideWhenUsed="0"/>
+    <w:lsdException w:name="Medium Grid 3 Accent 4" w:semiHidden="0" w:uiPriority="69" w:unhideWhenUsed="0"/>
+    <w:lsdException w:name="Dark List Accent 4" w:semiHidden="0" w:uiPriority="70" w:unhideWhenUsed="0"/>
+    <w:lsdException w:name="Colorful Shading Accent 4" w:semiHidden="0" w:uiPriority="71" w:unhideWhenUsed="0"/>
+    <w:lsdException w:name="Colorful List Accent 4" w:semiHidden="0" w:uiPriority="72" w:unhideWhenUsed="0"/>
+    <w:lsdException w:name="Colorful Grid Accent 4" w:semiHidden="0" w:uiPriority="73" w:unhideWhenUsed="0"/>
+    <w:lsdException w:name="Light Shading Accent 5" w:semiHidden="0" w:uiPriority="60" w:unhideWhenUsed="0"/>
+    <w:lsdException w:name="Light List Accent 5" w:semiHidden="0" w:uiPriority="61" w:unhideWhenUsed="0"/>
+    <w:lsdException w:name="Light Grid Accent 5" w:semiHidden="0" w:uiPriority="62" w:unhideWhenUsed="0"/>
+    <w:lsdException w:name="Medium Shading 1 Accent 5" w:semiHidden="0" w:uiPriority="63" w:unhideWhenUsed="0"/>
+    <w:lsdException w:name="Medium Shading 2 Accent 5" w:semiHidden="0" w:uiPriority="64" w:unhideWhenUsed="0"/>
+    <w:lsdException w:name="Medium List 1 Accent 5" w:semiHidden="0" w:uiPriority="65" w:unhideWhenUsed="0"/>
+    <w:lsdException w:name="Medium List 2 Accent 5" w:semiHidden="0" w:uiPriority="66" w:unhideWhenUsed="0"/>
+    <w:lsdException w:name="Medium Grid 1 Accent 5" w:semiHidden="0" w:uiPriority="67" w:unhideWhenUsed="0"/>
+    <w:lsdException w:name="Medium Grid 2 Accent 5" w:semiHidden="0" w:uiPriority="68" w:unhideWhenUsed="0"/>
+    <w:lsdException w:name="Medium Grid 3 Accent 5" w:semiHidden="0" w:uiPriority="69" w:unhideWhenUsed="0"/>
+    <w:lsdException w:name="Dark List Accent 5" w:semiHidden="0" w:uiPriority="70" w:unhideWhenUsed="0"/>
+    <w:lsdException w:name="Colorful Shading Accent 5" w:semiHidden="0" w:uiPriority="71" w:unhideWhenUsed="0"/>
+    <w:lsdException w:name="Colorful List Accent 5" w:semiHidden="0" w:uiPriority="72" w:unhideWhenUsed="0"/>
+    <w:lsdException w:name="Colorful Grid Accent 5" w:semiHidden="0" w:uiPriority="73" w:unhideWhenUsed="0"/>
+    <w:lsdException w:name="Light Shading Accent 6" w:semiHidden="0" w:uiPriority="60" w:unhideWhenUsed="0"/>
+    <w:lsdException w:name="Light List Accent 6" w:semiHidden="0" w:uiPriority="61" w:unhideWhenUsed="0"/>
+    <w:lsdException w:name="Light Grid Accent 6" w:semiHidden="0" w:uiPriority="62" w:unhideWhenUsed="0"/>
+    <w:lsdException w:name="Medium Shading 1 Accent 6" w:semiHidden="0" w:uiPriority="63" w:unhideWhenUsed="0"/>
+    <w:lsdException w:name="Medium Shading 2 Accent 6" w:semiHidden="0" w:uiPriority="64" w:unhideWhenUsed="0"/>
+    <w:lsdException w:name="Medium List 1 Accent 6" w:semiHidden="0" w:uiPriority="65" w:unhideWhenUsed="0"/>
+    <w:lsdException w:name="Medium List 2 Accent 6" w:semiHidden="0" w:uiPriority="66" w:unhideWhenUsed="0"/>
+    <w:lsdException w:name="Medium Grid 1 Accent 6" w:semiHidden="0" w:uiPriority="67" w:unhideWhenUsed="0"/>
+    <w:lsdException w:name="Medium Grid 2 Accent 6" w:semiHidden="0" w:uiPriority="68" w:unhideWhenUsed="0"/>
+    <w:lsdException w:name="Medium Grid 3 Accent 6" w:semiHidden="0" w:uiPriority="69" w:unhideWhenUsed="0"/>
+    <w:lsdException w:name="Dark List Accent 6" w:semiHidden="0" w:uiPriority="70" w:unhideWhenUsed="0"/>
+    <w:lsdException w:name="Colorful Shading Accent 6" w:semiHidden="0" w:uiPriority="71" w:unhideWhenUsed="0"/>
+    <w:lsdException w:name="Colorful List Accent 6" w:semiHidden="0" w:uiPriority="72" w:unhideWhenUsed="0"/>
+    <w:lsdException w:name="Colorful Grid Accent 6" w:semiHidden="0" w:uiPriority="73" w:unhideWhenUsed="0"/>
+    <w:lsdException w:name="Subtle Emphasis" w:semiHidden="0" w:uiPriority="19" w:unhideWhenUsed="0" w:qFormat="1"/>
+    <w:lsdException w:name="Intense Emphasis" w:semiHidden="0" w:uiPriority="21" w:unhideWhenUsed="0" w:qFormat="1"/>
+    <w:lsdException w:name="Subtle Reference" w:semiHidden="0" w:uiPriority="31" w:unhideWhenUsed="0" w:qFormat="1"/>
+    <w:lsdException w:name="Intense Reference" w:semiHidden="0" w:uiPriority="32" w:unhideWhenUsed="0" w:qFormat="1"/>
+    <w:lsdException w:name="Book Title" w:semiHidden="0" w:uiPriority="33" w:unhideWhenUsed="0" w:qFormat="1"/>
+    <w:lsdException w:name="Bibliography" w:uiPriority="37"/>
+    <w:lsdException w:name="TOC Heading" w:uiPriority="39" w:qFormat="1"/>
   </w:latentStyles>
   <w:style w:type="paragraph" w:default="1" w:styleId="a">
     <w:name w:val="Normal"/>
@@ -8487,7 +9755,6 @@
       <w:spacing w:after="0" w:line="240" w:lineRule="auto"/>
     </w:pPr>
     <w:tblPr>
-      <w:tblInd w:w="0" w:type="dxa"/>
       <w:tblBorders>
         <w:top w:val="single" w:sz="4" w:space="0" w:color="auto"/>
         <w:left w:val="single" w:sz="4" w:space="0" w:color="auto"/>
@@ -8496,12 +9763,318 @@
         <w:insideH w:val="single" w:sz="4" w:space="0" w:color="auto"/>
         <w:insideV w:val="single" w:sz="4" w:space="0" w:color="auto"/>
       </w:tblBorders>
+    </w:tblPr>
+  </w:style>
+  <w:style w:type="paragraph" w:styleId="a8">
+    <w:name w:val="List Paragraph"/>
+    <w:basedOn w:val="a"/>
+    <w:uiPriority w:val="34"/>
+    <w:qFormat/>
+    <w:rsid w:val="002977D2"/>
+    <w:pPr>
+      <w:ind w:left="720"/>
+      <w:contextualSpacing/>
+    </w:pPr>
+  </w:style>
+  <w:style w:type="paragraph" w:styleId="HTML">
+    <w:name w:val="HTML Preformatted"/>
+    <w:basedOn w:val="a"/>
+    <w:link w:val="HTML0"/>
+    <w:uiPriority w:val="99"/>
+    <w:unhideWhenUsed/>
+    <w:rsid w:val="006C30EF"/>
+    <w:pPr>
+      <w:tabs>
+        <w:tab w:val="left" w:pos="916"/>
+        <w:tab w:val="left" w:pos="1832"/>
+        <w:tab w:val="left" w:pos="2748"/>
+        <w:tab w:val="left" w:pos="3664"/>
+        <w:tab w:val="left" w:pos="4580"/>
+        <w:tab w:val="left" w:pos="5496"/>
+        <w:tab w:val="left" w:pos="6412"/>
+        <w:tab w:val="left" w:pos="7328"/>
+        <w:tab w:val="left" w:pos="8244"/>
+        <w:tab w:val="left" w:pos="9160"/>
+        <w:tab w:val="left" w:pos="10076"/>
+        <w:tab w:val="left" w:pos="10992"/>
+        <w:tab w:val="left" w:pos="11908"/>
+        <w:tab w:val="left" w:pos="12824"/>
+        <w:tab w:val="left" w:pos="13740"/>
+        <w:tab w:val="left" w:pos="14656"/>
+      </w:tabs>
+      <w:spacing w:after="0" w:line="240" w:lineRule="auto"/>
+    </w:pPr>
+    <w:rPr>
+      <w:rFonts w:ascii="Courier New" w:eastAsia="Times New Roman" w:hAnsi="Courier New" w:cs="Courier New"/>
+      <w:sz w:val="20"/>
+      <w:szCs w:val="20"/>
+      <w:lang w:eastAsia="ru-RU"/>
+    </w:rPr>
+  </w:style>
+  <w:style w:type="character" w:customStyle="1" w:styleId="HTML0">
+    <w:name w:val="Стандартный HTML Знак"/>
+    <w:basedOn w:val="a0"/>
+    <w:link w:val="HTML"/>
+    <w:uiPriority w:val="99"/>
+    <w:rsid w:val="006C30EF"/>
+    <w:rPr>
+      <w:rFonts w:ascii="Courier New" w:eastAsia="Times New Roman" w:hAnsi="Courier New" w:cs="Courier New"/>
+      <w:sz w:val="20"/>
+      <w:szCs w:val="20"/>
+      <w:lang w:eastAsia="ru-RU"/>
+    </w:rPr>
+  </w:style>
+</w:styles>
+</file>
+
+<file path=word/stylesWithEffects.xml><?xml version="1.0" encoding="utf-8"?>
+<w:styles xmlns:wpc="http://schemas.microsoft.com/office/word/2010/wordprocessingCanvas" xmlns:mc="http://schemas.openxmlformats.org/markup-compatibility/2006" xmlns:o="urn:schemas-microsoft-com:office:office" xmlns:r="http://schemas.openxmlformats.org/officeDocument/2006/relationships" xmlns:m="http://schemas.openxmlformats.org/officeDocument/2006/math" xmlns:v="urn:schemas-microsoft-com:vml" xmlns:wp14="http://schemas.microsoft.com/office/word/2010/wordprocessingDrawing" xmlns:wp="http://schemas.openxmlformats.org/drawingml/2006/wordprocessingDrawing" xmlns:w10="urn:schemas-microsoft-com:office:word" xmlns:w="http://schemas.openxmlformats.org/wordprocessingml/2006/main" xmlns:w14="http://schemas.microsoft.com/office/word/2010/wordml" xmlns:wpg="http://schemas.microsoft.com/office/word/2010/wordprocessingGroup" xmlns:wpi="http://schemas.microsoft.com/office/word/2010/wordprocessingInk" xmlns:wne="http://schemas.microsoft.com/office/word/2006/wordml" xmlns:wps="http://schemas.microsoft.com/office/word/2010/wordprocessingShape" mc:Ignorable="w14 wp14">
+  <w:docDefaults>
+    <w:rPrDefault>
+      <w:rPr>
+        <w:rFonts w:asciiTheme="minorHAnsi" w:eastAsiaTheme="minorHAnsi" w:hAnsiTheme="minorHAnsi" w:cstheme="minorBidi"/>
+        <w:sz w:val="22"/>
+        <w:szCs w:val="22"/>
+        <w:lang w:val="ru-RU" w:eastAsia="en-US" w:bidi="ar-SA"/>
+      </w:rPr>
+    </w:rPrDefault>
+    <w:pPrDefault>
+      <w:pPr>
+        <w:spacing w:after="200" w:line="276" w:lineRule="auto"/>
+      </w:pPr>
+    </w:pPrDefault>
+  </w:docDefaults>
+  <w:latentStyles w:defLockedState="0" w:defUIPriority="99" w:defSemiHidden="1" w:defUnhideWhenUsed="1" w:defQFormat="0" w:count="267">
+    <w:lsdException w:name="Normal" w:semiHidden="0" w:uiPriority="0" w:unhideWhenUsed="0" w:qFormat="1"/>
+    <w:lsdException w:name="heading 1" w:semiHidden="0" w:uiPriority="9" w:unhideWhenUsed="0" w:qFormat="1"/>
+    <w:lsdException w:name="heading 2" w:uiPriority="9" w:qFormat="1"/>
+    <w:lsdException w:name="heading 3" w:uiPriority="9" w:qFormat="1"/>
+    <w:lsdException w:name="heading 4" w:uiPriority="9" w:qFormat="1"/>
+    <w:lsdException w:name="heading 5" w:uiPriority="9" w:qFormat="1"/>
+    <w:lsdException w:name="heading 6" w:uiPriority="9" w:qFormat="1"/>
+    <w:lsdException w:name="heading 7" w:uiPriority="9" w:qFormat="1"/>
+    <w:lsdException w:name="heading 8" w:uiPriority="9" w:qFormat="1"/>
+    <w:lsdException w:name="heading 9" w:uiPriority="9" w:qFormat="1"/>
+    <w:lsdException w:name="toc 1" w:uiPriority="39"/>
+    <w:lsdException w:name="toc 2" w:uiPriority="39"/>
+    <w:lsdException w:name="toc 3" w:uiPriority="39"/>
+    <w:lsdException w:name="toc 4" w:uiPriority="39"/>
+    <w:lsdException w:name="toc 5" w:uiPriority="39"/>
+    <w:lsdException w:name="toc 6" w:uiPriority="39"/>
+    <w:lsdException w:name="toc 7" w:uiPriority="39"/>
+    <w:lsdException w:name="toc 8" w:uiPriority="39"/>
+    <w:lsdException w:name="toc 9" w:uiPriority="39"/>
+    <w:lsdException w:name="caption" w:uiPriority="35" w:qFormat="1"/>
+    <w:lsdException w:name="Title" w:semiHidden="0" w:uiPriority="10" w:unhideWhenUsed="0" w:qFormat="1"/>
+    <w:lsdException w:name="Default Paragraph Font" w:uiPriority="1"/>
+    <w:lsdException w:name="Subtitle" w:semiHidden="0" w:uiPriority="11" w:unhideWhenUsed="0" w:qFormat="1"/>
+    <w:lsdException w:name="Strong" w:semiHidden="0" w:uiPriority="22" w:unhideWhenUsed="0" w:qFormat="1"/>
+    <w:lsdException w:name="Emphasis" w:semiHidden="0" w:uiPriority="20" w:unhideWhenUsed="0" w:qFormat="1"/>
+    <w:lsdException w:name="Table Grid" w:semiHidden="0" w:uiPriority="59" w:unhideWhenUsed="0"/>
+    <w:lsdException w:name="Placeholder Text" w:unhideWhenUsed="0"/>
+    <w:lsdException w:name="No Spacing" w:semiHidden="0" w:uiPriority="1" w:unhideWhenUsed="0" w:qFormat="1"/>
+    <w:lsdException w:name="Light Shading" w:semiHidden="0" w:uiPriority="60" w:unhideWhenUsed="0"/>
+    <w:lsdException w:name="Light List" w:semiHidden="0" w:uiPriority="61" w:unhideWhenUsed="0"/>
+    <w:lsdException w:name="Light Grid" w:semiHidden="0" w:uiPriority="62" w:unhideWhenUsed="0"/>
+    <w:lsdException w:name="Medium Shading 1" w:semiHidden="0" w:uiPriority="63" w:unhideWhenUsed="0"/>
+    <w:lsdException w:name="Medium Shading 2" w:semiHidden="0" w:uiPriority="64" w:unhideWhenUsed="0"/>
+    <w:lsdException w:name="Medium List 1" w:semiHidden="0" w:uiPriority="65" w:unhideWhenUsed="0"/>
+    <w:lsdException w:name="Medium List 2" w:semiHidden="0" w:uiPriority="66" w:unhideWhenUsed="0"/>
+    <w:lsdException w:name="Medium Grid 1" w:semiHidden="0" w:uiPriority="67" w:unhideWhenUsed="0"/>
+    <w:lsdException w:name="Medium Grid 2" w:semiHidden="0" w:uiPriority="68" w:unhideWhenUsed="0"/>
+    <w:lsdException w:name="Medium Grid 3" w:semiHidden="0" w:uiPriority="69" w:unhideWhenUsed="0"/>
+    <w:lsdException w:name="Dark List" w:semiHidden="0" w:uiPriority="70" w:unhideWhenUsed="0"/>
+    <w:lsdException w:name="Colorful Shading" w:semiHidden="0" w:uiPriority="71" w:unhideWhenUsed="0"/>
+    <w:lsdException w:name="Colorful List" w:semiHidden="0" w:uiPriority="72" w:unhideWhenUsed="0"/>
+    <w:lsdException w:name="Colorful Grid" w:semiHidden="0" w:uiPriority="73" w:unhideWhenUsed="0"/>
+    <w:lsdException w:name="Light Shading Accent 1" w:semiHidden="0" w:uiPriority="60" w:unhideWhenUsed="0"/>
+    <w:lsdException w:name="Light List Accent 1" w:semiHidden="0" w:uiPriority="61" w:unhideWhenUsed="0"/>
+    <w:lsdException w:name="Light Grid Accent 1" w:semiHidden="0" w:uiPriority="62" w:unhideWhenUsed="0"/>
+    <w:lsdException w:name="Medium Shading 1 Accent 1" w:semiHidden="0" w:uiPriority="63" w:unhideWhenUsed="0"/>
+    <w:lsdException w:name="Medium Shading 2 Accent 1" w:semiHidden="0" w:uiPriority="64" w:unhideWhenUsed="0"/>
+    <w:lsdException w:name="Medium List 1 Accent 1" w:semiHidden="0" w:uiPriority="65" w:unhideWhenUsed="0"/>
+    <w:lsdException w:name="Revision" w:unhideWhenUsed="0"/>
+    <w:lsdException w:name="List Paragraph" w:semiHidden="0" w:uiPriority="34" w:unhideWhenUsed="0" w:qFormat="1"/>
+    <w:lsdException w:name="Quote" w:semiHidden="0" w:uiPriority="29" w:unhideWhenUsed="0" w:qFormat="1"/>
+    <w:lsdException w:name="Intense Quote" w:semiHidden="0" w:uiPriority="30" w:unhideWhenUsed="0" w:qFormat="1"/>
+    <w:lsdException w:name="Medium List 2 Accent 1" w:semiHidden="0" w:uiPriority="66" w:unhideWhenUsed="0"/>
+    <w:lsdException w:name="Medium Grid 1 Accent 1" w:semiHidden="0" w:uiPriority="67" w:unhideWhenUsed="0"/>
+    <w:lsdException w:name="Medium Grid 2 Accent 1" w:semiHidden="0" w:uiPriority="68" w:unhideWhenUsed="0"/>
+    <w:lsdException w:name="Medium Grid 3 Accent 1" w:semiHidden="0" w:uiPriority="69" w:unhideWhenUsed="0"/>
+    <w:lsdException w:name="Dark List Accent 1" w:semiHidden="0" w:uiPriority="70" w:unhideWhenUsed="0"/>
+    <w:lsdException w:name="Colorful Shading Accent 1" w:semiHidden="0" w:uiPriority="71" w:unhideWhenUsed="0"/>
+    <w:lsdException w:name="Colorful List Accent 1" w:semiHidden="0" w:uiPriority="72" w:unhideWhenUsed="0"/>
+    <w:lsdException w:name="Colorful Grid Accent 1" w:semiHidden="0" w:uiPriority="73" w:unhideWhenUsed="0"/>
+    <w:lsdException w:name="Light Shading Accent 2" w:semiHidden="0" w:uiPriority="60" w:unhideWhenUsed="0"/>
+    <w:lsdException w:name="Light List Accent 2" w:semiHidden="0" w:uiPriority="61" w:unhideWhenUsed="0"/>
+    <w:lsdException w:name="Light Grid Accent 2" w:semiHidden="0" w:uiPriority="62" w:unhideWhenUsed="0"/>
+    <w:lsdException w:name="Medium Shading 1 Accent 2" w:semiHidden="0" w:uiPriority="63" w:unhideWhenUsed="0"/>
+    <w:lsdException w:name="Medium Shading 2 Accent 2" w:semiHidden="0" w:uiPriority="64" w:unhideWhenUsed="0"/>
+    <w:lsdException w:name="Medium List 1 Accent 2" w:semiHidden="0" w:uiPriority="65" w:unhideWhenUsed="0"/>
+    <w:lsdException w:name="Medium List 2 Accent 2" w:semiHidden="0" w:uiPriority="66" w:unhideWhenUsed="0"/>
+    <w:lsdException w:name="Medium Grid 1 Accent 2" w:semiHidden="0" w:uiPriority="67" w:unhideWhenUsed="0"/>
+    <w:lsdException w:name="Medium Grid 2 Accent 2" w:semiHidden="0" w:uiPriority="68" w:unhideWhenUsed="0"/>
+    <w:lsdException w:name="Medium Grid 3 Accent 2" w:semiHidden="0" w:uiPriority="69" w:unhideWhenUsed="0"/>
+    <w:lsdException w:name="Dark List Accent 2" w:semiHidden="0" w:uiPriority="70" w:unhideWhenUsed="0"/>
+    <w:lsdException w:name="Colorful Shading Accent 2" w:semiHidden="0" w:uiPriority="71" w:unhideWhenUsed="0"/>
+    <w:lsdException w:name="Colorful List Accent 2" w:semiHidden="0" w:uiPriority="72" w:unhideWhenUsed="0"/>
+    <w:lsdException w:name="Colorful Grid Accent 2" w:semiHidden="0" w:uiPriority="73" w:unhideWhenUsed="0"/>
+    <w:lsdException w:name="Light Shading Accent 3" w:semiHidden="0" w:uiPriority="60" w:unhideWhenUsed="0"/>
+    <w:lsdException w:name="Light List Accent 3" w:semiHidden="0" w:uiPriority="61" w:unhideWhenUsed="0"/>
+    <w:lsdException w:name="Light Grid Accent 3" w:semiHidden="0" w:uiPriority="62" w:unhideWhenUsed="0"/>
+    <w:lsdException w:name="Medium Shading 1 Accent 3" w:semiHidden="0" w:uiPriority="63" w:unhideWhenUsed="0"/>
+    <w:lsdException w:name="Medium Shading 2 Accent 3" w:semiHidden="0" w:uiPriority="64" w:unhideWhenUsed="0"/>
+    <w:lsdException w:name="Medium List 1 Accent 3" w:semiHidden="0" w:uiPriority="65" w:unhideWhenUsed="0"/>
+    <w:lsdException w:name="Medium List 2 Accent 3" w:semiHidden="0" w:uiPriority="66" w:unhideWhenUsed="0"/>
+    <w:lsdException w:name="Medium Grid 1 Accent 3" w:semiHidden="0" w:uiPriority="67" w:unhideWhenUsed="0"/>
+    <w:lsdException w:name="Medium Grid 2 Accent 3" w:semiHidden="0" w:uiPriority="68" w:unhideWhenUsed="0"/>
+    <w:lsdException w:name="Medium Grid 3 Accent 3" w:semiHidden="0" w:uiPriority="69" w:unhideWhenUsed="0"/>
+    <w:lsdException w:name="Dark List Accent 3" w:semiHidden="0" w:uiPriority="70" w:unhideWhenUsed="0"/>
+    <w:lsdException w:name="Colorful Shading Accent 3" w:semiHidden="0" w:uiPriority="71" w:unhideWhenUsed="0"/>
+    <w:lsdException w:name="Colorful List Accent 3" w:semiHidden="0" w:uiPriority="72" w:unhideWhenUsed="0"/>
+    <w:lsdException w:name="Colorful Grid Accent 3" w:semiHidden="0" w:uiPriority="73" w:unhideWhenUsed="0"/>
+    <w:lsdException w:name="Light Shading Accent 4" w:semiHidden="0" w:uiPriority="60" w:unhideWhenUsed="0"/>
+    <w:lsdException w:name="Light List Accent 4" w:semiHidden="0" w:uiPriority="61" w:unhideWhenUsed="0"/>
+    <w:lsdException w:name="Light Grid Accent 4" w:semiHidden="0" w:uiPriority="62" w:unhideWhenUsed="0"/>
+    <w:lsdException w:name="Medium Shading 1 Accent 4" w:semiHidden="0" w:uiPriority="63" w:unhideWhenUsed="0"/>
+    <w:lsdException w:name="Medium Shading 2 Accent 4" w:semiHidden="0" w:uiPriority="64" w:unhideWhenUsed="0"/>
+    <w:lsdException w:name="Medium List 1 Accent 4" w:semiHidden="0" w:uiPriority="65" w:unhideWhenUsed="0"/>
+    <w:lsdException w:name="Medium List 2 Accent 4" w:semiHidden="0" w:uiPriority="66" w:unhideWhenUsed="0"/>
+    <w:lsdException w:name="Medium Grid 1 Accent 4" w:semiHidden="0" w:uiPriority="67" w:unhideWhenUsed="0"/>
+    <w:lsdException w:name="Medium Grid 2 Accent 4" w:semiHidden="0" w:uiPriority="68" w:unhideWhenUsed="0"/>
+    <w:lsdException w:name="Medium Grid 3 Accent 4" w:semiHidden="0" w:uiPriority="69" w:unhideWhenUsed="0"/>
+    <w:lsdException w:name="Dark List Accent 4" w:semiHidden="0" w:uiPriority="70" w:unhideWhenUsed="0"/>
+    <w:lsdException w:name="Colorful Shading Accent 4" w:semiHidden="0" w:uiPriority="71" w:unhideWhenUsed="0"/>
+    <w:lsdException w:name="Colorful List Accent 4" w:semiHidden="0" w:uiPriority="72" w:unhideWhenUsed="0"/>
+    <w:lsdException w:name="Colorful Grid Accent 4" w:semiHidden="0" w:uiPriority="73" w:unhideWhenUsed="0"/>
+    <w:lsdException w:name="Light Shading Accent 5" w:semiHidden="0" w:uiPriority="60" w:unhideWhenUsed="0"/>
+    <w:lsdException w:name="Light List Accent 5" w:semiHidden="0" w:uiPriority="61" w:unhideWhenUsed="0"/>
+    <w:lsdException w:name="Light Grid Accent 5" w:semiHidden="0" w:uiPriority="62" w:unhideWhenUsed="0"/>
+    <w:lsdException w:name="Medium Shading 1 Accent 5" w:semiHidden="0" w:uiPriority="63" w:unhideWhenUsed="0"/>
+    <w:lsdException w:name="Medium Shading 2 Accent 5" w:semiHidden="0" w:uiPriority="64" w:unhideWhenUsed="0"/>
+    <w:lsdException w:name="Medium List 1 Accent 5" w:semiHidden="0" w:uiPriority="65" w:unhideWhenUsed="0"/>
+    <w:lsdException w:name="Medium List 2 Accent 5" w:semiHidden="0" w:uiPriority="66" w:unhideWhenUsed="0"/>
+    <w:lsdException w:name="Medium Grid 1 Accent 5" w:semiHidden="0" w:uiPriority="67" w:unhideWhenUsed="0"/>
+    <w:lsdException w:name="Medium Grid 2 Accent 5" w:semiHidden="0" w:uiPriority="68" w:unhideWhenUsed="0"/>
+    <w:lsdException w:name="Medium Grid 3 Accent 5" w:semiHidden="0" w:uiPriority="69" w:unhideWhenUsed="0"/>
+    <w:lsdException w:name="Dark List Accent 5" w:semiHidden="0" w:uiPriority="70" w:unhideWhenUsed="0"/>
+    <w:lsdException w:name="Colorful Shading Accent 5" w:semiHidden="0" w:uiPriority="71" w:unhideWhenUsed="0"/>
+    <w:lsdException w:name="Colorful List Accent 5" w:semiHidden="0" w:uiPriority="72" w:unhideWhenUsed="0"/>
+    <w:lsdException w:name="Colorful Grid Accent 5" w:semiHidden="0" w:uiPriority="73" w:unhideWhenUsed="0"/>
+    <w:lsdException w:name="Light Shading Accent 6" w:semiHidden="0" w:uiPriority="60" w:unhideWhenUsed="0"/>
+    <w:lsdException w:name="Light List Accent 6" w:semiHidden="0" w:uiPriority="61" w:unhideWhenUsed="0"/>
+    <w:lsdException w:name="Light Grid Accent 6" w:semiHidden="0" w:uiPriority="62" w:unhideWhenUsed="0"/>
+    <w:lsdException w:name="Medium Shading 1 Accent 6" w:semiHidden="0" w:uiPriority="63" w:unhideWhenUsed="0"/>
+    <w:lsdException w:name="Medium Shading 2 Accent 6" w:semiHidden="0" w:uiPriority="64" w:unhideWhenUsed="0"/>
+    <w:lsdException w:name="Medium List 1 Accent 6" w:semiHidden="0" w:uiPriority="65" w:unhideWhenUsed="0"/>
+    <w:lsdException w:name="Medium List 2 Accent 6" w:semiHidden="0" w:uiPriority="66" w:unhideWhenUsed="0"/>
+    <w:lsdException w:name="Medium Grid 1 Accent 6" w:semiHidden="0" w:uiPriority="67" w:unhideWhenUsed="0"/>
+    <w:lsdException w:name="Medium Grid 2 Accent 6" w:semiHidden="0" w:uiPriority="68" w:unhideWhenUsed="0"/>
+    <w:lsdException w:name="Medium Grid 3 Accent 6" w:semiHidden="0" w:uiPriority="69" w:unhideWhenUsed="0"/>
+    <w:lsdException w:name="Dark List Accent 6" w:semiHidden="0" w:uiPriority="70" w:unhideWhenUsed="0"/>
+    <w:lsdException w:name="Colorful Shading Accent 6" w:semiHidden="0" w:uiPriority="71" w:unhideWhenUsed="0"/>
+    <w:lsdException w:name="Colorful List Accent 6" w:semiHidden="0" w:uiPriority="72" w:unhideWhenUsed="0"/>
+    <w:lsdException w:name="Colorful Grid Accent 6" w:semiHidden="0" w:uiPriority="73" w:unhideWhenUsed="0"/>
+    <w:lsdException w:name="Subtle Emphasis" w:semiHidden="0" w:uiPriority="19" w:unhideWhenUsed="0" w:qFormat="1"/>
+    <w:lsdException w:name="Intense Emphasis" w:semiHidden="0" w:uiPriority="21" w:unhideWhenUsed="0" w:qFormat="1"/>
+    <w:lsdException w:name="Subtle Reference" w:semiHidden="0" w:uiPriority="31" w:unhideWhenUsed="0" w:qFormat="1"/>
+    <w:lsdException w:name="Intense Reference" w:semiHidden="0" w:uiPriority="32" w:unhideWhenUsed="0" w:qFormat="1"/>
+    <w:lsdException w:name="Book Title" w:semiHidden="0" w:uiPriority="33" w:unhideWhenUsed="0" w:qFormat="1"/>
+    <w:lsdException w:name="Bibliography" w:uiPriority="37"/>
+    <w:lsdException w:name="TOC Heading" w:uiPriority="39" w:qFormat="1"/>
+  </w:latentStyles>
+  <w:style w:type="paragraph" w:default="1" w:styleId="a">
+    <w:name w:val="Normal"/>
+    <w:qFormat/>
+  </w:style>
+  <w:style w:type="character" w:default="1" w:styleId="a0">
+    <w:name w:val="Default Paragraph Font"/>
+    <w:uiPriority w:val="1"/>
+    <w:semiHidden/>
+    <w:unhideWhenUsed/>
+  </w:style>
+  <w:style w:type="table" w:default="1" w:styleId="a1">
+    <w:name w:val="Normal Table"/>
+    <w:uiPriority w:val="99"/>
+    <w:semiHidden/>
+    <w:unhideWhenUsed/>
+    <w:tblPr>
+      <w:tblInd w:w="0" w:type="dxa"/>
       <w:tblCellMar>
         <w:top w:w="0" w:type="dxa"/>
         <w:left w:w="108" w:type="dxa"/>
         <w:bottom w:w="0" w:type="dxa"/>
         <w:right w:w="108" w:type="dxa"/>
       </w:tblCellMar>
+    </w:tblPr>
+  </w:style>
+  <w:style w:type="numbering" w:default="1" w:styleId="a2">
+    <w:name w:val="No List"/>
+    <w:uiPriority w:val="99"/>
+    <w:semiHidden/>
+    <w:unhideWhenUsed/>
+  </w:style>
+  <w:style w:type="paragraph" w:styleId="a3">
+    <w:name w:val="header"/>
+    <w:basedOn w:val="a"/>
+    <w:link w:val="a4"/>
+    <w:uiPriority w:val="99"/>
+    <w:unhideWhenUsed/>
+    <w:rsid w:val="000838FA"/>
+    <w:pPr>
+      <w:tabs>
+        <w:tab w:val="center" w:pos="4677"/>
+        <w:tab w:val="right" w:pos="9355"/>
+      </w:tabs>
+      <w:spacing w:after="0" w:line="240" w:lineRule="auto"/>
+    </w:pPr>
+  </w:style>
+  <w:style w:type="character" w:customStyle="1" w:styleId="a4">
+    <w:name w:val="Верхний колонтитул Знак"/>
+    <w:basedOn w:val="a0"/>
+    <w:link w:val="a3"/>
+    <w:uiPriority w:val="99"/>
+    <w:rsid w:val="000838FA"/>
+  </w:style>
+  <w:style w:type="paragraph" w:styleId="a5">
+    <w:name w:val="footer"/>
+    <w:basedOn w:val="a"/>
+    <w:link w:val="a6"/>
+    <w:uiPriority w:val="99"/>
+    <w:unhideWhenUsed/>
+    <w:rsid w:val="000838FA"/>
+    <w:pPr>
+      <w:tabs>
+        <w:tab w:val="center" w:pos="4677"/>
+        <w:tab w:val="right" w:pos="9355"/>
+      </w:tabs>
+      <w:spacing w:after="0" w:line="240" w:lineRule="auto"/>
+    </w:pPr>
+  </w:style>
+  <w:style w:type="character" w:customStyle="1" w:styleId="a6">
+    <w:name w:val="Нижний колонтитул Знак"/>
+    <w:basedOn w:val="a0"/>
+    <w:link w:val="a5"/>
+    <w:uiPriority w:val="99"/>
+    <w:rsid w:val="000838FA"/>
+  </w:style>
+  <w:style w:type="table" w:styleId="a7">
+    <w:name w:val="Table Grid"/>
+    <w:basedOn w:val="a1"/>
+    <w:uiPriority w:val="59"/>
+    <w:rsid w:val="00754607"/>
+    <w:pPr>
+      <w:spacing w:after="0" w:line="240" w:lineRule="auto"/>
+    </w:pPr>
+    <w:tblPr>
+      <w:tblBorders>
+        <w:top w:val="single" w:sz="4" w:space="0" w:color="auto"/>
+        <w:left w:val="single" w:sz="4" w:space="0" w:color="auto"/>
+        <w:bottom w:val="single" w:sz="4" w:space="0" w:color="auto"/>
+        <w:right w:val="single" w:sz="4" w:space="0" w:color="auto"/>
+        <w:insideH w:val="single" w:sz="4" w:space="0" w:color="auto"/>
+        <w:insideV w:val="single" w:sz="4" w:space="0" w:color="auto"/>
+      </w:tblBorders>
     </w:tblPr>
   </w:style>
   <w:style w:type="paragraph" w:styleId="a8">

--- a/testDjangosite/media/fieldcard.docx
+++ b/testDjangosite/media/fieldcard.docx
@@ -8834,19 +8834,88 @@
               <w:jc w:val="both"/>
               <w:rPr>
                 <w:rFonts w:ascii="Times New Roman" w:eastAsia="Times New Roman" w:hAnsi="Times New Roman" w:cs="Times New Roman"/>
-                <w:i/>
-                <w:iCs/>
-                <w:color w:val="000000"/>
-                <w:lang w:val="en-US" w:eastAsia="ru-RU"/>
-              </w:rPr>
-            </w:pPr>
-            <w:r>
-              <w:rPr>
-                <w:rFonts w:ascii="Times New Roman" w:eastAsia="Times New Roman" w:hAnsi="Times New Roman" w:cs="Times New Roman"/>
-                <w:color w:val="000000"/>
-                <w:lang w:eastAsia="ru-RU"/>
-              </w:rPr>
-              <w:t>14. Рекомендации</w:t>
+                <w:color w:val="000000"/>
+                <w:lang w:eastAsia="ru-RU"/>
+              </w:rPr>
+            </w:pPr>
+            <w:r>
+              <w:rPr>
+                <w:rFonts w:ascii="Times New Roman" w:eastAsia="Times New Roman" w:hAnsi="Times New Roman" w:cs="Times New Roman"/>
+                <w:color w:val="000000"/>
+                <w:lang w:eastAsia="ru-RU"/>
+              </w:rPr>
+              <w:t>14.</w:t>
+            </w:r>
+            <w:r>
+              <w:rPr>
+                <w:rFonts w:ascii="Times New Roman" w:eastAsia="Times New Roman" w:hAnsi="Times New Roman" w:cs="Times New Roman"/>
+                <w:color w:val="000000"/>
+                <w:lang w:eastAsia="ru-RU"/>
+              </w:rPr>
+              <w:t xml:space="preserve"> В случае отсутствия критериев для перевода в Правилах </w:t>
+            </w:r>
+            <w:proofErr w:type="spellStart"/>
+            <w:r>
+              <w:rPr>
+                <w:rFonts w:ascii="Times New Roman" w:eastAsia="Times New Roman" w:hAnsi="Times New Roman" w:cs="Times New Roman"/>
+                <w:color w:val="000000"/>
+                <w:lang w:eastAsia="ru-RU"/>
+              </w:rPr>
+              <w:t>лесовосстановления</w:t>
+            </w:r>
+            <w:proofErr w:type="spellEnd"/>
+            <w:r>
+              <w:rPr>
+                <w:rFonts w:ascii="Times New Roman" w:eastAsia="Times New Roman" w:hAnsi="Times New Roman" w:cs="Times New Roman"/>
+                <w:color w:val="000000"/>
+                <w:lang w:eastAsia="ru-RU"/>
+              </w:rPr>
+              <w:t xml:space="preserve"> необходимо внести реквизиты лесохозяйственного регламента:</w:t>
+            </w:r>
+          </w:p>
+          <w:p>
+            <w:pPr>
+              <w:pStyle w:val="HTML"/>
+              <w:shd w:val="clear" w:color="auto" w:fill="FFFFFF"/>
+              <w:jc w:val="center"/>
+              <w:rPr>
+                <w:rFonts w:ascii="Times New Roman" w:hAnsi="Times New Roman" w:cs="Times New Roman"/>
+                <w:color w:val="080808"/>
+                <w:sz w:val="22"/>
+                <w:szCs w:val="22"/>
+                <w:lang w:val="en-US"/>
+              </w:rPr>
+            </w:pPr>
+            <w:r>
+              <w:rPr>
+                <w:rFonts w:ascii="Times New Roman" w:hAnsi="Times New Roman" w:cs="Times New Roman"/>
+                <w:color w:val="000000"/>
+                <w:sz w:val="22"/>
+                <w:szCs w:val="22"/>
+                <w:lang w:val="en-US"/>
+              </w:rPr>
+              <w:t xml:space="preserve">{{ </w:t>
+            </w:r>
+            <w:proofErr w:type="spellStart"/>
+            <w:r>
+              <w:rPr>
+                <w:rFonts w:ascii="Times New Roman" w:hAnsi="Times New Roman" w:cs="Times New Roman"/>
+                <w:color w:val="080808"/>
+                <w:sz w:val="22"/>
+                <w:szCs w:val="22"/>
+              </w:rPr>
+              <w:t>details_regulations</w:t>
+            </w:r>
+            <w:proofErr w:type="spellEnd"/>
+            <w:r>
+              <w:rPr>
+                <w:rFonts w:ascii="Times New Roman" w:hAnsi="Times New Roman" w:cs="Times New Roman"/>
+                <w:color w:val="080808"/>
+                <w:sz w:val="22"/>
+                <w:szCs w:val="22"/>
+                <w:lang w:val="en-US"/>
+              </w:rPr>
+              <w:t xml:space="preserve"> }}</w:t>
             </w:r>
           </w:p>
         </w:tc>
@@ -8857,49 +8926,46 @@
             <w:tcW w:w="9571" w:type="dxa"/>
             <w:gridSpan w:val="5"/>
             <w:tcBorders>
-              <w:top w:val="nil"/>
-              <w:left w:val="nil"/>
-              <w:bottom w:val="single" w:sz="4" w:space="0" w:color="auto"/>
-              <w:right w:val="nil"/>
-            </w:tcBorders>
-          </w:tcPr>
-          <w:p>
-            <w:pPr>
-              <w:jc w:val="center"/>
-              <w:rPr>
-                <w:rFonts w:ascii="Times New Roman" w:eastAsia="Times New Roman" w:hAnsi="Times New Roman" w:cs="Times New Roman"/>
-                <w:color w:val="000000"/>
-                <w:lang w:eastAsia="ru-RU"/>
-              </w:rPr>
-            </w:pPr>
-            <w:r>
-              <w:rPr>
-                <w:rFonts w:ascii="Times New Roman" w:eastAsia="Times New Roman" w:hAnsi="Times New Roman" w:cs="Times New Roman"/>
-                <w:i/>
-                <w:iCs/>
-                <w:lang w:val="en-US" w:eastAsia="ru-RU"/>
-              </w:rPr>
-              <w:t xml:space="preserve">{{ </w:t>
-            </w:r>
-            <w:proofErr w:type="spellStart"/>
-            <w:r>
-              <w:rPr>
-                <w:rFonts w:ascii="Times New Roman" w:eastAsia="Times New Roman" w:hAnsi="Times New Roman" w:cs="Times New Roman"/>
-                <w:i/>
-                <w:iCs/>
-                <w:lang w:val="en-US" w:eastAsia="ru-RU"/>
-              </w:rPr>
-              <w:t>recomendation</w:t>
-            </w:r>
-            <w:proofErr w:type="spellEnd"/>
-            <w:r>
-              <w:rPr>
-                <w:rFonts w:ascii="Times New Roman" w:eastAsia="Times New Roman" w:hAnsi="Times New Roman" w:cs="Times New Roman"/>
-                <w:i/>
-                <w:iCs/>
-                <w:lang w:val="en-US" w:eastAsia="ru-RU"/>
-              </w:rPr>
-              <w:t xml:space="preserve"> }}</w:t>
+              <w:top w:val="single" w:sz="4" w:space="0" w:color="auto"/>
+              <w:left w:val="nil"/>
+              <w:bottom w:val="nil"/>
+              <w:right w:val="nil"/>
+            </w:tcBorders>
+          </w:tcPr>
+          <w:p>
+            <w:pPr>
+              <w:jc w:val="both"/>
+              <w:rPr>
+                <w:rFonts w:ascii="Times New Roman" w:eastAsia="Times New Roman" w:hAnsi="Times New Roman" w:cs="Times New Roman"/>
+                <w:i/>
+                <w:iCs/>
+                <w:color w:val="000000"/>
+                <w:lang w:val="en-US" w:eastAsia="ru-RU"/>
+              </w:rPr>
+            </w:pPr>
+            <w:r>
+              <w:rPr>
+                <w:rFonts w:ascii="Times New Roman" w:eastAsia="Times New Roman" w:hAnsi="Times New Roman" w:cs="Times New Roman"/>
+                <w:color w:val="000000"/>
+                <w:lang w:eastAsia="ru-RU"/>
+              </w:rPr>
+              <w:t>1</w:t>
+            </w:r>
+            <w:r>
+              <w:rPr>
+                <w:rFonts w:ascii="Times New Roman" w:eastAsia="Times New Roman" w:hAnsi="Times New Roman" w:cs="Times New Roman"/>
+                <w:color w:val="000000"/>
+                <w:lang w:val="en-US" w:eastAsia="ru-RU"/>
+              </w:rPr>
+              <w:t>5</w:t>
+            </w:r>
+            <w:r>
+              <w:rPr>
+                <w:rFonts w:ascii="Times New Roman" w:eastAsia="Times New Roman" w:hAnsi="Times New Roman" w:cs="Times New Roman"/>
+                <w:color w:val="000000"/>
+                <w:lang w:eastAsia="ru-RU"/>
+              </w:rPr>
+              <w:t>. Рекомендации</w:t>
             </w:r>
           </w:p>
         </w:tc>
@@ -8910,29 +8976,49 @@
             <w:tcW w:w="9571" w:type="dxa"/>
             <w:gridSpan w:val="5"/>
             <w:tcBorders>
-              <w:top w:val="single" w:sz="4" w:space="0" w:color="auto"/>
-              <w:left w:val="nil"/>
-              <w:bottom w:val="nil"/>
-              <w:right w:val="nil"/>
-            </w:tcBorders>
-          </w:tcPr>
-          <w:p>
-            <w:pPr>
-              <w:jc w:val="both"/>
-              <w:rPr>
-                <w:rFonts w:ascii="Times New Roman" w:eastAsia="Times New Roman" w:hAnsi="Times New Roman" w:cs="Times New Roman"/>
-                <w:i/>
-                <w:iCs/>
-                <w:lang w:val="en-US" w:eastAsia="ru-RU"/>
-              </w:rPr>
-            </w:pPr>
-            <w:r>
-              <w:rPr>
-                <w:rFonts w:ascii="Times New Roman" w:eastAsia="Times New Roman" w:hAnsi="Times New Roman" w:cs="Times New Roman"/>
-                <w:color w:val="000000"/>
-                <w:lang w:eastAsia="ru-RU"/>
-              </w:rPr>
-              <w:t>15. Особенности участка</w:t>
+              <w:top w:val="nil"/>
+              <w:left w:val="nil"/>
+              <w:bottom w:val="single" w:sz="4" w:space="0" w:color="auto"/>
+              <w:right w:val="nil"/>
+            </w:tcBorders>
+          </w:tcPr>
+          <w:p>
+            <w:pPr>
+              <w:jc w:val="center"/>
+              <w:rPr>
+                <w:rFonts w:ascii="Times New Roman" w:eastAsia="Times New Roman" w:hAnsi="Times New Roman" w:cs="Times New Roman"/>
+                <w:color w:val="000000"/>
+                <w:lang w:eastAsia="ru-RU"/>
+              </w:rPr>
+            </w:pPr>
+            <w:r>
+              <w:rPr>
+                <w:rFonts w:ascii="Times New Roman" w:eastAsia="Times New Roman" w:hAnsi="Times New Roman" w:cs="Times New Roman"/>
+                <w:i/>
+                <w:iCs/>
+                <w:lang w:val="en-US" w:eastAsia="ru-RU"/>
+              </w:rPr>
+              <w:t xml:space="preserve">{{ </w:t>
+            </w:r>
+            <w:proofErr w:type="spellStart"/>
+            <w:r>
+              <w:rPr>
+                <w:rFonts w:ascii="Times New Roman" w:eastAsia="Times New Roman" w:hAnsi="Times New Roman" w:cs="Times New Roman"/>
+                <w:i/>
+                <w:iCs/>
+                <w:lang w:val="en-US" w:eastAsia="ru-RU"/>
+              </w:rPr>
+              <w:t>recomendation</w:t>
+            </w:r>
+            <w:proofErr w:type="spellEnd"/>
+            <w:r>
+              <w:rPr>
+                <w:rFonts w:ascii="Times New Roman" w:eastAsia="Times New Roman" w:hAnsi="Times New Roman" w:cs="Times New Roman"/>
+                <w:i/>
+                <w:iCs/>
+                <w:lang w:val="en-US" w:eastAsia="ru-RU"/>
+              </w:rPr>
+              <w:t xml:space="preserve"> }}</w:t>
             </w:r>
           </w:p>
         </w:tc>
@@ -8943,6 +9029,55 @@
             <w:tcW w:w="9571" w:type="dxa"/>
             <w:gridSpan w:val="5"/>
             <w:tcBorders>
+              <w:top w:val="single" w:sz="4" w:space="0" w:color="auto"/>
+              <w:left w:val="nil"/>
+              <w:bottom w:val="nil"/>
+              <w:right w:val="nil"/>
+            </w:tcBorders>
+          </w:tcPr>
+          <w:p>
+            <w:pPr>
+              <w:jc w:val="both"/>
+              <w:rPr>
+                <w:rFonts w:ascii="Times New Roman" w:eastAsia="Times New Roman" w:hAnsi="Times New Roman" w:cs="Times New Roman"/>
+                <w:i/>
+                <w:iCs/>
+                <w:lang w:val="en-US" w:eastAsia="ru-RU"/>
+              </w:rPr>
+            </w:pPr>
+            <w:r>
+              <w:rPr>
+                <w:rFonts w:ascii="Times New Roman" w:eastAsia="Times New Roman" w:hAnsi="Times New Roman" w:cs="Times New Roman"/>
+                <w:color w:val="000000"/>
+                <w:lang w:eastAsia="ru-RU"/>
+              </w:rPr>
+              <w:t>1</w:t>
+            </w:r>
+            <w:r>
+              <w:rPr>
+                <w:rFonts w:ascii="Times New Roman" w:eastAsia="Times New Roman" w:hAnsi="Times New Roman" w:cs="Times New Roman"/>
+                <w:color w:val="000000"/>
+                <w:lang w:val="en-US" w:eastAsia="ru-RU"/>
+              </w:rPr>
+              <w:t>6</w:t>
+            </w:r>
+            <w:r>
+              <w:rPr>
+                <w:rFonts w:ascii="Times New Roman" w:eastAsia="Times New Roman" w:hAnsi="Times New Roman" w:cs="Times New Roman"/>
+                <w:color w:val="000000"/>
+                <w:lang w:eastAsia="ru-RU"/>
+              </w:rPr>
+              <w:t>. Особенности участка</w:t>
+            </w:r>
+          </w:p>
+        </w:tc>
+      </w:tr>
+      <w:tr>
+        <w:tc>
+          <w:tcPr>
+            <w:tcW w:w="9571" w:type="dxa"/>
+            <w:gridSpan w:val="5"/>
+            <w:tcBorders>
               <w:top w:val="nil"/>
               <w:left w:val="nil"/>
               <w:bottom w:val="single" w:sz="4" w:space="0" w:color="auto"/>
@@ -8994,7 +9129,10 @@
         </w:tc>
       </w:tr>
     </w:tbl>
-    <w:p/>
+    <w:p>
+      <w:bookmarkStart w:id="0" w:name="_GoBack"/>
+      <w:bookmarkEnd w:id="0"/>
+    </w:p>
     <w:tbl>
       <w:tblPr>
         <w:tblStyle w:val="a7"/>
@@ -9297,12 +9435,7 @@
           </w:tcPr>
           <w:p>
             <w:r>
-              <w:t>п</w:t>
-            </w:r>
-            <w:bookmarkStart w:id="0" w:name="_GoBack"/>
-            <w:bookmarkEnd w:id="0"/>
-            <w:r>
-              <w:t>о</w:t>
+              <w:t>по</w:t>
             </w:r>
             <w:r>
               <w:t xml:space="preserve"> </w:t>

--- a/testDjangosite/media/fieldcard.docx
+++ b/testDjangosite/media/fieldcard.docx
@@ -1,6 +1,6 @@
 
 <file path=word/document.xml><?xml version="1.0" encoding="utf-8"?>
-<w:document xmlns:wpc="http://schemas.microsoft.com/office/word/2010/wordprocessingCanvas" xmlns:mc="http://schemas.openxmlformats.org/markup-compatibility/2006" xmlns:o="urn:schemas-microsoft-com:office:office" xmlns:r="http://schemas.openxmlformats.org/officeDocument/2006/relationships" xmlns:m="http://schemas.openxmlformats.org/officeDocument/2006/math" xmlns:v="urn:schemas-microsoft-com:vml" xmlns:wp14="http://schemas.microsoft.com/office/word/2010/wordprocessingDrawing" xmlns:wp="http://schemas.openxmlformats.org/drawingml/2006/wordprocessingDrawing" xmlns:w10="urn:schemas-microsoft-com:office:word" xmlns:w="http://schemas.openxmlformats.org/wordprocessingml/2006/main" xmlns:w14="http://schemas.microsoft.com/office/word/2010/wordml" xmlns:wpg="http://schemas.microsoft.com/office/word/2010/wordprocessingGroup" xmlns:wpi="http://schemas.microsoft.com/office/word/2010/wordprocessingInk" xmlns:wne="http://schemas.microsoft.com/office/word/2006/wordml" xmlns:wps="http://schemas.microsoft.com/office/word/2010/wordprocessingShape" mc:Ignorable="w14 wp14">
+<w:document xmlns:wpc="http://schemas.microsoft.com/office/word/2010/wordprocessingCanvas" xmlns:cx="http://schemas.microsoft.com/office/drawing/2014/chartex" xmlns:cx1="http://schemas.microsoft.com/office/drawing/2015/9/8/chartex" xmlns:cx2="http://schemas.microsoft.com/office/drawing/2015/10/21/chartex" xmlns:cx3="http://schemas.microsoft.com/office/drawing/2016/5/9/chartex" xmlns:cx4="http://schemas.microsoft.com/office/drawing/2016/5/10/chartex" xmlns:cx5="http://schemas.microsoft.com/office/drawing/2016/5/11/chartex" xmlns:cx6="http://schemas.microsoft.com/office/drawing/2016/5/12/chartex" xmlns:cx7="http://schemas.microsoft.com/office/drawing/2016/5/13/chartex" xmlns:cx8="http://schemas.microsoft.com/office/drawing/2016/5/14/chartex" xmlns:mc="http://schemas.openxmlformats.org/markup-compatibility/2006" xmlns:aink="http://schemas.microsoft.com/office/drawing/2016/ink" xmlns:am3d="http://schemas.microsoft.com/office/drawing/2017/model3d" xmlns:o="urn:schemas-microsoft-com:office:office" xmlns:oel="http://schemas.microsoft.com/office/2019/extlst" xmlns:r="http://schemas.openxmlformats.org/officeDocument/2006/relationships" xmlns:m="http://schemas.openxmlformats.org/officeDocument/2006/math" xmlns:v="urn:schemas-microsoft-com:vml" xmlns:wp14="http://schemas.microsoft.com/office/word/2010/wordprocessingDrawing" xmlns:wp="http://schemas.openxmlformats.org/drawingml/2006/wordprocessingDrawing" xmlns:w10="urn:schemas-microsoft-com:office:word" xmlns:w="http://schemas.openxmlformats.org/wordprocessingml/2006/main" xmlns:w14="http://schemas.microsoft.com/office/word/2010/wordml" xmlns:w15="http://schemas.microsoft.com/office/word/2012/wordml" xmlns:w16cex="http://schemas.microsoft.com/office/word/2018/wordml/cex" xmlns:w16cid="http://schemas.microsoft.com/office/word/2016/wordml/cid" xmlns:w16="http://schemas.microsoft.com/office/word/2018/wordml" xmlns:w16du="http://schemas.microsoft.com/office/word/2023/wordml/word16du" xmlns:w16sdtdh="http://schemas.microsoft.com/office/word/2020/wordml/sdtdatahash" xmlns:w16sdtfl="http://schemas.microsoft.com/office/word/2024/wordml/sdtformatlock" xmlns:w16se="http://schemas.microsoft.com/office/word/2015/wordml/symex" xmlns:wpg="http://schemas.microsoft.com/office/word/2010/wordprocessingGroup" xmlns:wpi="http://schemas.microsoft.com/office/word/2010/wordprocessingInk" xmlns:wne="http://schemas.microsoft.com/office/word/2006/wordml" xmlns:wps="http://schemas.microsoft.com/office/word/2010/wordprocessingShape" mc:Ignorable="w14 w15 w16se w16cid w16 w16cex w16sdtdh w16sdtfl w16du wp14">
   <w:body>
     <w:p>
       <w:pPr>
@@ -83,47 +83,7 @@
           <w:szCs w:val="20"/>
           <w:lang w:val="en-US" w:eastAsia="ru-RU"/>
         </w:rPr>
-        <w:t>{</w:t>
-      </w:r>
-      <w:proofErr w:type="gramStart"/>
-      <w:r>
-        <w:rPr>
-          <w:rFonts w:ascii="Times New Roman" w:eastAsia="Times New Roman" w:hAnsi="Times New Roman" w:cs="Times New Roman"/>
-          <w:b/>
-          <w:bCs/>
-          <w:color w:val="000000"/>
-          <w:sz w:val="20"/>
-          <w:szCs w:val="20"/>
-          <w:lang w:val="en-US" w:eastAsia="ru-RU"/>
-        </w:rPr>
-        <w:t xml:space="preserve">{ </w:t>
-      </w:r>
-      <w:proofErr w:type="spellStart"/>
-      <w:proofErr w:type="gramEnd"/>
-      <w:r>
-        <w:rPr>
-          <w:rFonts w:ascii="Times New Roman" w:eastAsia="Times New Roman" w:hAnsi="Times New Roman" w:cs="Times New Roman"/>
-          <w:b/>
-          <w:bCs/>
-          <w:color w:val="000000"/>
-          <w:sz w:val="20"/>
-          <w:szCs w:val="20"/>
-          <w:lang w:val="en-US" w:eastAsia="ru-RU"/>
-        </w:rPr>
-        <w:t>number_region</w:t>
-      </w:r>
-      <w:proofErr w:type="spellEnd"/>
-      <w:r>
-        <w:rPr>
-          <w:rFonts w:ascii="Times New Roman" w:eastAsia="Times New Roman" w:hAnsi="Times New Roman" w:cs="Times New Roman"/>
-          <w:b/>
-          <w:bCs/>
-          <w:color w:val="000000"/>
-          <w:sz w:val="20"/>
-          <w:szCs w:val="20"/>
-          <w:lang w:val="en-US" w:eastAsia="ru-RU"/>
-        </w:rPr>
-        <w:t xml:space="preserve"> }}</w:t>
+        <w:t>{{ number_region }}</w:t>
       </w:r>
     </w:p>
     <w:tbl>
@@ -184,23 +144,60 @@
                 <w:rFonts w:ascii="Times New Roman" w:hAnsi="Times New Roman" w:cs="Times New Roman"/>
                 <w:lang w:val="en-US"/>
               </w:rPr>
-              <w:t xml:space="preserve">{{ </w:t>
-            </w:r>
-            <w:proofErr w:type="spellStart"/>
-            <w:r>
+              <w:t>{{ subject_rf }}</w:t>
+            </w:r>
+          </w:p>
+        </w:tc>
+      </w:tr>
+      <w:tr>
+        <w:tc>
+          <w:tcPr>
+            <w:tcW w:w="4785" w:type="dxa"/>
+            <w:tcBorders>
+              <w:top w:val="nil"/>
+              <w:left w:val="nil"/>
+              <w:bottom w:val="nil"/>
+              <w:right w:val="nil"/>
+            </w:tcBorders>
+          </w:tcPr>
+          <w:p>
+            <w:pPr>
+              <w:rPr>
+                <w:rFonts w:ascii="Times New Roman" w:hAnsi="Times New Roman" w:cs="Times New Roman"/>
+              </w:rPr>
+            </w:pPr>
+            <w:r>
+              <w:rPr>
+                <w:rFonts w:ascii="Times New Roman" w:hAnsi="Times New Roman" w:cs="Times New Roman"/>
+              </w:rPr>
+              <w:t>Лесничество</w:t>
+            </w:r>
+          </w:p>
+        </w:tc>
+        <w:tc>
+          <w:tcPr>
+            <w:tcW w:w="4786" w:type="dxa"/>
+            <w:tcBorders>
+              <w:top w:val="single" w:sz="4" w:space="0" w:color="auto"/>
+              <w:left w:val="nil"/>
+              <w:bottom w:val="single" w:sz="4" w:space="0" w:color="auto"/>
+              <w:right w:val="nil"/>
+            </w:tcBorders>
+          </w:tcPr>
+          <w:p>
+            <w:pPr>
+              <w:jc w:val="center"/>
               <w:rPr>
                 <w:rFonts w:ascii="Times New Roman" w:hAnsi="Times New Roman" w:cs="Times New Roman"/>
                 <w:lang w:val="en-US"/>
               </w:rPr>
-              <w:t>subject_rf</w:t>
-            </w:r>
-            <w:proofErr w:type="spellEnd"/>
+            </w:pPr>
             <w:r>
               <w:rPr>
                 <w:rFonts w:ascii="Times New Roman" w:hAnsi="Times New Roman" w:cs="Times New Roman"/>
                 <w:lang w:val="en-US"/>
               </w:rPr>
-              <w:t xml:space="preserve"> }}</w:t>
+              <w:t>{{ forestly }}</w:t>
             </w:r>
           </w:p>
         </w:tc>
@@ -226,7 +223,7 @@
               <w:rPr>
                 <w:rFonts w:ascii="Times New Roman" w:hAnsi="Times New Roman" w:cs="Times New Roman"/>
               </w:rPr>
-              <w:t>Лесничество</w:t>
+              <w:t>Лесной район</w:t>
             </w:r>
           </w:p>
         </w:tc>
@@ -253,170 +250,116 @@
                 <w:rFonts w:ascii="Times New Roman" w:hAnsi="Times New Roman" w:cs="Times New Roman"/>
                 <w:lang w:val="en-US"/>
               </w:rPr>
-              <w:t xml:space="preserve">{{ </w:t>
-            </w:r>
-            <w:proofErr w:type="spellStart"/>
-            <w:r>
+              <w:t>{{ name_forest_district }}</w:t>
+            </w:r>
+          </w:p>
+        </w:tc>
+      </w:tr>
+      <w:tr>
+        <w:tc>
+          <w:tcPr>
+            <w:tcW w:w="4785" w:type="dxa"/>
+            <w:tcBorders>
+              <w:top w:val="nil"/>
+              <w:left w:val="nil"/>
+              <w:bottom w:val="nil"/>
+              <w:right w:val="nil"/>
+            </w:tcBorders>
+          </w:tcPr>
+          <w:p>
+            <w:pPr>
+              <w:rPr>
+                <w:rFonts w:ascii="Times New Roman" w:hAnsi="Times New Roman" w:cs="Times New Roman"/>
+              </w:rPr>
+            </w:pPr>
+            <w:r>
+              <w:rPr>
+                <w:rFonts w:ascii="Times New Roman" w:hAnsi="Times New Roman" w:cs="Times New Roman"/>
+              </w:rPr>
+              <w:t>Участковое лесничество</w:t>
+            </w:r>
+          </w:p>
+        </w:tc>
+        <w:tc>
+          <w:tcPr>
+            <w:tcW w:w="4786" w:type="dxa"/>
+            <w:tcBorders>
+              <w:top w:val="single" w:sz="4" w:space="0" w:color="auto"/>
+              <w:left w:val="nil"/>
+              <w:bottom w:val="single" w:sz="4" w:space="0" w:color="auto"/>
+              <w:right w:val="nil"/>
+            </w:tcBorders>
+          </w:tcPr>
+          <w:p>
+            <w:pPr>
+              <w:jc w:val="center"/>
               <w:rPr>
                 <w:rFonts w:ascii="Times New Roman" w:hAnsi="Times New Roman" w:cs="Times New Roman"/>
                 <w:lang w:val="en-US"/>
               </w:rPr>
-              <w:t>forestly</w:t>
-            </w:r>
-            <w:proofErr w:type="spellEnd"/>
-            <w:r>
+            </w:pPr>
+            <w:r>
+              <w:rPr>
+                <w:rFonts w:ascii="Times New Roman" w:eastAsia="Times New Roman" w:hAnsi="Times New Roman" w:cs="Times New Roman"/>
+                <w:i/>
+                <w:iCs/>
+                <w:color w:val="000000"/>
+                <w:lang w:val="en-US" w:eastAsia="ru-RU"/>
+              </w:rPr>
+              <w:t>{{ district_forestly }}</w:t>
+            </w:r>
+          </w:p>
+        </w:tc>
+      </w:tr>
+      <w:tr>
+        <w:tc>
+          <w:tcPr>
+            <w:tcW w:w="4785" w:type="dxa"/>
+            <w:tcBorders>
+              <w:top w:val="nil"/>
+              <w:left w:val="nil"/>
+              <w:bottom w:val="nil"/>
+              <w:right w:val="nil"/>
+            </w:tcBorders>
+          </w:tcPr>
+          <w:p>
+            <w:pPr>
+              <w:rPr>
+                <w:rFonts w:ascii="Times New Roman" w:hAnsi="Times New Roman" w:cs="Times New Roman"/>
+              </w:rPr>
+            </w:pPr>
+            <w:r>
+              <w:rPr>
+                <w:rFonts w:ascii="Times New Roman" w:hAnsi="Times New Roman" w:cs="Times New Roman"/>
+              </w:rPr>
+              <w:t>Урочище</w:t>
+            </w:r>
+          </w:p>
+        </w:tc>
+        <w:tc>
+          <w:tcPr>
+            <w:tcW w:w="4786" w:type="dxa"/>
+            <w:tcBorders>
+              <w:top w:val="single" w:sz="4" w:space="0" w:color="auto"/>
+              <w:left w:val="nil"/>
+              <w:bottom w:val="single" w:sz="4" w:space="0" w:color="auto"/>
+              <w:right w:val="nil"/>
+            </w:tcBorders>
+          </w:tcPr>
+          <w:p>
+            <w:pPr>
+              <w:jc w:val="center"/>
               <w:rPr>
                 <w:rFonts w:ascii="Times New Roman" w:hAnsi="Times New Roman" w:cs="Times New Roman"/>
                 <w:lang w:val="en-US"/>
               </w:rPr>
-              <w:t xml:space="preserve"> }}</w:t>
-            </w:r>
-          </w:p>
-        </w:tc>
-      </w:tr>
-      <w:tr>
-        <w:tc>
-          <w:tcPr>
-            <w:tcW w:w="4785" w:type="dxa"/>
-            <w:tcBorders>
-              <w:top w:val="nil"/>
-              <w:left w:val="nil"/>
-              <w:bottom w:val="nil"/>
-              <w:right w:val="nil"/>
-            </w:tcBorders>
-          </w:tcPr>
-          <w:p>
-            <w:pPr>
-              <w:rPr>
-                <w:rFonts w:ascii="Times New Roman" w:hAnsi="Times New Roman" w:cs="Times New Roman"/>
-              </w:rPr>
-            </w:pPr>
-            <w:r>
-              <w:rPr>
-                <w:rFonts w:ascii="Times New Roman" w:hAnsi="Times New Roman" w:cs="Times New Roman"/>
-              </w:rPr>
-              <w:t>Участковое лесничество</w:t>
-            </w:r>
-          </w:p>
-        </w:tc>
-        <w:tc>
-          <w:tcPr>
-            <w:tcW w:w="4786" w:type="dxa"/>
-            <w:tcBorders>
-              <w:top w:val="single" w:sz="4" w:space="0" w:color="auto"/>
-              <w:left w:val="nil"/>
-              <w:bottom w:val="single" w:sz="4" w:space="0" w:color="auto"/>
-              <w:right w:val="nil"/>
-            </w:tcBorders>
-          </w:tcPr>
-          <w:p>
-            <w:pPr>
-              <w:jc w:val="center"/>
+            </w:pPr>
+            <w:r>
               <w:rPr>
                 <w:rFonts w:ascii="Times New Roman" w:hAnsi="Times New Roman" w:cs="Times New Roman"/>
                 <w:lang w:val="en-US"/>
               </w:rPr>
-            </w:pPr>
-            <w:r>
-              <w:rPr>
-                <w:rFonts w:ascii="Times New Roman" w:eastAsia="Times New Roman" w:hAnsi="Times New Roman" w:cs="Times New Roman"/>
-                <w:i/>
-                <w:iCs/>
-                <w:color w:val="000000"/>
-                <w:lang w:val="en-US" w:eastAsia="ru-RU"/>
-              </w:rPr>
-              <w:t xml:space="preserve">{{ </w:t>
-            </w:r>
-            <w:proofErr w:type="spellStart"/>
-            <w:r>
-              <w:rPr>
-                <w:rFonts w:ascii="Times New Roman" w:eastAsia="Times New Roman" w:hAnsi="Times New Roman" w:cs="Times New Roman"/>
-                <w:i/>
-                <w:iCs/>
-                <w:color w:val="000000"/>
-                <w:lang w:val="en-US" w:eastAsia="ru-RU"/>
-              </w:rPr>
-              <w:t>district_forestly</w:t>
-            </w:r>
-            <w:proofErr w:type="spellEnd"/>
-            <w:r>
-              <w:rPr>
-                <w:rFonts w:ascii="Times New Roman" w:eastAsia="Times New Roman" w:hAnsi="Times New Roman" w:cs="Times New Roman"/>
-                <w:i/>
-                <w:iCs/>
-                <w:color w:val="000000"/>
-                <w:lang w:val="en-US" w:eastAsia="ru-RU"/>
-              </w:rPr>
-              <w:t xml:space="preserve"> }}</w:t>
-            </w:r>
-          </w:p>
-        </w:tc>
-      </w:tr>
-      <w:tr>
-        <w:tc>
-          <w:tcPr>
-            <w:tcW w:w="4785" w:type="dxa"/>
-            <w:tcBorders>
-              <w:top w:val="nil"/>
-              <w:left w:val="nil"/>
-              <w:bottom w:val="nil"/>
-              <w:right w:val="nil"/>
-            </w:tcBorders>
-          </w:tcPr>
-          <w:p>
-            <w:pPr>
-              <w:rPr>
-                <w:rFonts w:ascii="Times New Roman" w:hAnsi="Times New Roman" w:cs="Times New Roman"/>
-              </w:rPr>
-            </w:pPr>
-            <w:r>
-              <w:rPr>
-                <w:rFonts w:ascii="Times New Roman" w:hAnsi="Times New Roman" w:cs="Times New Roman"/>
-              </w:rPr>
-              <w:t>Урочище</w:t>
-            </w:r>
-          </w:p>
-        </w:tc>
-        <w:tc>
-          <w:tcPr>
-            <w:tcW w:w="4786" w:type="dxa"/>
-            <w:tcBorders>
-              <w:top w:val="single" w:sz="4" w:space="0" w:color="auto"/>
-              <w:left w:val="nil"/>
-              <w:bottom w:val="single" w:sz="4" w:space="0" w:color="auto"/>
-              <w:right w:val="nil"/>
-            </w:tcBorders>
-          </w:tcPr>
-          <w:p>
-            <w:pPr>
-              <w:jc w:val="center"/>
-              <w:rPr>
-                <w:rFonts w:ascii="Times New Roman" w:hAnsi="Times New Roman" w:cs="Times New Roman"/>
-                <w:lang w:val="en-US"/>
-              </w:rPr>
-            </w:pPr>
-            <w:r>
-              <w:rPr>
-                <w:rFonts w:ascii="Times New Roman" w:hAnsi="Times New Roman" w:cs="Times New Roman"/>
-                <w:lang w:val="en-US"/>
-              </w:rPr>
-              <w:t xml:space="preserve">{{ </w:t>
-            </w:r>
-            <w:proofErr w:type="spellStart"/>
-            <w:r>
-              <w:rPr>
-                <w:rFonts w:ascii="Times New Roman" w:hAnsi="Times New Roman" w:cs="Times New Roman"/>
-                <w:lang w:val="en-US"/>
-              </w:rPr>
-              <w:t>name_dacha</w:t>
-            </w:r>
-            <w:proofErr w:type="spellEnd"/>
-            <w:r>
-              <w:rPr>
-                <w:rFonts w:ascii="Times New Roman" w:hAnsi="Times New Roman" w:cs="Times New Roman"/>
-                <w:lang w:val="en-US"/>
-              </w:rPr>
-              <w:t xml:space="preserve"> }}</w:t>
+              <w:t>{{ name_dacha }}</w:t>
             </w:r>
           </w:p>
         </w:tc>
@@ -489,23 +432,31 @@
                 <w:rFonts w:ascii="Times New Roman" w:hAnsi="Times New Roman" w:cs="Times New Roman"/>
                 <w:lang w:val="en-US"/>
               </w:rPr>
-              <w:t xml:space="preserve"> {{ </w:t>
-            </w:r>
-            <w:proofErr w:type="spellStart"/>
-            <w:r>
+              <w:t xml:space="preserve"> {{ name_quarter }}</w:t>
+            </w:r>
+          </w:p>
+        </w:tc>
+        <w:tc>
+          <w:tcPr>
+            <w:tcW w:w="2393" w:type="dxa"/>
+            <w:tcBorders>
+              <w:top w:val="nil"/>
+              <w:left w:val="nil"/>
+              <w:bottom w:val="nil"/>
+              <w:right w:val="nil"/>
+            </w:tcBorders>
+          </w:tcPr>
+          <w:p>
+            <w:pPr>
               <w:rPr>
                 <w:rFonts w:ascii="Times New Roman" w:hAnsi="Times New Roman" w:cs="Times New Roman"/>
-                <w:lang w:val="en-US"/>
-              </w:rPr>
-              <w:t>name_quarter</w:t>
-            </w:r>
-            <w:proofErr w:type="spellEnd"/>
+              </w:rPr>
+            </w:pPr>
             <w:r>
               <w:rPr>
                 <w:rFonts w:ascii="Times New Roman" w:hAnsi="Times New Roman" w:cs="Times New Roman"/>
-                <w:lang w:val="en-US"/>
-              </w:rPr>
-              <w:t xml:space="preserve"> }}</w:t>
+              </w:rPr>
+              <w:t>Выдел</w:t>
             </w:r>
           </w:p>
         </w:tc>
@@ -515,30 +466,6 @@
             <w:tcBorders>
               <w:top w:val="nil"/>
               <w:left w:val="nil"/>
-              <w:bottom w:val="nil"/>
-              <w:right w:val="nil"/>
-            </w:tcBorders>
-          </w:tcPr>
-          <w:p>
-            <w:pPr>
-              <w:rPr>
-                <w:rFonts w:ascii="Times New Roman" w:hAnsi="Times New Roman" w:cs="Times New Roman"/>
-              </w:rPr>
-            </w:pPr>
-            <w:r>
-              <w:rPr>
-                <w:rFonts w:ascii="Times New Roman" w:hAnsi="Times New Roman" w:cs="Times New Roman"/>
-              </w:rPr>
-              <w:t>Выдел</w:t>
-            </w:r>
-          </w:p>
-        </w:tc>
-        <w:tc>
-          <w:tcPr>
-            <w:tcW w:w="2393" w:type="dxa"/>
-            <w:tcBorders>
-              <w:top w:val="nil"/>
-              <w:left w:val="nil"/>
               <w:bottom w:val="single" w:sz="4" w:space="0" w:color="auto"/>
               <w:right w:val="nil"/>
             </w:tcBorders>
@@ -564,29 +491,7 @@
                 <w:color w:val="000000"/>
                 <w:lang w:val="en-US" w:eastAsia="ru-RU"/>
               </w:rPr>
-              <w:t xml:space="preserve">{{ </w:t>
-            </w:r>
-            <w:proofErr w:type="spellStart"/>
-            <w:r>
-              <w:rPr>
-                <w:rFonts w:ascii="Times New Roman" w:eastAsia="Times New Roman" w:hAnsi="Times New Roman" w:cs="Times New Roman"/>
-                <w:i/>
-                <w:iCs/>
-                <w:color w:val="000000"/>
-                <w:lang w:val="en-US" w:eastAsia="ru-RU"/>
-              </w:rPr>
-              <w:t>soil_lot</w:t>
-            </w:r>
-            <w:proofErr w:type="spellEnd"/>
-            <w:r>
-              <w:rPr>
-                <w:rFonts w:ascii="Times New Roman" w:eastAsia="Times New Roman" w:hAnsi="Times New Roman" w:cs="Times New Roman"/>
-                <w:i/>
-                <w:iCs/>
-                <w:color w:val="000000"/>
-                <w:lang w:val="en-US" w:eastAsia="ru-RU"/>
-              </w:rPr>
-              <w:t xml:space="preserve"> }}</w:t>
+              <w:t>{{ soil_lot }}</w:t>
             </w:r>
           </w:p>
         </w:tc>
@@ -646,29 +551,7 @@
                 <w:color w:val="000000"/>
                 <w:lang w:val="en-US" w:eastAsia="ru-RU"/>
               </w:rPr>
-              <w:t xml:space="preserve">{{ </w:t>
-            </w:r>
-            <w:proofErr w:type="spellStart"/>
-            <w:r>
-              <w:rPr>
-                <w:rFonts w:ascii="Times New Roman" w:eastAsia="Times New Roman" w:hAnsi="Times New Roman" w:cs="Times New Roman"/>
-                <w:i/>
-                <w:iCs/>
-                <w:color w:val="000000"/>
-                <w:lang w:val="en-US" w:eastAsia="ru-RU"/>
-              </w:rPr>
-              <w:t>sample_area</w:t>
-            </w:r>
-            <w:proofErr w:type="spellEnd"/>
-            <w:r>
-              <w:rPr>
-                <w:rFonts w:ascii="Times New Roman" w:eastAsia="Times New Roman" w:hAnsi="Times New Roman" w:cs="Times New Roman"/>
-                <w:i/>
-                <w:iCs/>
-                <w:color w:val="000000"/>
-                <w:lang w:val="en-US" w:eastAsia="ru-RU"/>
-              </w:rPr>
-              <w:t xml:space="preserve"> }}</w:t>
+              <w:t>{{ sample_area }}</w:t>
             </w:r>
           </w:p>
         </w:tc>
@@ -824,7 +707,6 @@
               </w:rPr>
               <w:t xml:space="preserve">{{ </w:t>
             </w:r>
-            <w:proofErr w:type="spellStart"/>
             <w:r>
               <w:rPr>
                 <w:rFonts w:ascii="Times New Roman" w:eastAsia="Times New Roman" w:hAnsi="Times New Roman" w:cs="Times New Roman"/>
@@ -835,7 +717,6 @@
               </w:rPr>
               <w:t>purpose_of_forests</w:t>
             </w:r>
-            <w:proofErr w:type="spellEnd"/>
             <w:r>
               <w:rPr>
                 <w:rFonts w:ascii="Times New Roman" w:eastAsia="Times New Roman" w:hAnsi="Times New Roman" w:cs="Times New Roman"/>
@@ -925,29 +806,7 @@
                 <w:color w:val="000000"/>
                 <w:lang w:val="en-US" w:eastAsia="ru-RU"/>
               </w:rPr>
-              <w:t xml:space="preserve">{{ </w:t>
-            </w:r>
-            <w:proofErr w:type="spellStart"/>
-            <w:r>
-              <w:rPr>
-                <w:rFonts w:ascii="Times New Roman" w:eastAsia="Times New Roman" w:hAnsi="Times New Roman" w:cs="Times New Roman"/>
-                <w:i/>
-                <w:iCs/>
-                <w:color w:val="000000"/>
-                <w:lang w:val="en-US" w:eastAsia="ru-RU"/>
-              </w:rPr>
-              <w:t>forest_protection_category</w:t>
-            </w:r>
-            <w:proofErr w:type="spellEnd"/>
-            <w:r>
-              <w:rPr>
-                <w:rFonts w:ascii="Times New Roman" w:eastAsia="Times New Roman" w:hAnsi="Times New Roman" w:cs="Times New Roman"/>
-                <w:i/>
-                <w:iCs/>
-                <w:color w:val="000000"/>
-                <w:lang w:val="en-US" w:eastAsia="ru-RU"/>
-              </w:rPr>
-              <w:t xml:space="preserve"> }}</w:t>
+              <w:t>{{ forest_protection_category }}</w:t>
             </w:r>
           </w:p>
         </w:tc>
@@ -1028,29 +887,7 @@
                 <w:color w:val="000000"/>
                 <w:lang w:val="en-US" w:eastAsia="ru-RU"/>
               </w:rPr>
-              <w:t xml:space="preserve">{{ </w:t>
-            </w:r>
-            <w:proofErr w:type="spellStart"/>
-            <w:r>
-              <w:rPr>
-                <w:rFonts w:ascii="Times New Roman" w:eastAsia="Times New Roman" w:hAnsi="Times New Roman" w:cs="Times New Roman"/>
-                <w:i/>
-                <w:iCs/>
-                <w:color w:val="000000"/>
-                <w:lang w:val="en-US" w:eastAsia="ru-RU"/>
-              </w:rPr>
-              <w:t>protected_areas_of_forests</w:t>
-            </w:r>
-            <w:proofErr w:type="spellEnd"/>
-            <w:r>
-              <w:rPr>
-                <w:rFonts w:ascii="Times New Roman" w:eastAsia="Times New Roman" w:hAnsi="Times New Roman" w:cs="Times New Roman"/>
-                <w:i/>
-                <w:iCs/>
-                <w:color w:val="000000"/>
-                <w:lang w:val="en-US" w:eastAsia="ru-RU"/>
-              </w:rPr>
-              <w:t xml:space="preserve"> }}</w:t>
+              <w:t>{{ protected_areas_of_forests }}</w:t>
             </w:r>
           </w:p>
         </w:tc>
@@ -1136,29 +973,7 @@
                 <w:color w:val="000000"/>
                 <w:lang w:val="en-US" w:eastAsia="ru-RU"/>
               </w:rPr>
-              <w:t xml:space="preserve">{{ </w:t>
-            </w:r>
-            <w:proofErr w:type="spellStart"/>
-            <w:r>
-              <w:rPr>
-                <w:rFonts w:ascii="Times New Roman" w:eastAsia="Times New Roman" w:hAnsi="Times New Roman" w:cs="Times New Roman"/>
-                <w:i/>
-                <w:iCs/>
-                <w:color w:val="000000"/>
-                <w:lang w:val="en-US" w:eastAsia="ru-RU"/>
-              </w:rPr>
-              <w:t>rent_area</w:t>
-            </w:r>
-            <w:proofErr w:type="spellEnd"/>
-            <w:r>
-              <w:rPr>
-                <w:rFonts w:ascii="Times New Roman" w:eastAsia="Times New Roman" w:hAnsi="Times New Roman" w:cs="Times New Roman"/>
-                <w:i/>
-                <w:iCs/>
-                <w:color w:val="000000"/>
-                <w:lang w:val="en-US" w:eastAsia="ru-RU"/>
-              </w:rPr>
-              <w:t xml:space="preserve"> }}</w:t>
+              <w:t>{{ rent_area }}</w:t>
             </w:r>
           </w:p>
         </w:tc>
@@ -1322,7 +1137,6 @@
               </w:rPr>
               <w:t xml:space="preserve">{{ </w:t>
             </w:r>
-            <w:proofErr w:type="spellStart"/>
             <w:r>
               <w:rPr>
                 <w:rFonts w:ascii="Times New Roman" w:eastAsia="Times New Roman" w:hAnsi="Times New Roman" w:cs="Times New Roman"/>
@@ -1333,7 +1147,6 @@
               </w:rPr>
               <w:t>category_of_forest_fund_lands</w:t>
             </w:r>
-            <w:proofErr w:type="spellEnd"/>
             <w:r>
               <w:rPr>
                 <w:rFonts w:ascii="Times New Roman" w:eastAsia="Times New Roman" w:hAnsi="Times New Roman" w:cs="Times New Roman"/>
@@ -1513,25 +1326,7 @@
                 <w:color w:val="000000"/>
                 <w:lang w:val="en-US" w:eastAsia="ru-RU"/>
               </w:rPr>
-              <w:t xml:space="preserve">{{ </w:t>
-            </w:r>
-            <w:proofErr w:type="spellStart"/>
-            <w:r>
-              <w:rPr>
-                <w:rFonts w:ascii="Times New Roman" w:eastAsia="Times New Roman" w:hAnsi="Times New Roman" w:cs="Times New Roman"/>
-                <w:color w:val="000000"/>
-                <w:lang w:val="en-US" w:eastAsia="ru-RU"/>
-              </w:rPr>
-              <w:t>lands_other</w:t>
-            </w:r>
-            <w:proofErr w:type="spellEnd"/>
-            <w:r>
-              <w:rPr>
-                <w:rFonts w:ascii="Times New Roman" w:eastAsia="Times New Roman" w:hAnsi="Times New Roman" w:cs="Times New Roman"/>
-                <w:color w:val="000000"/>
-                <w:lang w:val="en-US" w:eastAsia="ru-RU"/>
-              </w:rPr>
-              <w:t xml:space="preserve"> }}</w:t>
+              <w:t>{{ lands_other }}</w:t>
             </w:r>
           </w:p>
           <w:p>
@@ -1571,23 +1366,98 @@
                 <w:rFonts w:ascii="Times New Roman" w:hAnsi="Times New Roman" w:cs="Times New Roman"/>
                 <w:lang w:val="en-US"/>
               </w:rPr>
-              <w:t xml:space="preserve">{% </w:t>
-            </w:r>
-            <w:proofErr w:type="spellStart"/>
-            <w:r>
+              <w:t>{% endif %}</w:t>
+            </w:r>
+          </w:p>
+        </w:tc>
+      </w:tr>
+      <w:tr>
+        <w:tc>
+          <w:tcPr>
+            <w:tcW w:w="1134" w:type="dxa"/>
+            <w:tcBorders>
+              <w:top w:val="nil"/>
+              <w:left w:val="nil"/>
+              <w:bottom w:val="nil"/>
+              <w:right w:val="nil"/>
+            </w:tcBorders>
+          </w:tcPr>
+          <w:p>
+            <w:pPr>
+              <w:jc w:val="right"/>
               <w:rPr>
                 <w:rFonts w:ascii="Times New Roman" w:hAnsi="Times New Roman" w:cs="Times New Roman"/>
                 <w:lang w:val="en-US"/>
               </w:rPr>
-              <w:t>endif</w:t>
-            </w:r>
-            <w:proofErr w:type="spellEnd"/>
+            </w:pPr>
             <w:r>
               <w:rPr>
                 <w:rFonts w:ascii="Times New Roman" w:hAnsi="Times New Roman" w:cs="Times New Roman"/>
                 <w:lang w:val="en-US"/>
               </w:rPr>
-              <w:t xml:space="preserve"> %}</w:t>
+              <w:t>4.</w:t>
+            </w:r>
+          </w:p>
+        </w:tc>
+        <w:tc>
+          <w:tcPr>
+            <w:tcW w:w="4400" w:type="dxa"/>
+            <w:gridSpan w:val="2"/>
+            <w:tcBorders>
+              <w:top w:val="nil"/>
+              <w:left w:val="nil"/>
+              <w:bottom w:val="nil"/>
+              <w:right w:val="nil"/>
+            </w:tcBorders>
+            <w:vAlign w:val="bottom"/>
+          </w:tcPr>
+          <w:p>
+            <w:pPr>
+              <w:rPr>
+                <w:rFonts w:ascii="Times New Roman" w:eastAsia="Times New Roman" w:hAnsi="Times New Roman" w:cs="Times New Roman"/>
+                <w:color w:val="000000"/>
+                <w:lang w:eastAsia="ru-RU"/>
+              </w:rPr>
+            </w:pPr>
+            <w:r>
+              <w:rPr>
+                <w:rFonts w:ascii="Times New Roman" w:eastAsia="Times New Roman" w:hAnsi="Times New Roman" w:cs="Times New Roman"/>
+                <w:color w:val="000000"/>
+                <w:lang w:eastAsia="ru-RU"/>
+              </w:rPr>
+              <w:t>Способ лесовосстановления</w:t>
+            </w:r>
+          </w:p>
+        </w:tc>
+        <w:tc>
+          <w:tcPr>
+            <w:tcW w:w="4165" w:type="dxa"/>
+            <w:gridSpan w:val="3"/>
+            <w:tcBorders>
+              <w:top w:val="nil"/>
+              <w:left w:val="nil"/>
+              <w:bottom w:val="single" w:sz="4" w:space="0" w:color="auto"/>
+              <w:right w:val="nil"/>
+            </w:tcBorders>
+            <w:vAlign w:val="bottom"/>
+          </w:tcPr>
+          <w:p>
+            <w:pPr>
+              <w:rPr>
+                <w:rFonts w:ascii="Times New Roman" w:eastAsia="Times New Roman" w:hAnsi="Times New Roman" w:cs="Times New Roman"/>
+                <w:color w:val="000000"/>
+                <w:lang w:val="en-US" w:eastAsia="ru-RU"/>
+              </w:rPr>
+            </w:pPr>
+            <w:r>
+              <w:rPr>
+                <w:rFonts w:ascii="Times New Roman" w:eastAsia="Times New Roman" w:hAnsi="Times New Roman" w:cs="Times New Roman"/>
+                <w:i/>
+                <w:iCs/>
+                <w:color w:val="000000"/>
+                <w:lang w:val="en-US" w:eastAsia="ru-RU"/>
+              </w:rPr>
+              <w:t>{{ method_of_reforestation }}</w:t>
             </w:r>
           </w:p>
         </w:tc>
@@ -1608,15 +1478,13 @@
               <w:jc w:val="right"/>
               <w:rPr>
                 <w:rFonts w:ascii="Times New Roman" w:hAnsi="Times New Roman" w:cs="Times New Roman"/>
-                <w:lang w:val="en-US"/>
               </w:rPr>
             </w:pPr>
             <w:r>
               <w:rPr>
                 <w:rFonts w:ascii="Times New Roman" w:hAnsi="Times New Roman" w:cs="Times New Roman"/>
-                <w:lang w:val="en-US"/>
-              </w:rPr>
-              <w:t>4.</w:t>
+              </w:rPr>
+              <w:t>5.</w:t>
             </w:r>
           </w:p>
         </w:tc>
@@ -1646,18 +1514,8 @@
                 <w:color w:val="000000"/>
                 <w:lang w:eastAsia="ru-RU"/>
               </w:rPr>
-              <w:t xml:space="preserve">Способ </w:t>
-            </w:r>
-            <w:proofErr w:type="spellStart"/>
-            <w:r>
-              <w:rPr>
-                <w:rFonts w:ascii="Times New Roman" w:eastAsia="Times New Roman" w:hAnsi="Times New Roman" w:cs="Times New Roman"/>
-                <w:color w:val="000000"/>
-                <w:lang w:eastAsia="ru-RU"/>
-              </w:rPr>
-              <w:t>лесовосстановления</w:t>
-            </w:r>
-            <w:proofErr w:type="spellEnd"/>
+              <w:t>Срок проведения лесовосстановления (лесоразведения), месяц, год</w:t>
+            </w:r>
           </w:p>
         </w:tc>
         <w:tc>
@@ -1665,7 +1523,7 @@
             <w:tcW w:w="4165" w:type="dxa"/>
             <w:gridSpan w:val="3"/>
             <w:tcBorders>
-              <w:top w:val="nil"/>
+              <w:top w:val="single" w:sz="4" w:space="0" w:color="auto"/>
               <w:left w:val="nil"/>
               <w:bottom w:val="single" w:sz="4" w:space="0" w:color="auto"/>
               <w:right w:val="nil"/>
@@ -1676,8 +1534,10 @@
             <w:pPr>
               <w:rPr>
                 <w:rFonts w:ascii="Times New Roman" w:eastAsia="Times New Roman" w:hAnsi="Times New Roman" w:cs="Times New Roman"/>
-                <w:color w:val="000000"/>
-                <w:lang w:val="en-US" w:eastAsia="ru-RU"/>
+                <w:i/>
+                <w:iCs/>
+                <w:color w:val="000000"/>
+                <w:lang w:eastAsia="ru-RU"/>
               </w:rPr>
             </w:pPr>
             <w:r>
@@ -1690,18 +1550,16 @@
               </w:rPr>
               <w:t xml:space="preserve">{{ </w:t>
             </w:r>
-            <w:proofErr w:type="spellStart"/>
-            <w:r>
-              <w:rPr>
-                <w:rFonts w:ascii="Times New Roman" w:eastAsia="Times New Roman" w:hAnsi="Times New Roman" w:cs="Times New Roman"/>
-                <w:i/>
-                <w:iCs/>
-                <w:color w:val="000000"/>
-                <w:lang w:val="en-US" w:eastAsia="ru-RU"/>
-              </w:rPr>
-              <w:t>method_of_reforestation</w:t>
-            </w:r>
-            <w:proofErr w:type="spellEnd"/>
+            <w:r>
+              <w:rPr>
+                <w:rFonts w:ascii="Times New Roman" w:eastAsia="Times New Roman" w:hAnsi="Times New Roman" w:cs="Times New Roman"/>
+                <w:i/>
+                <w:iCs/>
+                <w:color w:val="000000"/>
+                <w:lang w:val="en-US" w:eastAsia="ru-RU"/>
+              </w:rPr>
+              <w:t>time_of_reforestation</w:t>
+            </w:r>
             <w:r>
               <w:rPr>
                 <w:rFonts w:ascii="Times New Roman" w:eastAsia="Times New Roman" w:hAnsi="Times New Roman" w:cs="Times New Roman"/>
@@ -1737,64 +1595,44 @@
               <w:rPr>
                 <w:rFonts w:ascii="Times New Roman" w:hAnsi="Times New Roman" w:cs="Times New Roman"/>
               </w:rPr>
-              <w:t>5.</w:t>
-            </w:r>
-          </w:p>
-        </w:tc>
-        <w:tc>
-          <w:tcPr>
-            <w:tcW w:w="4400" w:type="dxa"/>
-            <w:gridSpan w:val="2"/>
-            <w:tcBorders>
-              <w:top w:val="nil"/>
-              <w:left w:val="nil"/>
-              <w:bottom w:val="nil"/>
-              <w:right w:val="nil"/>
-            </w:tcBorders>
-            <w:vAlign w:val="bottom"/>
-          </w:tcPr>
-          <w:p>
-            <w:pPr>
-              <w:rPr>
-                <w:rFonts w:ascii="Times New Roman" w:eastAsia="Times New Roman" w:hAnsi="Times New Roman" w:cs="Times New Roman"/>
-                <w:color w:val="000000"/>
-                <w:lang w:eastAsia="ru-RU"/>
-              </w:rPr>
-            </w:pPr>
-            <w:r>
-              <w:rPr>
-                <w:rFonts w:ascii="Times New Roman" w:eastAsia="Times New Roman" w:hAnsi="Times New Roman" w:cs="Times New Roman"/>
-                <w:color w:val="000000"/>
-                <w:lang w:eastAsia="ru-RU"/>
-              </w:rPr>
-              <w:t xml:space="preserve">Срок проведения </w:t>
-            </w:r>
-            <w:proofErr w:type="spellStart"/>
-            <w:r>
-              <w:rPr>
-                <w:rFonts w:ascii="Times New Roman" w:eastAsia="Times New Roman" w:hAnsi="Times New Roman" w:cs="Times New Roman"/>
-                <w:color w:val="000000"/>
-                <w:lang w:eastAsia="ru-RU"/>
-              </w:rPr>
-              <w:t>лесовосстановления</w:t>
-            </w:r>
-            <w:proofErr w:type="spellEnd"/>
-            <w:r>
-              <w:rPr>
-                <w:rFonts w:ascii="Times New Roman" w:eastAsia="Times New Roman" w:hAnsi="Times New Roman" w:cs="Times New Roman"/>
-                <w:color w:val="000000"/>
-                <w:lang w:eastAsia="ru-RU"/>
-              </w:rPr>
-              <w:t xml:space="preserve"> (лесоразведения), месяц, год</w:t>
-            </w:r>
-          </w:p>
-        </w:tc>
-        <w:tc>
-          <w:tcPr>
-            <w:tcW w:w="4165" w:type="dxa"/>
-            <w:gridSpan w:val="3"/>
-            <w:tcBorders>
-              <w:top w:val="single" w:sz="4" w:space="0" w:color="auto"/>
+              <w:t>6.</w:t>
+            </w:r>
+          </w:p>
+        </w:tc>
+        <w:tc>
+          <w:tcPr>
+            <w:tcW w:w="2082" w:type="dxa"/>
+            <w:tcBorders>
+              <w:top w:val="nil"/>
+              <w:left w:val="nil"/>
+              <w:bottom w:val="nil"/>
+              <w:right w:val="nil"/>
+            </w:tcBorders>
+            <w:vAlign w:val="bottom"/>
+          </w:tcPr>
+          <w:p>
+            <w:pPr>
+              <w:rPr>
+                <w:rFonts w:ascii="Times New Roman" w:eastAsia="Times New Roman" w:hAnsi="Times New Roman" w:cs="Times New Roman"/>
+                <w:color w:val="000000"/>
+                <w:lang w:eastAsia="ru-RU"/>
+              </w:rPr>
+            </w:pPr>
+            <w:r>
+              <w:rPr>
+                <w:rFonts w:ascii="Times New Roman" w:eastAsia="Times New Roman" w:hAnsi="Times New Roman" w:cs="Times New Roman"/>
+                <w:color w:val="000000"/>
+                <w:lang w:eastAsia="ru-RU"/>
+              </w:rPr>
+              <w:t>Тип лесорастительных условий</w:t>
+            </w:r>
+          </w:p>
+        </w:tc>
+        <w:tc>
+          <w:tcPr>
+            <w:tcW w:w="2318" w:type="dxa"/>
+            <w:tcBorders>
+              <w:top w:val="nil"/>
               <w:left w:val="nil"/>
               <w:bottom w:val="single" w:sz="4" w:space="0" w:color="auto"/>
               <w:right w:val="nil"/>
@@ -1805,117 +1643,6 @@
             <w:pPr>
               <w:rPr>
                 <w:rFonts w:ascii="Times New Roman" w:eastAsia="Times New Roman" w:hAnsi="Times New Roman" w:cs="Times New Roman"/>
-                <w:i/>
-                <w:iCs/>
-                <w:color w:val="000000"/>
-                <w:lang w:eastAsia="ru-RU"/>
-              </w:rPr>
-            </w:pPr>
-            <w:r>
-              <w:rPr>
-                <w:rFonts w:ascii="Times New Roman" w:eastAsia="Times New Roman" w:hAnsi="Times New Roman" w:cs="Times New Roman"/>
-                <w:i/>
-                <w:iCs/>
-                <w:color w:val="000000"/>
-                <w:lang w:val="en-US" w:eastAsia="ru-RU"/>
-              </w:rPr>
-              <w:t xml:space="preserve">{{ </w:t>
-            </w:r>
-            <w:proofErr w:type="spellStart"/>
-            <w:r>
-              <w:rPr>
-                <w:rFonts w:ascii="Times New Roman" w:eastAsia="Times New Roman" w:hAnsi="Times New Roman" w:cs="Times New Roman"/>
-                <w:i/>
-                <w:iCs/>
-                <w:color w:val="000000"/>
-                <w:lang w:val="en-US" w:eastAsia="ru-RU"/>
-              </w:rPr>
-              <w:t>time_of_reforestation</w:t>
-            </w:r>
-            <w:proofErr w:type="spellEnd"/>
-            <w:r>
-              <w:rPr>
-                <w:rFonts w:ascii="Times New Roman" w:eastAsia="Times New Roman" w:hAnsi="Times New Roman" w:cs="Times New Roman"/>
-                <w:i/>
-                <w:iCs/>
-                <w:color w:val="000000"/>
-                <w:lang w:val="en-US" w:eastAsia="ru-RU"/>
-              </w:rPr>
-              <w:t xml:space="preserve"> }}</w:t>
-            </w:r>
-          </w:p>
-        </w:tc>
-      </w:tr>
-      <w:tr>
-        <w:tc>
-          <w:tcPr>
-            <w:tcW w:w="1134" w:type="dxa"/>
-            <w:tcBorders>
-              <w:top w:val="nil"/>
-              <w:left w:val="nil"/>
-              <w:bottom w:val="nil"/>
-              <w:right w:val="nil"/>
-            </w:tcBorders>
-          </w:tcPr>
-          <w:p>
-            <w:pPr>
-              <w:jc w:val="right"/>
-              <w:rPr>
-                <w:rFonts w:ascii="Times New Roman" w:hAnsi="Times New Roman" w:cs="Times New Roman"/>
-              </w:rPr>
-            </w:pPr>
-            <w:r>
-              <w:rPr>
-                <w:rFonts w:ascii="Times New Roman" w:hAnsi="Times New Roman" w:cs="Times New Roman"/>
-              </w:rPr>
-              <w:t>6.</w:t>
-            </w:r>
-          </w:p>
-        </w:tc>
-        <w:tc>
-          <w:tcPr>
-            <w:tcW w:w="2082" w:type="dxa"/>
-            <w:tcBorders>
-              <w:top w:val="nil"/>
-              <w:left w:val="nil"/>
-              <w:bottom w:val="nil"/>
-              <w:right w:val="nil"/>
-            </w:tcBorders>
-            <w:vAlign w:val="bottom"/>
-          </w:tcPr>
-          <w:p>
-            <w:pPr>
-              <w:rPr>
-                <w:rFonts w:ascii="Times New Roman" w:eastAsia="Times New Roman" w:hAnsi="Times New Roman" w:cs="Times New Roman"/>
-                <w:color w:val="000000"/>
-                <w:lang w:eastAsia="ru-RU"/>
-              </w:rPr>
-            </w:pPr>
-            <w:r>
-              <w:rPr>
-                <w:rFonts w:ascii="Times New Roman" w:eastAsia="Times New Roman" w:hAnsi="Times New Roman" w:cs="Times New Roman"/>
-                <w:color w:val="000000"/>
-                <w:lang w:eastAsia="ru-RU"/>
-              </w:rPr>
-              <w:t>Тип лесорастительных условий</w:t>
-            </w:r>
-          </w:p>
-        </w:tc>
-        <w:tc>
-          <w:tcPr>
-            <w:tcW w:w="2318" w:type="dxa"/>
-            <w:tcBorders>
-              <w:top w:val="nil"/>
-              <w:left w:val="nil"/>
-              <w:bottom w:val="single" w:sz="4" w:space="0" w:color="auto"/>
-              <w:right w:val="nil"/>
-            </w:tcBorders>
-            <w:vAlign w:val="bottom"/>
-          </w:tcPr>
-          <w:p>
-            <w:pPr>
-              <w:rPr>
-                <w:rFonts w:ascii="Times New Roman" w:eastAsia="Times New Roman" w:hAnsi="Times New Roman" w:cs="Times New Roman"/>
                 <w:color w:val="000000"/>
                 <w:lang w:eastAsia="ru-RU"/>
               </w:rPr>
@@ -1930,7 +1657,6 @@
               </w:rPr>
               <w:t xml:space="preserve">{{  </w:t>
             </w:r>
-            <w:proofErr w:type="spellStart"/>
             <w:r>
               <w:rPr>
                 <w:rFonts w:ascii="Times New Roman" w:eastAsia="Times New Roman" w:hAnsi="Times New Roman" w:cs="Times New Roman"/>
@@ -1941,7 +1667,6 @@
               </w:rPr>
               <w:t>forest_conditions</w:t>
             </w:r>
-            <w:proofErr w:type="spellEnd"/>
             <w:r>
               <w:rPr>
                 <w:rFonts w:ascii="Times New Roman" w:eastAsia="Times New Roman" w:hAnsi="Times New Roman" w:cs="Times New Roman"/>
@@ -2015,29 +1740,7 @@
                 <w:color w:val="000000"/>
                 <w:lang w:val="en-US" w:eastAsia="ru-RU"/>
               </w:rPr>
-              <w:t xml:space="preserve">{{ </w:t>
-            </w:r>
-            <w:proofErr w:type="spellStart"/>
-            <w:r>
-              <w:rPr>
-                <w:rFonts w:ascii="Times New Roman" w:eastAsia="Times New Roman" w:hAnsi="Times New Roman" w:cs="Times New Roman"/>
-                <w:i/>
-                <w:iCs/>
-                <w:color w:val="000000"/>
-                <w:lang w:val="en-US" w:eastAsia="ru-RU"/>
-              </w:rPr>
-              <w:t>forest_type</w:t>
-            </w:r>
-            <w:proofErr w:type="spellEnd"/>
-            <w:r>
-              <w:rPr>
-                <w:rFonts w:ascii="Times New Roman" w:eastAsia="Times New Roman" w:hAnsi="Times New Roman" w:cs="Times New Roman"/>
-                <w:i/>
-                <w:iCs/>
-                <w:color w:val="000000"/>
-                <w:lang w:val="en-US" w:eastAsia="ru-RU"/>
-              </w:rPr>
-              <w:t xml:space="preserve"> }}</w:t>
+              <w:t>{{ forest_type }}</w:t>
             </w:r>
           </w:p>
         </w:tc>
@@ -2271,25 +1974,7 @@
                 <w:color w:val="000000"/>
                 <w:lang w:eastAsia="ru-RU"/>
               </w:rPr>
-              <w:t xml:space="preserve"> отнесения земель, предназначенных для </w:t>
-            </w:r>
-            <w:proofErr w:type="spellStart"/>
-            <w:r>
-              <w:rPr>
-                <w:rFonts w:ascii="Times New Roman" w:eastAsia="Times New Roman" w:hAnsi="Times New Roman" w:cs="Times New Roman"/>
-                <w:color w:val="000000"/>
-                <w:lang w:eastAsia="ru-RU"/>
-              </w:rPr>
-              <w:t>лесовосстановления</w:t>
-            </w:r>
-            <w:proofErr w:type="spellEnd"/>
-            <w:r>
-              <w:rPr>
-                <w:rFonts w:ascii="Times New Roman" w:eastAsia="Times New Roman" w:hAnsi="Times New Roman" w:cs="Times New Roman"/>
-                <w:color w:val="000000"/>
-                <w:lang w:eastAsia="ru-RU"/>
-              </w:rPr>
-              <w:t xml:space="preserve"> к землям, на которых</w:t>
+              <w:t xml:space="preserve"> отнесения земель, предназначенных для лесовосстановления к землям, на которых</w:t>
             </w:r>
           </w:p>
         </w:tc>
@@ -2333,21 +2018,41 @@
               <w:rPr>
                 <w:rFonts w:ascii="Times New Roman" w:hAnsi="Times New Roman" w:cs="Times New Roman"/>
               </w:rPr>
-              <w:t xml:space="preserve">расположены леса </w:t>
-            </w:r>
-            <w:proofErr w:type="gramStart"/>
-            <w:r>
+              <w:t>расположены леса от</w:t>
+            </w:r>
+          </w:p>
+        </w:tc>
+        <w:tc>
+          <w:tcPr>
+            <w:tcW w:w="1503" w:type="dxa"/>
+            <w:tcBorders>
+              <w:top w:val="nil"/>
+              <w:left w:val="nil"/>
+              <w:bottom w:val="nil"/>
+              <w:right w:val="nil"/>
+            </w:tcBorders>
+          </w:tcPr>
+          <w:p>
+            <w:pPr>
               <w:rPr>
                 <w:rFonts w:ascii="Times New Roman" w:hAnsi="Times New Roman" w:cs="Times New Roman"/>
               </w:rPr>
-              <w:t>от</w:t>
-            </w:r>
-            <w:proofErr w:type="gramEnd"/>
-          </w:p>
-        </w:tc>
-        <w:tc>
-          <w:tcPr>
-            <w:tcW w:w="1503" w:type="dxa"/>
+            </w:pPr>
+            <w:r>
+              <w:rPr>
+                <w:rFonts w:ascii="Times New Roman" w:eastAsia="Times New Roman" w:hAnsi="Times New Roman" w:cs="Times New Roman"/>
+                <w:i/>
+                <w:iCs/>
+                <w:color w:val="000000"/>
+                <w:lang w:val="en-US" w:eastAsia="ru-RU"/>
+              </w:rPr>
+              <w:t>{{ point7date }}</w:t>
+            </w:r>
+          </w:p>
+        </w:tc>
+        <w:tc>
+          <w:tcPr>
+            <w:tcW w:w="2761" w:type="dxa"/>
             <w:tcBorders>
               <w:top w:val="nil"/>
               <w:left w:val="nil"/>
@@ -2363,36 +2068,8 @@
             </w:pPr>
             <w:r>
               <w:rPr>
-                <w:rFonts w:ascii="Times New Roman" w:eastAsia="Times New Roman" w:hAnsi="Times New Roman" w:cs="Times New Roman"/>
-                <w:i/>
-                <w:iCs/>
-                <w:color w:val="000000"/>
-                <w:lang w:val="en-US" w:eastAsia="ru-RU"/>
-              </w:rPr>
-              <w:t>{{ point7date }}</w:t>
-            </w:r>
-          </w:p>
-        </w:tc>
-        <w:tc>
-          <w:tcPr>
-            <w:tcW w:w="2761" w:type="dxa"/>
-            <w:tcBorders>
-              <w:top w:val="nil"/>
-              <w:left w:val="nil"/>
-              <w:bottom w:val="nil"/>
-              <w:right w:val="nil"/>
-            </w:tcBorders>
-          </w:tcPr>
-          <w:p>
-            <w:pPr>
-              <w:rPr>
                 <w:rFonts w:ascii="Times New Roman" w:hAnsi="Times New Roman" w:cs="Times New Roman"/>
               </w:rPr>
-            </w:pPr>
-            <w:r>
-              <w:rPr>
-                <w:rFonts w:ascii="Times New Roman" w:hAnsi="Times New Roman" w:cs="Times New Roman"/>
-              </w:rPr>
               <w:t xml:space="preserve">№ </w:t>
             </w:r>
             <w:r>
@@ -2403,29 +2080,7 @@
                 <w:color w:val="000000"/>
                 <w:lang w:val="en-US" w:eastAsia="ru-RU"/>
               </w:rPr>
-              <w:t>{{ point7number</w:t>
-            </w:r>
-            <w:proofErr w:type="gramStart"/>
-            <w:r>
-              <w:rPr>
-                <w:rFonts w:ascii="Times New Roman" w:eastAsia="Times New Roman" w:hAnsi="Times New Roman" w:cs="Times New Roman"/>
-                <w:i/>
-                <w:iCs/>
-                <w:color w:val="000000"/>
-                <w:lang w:val="en-US" w:eastAsia="ru-RU"/>
-              </w:rPr>
-              <w:t xml:space="preserve"> }</w:t>
-            </w:r>
-            <w:proofErr w:type="gramEnd"/>
-            <w:r>
-              <w:rPr>
-                <w:rFonts w:ascii="Times New Roman" w:eastAsia="Times New Roman" w:hAnsi="Times New Roman" w:cs="Times New Roman"/>
-                <w:i/>
-                <w:iCs/>
-                <w:color w:val="000000"/>
-                <w:lang w:val="en-US" w:eastAsia="ru-RU"/>
-              </w:rPr>
-              <w:t>}</w:t>
+              <w:t>{{ point7number }}</w:t>
             </w:r>
           </w:p>
         </w:tc>
@@ -2820,23 +2475,13 @@
                 <w:lang w:val="en-US" w:eastAsia="ru-RU"/>
               </w:rPr>
             </w:pPr>
-            <w:proofErr w:type="gramStart"/>
-            <w:r>
-              <w:rPr>
-                <w:rFonts w:ascii="Times New Roman" w:eastAsia="Times New Roman" w:hAnsi="Times New Roman" w:cs="Times New Roman"/>
-                <w:color w:val="000000"/>
-                <w:lang w:eastAsia="ru-RU"/>
-              </w:rPr>
-              <w:t>м</w:t>
-            </w:r>
-            <w:proofErr w:type="gramEnd"/>
-            <w:r>
-              <w:rPr>
-                <w:rFonts w:ascii="Times New Roman" w:eastAsia="Times New Roman" w:hAnsi="Times New Roman" w:cs="Times New Roman"/>
-                <w:color w:val="000000"/>
-                <w:lang w:eastAsia="ru-RU"/>
-              </w:rPr>
-              <w:t>³/га</w:t>
+            <w:r>
+              <w:rPr>
+                <w:rFonts w:ascii="Times New Roman" w:eastAsia="Times New Roman" w:hAnsi="Times New Roman" w:cs="Times New Roman"/>
+                <w:color w:val="000000"/>
+                <w:lang w:eastAsia="ru-RU"/>
+              </w:rPr>
+              <w:t>м³/га</w:t>
             </w:r>
           </w:p>
         </w:tc>
@@ -3073,10 +2718,28 @@
                 <w:szCs w:val="20"/>
                 <w:lang w:eastAsia="ru-RU"/>
               </w:rPr>
-              <w:t xml:space="preserve">Средняя высота, </w:t>
-            </w:r>
-            <w:proofErr w:type="gramStart"/>
-            <w:r>
+              <w:t>Средняя высота, м</w:t>
+            </w:r>
+          </w:p>
+        </w:tc>
+        <w:tc>
+          <w:tcPr>
+            <w:tcW w:w="1312" w:type="dxa"/>
+            <w:gridSpan w:val="3"/>
+            <w:tcBorders>
+              <w:top w:val="single" w:sz="4" w:space="0" w:color="auto"/>
+              <w:left w:val="nil"/>
+              <w:bottom w:val="single" w:sz="4" w:space="0" w:color="auto"/>
+              <w:right w:val="single" w:sz="4" w:space="0" w:color="auto"/>
+            </w:tcBorders>
+            <w:shd w:val="clear" w:color="auto" w:fill="auto"/>
+            <w:vAlign w:val="center"/>
+            <w:hideMark/>
+          </w:tcPr>
+          <w:p>
+            <w:pPr>
+              <w:spacing w:after="0" w:line="240" w:lineRule="auto"/>
+              <w:jc w:val="center"/>
               <w:rPr>
                 <w:rFonts w:ascii="Times New Roman" w:eastAsia="Times New Roman" w:hAnsi="Times New Roman" w:cs="Times New Roman"/>
                 <w:color w:val="000000"/>
@@ -3084,15 +2747,23 @@
                 <w:szCs w:val="20"/>
                 <w:lang w:eastAsia="ru-RU"/>
               </w:rPr>
-              <w:t>м</w:t>
-            </w:r>
-            <w:proofErr w:type="gramEnd"/>
-          </w:p>
-        </w:tc>
-        <w:tc>
-          <w:tcPr>
-            <w:tcW w:w="1312" w:type="dxa"/>
-            <w:gridSpan w:val="3"/>
+            </w:pPr>
+            <w:r>
+              <w:rPr>
+                <w:rFonts w:ascii="Times New Roman" w:eastAsia="Times New Roman" w:hAnsi="Times New Roman" w:cs="Times New Roman"/>
+                <w:color w:val="000000"/>
+                <w:sz w:val="20"/>
+                <w:szCs w:val="20"/>
+                <w:lang w:eastAsia="ru-RU"/>
+              </w:rPr>
+              <w:t>Средний диаметр, см</w:t>
+            </w:r>
+          </w:p>
+        </w:tc>
+        <w:tc>
+          <w:tcPr>
+            <w:tcW w:w="1522" w:type="dxa"/>
+            <w:gridSpan w:val="5"/>
             <w:tcBorders>
               <w:top w:val="single" w:sz="4" w:space="0" w:color="auto"/>
               <w:left w:val="nil"/>
@@ -3123,70 +2794,8 @@
                 <w:szCs w:val="20"/>
                 <w:lang w:eastAsia="ru-RU"/>
               </w:rPr>
-              <w:t xml:space="preserve">Средний диаметр, </w:t>
-            </w:r>
-            <w:proofErr w:type="gramStart"/>
-            <w:r>
-              <w:rPr>
-                <w:rFonts w:ascii="Times New Roman" w:eastAsia="Times New Roman" w:hAnsi="Times New Roman" w:cs="Times New Roman"/>
-                <w:color w:val="000000"/>
-                <w:sz w:val="20"/>
-                <w:szCs w:val="20"/>
-                <w:lang w:eastAsia="ru-RU"/>
-              </w:rPr>
-              <w:t>см</w:t>
-            </w:r>
-            <w:proofErr w:type="gramEnd"/>
-          </w:p>
-        </w:tc>
-        <w:tc>
-          <w:tcPr>
-            <w:tcW w:w="1522" w:type="dxa"/>
-            <w:gridSpan w:val="5"/>
-            <w:tcBorders>
-              <w:top w:val="single" w:sz="4" w:space="0" w:color="auto"/>
-              <w:left w:val="nil"/>
-              <w:bottom w:val="single" w:sz="4" w:space="0" w:color="auto"/>
-              <w:right w:val="single" w:sz="4" w:space="0" w:color="auto"/>
-            </w:tcBorders>
-            <w:shd w:val="clear" w:color="auto" w:fill="auto"/>
-            <w:vAlign w:val="center"/>
-            <w:hideMark/>
-          </w:tcPr>
-          <w:p>
-            <w:pPr>
-              <w:spacing w:after="0" w:line="240" w:lineRule="auto"/>
-              <w:jc w:val="center"/>
-              <w:rPr>
-                <w:rFonts w:ascii="Times New Roman" w:eastAsia="Times New Roman" w:hAnsi="Times New Roman" w:cs="Times New Roman"/>
-                <w:color w:val="000000"/>
-                <w:sz w:val="20"/>
-                <w:szCs w:val="20"/>
-                <w:lang w:eastAsia="ru-RU"/>
-              </w:rPr>
-            </w:pPr>
-            <w:r>
-              <w:rPr>
-                <w:rFonts w:ascii="Times New Roman" w:eastAsia="Times New Roman" w:hAnsi="Times New Roman" w:cs="Times New Roman"/>
-                <w:color w:val="000000"/>
-                <w:sz w:val="20"/>
-                <w:szCs w:val="20"/>
-                <w:lang w:eastAsia="ru-RU"/>
-              </w:rPr>
-              <w:t>Количество учтенных древесных растений, шт./</w:t>
-            </w:r>
-            <w:proofErr w:type="gramStart"/>
-            <w:r>
-              <w:rPr>
-                <w:rFonts w:ascii="Times New Roman" w:eastAsia="Times New Roman" w:hAnsi="Times New Roman" w:cs="Times New Roman"/>
-                <w:color w:val="000000"/>
-                <w:sz w:val="20"/>
-                <w:szCs w:val="20"/>
-                <w:lang w:eastAsia="ru-RU"/>
-              </w:rPr>
-              <w:t>га</w:t>
-            </w:r>
-            <w:proofErr w:type="gramEnd"/>
+              <w:t>Количество учтенных древесных растений, шт./га</w:t>
+            </w:r>
           </w:p>
         </w:tc>
       </w:tr>
@@ -3227,73 +2836,7 @@
                 <w:szCs w:val="20"/>
                 <w:lang w:val="en-US" w:eastAsia="ru-RU"/>
               </w:rPr>
-              <w:t>{%</w:t>
-            </w:r>
-            <w:proofErr w:type="spellStart"/>
-            <w:r>
-              <w:rPr>
-                <w:rFonts w:ascii="Times New Roman" w:eastAsia="Times New Roman" w:hAnsi="Times New Roman" w:cs="Times New Roman"/>
-                <w:color w:val="000000"/>
-                <w:sz w:val="20"/>
-                <w:szCs w:val="20"/>
-                <w:lang w:val="en-US" w:eastAsia="ru-RU"/>
-              </w:rPr>
-              <w:t>tr</w:t>
-            </w:r>
-            <w:proofErr w:type="spellEnd"/>
-            <w:r>
-              <w:rPr>
-                <w:rFonts w:ascii="Times New Roman" w:eastAsia="Times New Roman" w:hAnsi="Times New Roman" w:cs="Times New Roman"/>
-                <w:color w:val="000000"/>
-                <w:sz w:val="20"/>
-                <w:szCs w:val="20"/>
-                <w:lang w:val="en-US" w:eastAsia="ru-RU"/>
-              </w:rPr>
-              <w:t xml:space="preserve"> for </w:t>
-            </w:r>
-            <w:proofErr w:type="spellStart"/>
-            <w:r>
-              <w:rPr>
-                <w:rFonts w:ascii="Times New Roman" w:eastAsia="Times New Roman" w:hAnsi="Times New Roman" w:cs="Times New Roman"/>
-                <w:color w:val="000000"/>
-                <w:sz w:val="20"/>
-                <w:szCs w:val="20"/>
-                <w:lang w:val="en-US" w:eastAsia="ru-RU"/>
-              </w:rPr>
-              <w:t>i</w:t>
-            </w:r>
-            <w:proofErr w:type="spellEnd"/>
-            <w:r>
-              <w:rPr>
-                <w:rFonts w:ascii="Times New Roman" w:eastAsia="Times New Roman" w:hAnsi="Times New Roman" w:cs="Times New Roman"/>
-                <w:color w:val="000000"/>
-                <w:sz w:val="20"/>
-                <w:szCs w:val="20"/>
-                <w:lang w:val="en-US" w:eastAsia="ru-RU"/>
-              </w:rPr>
-              <w:t xml:space="preserve"> in </w:t>
-            </w:r>
-            <w:proofErr w:type="spellStart"/>
-            <w:r>
-              <w:rPr>
-                <w:rFonts w:ascii="Times New Roman" w:eastAsia="Times New Roman" w:hAnsi="Times New Roman" w:cs="Times New Roman"/>
-                <w:color w:val="000000"/>
-                <w:sz w:val="20"/>
-                <w:szCs w:val="20"/>
-                <w:lang w:val="en-US" w:eastAsia="ru-RU"/>
-              </w:rPr>
-              <w:t>coeff</w:t>
-            </w:r>
-            <w:proofErr w:type="spellEnd"/>
-            <w:r>
-              <w:rPr>
-                <w:rFonts w:ascii="Times New Roman" w:eastAsia="Times New Roman" w:hAnsi="Times New Roman" w:cs="Times New Roman"/>
-                <w:color w:val="000000"/>
-                <w:sz w:val="20"/>
-                <w:szCs w:val="20"/>
-                <w:lang w:val="en-US" w:eastAsia="ru-RU"/>
-              </w:rPr>
-              <w:t xml:space="preserve"> %}</w:t>
+              <w:t>{%tr for i in coeff %}</w:t>
             </w:r>
           </w:p>
         </w:tc>
@@ -3336,10 +2879,28 @@
                 <w:szCs w:val="20"/>
                 <w:lang w:val="en-US" w:eastAsia="ru-RU"/>
               </w:rPr>
-              <w:t xml:space="preserve">{{ </w:t>
-            </w:r>
-            <w:proofErr w:type="spellStart"/>
-            <w:r>
+              <w:t>{{ i.ratio }}</w:t>
+            </w:r>
+          </w:p>
+        </w:tc>
+        <w:tc>
+          <w:tcPr>
+            <w:tcW w:w="879" w:type="dxa"/>
+            <w:gridSpan w:val="3"/>
+            <w:tcBorders>
+              <w:top w:val="single" w:sz="4" w:space="0" w:color="auto"/>
+              <w:left w:val="nil"/>
+              <w:bottom w:val="single" w:sz="4" w:space="0" w:color="auto"/>
+              <w:right w:val="single" w:sz="4" w:space="0" w:color="auto"/>
+            </w:tcBorders>
+            <w:shd w:val="clear" w:color="auto" w:fill="auto"/>
+            <w:vAlign w:val="center"/>
+            <w:hideMark/>
+          </w:tcPr>
+          <w:p>
+            <w:pPr>
+              <w:spacing w:after="0" w:line="240" w:lineRule="auto"/>
+              <w:jc w:val="center"/>
               <w:rPr>
                 <w:rFonts w:ascii="Times New Roman" w:eastAsia="Times New Roman" w:hAnsi="Times New Roman" w:cs="Times New Roman"/>
                 <w:color w:val="000000"/>
@@ -3347,9 +2908,7 @@
                 <w:szCs w:val="20"/>
                 <w:lang w:val="en-US" w:eastAsia="ru-RU"/>
               </w:rPr>
-              <w:t>i.ratio</w:t>
-            </w:r>
-            <w:proofErr w:type="spellEnd"/>
+            </w:pPr>
             <w:r>
               <w:rPr>
                 <w:rFonts w:ascii="Times New Roman" w:eastAsia="Times New Roman" w:hAnsi="Times New Roman" w:cs="Times New Roman"/>
@@ -3358,14 +2917,14 @@
                 <w:szCs w:val="20"/>
                 <w:lang w:val="en-US" w:eastAsia="ru-RU"/>
               </w:rPr>
-              <w:t xml:space="preserve"> }}</w:t>
-            </w:r>
-          </w:p>
-        </w:tc>
-        <w:tc>
-          <w:tcPr>
-            <w:tcW w:w="879" w:type="dxa"/>
-            <w:gridSpan w:val="3"/>
+              <w:t>{{ i.breed }}</w:t>
+            </w:r>
+          </w:p>
+        </w:tc>
+        <w:tc>
+          <w:tcPr>
+            <w:tcW w:w="2047" w:type="dxa"/>
+            <w:gridSpan w:val="2"/>
             <w:tcBorders>
               <w:top w:val="single" w:sz="4" w:space="0" w:color="auto"/>
               <w:left w:val="nil"/>
@@ -3382,7 +2941,6 @@
               <w:jc w:val="center"/>
               <w:rPr>
                 <w:rFonts w:ascii="Times New Roman" w:eastAsia="Times New Roman" w:hAnsi="Times New Roman" w:cs="Times New Roman"/>
-                <w:color w:val="000000"/>
                 <w:sz w:val="20"/>
                 <w:szCs w:val="20"/>
                 <w:lang w:val="en-US" w:eastAsia="ru-RU"/>
@@ -3391,41 +2949,72 @@
             <w:r>
               <w:rPr>
                 <w:rFonts w:ascii="Times New Roman" w:eastAsia="Times New Roman" w:hAnsi="Times New Roman" w:cs="Times New Roman"/>
-                <w:color w:val="000000"/>
                 <w:sz w:val="20"/>
                 <w:szCs w:val="20"/>
-                <w:lang w:val="en-US" w:eastAsia="ru-RU"/>
-              </w:rPr>
-              <w:t xml:space="preserve">{{ </w:t>
-            </w:r>
-            <w:proofErr w:type="spellStart"/>
-            <w:r>
-              <w:rPr>
-                <w:rFonts w:ascii="Times New Roman" w:eastAsia="Times New Roman" w:hAnsi="Times New Roman" w:cs="Times New Roman"/>
-                <w:color w:val="000000"/>
+                <w:lang w:eastAsia="ru-RU"/>
+              </w:rPr>
+              <w:t xml:space="preserve"> </w:t>
+            </w:r>
+            <w:r>
+              <w:rPr>
+                <w:rFonts w:ascii="Times New Roman" w:eastAsia="Times New Roman" w:hAnsi="Times New Roman" w:cs="Times New Roman"/>
                 <w:sz w:val="20"/>
                 <w:szCs w:val="20"/>
                 <w:lang w:val="en-US" w:eastAsia="ru-RU"/>
               </w:rPr>
-              <w:t>i.breed</w:t>
-            </w:r>
-            <w:proofErr w:type="spellEnd"/>
-            <w:r>
-              <w:rPr>
-                <w:rFonts w:ascii="Times New Roman" w:eastAsia="Times New Roman" w:hAnsi="Times New Roman" w:cs="Times New Roman"/>
-                <w:color w:val="000000"/>
+              <w:t>{{ i.age }}</w:t>
+            </w:r>
+          </w:p>
+        </w:tc>
+        <w:tc>
+          <w:tcPr>
+            <w:tcW w:w="2183" w:type="dxa"/>
+            <w:gridSpan w:val="3"/>
+            <w:tcBorders>
+              <w:top w:val="single" w:sz="4" w:space="0" w:color="auto"/>
+              <w:left w:val="nil"/>
+              <w:bottom w:val="single" w:sz="4" w:space="0" w:color="auto"/>
+              <w:right w:val="single" w:sz="4" w:space="0" w:color="auto"/>
+            </w:tcBorders>
+            <w:shd w:val="clear" w:color="auto" w:fill="auto"/>
+            <w:vAlign w:val="center"/>
+            <w:hideMark/>
+          </w:tcPr>
+          <w:p>
+            <w:pPr>
+              <w:spacing w:after="0" w:line="240" w:lineRule="auto"/>
+              <w:jc w:val="center"/>
+              <w:rPr>
+                <w:rFonts w:ascii="Times New Roman" w:eastAsia="Times New Roman" w:hAnsi="Times New Roman" w:cs="Times New Roman"/>
                 <w:sz w:val="20"/>
                 <w:szCs w:val="20"/>
                 <w:lang w:val="en-US" w:eastAsia="ru-RU"/>
               </w:rPr>
-              <w:t xml:space="preserve"> }}</w:t>
-            </w:r>
-          </w:p>
-        </w:tc>
-        <w:tc>
-          <w:tcPr>
-            <w:tcW w:w="2047" w:type="dxa"/>
-            <w:gridSpan w:val="2"/>
+            </w:pPr>
+            <w:r>
+              <w:rPr>
+                <w:rFonts w:ascii="Times New Roman" w:eastAsia="Times New Roman" w:hAnsi="Times New Roman" w:cs="Times New Roman"/>
+                <w:sz w:val="20"/>
+                <w:szCs w:val="20"/>
+                <w:lang w:eastAsia="ru-RU"/>
+              </w:rPr>
+              <w:t xml:space="preserve"> </w:t>
+            </w:r>
+            <w:r>
+              <w:rPr>
+                <w:rFonts w:ascii="Times New Roman" w:eastAsia="Times New Roman" w:hAnsi="Times New Roman" w:cs="Times New Roman"/>
+                <w:sz w:val="20"/>
+                <w:szCs w:val="20"/>
+                <w:lang w:val="en-US" w:eastAsia="ru-RU"/>
+              </w:rPr>
+              <w:t>{{ i.avg_height }}</w:t>
+            </w:r>
+          </w:p>
+        </w:tc>
+        <w:tc>
+          <w:tcPr>
+            <w:tcW w:w="1312" w:type="dxa"/>
+            <w:gridSpan w:val="3"/>
             <w:tcBorders>
               <w:top w:val="single" w:sz="4" w:space="0" w:color="auto"/>
               <w:left w:val="nil"/>
@@ -3452,20 +3041,37 @@
                 <w:rFonts w:ascii="Times New Roman" w:eastAsia="Times New Roman" w:hAnsi="Times New Roman" w:cs="Times New Roman"/>
                 <w:sz w:val="20"/>
                 <w:szCs w:val="20"/>
-                <w:lang w:eastAsia="ru-RU"/>
-              </w:rPr>
-              <w:t xml:space="preserve"> </w:t>
-            </w:r>
-            <w:r>
+                <w:lang w:val="en-US" w:eastAsia="ru-RU"/>
+              </w:rPr>
+              <w:t>{{ i.avg_diametr }}</w:t>
+            </w:r>
+          </w:p>
+        </w:tc>
+        <w:tc>
+          <w:tcPr>
+            <w:tcW w:w="1522" w:type="dxa"/>
+            <w:gridSpan w:val="5"/>
+            <w:tcBorders>
+              <w:top w:val="single" w:sz="4" w:space="0" w:color="auto"/>
+              <w:left w:val="nil"/>
+              <w:bottom w:val="single" w:sz="4" w:space="0" w:color="auto"/>
+              <w:right w:val="single" w:sz="4" w:space="0" w:color="auto"/>
+            </w:tcBorders>
+            <w:shd w:val="clear" w:color="auto" w:fill="auto"/>
+            <w:vAlign w:val="center"/>
+            <w:hideMark/>
+          </w:tcPr>
+          <w:p>
+            <w:pPr>
+              <w:spacing w:after="0" w:line="240" w:lineRule="auto"/>
+              <w:jc w:val="center"/>
               <w:rPr>
                 <w:rFonts w:ascii="Times New Roman" w:eastAsia="Times New Roman" w:hAnsi="Times New Roman" w:cs="Times New Roman"/>
                 <w:sz w:val="20"/>
                 <w:szCs w:val="20"/>
                 <w:lang w:val="en-US" w:eastAsia="ru-RU"/>
               </w:rPr>
-              <w:t xml:space="preserve">{{ </w:t>
-            </w:r>
-            <w:proofErr w:type="spellStart"/>
+            </w:pPr>
             <w:r>
               <w:rPr>
                 <w:rFonts w:ascii="Times New Roman" w:eastAsia="Times New Roman" w:hAnsi="Times New Roman" w:cs="Times New Roman"/>
@@ -3473,194 +3079,7 @@
                 <w:szCs w:val="20"/>
                 <w:lang w:val="en-US" w:eastAsia="ru-RU"/>
               </w:rPr>
-              <w:t>i.age</w:t>
-            </w:r>
-            <w:proofErr w:type="spellEnd"/>
-            <w:r>
-              <w:rPr>
-                <w:rFonts w:ascii="Times New Roman" w:eastAsia="Times New Roman" w:hAnsi="Times New Roman" w:cs="Times New Roman"/>
-                <w:sz w:val="20"/>
-                <w:szCs w:val="20"/>
-                <w:lang w:val="en-US" w:eastAsia="ru-RU"/>
-              </w:rPr>
-              <w:t xml:space="preserve"> }}</w:t>
-            </w:r>
-          </w:p>
-        </w:tc>
-        <w:tc>
-          <w:tcPr>
-            <w:tcW w:w="2183" w:type="dxa"/>
-            <w:gridSpan w:val="3"/>
-            <w:tcBorders>
-              <w:top w:val="single" w:sz="4" w:space="0" w:color="auto"/>
-              <w:left w:val="nil"/>
-              <w:bottom w:val="single" w:sz="4" w:space="0" w:color="auto"/>
-              <w:right w:val="single" w:sz="4" w:space="0" w:color="auto"/>
-            </w:tcBorders>
-            <w:shd w:val="clear" w:color="auto" w:fill="auto"/>
-            <w:vAlign w:val="center"/>
-            <w:hideMark/>
-          </w:tcPr>
-          <w:p>
-            <w:pPr>
-              <w:spacing w:after="0" w:line="240" w:lineRule="auto"/>
-              <w:jc w:val="center"/>
-              <w:rPr>
-                <w:rFonts w:ascii="Times New Roman" w:eastAsia="Times New Roman" w:hAnsi="Times New Roman" w:cs="Times New Roman"/>
-                <w:sz w:val="20"/>
-                <w:szCs w:val="20"/>
-                <w:lang w:val="en-US" w:eastAsia="ru-RU"/>
-              </w:rPr>
-            </w:pPr>
-            <w:r>
-              <w:rPr>
-                <w:rFonts w:ascii="Times New Roman" w:eastAsia="Times New Roman" w:hAnsi="Times New Roman" w:cs="Times New Roman"/>
-                <w:sz w:val="20"/>
-                <w:szCs w:val="20"/>
-                <w:lang w:eastAsia="ru-RU"/>
-              </w:rPr>
-              <w:t xml:space="preserve"> </w:t>
-            </w:r>
-            <w:r>
-              <w:rPr>
-                <w:rFonts w:ascii="Times New Roman" w:eastAsia="Times New Roman" w:hAnsi="Times New Roman" w:cs="Times New Roman"/>
-                <w:sz w:val="20"/>
-                <w:szCs w:val="20"/>
-                <w:lang w:val="en-US" w:eastAsia="ru-RU"/>
-              </w:rPr>
-              <w:t xml:space="preserve">{{ </w:t>
-            </w:r>
-            <w:proofErr w:type="spellStart"/>
-            <w:r>
-              <w:rPr>
-                <w:rFonts w:ascii="Times New Roman" w:eastAsia="Times New Roman" w:hAnsi="Times New Roman" w:cs="Times New Roman"/>
-                <w:sz w:val="20"/>
-                <w:szCs w:val="20"/>
-                <w:lang w:val="en-US" w:eastAsia="ru-RU"/>
-              </w:rPr>
-              <w:t>i.avg_height</w:t>
-            </w:r>
-            <w:proofErr w:type="spellEnd"/>
-            <w:r>
-              <w:rPr>
-                <w:rFonts w:ascii="Times New Roman" w:eastAsia="Times New Roman" w:hAnsi="Times New Roman" w:cs="Times New Roman"/>
-                <w:sz w:val="20"/>
-                <w:szCs w:val="20"/>
-                <w:lang w:val="en-US" w:eastAsia="ru-RU"/>
-              </w:rPr>
-              <w:t xml:space="preserve"> }}</w:t>
-            </w:r>
-          </w:p>
-        </w:tc>
-        <w:tc>
-          <w:tcPr>
-            <w:tcW w:w="1312" w:type="dxa"/>
-            <w:gridSpan w:val="3"/>
-            <w:tcBorders>
-              <w:top w:val="single" w:sz="4" w:space="0" w:color="auto"/>
-              <w:left w:val="nil"/>
-              <w:bottom w:val="single" w:sz="4" w:space="0" w:color="auto"/>
-              <w:right w:val="single" w:sz="4" w:space="0" w:color="auto"/>
-            </w:tcBorders>
-            <w:shd w:val="clear" w:color="auto" w:fill="auto"/>
-            <w:vAlign w:val="center"/>
-            <w:hideMark/>
-          </w:tcPr>
-          <w:p>
-            <w:pPr>
-              <w:spacing w:after="0" w:line="240" w:lineRule="auto"/>
-              <w:jc w:val="center"/>
-              <w:rPr>
-                <w:rFonts w:ascii="Times New Roman" w:eastAsia="Times New Roman" w:hAnsi="Times New Roman" w:cs="Times New Roman"/>
-                <w:sz w:val="20"/>
-                <w:szCs w:val="20"/>
-                <w:lang w:val="en-US" w:eastAsia="ru-RU"/>
-              </w:rPr>
-            </w:pPr>
-            <w:r>
-              <w:rPr>
-                <w:rFonts w:ascii="Times New Roman" w:eastAsia="Times New Roman" w:hAnsi="Times New Roman" w:cs="Times New Roman"/>
-                <w:sz w:val="20"/>
-                <w:szCs w:val="20"/>
-                <w:lang w:val="en-US" w:eastAsia="ru-RU"/>
-              </w:rPr>
-              <w:t xml:space="preserve">{{ </w:t>
-            </w:r>
-            <w:proofErr w:type="spellStart"/>
-            <w:r>
-              <w:rPr>
-                <w:rFonts w:ascii="Times New Roman" w:eastAsia="Times New Roman" w:hAnsi="Times New Roman" w:cs="Times New Roman"/>
-                <w:sz w:val="20"/>
-                <w:szCs w:val="20"/>
-                <w:lang w:val="en-US" w:eastAsia="ru-RU"/>
-              </w:rPr>
-              <w:t>i.avg_diametr</w:t>
-            </w:r>
-            <w:proofErr w:type="spellEnd"/>
-            <w:r>
-              <w:rPr>
-                <w:rFonts w:ascii="Times New Roman" w:eastAsia="Times New Roman" w:hAnsi="Times New Roman" w:cs="Times New Roman"/>
-                <w:sz w:val="20"/>
-                <w:szCs w:val="20"/>
-                <w:lang w:val="en-US" w:eastAsia="ru-RU"/>
-              </w:rPr>
-              <w:t xml:space="preserve"> }}</w:t>
-            </w:r>
-          </w:p>
-        </w:tc>
-        <w:tc>
-          <w:tcPr>
-            <w:tcW w:w="1522" w:type="dxa"/>
-            <w:gridSpan w:val="5"/>
-            <w:tcBorders>
-              <w:top w:val="single" w:sz="4" w:space="0" w:color="auto"/>
-              <w:left w:val="nil"/>
-              <w:bottom w:val="single" w:sz="4" w:space="0" w:color="auto"/>
-              <w:right w:val="single" w:sz="4" w:space="0" w:color="auto"/>
-            </w:tcBorders>
-            <w:shd w:val="clear" w:color="auto" w:fill="auto"/>
-            <w:vAlign w:val="center"/>
-            <w:hideMark/>
-          </w:tcPr>
-          <w:p>
-            <w:pPr>
-              <w:spacing w:after="0" w:line="240" w:lineRule="auto"/>
-              <w:jc w:val="center"/>
-              <w:rPr>
-                <w:rFonts w:ascii="Times New Roman" w:eastAsia="Times New Roman" w:hAnsi="Times New Roman" w:cs="Times New Roman"/>
-                <w:sz w:val="20"/>
-                <w:szCs w:val="20"/>
-                <w:lang w:val="en-US" w:eastAsia="ru-RU"/>
-              </w:rPr>
-            </w:pPr>
-            <w:r>
-              <w:rPr>
-                <w:rFonts w:ascii="Times New Roman" w:eastAsia="Times New Roman" w:hAnsi="Times New Roman" w:cs="Times New Roman"/>
-                <w:sz w:val="20"/>
-                <w:szCs w:val="20"/>
-                <w:lang w:val="en-US" w:eastAsia="ru-RU"/>
-              </w:rPr>
-              <w:t xml:space="preserve">{{ </w:t>
-            </w:r>
-            <w:proofErr w:type="spellStart"/>
-            <w:r>
-              <w:rPr>
-                <w:rFonts w:ascii="Times New Roman" w:eastAsia="Times New Roman" w:hAnsi="Times New Roman" w:cs="Times New Roman"/>
-                <w:sz w:val="20"/>
-                <w:szCs w:val="20"/>
-                <w:lang w:val="en-US" w:eastAsia="ru-RU"/>
-              </w:rPr>
-              <w:t>i.count_plants</w:t>
-            </w:r>
-            <w:proofErr w:type="spellEnd"/>
-            <w:r>
-              <w:rPr>
-                <w:rFonts w:ascii="Times New Roman" w:eastAsia="Times New Roman" w:hAnsi="Times New Roman" w:cs="Times New Roman"/>
-                <w:sz w:val="20"/>
-                <w:szCs w:val="20"/>
-                <w:lang w:val="en-US" w:eastAsia="ru-RU"/>
-              </w:rPr>
-              <w:t xml:space="preserve"> }}</w:t>
+              <w:t>{{ i.count_plants }}</w:t>
             </w:r>
           </w:p>
         </w:tc>
@@ -3702,51 +3121,7 @@
                 <w:szCs w:val="20"/>
                 <w:lang w:val="en-US" w:eastAsia="ru-RU"/>
               </w:rPr>
-              <w:t>{%</w:t>
-            </w:r>
-            <w:proofErr w:type="spellStart"/>
-            <w:r>
-              <w:rPr>
-                <w:rFonts w:ascii="Times New Roman" w:eastAsia="Times New Roman" w:hAnsi="Times New Roman" w:cs="Times New Roman"/>
-                <w:color w:val="000000"/>
-                <w:sz w:val="20"/>
-                <w:szCs w:val="20"/>
-                <w:lang w:val="en-US" w:eastAsia="ru-RU"/>
-              </w:rPr>
-              <w:t>tr</w:t>
-            </w:r>
-            <w:proofErr w:type="spellEnd"/>
-            <w:r>
-              <w:rPr>
-                <w:rFonts w:ascii="Times New Roman" w:eastAsia="Times New Roman" w:hAnsi="Times New Roman" w:cs="Times New Roman"/>
-                <w:color w:val="000000"/>
-                <w:sz w:val="20"/>
-                <w:szCs w:val="20"/>
-                <w:lang w:val="en-US" w:eastAsia="ru-RU"/>
-              </w:rPr>
-              <w:t xml:space="preserve"> </w:t>
-            </w:r>
-            <w:proofErr w:type="spellStart"/>
-            <w:r>
-              <w:rPr>
-                <w:rFonts w:ascii="Times New Roman" w:eastAsia="Times New Roman" w:hAnsi="Times New Roman" w:cs="Times New Roman"/>
-                <w:color w:val="000000"/>
-                <w:sz w:val="20"/>
-                <w:szCs w:val="20"/>
-                <w:lang w:val="en-US" w:eastAsia="ru-RU"/>
-              </w:rPr>
-              <w:t>endfor</w:t>
-            </w:r>
-            <w:proofErr w:type="spellEnd"/>
-            <w:r>
-              <w:rPr>
-                <w:rFonts w:ascii="Times New Roman" w:eastAsia="Times New Roman" w:hAnsi="Times New Roman" w:cs="Times New Roman"/>
-                <w:color w:val="000000"/>
-                <w:sz w:val="20"/>
-                <w:szCs w:val="20"/>
-                <w:lang w:val="en-US" w:eastAsia="ru-RU"/>
-              </w:rPr>
-              <w:t xml:space="preserve"> %}</w:t>
+              <w:t>{%tr endfor %}</w:t>
             </w:r>
           </w:p>
         </w:tc>
@@ -4654,29 +4029,7 @@
                 <w:color w:val="000000"/>
                 <w:lang w:val="en-US" w:eastAsia="ru-RU"/>
               </w:rPr>
-              <w:t xml:space="preserve">{{ </w:t>
-            </w:r>
-            <w:proofErr w:type="spellStart"/>
-            <w:r>
-              <w:rPr>
-                <w:rFonts w:ascii="Times New Roman" w:eastAsia="Times New Roman" w:hAnsi="Times New Roman" w:cs="Times New Roman"/>
-                <w:i/>
-                <w:iCs/>
-                <w:color w:val="000000"/>
-                <w:lang w:val="en-US" w:eastAsia="ru-RU"/>
-              </w:rPr>
-              <w:t>square_one_sample_area</w:t>
-            </w:r>
-            <w:proofErr w:type="spellEnd"/>
-            <w:r>
-              <w:rPr>
-                <w:rFonts w:ascii="Times New Roman" w:eastAsia="Times New Roman" w:hAnsi="Times New Roman" w:cs="Times New Roman"/>
-                <w:i/>
-                <w:iCs/>
-                <w:color w:val="000000"/>
-                <w:lang w:val="en-US" w:eastAsia="ru-RU"/>
-              </w:rPr>
-              <w:t xml:space="preserve"> }}</w:t>
+              <w:t>{{ square_one_sample_area }}</w:t>
             </w:r>
           </w:p>
         </w:tc>
@@ -4942,29 +4295,7 @@
                 <w:color w:val="000000"/>
                 <w:lang w:val="en-US" w:eastAsia="ru-RU"/>
               </w:rPr>
-              <w:t xml:space="preserve">{{ </w:t>
-            </w:r>
-            <w:proofErr w:type="spellStart"/>
-            <w:r>
-              <w:rPr>
-                <w:rFonts w:ascii="Times New Roman" w:eastAsia="Times New Roman" w:hAnsi="Times New Roman" w:cs="Times New Roman"/>
-                <w:i/>
-                <w:iCs/>
-                <w:color w:val="000000"/>
-                <w:lang w:val="en-US" w:eastAsia="ru-RU"/>
-              </w:rPr>
-              <w:t>count_sample_area</w:t>
-            </w:r>
-            <w:proofErr w:type="spellEnd"/>
-            <w:r>
-              <w:rPr>
-                <w:rFonts w:ascii="Times New Roman" w:eastAsia="Times New Roman" w:hAnsi="Times New Roman" w:cs="Times New Roman"/>
-                <w:i/>
-                <w:iCs/>
-                <w:color w:val="000000"/>
-                <w:lang w:val="en-US" w:eastAsia="ru-RU"/>
-              </w:rPr>
-              <w:t xml:space="preserve"> }}</w:t>
+              <w:t>{{ count_sample_area }}</w:t>
             </w:r>
           </w:p>
         </w:tc>
@@ -5370,51 +4701,7 @@
                 <w:color w:val="000000"/>
                 <w:lang w:val="en-US" w:eastAsia="ru-RU"/>
               </w:rPr>
-              <w:t>{%</w:t>
-            </w:r>
-            <w:proofErr w:type="spellStart"/>
-            <w:r>
-              <w:rPr>
-                <w:rFonts w:ascii="Times New Roman" w:eastAsia="Times New Roman" w:hAnsi="Times New Roman" w:cs="Times New Roman"/>
-                <w:i/>
-                <w:iCs/>
-                <w:color w:val="000000"/>
-                <w:lang w:val="en-US" w:eastAsia="ru-RU"/>
-              </w:rPr>
-              <w:t>tr</w:t>
-            </w:r>
-            <w:proofErr w:type="spellEnd"/>
-            <w:r>
-              <w:rPr>
-                <w:rFonts w:ascii="Times New Roman" w:eastAsia="Times New Roman" w:hAnsi="Times New Roman" w:cs="Times New Roman"/>
-                <w:i/>
-                <w:iCs/>
-                <w:color w:val="000000"/>
-                <w:lang w:val="en-US" w:eastAsia="ru-RU"/>
-              </w:rPr>
-              <w:t xml:space="preserve"> for </w:t>
-            </w:r>
-            <w:proofErr w:type="spellStart"/>
-            <w:r>
-              <w:rPr>
-                <w:rFonts w:ascii="Times New Roman" w:eastAsia="Times New Roman" w:hAnsi="Times New Roman" w:cs="Times New Roman"/>
-                <w:i/>
-                <w:iCs/>
-                <w:color w:val="000000"/>
-                <w:lang w:val="en-US" w:eastAsia="ru-RU"/>
-              </w:rPr>
-              <w:t>i</w:t>
-            </w:r>
-            <w:proofErr w:type="spellEnd"/>
-            <w:r>
-              <w:rPr>
-                <w:rFonts w:ascii="Times New Roman" w:eastAsia="Times New Roman" w:hAnsi="Times New Roman" w:cs="Times New Roman"/>
-                <w:i/>
-                <w:iCs/>
-                <w:color w:val="000000"/>
-                <w:lang w:val="en-US" w:eastAsia="ru-RU"/>
-              </w:rPr>
-              <w:t xml:space="preserve"> in samples %}</w:t>
+              <w:t>{%tr for i in samples %}</w:t>
             </w:r>
           </w:p>
         </w:tc>
@@ -5458,29 +4745,7 @@
                 <w:color w:val="000000"/>
                 <w:lang w:val="en-US" w:eastAsia="ru-RU"/>
               </w:rPr>
-              <w:t xml:space="preserve">{{ </w:t>
-            </w:r>
-            <w:proofErr w:type="spellStart"/>
-            <w:r>
-              <w:rPr>
-                <w:rFonts w:ascii="Times New Roman" w:eastAsia="Times New Roman" w:hAnsi="Times New Roman" w:cs="Times New Roman"/>
-                <w:i/>
-                <w:iCs/>
-                <w:color w:val="000000"/>
-                <w:lang w:val="en-US" w:eastAsia="ru-RU"/>
-              </w:rPr>
-              <w:t>i.number</w:t>
-            </w:r>
-            <w:proofErr w:type="spellEnd"/>
-            <w:r>
-              <w:rPr>
-                <w:rFonts w:ascii="Times New Roman" w:eastAsia="Times New Roman" w:hAnsi="Times New Roman" w:cs="Times New Roman"/>
-                <w:i/>
-                <w:iCs/>
-                <w:color w:val="000000"/>
-                <w:lang w:val="en-US" w:eastAsia="ru-RU"/>
-              </w:rPr>
-              <w:t xml:space="preserve"> }}</w:t>
+              <w:t>{{ i.number }}</w:t>
             </w:r>
           </w:p>
         </w:tc>
@@ -5519,29 +4784,7 @@
                 <w:color w:val="000000"/>
                 <w:lang w:val="en-US" w:eastAsia="ru-RU"/>
               </w:rPr>
-              <w:t xml:space="preserve">{{ </w:t>
-            </w:r>
-            <w:proofErr w:type="spellStart"/>
-            <w:r>
-              <w:rPr>
-                <w:rFonts w:ascii="Times New Roman" w:eastAsia="Times New Roman" w:hAnsi="Times New Roman" w:cs="Times New Roman"/>
-                <w:i/>
-                <w:iCs/>
-                <w:color w:val="000000"/>
-                <w:lang w:val="en-US" w:eastAsia="ru-RU"/>
-              </w:rPr>
-              <w:t>i.latitude</w:t>
-            </w:r>
-            <w:proofErr w:type="spellEnd"/>
-            <w:r>
-              <w:rPr>
-                <w:rFonts w:ascii="Times New Roman" w:eastAsia="Times New Roman" w:hAnsi="Times New Roman" w:cs="Times New Roman"/>
-                <w:i/>
-                <w:iCs/>
-                <w:color w:val="000000"/>
-                <w:lang w:val="en-US" w:eastAsia="ru-RU"/>
-              </w:rPr>
-              <w:t xml:space="preserve"> }}</w:t>
+              <w:t>{{ i.latitude }}</w:t>
             </w:r>
           </w:p>
         </w:tc>
@@ -5580,29 +4823,7 @@
                 <w:color w:val="000000"/>
                 <w:lang w:val="en-US" w:eastAsia="ru-RU"/>
               </w:rPr>
-              <w:t xml:space="preserve">{{ </w:t>
-            </w:r>
-            <w:proofErr w:type="spellStart"/>
-            <w:r>
-              <w:rPr>
-                <w:rFonts w:ascii="Times New Roman" w:eastAsia="Times New Roman" w:hAnsi="Times New Roman" w:cs="Times New Roman"/>
-                <w:i/>
-                <w:iCs/>
-                <w:color w:val="000000"/>
-                <w:lang w:val="en-US" w:eastAsia="ru-RU"/>
-              </w:rPr>
-              <w:t>i.longitude</w:t>
-            </w:r>
-            <w:proofErr w:type="spellEnd"/>
-            <w:r>
-              <w:rPr>
-                <w:rFonts w:ascii="Times New Roman" w:eastAsia="Times New Roman" w:hAnsi="Times New Roman" w:cs="Times New Roman"/>
-                <w:i/>
-                <w:iCs/>
-                <w:color w:val="000000"/>
-                <w:lang w:val="en-US" w:eastAsia="ru-RU"/>
-              </w:rPr>
-              <w:t xml:space="preserve"> }}</w:t>
+              <w:t>{{ i.longitude }}</w:t>
             </w:r>
           </w:p>
         </w:tc>
@@ -5645,51 +4866,7 @@
                 <w:color w:val="000000"/>
                 <w:lang w:val="en-US" w:eastAsia="ru-RU"/>
               </w:rPr>
-              <w:t>{%</w:t>
-            </w:r>
-            <w:proofErr w:type="spellStart"/>
-            <w:r>
-              <w:rPr>
-                <w:rFonts w:ascii="Times New Roman" w:eastAsia="Times New Roman" w:hAnsi="Times New Roman" w:cs="Times New Roman"/>
-                <w:i/>
-                <w:iCs/>
-                <w:color w:val="000000"/>
-                <w:lang w:val="en-US" w:eastAsia="ru-RU"/>
-              </w:rPr>
-              <w:t>tr</w:t>
-            </w:r>
-            <w:proofErr w:type="spellEnd"/>
-            <w:r>
-              <w:rPr>
-                <w:rFonts w:ascii="Times New Roman" w:eastAsia="Times New Roman" w:hAnsi="Times New Roman" w:cs="Times New Roman"/>
-                <w:i/>
-                <w:iCs/>
-                <w:color w:val="000000"/>
-                <w:lang w:val="en-US" w:eastAsia="ru-RU"/>
-              </w:rPr>
-              <w:t xml:space="preserve"> </w:t>
-            </w:r>
-            <w:proofErr w:type="spellStart"/>
-            <w:r>
-              <w:rPr>
-                <w:rFonts w:ascii="Times New Roman" w:eastAsia="Times New Roman" w:hAnsi="Times New Roman" w:cs="Times New Roman"/>
-                <w:i/>
-                <w:iCs/>
-                <w:color w:val="000000"/>
-                <w:lang w:val="en-US" w:eastAsia="ru-RU"/>
-              </w:rPr>
-              <w:t>endfor</w:t>
-            </w:r>
-            <w:proofErr w:type="spellEnd"/>
-            <w:r>
-              <w:rPr>
-                <w:rFonts w:ascii="Times New Roman" w:eastAsia="Times New Roman" w:hAnsi="Times New Roman" w:cs="Times New Roman"/>
-                <w:i/>
-                <w:iCs/>
-                <w:color w:val="000000"/>
-                <w:lang w:val="en-US" w:eastAsia="ru-RU"/>
-              </w:rPr>
-              <w:t xml:space="preserve"> %}</w:t>
+              <w:t>{%tr endfor %}</w:t>
             </w:r>
           </w:p>
           <w:p>
@@ -6375,29 +5552,7 @@
                 <w:color w:val="000000"/>
                 <w:lang w:val="en-US" w:eastAsia="ru-RU"/>
               </w:rPr>
-              <w:t xml:space="preserve">{{ </w:t>
-            </w:r>
-            <w:proofErr w:type="spellStart"/>
-            <w:r>
-              <w:rPr>
-                <w:rFonts w:ascii="Times New Roman" w:eastAsia="Times New Roman" w:hAnsi="Times New Roman" w:cs="Times New Roman"/>
-                <w:i/>
-                <w:iCs/>
-                <w:color w:val="000000"/>
-                <w:lang w:val="en-US" w:eastAsia="ru-RU"/>
-              </w:rPr>
-              <w:t>breed_composition</w:t>
-            </w:r>
-            <w:proofErr w:type="spellEnd"/>
-            <w:r>
-              <w:rPr>
-                <w:rFonts w:ascii="Times New Roman" w:eastAsia="Times New Roman" w:hAnsi="Times New Roman" w:cs="Times New Roman"/>
-                <w:i/>
-                <w:iCs/>
-                <w:color w:val="000000"/>
-                <w:lang w:val="en-US" w:eastAsia="ru-RU"/>
-              </w:rPr>
-              <w:t xml:space="preserve"> }}</w:t>
+              <w:t>{{ breed_composition }}</w:t>
             </w:r>
             <w:r>
               <w:rPr>
@@ -6448,29 +5603,7 @@
                 <w:color w:val="000000"/>
                 <w:lang w:val="en-US" w:eastAsia="ru-RU"/>
               </w:rPr>
-              <w:t xml:space="preserve">{{ </w:t>
-            </w:r>
-            <w:proofErr w:type="spellStart"/>
-            <w:r>
-              <w:rPr>
-                <w:rFonts w:ascii="Times New Roman" w:eastAsia="Times New Roman" w:hAnsi="Times New Roman" w:cs="Times New Roman"/>
-                <w:i/>
-                <w:iCs/>
-                <w:color w:val="000000"/>
-                <w:lang w:val="en-US" w:eastAsia="ru-RU"/>
-              </w:rPr>
-              <w:t>economy_sapling</w:t>
-            </w:r>
-            <w:proofErr w:type="spellEnd"/>
-            <w:r>
-              <w:rPr>
-                <w:rFonts w:ascii="Times New Roman" w:eastAsia="Times New Roman" w:hAnsi="Times New Roman" w:cs="Times New Roman"/>
-                <w:i/>
-                <w:iCs/>
-                <w:color w:val="000000"/>
-                <w:lang w:val="en-US" w:eastAsia="ru-RU"/>
-              </w:rPr>
-              <w:t xml:space="preserve"> }}</w:t>
+              <w:t>{{ economy_sapling }}</w:t>
             </w:r>
           </w:p>
         </w:tc>
@@ -6589,7 +5722,6 @@
               </w:rPr>
               <w:t xml:space="preserve">{{ </w:t>
             </w:r>
-            <w:proofErr w:type="spellStart"/>
             <w:r>
               <w:rPr>
                 <w:rFonts w:ascii="Times New Roman" w:eastAsia="Times New Roman" w:hAnsi="Times New Roman" w:cs="Times New Roman"/>
@@ -6606,17 +5738,7 @@
                 <w:iCs/>
                 <w:lang w:val="en-US" w:eastAsia="ru-RU"/>
               </w:rPr>
-              <w:t>_sapling</w:t>
-            </w:r>
-            <w:proofErr w:type="spellEnd"/>
-            <w:r>
-              <w:rPr>
-                <w:rFonts w:ascii="Times New Roman" w:eastAsia="Times New Roman" w:hAnsi="Times New Roman" w:cs="Times New Roman"/>
-                <w:i/>
-                <w:iCs/>
-                <w:lang w:val="en-US" w:eastAsia="ru-RU"/>
-              </w:rPr>
-              <w:t xml:space="preserve">  }}</w:t>
+              <w:t>_sapling  }}</w:t>
             </w:r>
           </w:p>
         </w:tc>
@@ -6723,27 +5845,7 @@
                 <w:iCs/>
                 <w:lang w:val="en-US" w:eastAsia="ru-RU"/>
               </w:rPr>
-              <w:t xml:space="preserve">{{ </w:t>
-            </w:r>
-            <w:proofErr w:type="spellStart"/>
-            <w:r>
-              <w:rPr>
-                <w:rFonts w:ascii="Times New Roman" w:eastAsia="Times New Roman" w:hAnsi="Times New Roman" w:cs="Times New Roman"/>
-                <w:i/>
-                <w:iCs/>
-                <w:lang w:val="en-US" w:eastAsia="ru-RU"/>
-              </w:rPr>
-              <w:t>stock_sapling</w:t>
-            </w:r>
-            <w:proofErr w:type="spellEnd"/>
-            <w:r>
-              <w:rPr>
-                <w:rFonts w:ascii="Times New Roman" w:eastAsia="Times New Roman" w:hAnsi="Times New Roman" w:cs="Times New Roman"/>
-                <w:i/>
-                <w:iCs/>
-                <w:lang w:val="en-US" w:eastAsia="ru-RU"/>
-              </w:rPr>
-              <w:t xml:space="preserve"> }}</w:t>
+              <w:t>{{ stock_sapling }}</w:t>
             </w:r>
           </w:p>
         </w:tc>
@@ -6768,23 +5870,13 @@
                 <w:lang w:eastAsia="ru-RU"/>
               </w:rPr>
             </w:pPr>
-            <w:proofErr w:type="gramStart"/>
-            <w:r>
-              <w:rPr>
-                <w:rFonts w:ascii="Times New Roman" w:eastAsia="Times New Roman" w:hAnsi="Times New Roman" w:cs="Times New Roman"/>
-                <w:color w:val="000000"/>
-                <w:lang w:eastAsia="ru-RU"/>
-              </w:rPr>
-              <w:t>м</w:t>
-            </w:r>
-            <w:proofErr w:type="gramEnd"/>
-            <w:r>
-              <w:rPr>
-                <w:rFonts w:ascii="Times New Roman" w:eastAsia="Times New Roman" w:hAnsi="Times New Roman" w:cs="Times New Roman"/>
-                <w:color w:val="000000"/>
-                <w:lang w:eastAsia="ru-RU"/>
-              </w:rPr>
-              <w:t>³/га</w:t>
+            <w:r>
+              <w:rPr>
+                <w:rFonts w:ascii="Times New Roman" w:eastAsia="Times New Roman" w:hAnsi="Times New Roman" w:cs="Times New Roman"/>
+                <w:color w:val="000000"/>
+                <w:lang w:eastAsia="ru-RU"/>
+              </w:rPr>
+              <w:t>м³/га</w:t>
             </w:r>
           </w:p>
         </w:tc>
@@ -7384,10 +6476,28 @@
                 <w:szCs w:val="20"/>
                 <w:lang w:eastAsia="ru-RU"/>
               </w:rPr>
-              <w:t xml:space="preserve">Средняя высота, </w:t>
-            </w:r>
-            <w:proofErr w:type="gramStart"/>
-            <w:r>
+              <w:t>Средняя высота, м</w:t>
+            </w:r>
+          </w:p>
+        </w:tc>
+        <w:tc>
+          <w:tcPr>
+            <w:tcW w:w="1312" w:type="dxa"/>
+            <w:gridSpan w:val="3"/>
+            <w:tcBorders>
+              <w:top w:val="single" w:sz="4" w:space="0" w:color="auto"/>
+              <w:left w:val="nil"/>
+              <w:bottom w:val="single" w:sz="4" w:space="0" w:color="auto"/>
+              <w:right w:val="single" w:sz="4" w:space="0" w:color="auto"/>
+            </w:tcBorders>
+            <w:shd w:val="clear" w:color="auto" w:fill="auto"/>
+            <w:vAlign w:val="center"/>
+            <w:hideMark/>
+          </w:tcPr>
+          <w:p>
+            <w:pPr>
+              <w:spacing w:after="0" w:line="240" w:lineRule="auto"/>
+              <w:jc w:val="center"/>
               <w:rPr>
                 <w:rFonts w:ascii="Times New Roman" w:eastAsia="Times New Roman" w:hAnsi="Times New Roman" w:cs="Times New Roman"/>
                 <w:color w:val="000000"/>
@@ -7395,15 +6505,23 @@
                 <w:szCs w:val="20"/>
                 <w:lang w:eastAsia="ru-RU"/>
               </w:rPr>
-              <w:t>м</w:t>
-            </w:r>
-            <w:proofErr w:type="gramEnd"/>
-          </w:p>
-        </w:tc>
-        <w:tc>
-          <w:tcPr>
-            <w:tcW w:w="1312" w:type="dxa"/>
-            <w:gridSpan w:val="3"/>
+            </w:pPr>
+            <w:r>
+              <w:rPr>
+                <w:rFonts w:ascii="Times New Roman" w:eastAsia="Times New Roman" w:hAnsi="Times New Roman" w:cs="Times New Roman"/>
+                <w:color w:val="000000"/>
+                <w:sz w:val="20"/>
+                <w:szCs w:val="20"/>
+                <w:lang w:eastAsia="ru-RU"/>
+              </w:rPr>
+              <w:t>Средний диаметр, см</w:t>
+            </w:r>
+          </w:p>
+        </w:tc>
+        <w:tc>
+          <w:tcPr>
+            <w:tcW w:w="1522" w:type="dxa"/>
+            <w:gridSpan w:val="5"/>
             <w:tcBorders>
               <w:top w:val="single" w:sz="4" w:space="0" w:color="auto"/>
               <w:left w:val="nil"/>
@@ -7434,70 +6552,8 @@
                 <w:szCs w:val="20"/>
                 <w:lang w:eastAsia="ru-RU"/>
               </w:rPr>
-              <w:t xml:space="preserve">Средний диаметр, </w:t>
-            </w:r>
-            <w:proofErr w:type="gramStart"/>
-            <w:r>
-              <w:rPr>
-                <w:rFonts w:ascii="Times New Roman" w:eastAsia="Times New Roman" w:hAnsi="Times New Roman" w:cs="Times New Roman"/>
-                <w:color w:val="000000"/>
-                <w:sz w:val="20"/>
-                <w:szCs w:val="20"/>
-                <w:lang w:eastAsia="ru-RU"/>
-              </w:rPr>
-              <w:t>см</w:t>
-            </w:r>
-            <w:proofErr w:type="gramEnd"/>
-          </w:p>
-        </w:tc>
-        <w:tc>
-          <w:tcPr>
-            <w:tcW w:w="1522" w:type="dxa"/>
-            <w:gridSpan w:val="5"/>
-            <w:tcBorders>
-              <w:top w:val="single" w:sz="4" w:space="0" w:color="auto"/>
-              <w:left w:val="nil"/>
-              <w:bottom w:val="single" w:sz="4" w:space="0" w:color="auto"/>
-              <w:right w:val="single" w:sz="4" w:space="0" w:color="auto"/>
-            </w:tcBorders>
-            <w:shd w:val="clear" w:color="auto" w:fill="auto"/>
-            <w:vAlign w:val="center"/>
-            <w:hideMark/>
-          </w:tcPr>
-          <w:p>
-            <w:pPr>
-              <w:spacing w:after="0" w:line="240" w:lineRule="auto"/>
-              <w:jc w:val="center"/>
-              <w:rPr>
-                <w:rFonts w:ascii="Times New Roman" w:eastAsia="Times New Roman" w:hAnsi="Times New Roman" w:cs="Times New Roman"/>
-                <w:color w:val="000000"/>
-                <w:sz w:val="20"/>
-                <w:szCs w:val="20"/>
-                <w:lang w:eastAsia="ru-RU"/>
-              </w:rPr>
-            </w:pPr>
-            <w:r>
-              <w:rPr>
-                <w:rFonts w:ascii="Times New Roman" w:eastAsia="Times New Roman" w:hAnsi="Times New Roman" w:cs="Times New Roman"/>
-                <w:color w:val="000000"/>
-                <w:sz w:val="20"/>
-                <w:szCs w:val="20"/>
-                <w:lang w:eastAsia="ru-RU"/>
-              </w:rPr>
-              <w:t>Количество учтенных древесных растений, шт./</w:t>
-            </w:r>
-            <w:proofErr w:type="gramStart"/>
-            <w:r>
-              <w:rPr>
-                <w:rFonts w:ascii="Times New Roman" w:eastAsia="Times New Roman" w:hAnsi="Times New Roman" w:cs="Times New Roman"/>
-                <w:color w:val="000000"/>
-                <w:sz w:val="20"/>
-                <w:szCs w:val="20"/>
-                <w:lang w:eastAsia="ru-RU"/>
-              </w:rPr>
-              <w:t>га</w:t>
-            </w:r>
-            <w:proofErr w:type="gramEnd"/>
+              <w:t>Количество учтенных древесных растений, шт./га</w:t>
+            </w:r>
           </w:p>
         </w:tc>
       </w:tr>
@@ -7538,51 +6594,7 @@
                 <w:szCs w:val="20"/>
                 <w:lang w:val="en-US" w:eastAsia="ru-RU"/>
               </w:rPr>
-              <w:t>{%</w:t>
-            </w:r>
-            <w:proofErr w:type="spellStart"/>
-            <w:r>
-              <w:rPr>
-                <w:rFonts w:ascii="Times New Roman" w:eastAsia="Times New Roman" w:hAnsi="Times New Roman" w:cs="Times New Roman"/>
-                <w:color w:val="000000"/>
-                <w:sz w:val="20"/>
-                <w:szCs w:val="20"/>
-                <w:lang w:val="en-US" w:eastAsia="ru-RU"/>
-              </w:rPr>
-              <w:t>tr</w:t>
-            </w:r>
-            <w:proofErr w:type="spellEnd"/>
-            <w:r>
-              <w:rPr>
-                <w:rFonts w:ascii="Times New Roman" w:eastAsia="Times New Roman" w:hAnsi="Times New Roman" w:cs="Times New Roman"/>
-                <w:color w:val="000000"/>
-                <w:sz w:val="20"/>
-                <w:szCs w:val="20"/>
-                <w:lang w:val="en-US" w:eastAsia="ru-RU"/>
-              </w:rPr>
-              <w:t xml:space="preserve"> for </w:t>
-            </w:r>
-            <w:proofErr w:type="spellStart"/>
-            <w:r>
-              <w:rPr>
-                <w:rFonts w:ascii="Times New Roman" w:eastAsia="Times New Roman" w:hAnsi="Times New Roman" w:cs="Times New Roman"/>
-                <w:color w:val="000000"/>
-                <w:sz w:val="20"/>
-                <w:szCs w:val="20"/>
-                <w:lang w:val="en-US" w:eastAsia="ru-RU"/>
-              </w:rPr>
-              <w:t>i</w:t>
-            </w:r>
-            <w:proofErr w:type="spellEnd"/>
-            <w:r>
-              <w:rPr>
-                <w:rFonts w:ascii="Times New Roman" w:eastAsia="Times New Roman" w:hAnsi="Times New Roman" w:cs="Times New Roman"/>
-                <w:color w:val="000000"/>
-                <w:sz w:val="20"/>
-                <w:szCs w:val="20"/>
-                <w:lang w:val="en-US" w:eastAsia="ru-RU"/>
-              </w:rPr>
-              <w:t xml:space="preserve"> in saplings %}</w:t>
+              <w:t>{%tr for i in saplings %}</w:t>
             </w:r>
           </w:p>
         </w:tc>
@@ -7625,9 +6637,11 @@
                 <w:szCs w:val="20"/>
                 <w:lang w:val="en-US" w:eastAsia="ru-RU"/>
               </w:rPr>
-              <w:t>{{</w:t>
-            </w:r>
-            <w:proofErr w:type="spellStart"/>
+              <w:t>{{i.</w:t>
+            </w:r>
+            <w:r>
+              <w:t xml:space="preserve"> </w:t>
+            </w:r>
             <w:r>
               <w:rPr>
                 <w:rFonts w:ascii="Times New Roman" w:eastAsia="Times New Roman" w:hAnsi="Times New Roman" w:cs="Times New Roman"/>
@@ -7636,9 +6650,8 @@
                 <w:szCs w:val="20"/>
                 <w:lang w:val="en-US" w:eastAsia="ru-RU"/>
               </w:rPr>
-              <w:t>i</w:t>
-            </w:r>
-            <w:proofErr w:type="spellEnd"/>
+              <w:t>ratio_composition</w:t>
+            </w:r>
             <w:r>
               <w:rPr>
                 <w:rFonts w:ascii="Times New Roman" w:eastAsia="Times New Roman" w:hAnsi="Times New Roman" w:cs="Times New Roman"/>
@@ -7647,13 +6660,28 @@
                 <w:szCs w:val="20"/>
                 <w:lang w:val="en-US" w:eastAsia="ru-RU"/>
               </w:rPr>
-              <w:t>.</w:t>
-            </w:r>
-            <w:r>
-              <w:t xml:space="preserve"> </w:t>
-            </w:r>
-            <w:proofErr w:type="spellStart"/>
-            <w:r>
+              <w:t>}}</w:t>
+            </w:r>
+          </w:p>
+        </w:tc>
+        <w:tc>
+          <w:tcPr>
+            <w:tcW w:w="879" w:type="dxa"/>
+            <w:gridSpan w:val="3"/>
+            <w:tcBorders>
+              <w:top w:val="single" w:sz="4" w:space="0" w:color="auto"/>
+              <w:left w:val="nil"/>
+              <w:bottom w:val="single" w:sz="4" w:space="0" w:color="auto"/>
+              <w:right w:val="single" w:sz="4" w:space="0" w:color="auto"/>
+            </w:tcBorders>
+            <w:shd w:val="clear" w:color="auto" w:fill="auto"/>
+            <w:vAlign w:val="center"/>
+            <w:hideMark/>
+          </w:tcPr>
+          <w:p>
+            <w:pPr>
+              <w:spacing w:after="0" w:line="240" w:lineRule="auto"/>
+              <w:jc w:val="center"/>
               <w:rPr>
                 <w:rFonts w:ascii="Times New Roman" w:eastAsia="Times New Roman" w:hAnsi="Times New Roman" w:cs="Times New Roman"/>
                 <w:color w:val="000000"/>
@@ -7661,9 +6689,7 @@
                 <w:szCs w:val="20"/>
                 <w:lang w:val="en-US" w:eastAsia="ru-RU"/>
               </w:rPr>
-              <w:t>ratio_composition</w:t>
-            </w:r>
-            <w:proofErr w:type="spellEnd"/>
+            </w:pPr>
             <w:r>
               <w:rPr>
                 <w:rFonts w:ascii="Times New Roman" w:eastAsia="Times New Roman" w:hAnsi="Times New Roman" w:cs="Times New Roman"/>
@@ -7672,14 +6698,14 @@
                 <w:szCs w:val="20"/>
                 <w:lang w:val="en-US" w:eastAsia="ru-RU"/>
               </w:rPr>
-              <w:t>}}</w:t>
-            </w:r>
-          </w:p>
-        </w:tc>
-        <w:tc>
-          <w:tcPr>
-            <w:tcW w:w="879" w:type="dxa"/>
-            <w:gridSpan w:val="3"/>
+              <w:t>{{ i.breed }}</w:t>
+            </w:r>
+          </w:p>
+        </w:tc>
+        <w:tc>
+          <w:tcPr>
+            <w:tcW w:w="2047" w:type="dxa"/>
+            <w:gridSpan w:val="2"/>
             <w:tcBorders>
               <w:top w:val="single" w:sz="4" w:space="0" w:color="auto"/>
               <w:left w:val="nil"/>
@@ -7708,11 +6734,10 @@
                 <w:color w:val="000000"/>
                 <w:sz w:val="20"/>
                 <w:szCs w:val="20"/>
-                <w:lang w:val="en-US" w:eastAsia="ru-RU"/>
+                <w:lang w:eastAsia="ru-RU"/>
               </w:rPr>
               <w:t xml:space="preserve">{{ </w:t>
             </w:r>
-            <w:proofErr w:type="spellStart"/>
             <w:r>
               <w:rPr>
                 <w:rFonts w:ascii="Times New Roman" w:eastAsia="Times New Roman" w:hAnsi="Times New Roman" w:cs="Times New Roman"/>
@@ -7721,25 +6746,72 @@
                 <w:szCs w:val="20"/>
                 <w:lang w:val="en-US" w:eastAsia="ru-RU"/>
               </w:rPr>
-              <w:t>i.breed</w:t>
-            </w:r>
-            <w:proofErr w:type="spellEnd"/>
-            <w:r>
+              <w:t>i.age }}</w:t>
+            </w:r>
+          </w:p>
+        </w:tc>
+        <w:tc>
+          <w:tcPr>
+            <w:tcW w:w="2183" w:type="dxa"/>
+            <w:gridSpan w:val="3"/>
+            <w:tcBorders>
+              <w:top w:val="single" w:sz="4" w:space="0" w:color="auto"/>
+              <w:left w:val="nil"/>
+              <w:bottom w:val="single" w:sz="4" w:space="0" w:color="auto"/>
+              <w:right w:val="single" w:sz="4" w:space="0" w:color="auto"/>
+            </w:tcBorders>
+            <w:shd w:val="clear" w:color="auto" w:fill="auto"/>
+            <w:vAlign w:val="center"/>
+            <w:hideMark/>
+          </w:tcPr>
+          <w:p>
+            <w:pPr>
+              <w:spacing w:after="0" w:line="240" w:lineRule="auto"/>
+              <w:jc w:val="center"/>
               <w:rPr>
                 <w:rFonts w:ascii="Times New Roman" w:eastAsia="Times New Roman" w:hAnsi="Times New Roman" w:cs="Times New Roman"/>
                 <w:color w:val="000000"/>
                 <w:sz w:val="20"/>
                 <w:szCs w:val="20"/>
-                <w:lang w:val="en-US" w:eastAsia="ru-RU"/>
-              </w:rPr>
-              <w:t xml:space="preserve"> }}</w:t>
-            </w:r>
-          </w:p>
-        </w:tc>
-        <w:tc>
-          <w:tcPr>
-            <w:tcW w:w="2047" w:type="dxa"/>
-            <w:gridSpan w:val="2"/>
+                <w:lang w:eastAsia="ru-RU"/>
+              </w:rPr>
+            </w:pPr>
+            <w:r>
+              <w:rPr>
+                <w:rFonts w:ascii="Times New Roman" w:eastAsia="Times New Roman" w:hAnsi="Times New Roman" w:cs="Times New Roman"/>
+                <w:color w:val="000000"/>
+                <w:sz w:val="20"/>
+                <w:szCs w:val="20"/>
+                <w:lang w:eastAsia="ru-RU"/>
+              </w:rPr>
+              <w:t xml:space="preserve">{{ </w:t>
+            </w:r>
+            <w:r>
+              <w:rPr>
+                <w:rFonts w:ascii="Times New Roman" w:eastAsia="Times New Roman" w:hAnsi="Times New Roman" w:cs="Times New Roman"/>
+                <w:color w:val="000000"/>
+                <w:sz w:val="20"/>
+                <w:szCs w:val="20"/>
+                <w:lang w:val="en-US" w:eastAsia="ru-RU"/>
+              </w:rPr>
+              <w:t>i.</w:t>
+            </w:r>
+            <w:r>
+              <w:rPr>
+                <w:rFonts w:ascii="Times New Roman" w:eastAsia="Times New Roman" w:hAnsi="Times New Roman" w:cs="Times New Roman"/>
+                <w:color w:val="000000"/>
+                <w:sz w:val="20"/>
+                <w:szCs w:val="20"/>
+                <w:lang w:eastAsia="ru-RU"/>
+              </w:rPr>
+              <w:t>avg_height }}</w:t>
+            </w:r>
+          </w:p>
+        </w:tc>
+        <w:tc>
+          <w:tcPr>
+            <w:tcW w:w="1312" w:type="dxa"/>
+            <w:gridSpan w:val="3"/>
             <w:tcBorders>
               <w:top w:val="single" w:sz="4" w:space="0" w:color="auto"/>
               <w:left w:val="nil"/>
@@ -7768,12 +6840,30 @@
                 <w:color w:val="000000"/>
                 <w:sz w:val="20"/>
                 <w:szCs w:val="20"/>
-                <w:lang w:eastAsia="ru-RU"/>
-              </w:rPr>
-              <w:t xml:space="preserve">{{ </w:t>
-            </w:r>
-            <w:proofErr w:type="spellStart"/>
-            <w:r>
+                <w:lang w:val="en-US" w:eastAsia="ru-RU"/>
+              </w:rPr>
+              <w:t>{{ i.diameter }}</w:t>
+            </w:r>
+          </w:p>
+        </w:tc>
+        <w:tc>
+          <w:tcPr>
+            <w:tcW w:w="1522" w:type="dxa"/>
+            <w:gridSpan w:val="5"/>
+            <w:tcBorders>
+              <w:top w:val="single" w:sz="4" w:space="0" w:color="auto"/>
+              <w:left w:val="nil"/>
+              <w:bottom w:val="single" w:sz="4" w:space="0" w:color="auto"/>
+              <w:right w:val="single" w:sz="4" w:space="0" w:color="auto"/>
+            </w:tcBorders>
+            <w:shd w:val="clear" w:color="auto" w:fill="auto"/>
+            <w:vAlign w:val="center"/>
+            <w:hideMark/>
+          </w:tcPr>
+          <w:p>
+            <w:pPr>
+              <w:spacing w:after="0" w:line="240" w:lineRule="auto"/>
+              <w:jc w:val="center"/>
               <w:rPr>
                 <w:rFonts w:ascii="Times New Roman" w:eastAsia="Times New Roman" w:hAnsi="Times New Roman" w:cs="Times New Roman"/>
                 <w:color w:val="000000"/>
@@ -7781,10 +6871,7 @@
                 <w:szCs w:val="20"/>
                 <w:lang w:val="en-US" w:eastAsia="ru-RU"/>
               </w:rPr>
-              <w:t>i.age</w:t>
-            </w:r>
-            <w:proofErr w:type="spellEnd"/>
-            <w:proofErr w:type="gramStart"/>
+            </w:pPr>
             <w:r>
               <w:rPr>
                 <w:rFonts w:ascii="Times New Roman" w:eastAsia="Times New Roman" w:hAnsi="Times New Roman" w:cs="Times New Roman"/>
@@ -7793,232 +6880,7 @@
                 <w:szCs w:val="20"/>
                 <w:lang w:val="en-US" w:eastAsia="ru-RU"/>
               </w:rPr>
-              <w:t xml:space="preserve"> }</w:t>
-            </w:r>
-            <w:proofErr w:type="gramEnd"/>
-            <w:r>
-              <w:rPr>
-                <w:rFonts w:ascii="Times New Roman" w:eastAsia="Times New Roman" w:hAnsi="Times New Roman" w:cs="Times New Roman"/>
-                <w:color w:val="000000"/>
-                <w:sz w:val="20"/>
-                <w:szCs w:val="20"/>
-                <w:lang w:val="en-US" w:eastAsia="ru-RU"/>
-              </w:rPr>
-              <w:t>}</w:t>
-            </w:r>
-          </w:p>
-        </w:tc>
-        <w:tc>
-          <w:tcPr>
-            <w:tcW w:w="2183" w:type="dxa"/>
-            <w:gridSpan w:val="3"/>
-            <w:tcBorders>
-              <w:top w:val="single" w:sz="4" w:space="0" w:color="auto"/>
-              <w:left w:val="nil"/>
-              <w:bottom w:val="single" w:sz="4" w:space="0" w:color="auto"/>
-              <w:right w:val="single" w:sz="4" w:space="0" w:color="auto"/>
-            </w:tcBorders>
-            <w:shd w:val="clear" w:color="auto" w:fill="auto"/>
-            <w:vAlign w:val="center"/>
-            <w:hideMark/>
-          </w:tcPr>
-          <w:p>
-            <w:pPr>
-              <w:spacing w:after="0" w:line="240" w:lineRule="auto"/>
-              <w:jc w:val="center"/>
-              <w:rPr>
-                <w:rFonts w:ascii="Times New Roman" w:eastAsia="Times New Roman" w:hAnsi="Times New Roman" w:cs="Times New Roman"/>
-                <w:color w:val="000000"/>
-                <w:sz w:val="20"/>
-                <w:szCs w:val="20"/>
-                <w:lang w:eastAsia="ru-RU"/>
-              </w:rPr>
-            </w:pPr>
-            <w:r>
-              <w:rPr>
-                <w:rFonts w:ascii="Times New Roman" w:eastAsia="Times New Roman" w:hAnsi="Times New Roman" w:cs="Times New Roman"/>
-                <w:color w:val="000000"/>
-                <w:sz w:val="20"/>
-                <w:szCs w:val="20"/>
-                <w:lang w:eastAsia="ru-RU"/>
-              </w:rPr>
-              <w:t xml:space="preserve">{{ </w:t>
-            </w:r>
-            <w:proofErr w:type="spellStart"/>
-            <w:r>
-              <w:rPr>
-                <w:rFonts w:ascii="Times New Roman" w:eastAsia="Times New Roman" w:hAnsi="Times New Roman" w:cs="Times New Roman"/>
-                <w:color w:val="000000"/>
-                <w:sz w:val="20"/>
-                <w:szCs w:val="20"/>
-                <w:lang w:val="en-US" w:eastAsia="ru-RU"/>
-              </w:rPr>
-              <w:t>i</w:t>
-            </w:r>
-            <w:proofErr w:type="spellEnd"/>
-            <w:r>
-              <w:rPr>
-                <w:rFonts w:ascii="Times New Roman" w:eastAsia="Times New Roman" w:hAnsi="Times New Roman" w:cs="Times New Roman"/>
-                <w:color w:val="000000"/>
-                <w:sz w:val="20"/>
-                <w:szCs w:val="20"/>
-                <w:lang w:val="en-US" w:eastAsia="ru-RU"/>
-              </w:rPr>
-              <w:t>.</w:t>
-            </w:r>
-            <w:proofErr w:type="spellStart"/>
-            <w:r>
-              <w:rPr>
-                <w:rFonts w:ascii="Times New Roman" w:eastAsia="Times New Roman" w:hAnsi="Times New Roman" w:cs="Times New Roman"/>
-                <w:color w:val="000000"/>
-                <w:sz w:val="20"/>
-                <w:szCs w:val="20"/>
-                <w:lang w:eastAsia="ru-RU"/>
-              </w:rPr>
-              <w:t>avg_height</w:t>
-            </w:r>
-            <w:proofErr w:type="spellEnd"/>
-            <w:proofErr w:type="gramStart"/>
-            <w:r>
-              <w:rPr>
-                <w:rFonts w:ascii="Times New Roman" w:eastAsia="Times New Roman" w:hAnsi="Times New Roman" w:cs="Times New Roman"/>
-                <w:color w:val="000000"/>
-                <w:sz w:val="20"/>
-                <w:szCs w:val="20"/>
-                <w:lang w:eastAsia="ru-RU"/>
-              </w:rPr>
-              <w:t xml:space="preserve"> }</w:t>
-            </w:r>
-            <w:proofErr w:type="gramEnd"/>
-            <w:r>
-              <w:rPr>
-                <w:rFonts w:ascii="Times New Roman" w:eastAsia="Times New Roman" w:hAnsi="Times New Roman" w:cs="Times New Roman"/>
-                <w:color w:val="000000"/>
-                <w:sz w:val="20"/>
-                <w:szCs w:val="20"/>
-                <w:lang w:eastAsia="ru-RU"/>
-              </w:rPr>
-              <w:t>}</w:t>
-            </w:r>
-          </w:p>
-        </w:tc>
-        <w:tc>
-          <w:tcPr>
-            <w:tcW w:w="1312" w:type="dxa"/>
-            <w:gridSpan w:val="3"/>
-            <w:tcBorders>
-              <w:top w:val="single" w:sz="4" w:space="0" w:color="auto"/>
-              <w:left w:val="nil"/>
-              <w:bottom w:val="single" w:sz="4" w:space="0" w:color="auto"/>
-              <w:right w:val="single" w:sz="4" w:space="0" w:color="auto"/>
-            </w:tcBorders>
-            <w:shd w:val="clear" w:color="auto" w:fill="auto"/>
-            <w:vAlign w:val="center"/>
-            <w:hideMark/>
-          </w:tcPr>
-          <w:p>
-            <w:pPr>
-              <w:spacing w:after="0" w:line="240" w:lineRule="auto"/>
-              <w:jc w:val="center"/>
-              <w:rPr>
-                <w:rFonts w:ascii="Times New Roman" w:eastAsia="Times New Roman" w:hAnsi="Times New Roman" w:cs="Times New Roman"/>
-                <w:color w:val="000000"/>
-                <w:sz w:val="20"/>
-                <w:szCs w:val="20"/>
-                <w:lang w:val="en-US" w:eastAsia="ru-RU"/>
-              </w:rPr>
-            </w:pPr>
-            <w:r>
-              <w:rPr>
-                <w:rFonts w:ascii="Times New Roman" w:eastAsia="Times New Roman" w:hAnsi="Times New Roman" w:cs="Times New Roman"/>
-                <w:color w:val="000000"/>
-                <w:sz w:val="20"/>
-                <w:szCs w:val="20"/>
-                <w:lang w:val="en-US" w:eastAsia="ru-RU"/>
-              </w:rPr>
-              <w:t xml:space="preserve">{{ </w:t>
-            </w:r>
-            <w:proofErr w:type="spellStart"/>
-            <w:r>
-              <w:rPr>
-                <w:rFonts w:ascii="Times New Roman" w:eastAsia="Times New Roman" w:hAnsi="Times New Roman" w:cs="Times New Roman"/>
-                <w:color w:val="000000"/>
-                <w:sz w:val="20"/>
-                <w:szCs w:val="20"/>
-                <w:lang w:val="en-US" w:eastAsia="ru-RU"/>
-              </w:rPr>
-              <w:t>i.diameter</w:t>
-            </w:r>
-            <w:proofErr w:type="spellEnd"/>
-            <w:r>
-              <w:rPr>
-                <w:rFonts w:ascii="Times New Roman" w:eastAsia="Times New Roman" w:hAnsi="Times New Roman" w:cs="Times New Roman"/>
-                <w:color w:val="000000"/>
-                <w:sz w:val="20"/>
-                <w:szCs w:val="20"/>
-                <w:lang w:val="en-US" w:eastAsia="ru-RU"/>
-              </w:rPr>
-              <w:t xml:space="preserve"> }}</w:t>
-            </w:r>
-          </w:p>
-        </w:tc>
-        <w:tc>
-          <w:tcPr>
-            <w:tcW w:w="1522" w:type="dxa"/>
-            <w:gridSpan w:val="5"/>
-            <w:tcBorders>
-              <w:top w:val="single" w:sz="4" w:space="0" w:color="auto"/>
-              <w:left w:val="nil"/>
-              <w:bottom w:val="single" w:sz="4" w:space="0" w:color="auto"/>
-              <w:right w:val="single" w:sz="4" w:space="0" w:color="auto"/>
-            </w:tcBorders>
-            <w:shd w:val="clear" w:color="auto" w:fill="auto"/>
-            <w:vAlign w:val="center"/>
-            <w:hideMark/>
-          </w:tcPr>
-          <w:p>
-            <w:pPr>
-              <w:spacing w:after="0" w:line="240" w:lineRule="auto"/>
-              <w:jc w:val="center"/>
-              <w:rPr>
-                <w:rFonts w:ascii="Times New Roman" w:eastAsia="Times New Roman" w:hAnsi="Times New Roman" w:cs="Times New Roman"/>
-                <w:color w:val="000000"/>
-                <w:sz w:val="20"/>
-                <w:szCs w:val="20"/>
-                <w:lang w:val="en-US" w:eastAsia="ru-RU"/>
-              </w:rPr>
-            </w:pPr>
-            <w:r>
-              <w:rPr>
-                <w:rFonts w:ascii="Times New Roman" w:eastAsia="Times New Roman" w:hAnsi="Times New Roman" w:cs="Times New Roman"/>
-                <w:color w:val="000000"/>
-                <w:sz w:val="20"/>
-                <w:szCs w:val="20"/>
-                <w:lang w:val="en-US" w:eastAsia="ru-RU"/>
-              </w:rPr>
-              <w:t xml:space="preserve">{{ </w:t>
-            </w:r>
-            <w:proofErr w:type="spellStart"/>
-            <w:r>
-              <w:rPr>
-                <w:rFonts w:ascii="Times New Roman" w:eastAsia="Times New Roman" w:hAnsi="Times New Roman" w:cs="Times New Roman"/>
-                <w:color w:val="000000"/>
-                <w:sz w:val="20"/>
-                <w:szCs w:val="20"/>
-                <w:lang w:val="en-US" w:eastAsia="ru-RU"/>
-              </w:rPr>
-              <w:t>i.count_of_plants</w:t>
-            </w:r>
-            <w:proofErr w:type="spellEnd"/>
-            <w:r>
-              <w:rPr>
-                <w:rFonts w:ascii="Times New Roman" w:eastAsia="Times New Roman" w:hAnsi="Times New Roman" w:cs="Times New Roman"/>
-                <w:color w:val="000000"/>
-                <w:sz w:val="20"/>
-                <w:szCs w:val="20"/>
-                <w:lang w:val="en-US" w:eastAsia="ru-RU"/>
-              </w:rPr>
-              <w:t xml:space="preserve"> }}</w:t>
+              <w:t>{{ i.count_of_plants }}</w:t>
             </w:r>
           </w:p>
         </w:tc>
@@ -8062,7 +6924,6 @@
               </w:rPr>
               <w:t>{%</w:t>
             </w:r>
-            <w:proofErr w:type="spellStart"/>
             <w:r>
               <w:rPr>
                 <w:rFonts w:ascii="Times New Roman" w:eastAsia="Times New Roman" w:hAnsi="Times New Roman" w:cs="Times New Roman"/>
@@ -8073,7 +6934,6 @@
               </w:rPr>
               <w:t>tr</w:t>
             </w:r>
-            <w:proofErr w:type="spellEnd"/>
             <w:r>
               <w:rPr>
                 <w:rFonts w:ascii="Times New Roman" w:eastAsia="Times New Roman" w:hAnsi="Times New Roman" w:cs="Times New Roman"/>
@@ -8084,7 +6944,6 @@
               </w:rPr>
               <w:t xml:space="preserve"> </w:t>
             </w:r>
-            <w:proofErr w:type="spellStart"/>
             <w:r>
               <w:rPr>
                 <w:rFonts w:ascii="Times New Roman" w:eastAsia="Times New Roman" w:hAnsi="Times New Roman" w:cs="Times New Roman"/>
@@ -8095,7 +6954,6 @@
               </w:rPr>
               <w:t>endfor</w:t>
             </w:r>
-            <w:proofErr w:type="spellEnd"/>
             <w:r>
               <w:rPr>
                 <w:rFonts w:ascii="Times New Roman" w:eastAsia="Times New Roman" w:hAnsi="Times New Roman" w:cs="Times New Roman"/>
@@ -8184,36 +7042,8 @@
                 <w:color w:val="000000"/>
                 <w:lang w:eastAsia="ru-RU"/>
               </w:rPr>
-              <w:t xml:space="preserve">12. Участок критериям и требованиям к молоднякам, площади которых подлежат отнесению к землям, на которых расположены леса, указанным в Правилах </w:t>
-            </w:r>
-            <w:proofErr w:type="spellStart"/>
-            <w:r>
-              <w:rPr>
-                <w:rFonts w:ascii="Times New Roman" w:eastAsia="Times New Roman" w:hAnsi="Times New Roman" w:cs="Times New Roman"/>
-                <w:color w:val="000000"/>
-                <w:lang w:eastAsia="ru-RU"/>
-              </w:rPr>
-              <w:t>лесовосстановления</w:t>
-            </w:r>
-            <w:proofErr w:type="spellEnd"/>
-            <w:r>
-              <w:rPr>
-                <w:rFonts w:ascii="Times New Roman" w:eastAsia="Times New Roman" w:hAnsi="Times New Roman" w:cs="Times New Roman"/>
-                <w:color w:val="000000"/>
-                <w:lang w:eastAsia="ru-RU"/>
-              </w:rPr>
-              <w:t>, утвержденных приказом Минприроды России от {</w:t>
-            </w:r>
-            <w:proofErr w:type="gramStart"/>
-            <w:r>
-              <w:rPr>
-                <w:rFonts w:ascii="Times New Roman" w:eastAsia="Times New Roman" w:hAnsi="Times New Roman" w:cs="Times New Roman"/>
-                <w:color w:val="000000"/>
-                <w:lang w:eastAsia="ru-RU"/>
-              </w:rPr>
-              <w:t xml:space="preserve">{ </w:t>
-            </w:r>
-            <w:proofErr w:type="gramEnd"/>
+              <w:t xml:space="preserve">12. Участок критериям и требованиям к молоднякам, площади которых подлежат отнесению к землям, на которых расположены леса, указанным в Правилах лесовосстановления, утвержденных приказом Минприроды России от {{ </w:t>
+            </w:r>
             <w:r>
               <w:rPr>
                 <w:rFonts w:ascii="Times New Roman" w:eastAsia="Times New Roman" w:hAnsi="Times New Roman" w:cs="Times New Roman"/>
@@ -8364,25 +7194,7 @@
                 <w:color w:val="000000"/>
                 <w:lang w:eastAsia="ru-RU"/>
               </w:rPr>
-              <w:t xml:space="preserve">Участок хозяйству при отнесении к землям, на которых расположены леса, указанному в Акте отнесения земель, предназначенных для </w:t>
-            </w:r>
-            <w:proofErr w:type="spellStart"/>
-            <w:r>
-              <w:rPr>
-                <w:rFonts w:ascii="Times New Roman" w:eastAsia="Times New Roman" w:hAnsi="Times New Roman" w:cs="Times New Roman"/>
-                <w:color w:val="000000"/>
-                <w:lang w:eastAsia="ru-RU"/>
-              </w:rPr>
-              <w:t>лесовосстановления</w:t>
-            </w:r>
-            <w:proofErr w:type="spellEnd"/>
-            <w:r>
-              <w:rPr>
-                <w:rFonts w:ascii="Times New Roman" w:eastAsia="Times New Roman" w:hAnsi="Times New Roman" w:cs="Times New Roman"/>
-                <w:color w:val="000000"/>
-                <w:lang w:eastAsia="ru-RU"/>
-              </w:rPr>
-              <w:t xml:space="preserve">, к землям, на которых расположены леса,  </w:t>
+              <w:t xml:space="preserve">Участок хозяйству при отнесении к землям, на которых расположены леса, указанному в Акте отнесения земель, предназначенных для лесовосстановления, к землям, на которых расположены леса,  </w:t>
             </w:r>
           </w:p>
         </w:tc>
@@ -8512,27 +7324,15 @@
               </w:rPr>
               <w:t>{{ point7number</w:t>
             </w:r>
-            <w:proofErr w:type="gramStart"/>
-            <w:r>
-              <w:rPr>
-                <w:rFonts w:ascii="Times New Roman" w:eastAsia="Times New Roman" w:hAnsi="Times New Roman" w:cs="Times New Roman"/>
-                <w:i/>
-                <w:iCs/>
-                <w:color w:val="000000"/>
-                <w:lang w:val="en-US" w:eastAsia="ru-RU"/>
-              </w:rPr>
-              <w:t xml:space="preserve"> }</w:t>
-            </w:r>
-            <w:proofErr w:type="gramEnd"/>
-            <w:r>
-              <w:rPr>
-                <w:rFonts w:ascii="Times New Roman" w:eastAsia="Times New Roman" w:hAnsi="Times New Roman" w:cs="Times New Roman"/>
-                <w:i/>
-                <w:iCs/>
-                <w:color w:val="000000"/>
-                <w:lang w:val="en-US" w:eastAsia="ru-RU"/>
-              </w:rPr>
-              <w:t>}</w:t>
+            <w:r>
+              <w:rPr>
+                <w:rFonts w:ascii="Times New Roman" w:eastAsia="Times New Roman" w:hAnsi="Times New Roman" w:cs="Times New Roman"/>
+                <w:i/>
+                <w:iCs/>
+                <w:color w:val="000000"/>
+                <w:lang w:val="en-US" w:eastAsia="ru-RU"/>
+              </w:rPr>
+              <w:t xml:space="preserve"> }}</w:t>
             </w:r>
             <w:r>
               <w:rPr>
@@ -8640,29 +7440,7 @@
                 <w:color w:val="000000"/>
                 <w:lang w:val="en-US" w:eastAsia="ru-RU"/>
               </w:rPr>
-              <w:t xml:space="preserve">{{ </w:t>
-            </w:r>
-            <w:proofErr w:type="spellStart"/>
-            <w:r>
-              <w:rPr>
-                <w:rFonts w:ascii="Times New Roman" w:eastAsia="Times New Roman" w:hAnsi="Times New Roman" w:cs="Times New Roman"/>
-                <w:i/>
-                <w:iCs/>
-                <w:color w:val="000000"/>
-                <w:lang w:val="en-US" w:eastAsia="ru-RU"/>
-              </w:rPr>
-              <w:t>respond_farm</w:t>
-            </w:r>
-            <w:proofErr w:type="spellEnd"/>
-            <w:r>
-              <w:rPr>
-                <w:rFonts w:ascii="Times New Roman" w:eastAsia="Times New Roman" w:hAnsi="Times New Roman" w:cs="Times New Roman"/>
-                <w:i/>
-                <w:iCs/>
-                <w:color w:val="000000"/>
-                <w:lang w:val="en-US" w:eastAsia="ru-RU"/>
-              </w:rPr>
-              <w:t xml:space="preserve"> }}</w:t>
+              <w:t>{{ respond_farm }}</w:t>
             </w:r>
           </w:p>
         </w:tc>
@@ -8696,36 +7474,8 @@
                 <w:color w:val="000000"/>
                 <w:lang w:eastAsia="ru-RU"/>
               </w:rPr>
-              <w:t xml:space="preserve">13. В случае несоответствия участка критериям и требованиям к молоднякам, площади которых подлежат отнесению к землям, на которых расположены леса, указанным в Правилах </w:t>
-            </w:r>
-            <w:proofErr w:type="spellStart"/>
-            <w:r>
-              <w:rPr>
-                <w:rFonts w:ascii="Times New Roman" w:eastAsia="Times New Roman" w:hAnsi="Times New Roman" w:cs="Times New Roman"/>
-                <w:color w:val="000000"/>
-                <w:lang w:eastAsia="ru-RU"/>
-              </w:rPr>
-              <w:t>лесовосстановления</w:t>
-            </w:r>
-            <w:proofErr w:type="spellEnd"/>
-            <w:r>
-              <w:rPr>
-                <w:rFonts w:ascii="Times New Roman" w:eastAsia="Times New Roman" w:hAnsi="Times New Roman" w:cs="Times New Roman"/>
-                <w:color w:val="000000"/>
-                <w:lang w:eastAsia="ru-RU"/>
-              </w:rPr>
-              <w:t>, утвержденных приказом Минприроды России от {</w:t>
-            </w:r>
-            <w:proofErr w:type="gramStart"/>
-            <w:r>
-              <w:rPr>
-                <w:rFonts w:ascii="Times New Roman" w:eastAsia="Times New Roman" w:hAnsi="Times New Roman" w:cs="Times New Roman"/>
-                <w:color w:val="000000"/>
-                <w:lang w:eastAsia="ru-RU"/>
-              </w:rPr>
-              <w:t xml:space="preserve">{ </w:t>
-            </w:r>
-            <w:proofErr w:type="gramEnd"/>
+              <w:t xml:space="preserve">13. В случае несоответствия участка критериям и требованиям к молоднякам, площади которых подлежат отнесению к землям, на которых расположены леса, указанным в Правилах лесовосстановления, утвержденных приказом Минприроды России от {{ </w:t>
+            </w:r>
             <w:r>
               <w:rPr>
                 <w:rFonts w:ascii="Times New Roman" w:eastAsia="Times New Roman" w:hAnsi="Times New Roman" w:cs="Times New Roman"/>
@@ -8790,29 +7540,7 @@
                 <w:color w:val="000000"/>
                 <w:lang w:val="en-US" w:eastAsia="ru-RU"/>
               </w:rPr>
-              <w:t xml:space="preserve">{{ </w:t>
-            </w:r>
-            <w:proofErr w:type="spellStart"/>
-            <w:r>
-              <w:rPr>
-                <w:rFonts w:ascii="Times New Roman" w:eastAsia="Times New Roman" w:hAnsi="Times New Roman" w:cs="Times New Roman"/>
-                <w:i/>
-                <w:iCs/>
-                <w:color w:val="000000"/>
-                <w:lang w:val="en-US" w:eastAsia="ru-RU"/>
-              </w:rPr>
-              <w:t>plot_farm_referring_land</w:t>
-            </w:r>
-            <w:proofErr w:type="spellEnd"/>
-            <w:r>
-              <w:rPr>
-                <w:rFonts w:ascii="Times New Roman" w:eastAsia="Times New Roman" w:hAnsi="Times New Roman" w:cs="Times New Roman"/>
-                <w:i/>
-                <w:iCs/>
-                <w:color w:val="000000"/>
-                <w:lang w:val="en-US" w:eastAsia="ru-RU"/>
-              </w:rPr>
-              <w:t xml:space="preserve"> }}</w:t>
+              <w:t>{{ plot_farm_referring_land }}</w:t>
             </w:r>
           </w:p>
         </w:tc>
@@ -8852,25 +7580,7 @@
                 <w:color w:val="000000"/>
                 <w:lang w:eastAsia="ru-RU"/>
               </w:rPr>
-              <w:t xml:space="preserve"> В случае отсутствия критериев для перевода в Правилах </w:t>
-            </w:r>
-            <w:proofErr w:type="spellStart"/>
-            <w:r>
-              <w:rPr>
-                <w:rFonts w:ascii="Times New Roman" w:eastAsia="Times New Roman" w:hAnsi="Times New Roman" w:cs="Times New Roman"/>
-                <w:color w:val="000000"/>
-                <w:lang w:eastAsia="ru-RU"/>
-              </w:rPr>
-              <w:t>лесовосстановления</w:t>
-            </w:r>
-            <w:proofErr w:type="spellEnd"/>
-            <w:r>
-              <w:rPr>
-                <w:rFonts w:ascii="Times New Roman" w:eastAsia="Times New Roman" w:hAnsi="Times New Roman" w:cs="Times New Roman"/>
-                <w:color w:val="000000"/>
-                <w:lang w:eastAsia="ru-RU"/>
-              </w:rPr>
-              <w:t xml:space="preserve"> необходимо внести реквизиты лесохозяйственного регламента:</w:t>
+              <w:t xml:space="preserve"> В случае отсутствия критериев для перевода в Правилах лесовосстановления необходимо внести реквизиты лесохозяйственного регламента:</w:t>
             </w:r>
           </w:p>
           <w:p>
@@ -8896,7 +7606,6 @@
               </w:rPr>
               <w:t xml:space="preserve">{{ </w:t>
             </w:r>
-            <w:proofErr w:type="spellStart"/>
             <w:r>
               <w:rPr>
                 <w:rFonts w:ascii="Times New Roman" w:hAnsi="Times New Roman" w:cs="Times New Roman"/>
@@ -8906,7 +7615,6 @@
               </w:rPr>
               <w:t>details_regulations</w:t>
             </w:r>
-            <w:proofErr w:type="spellEnd"/>
             <w:r>
               <w:rPr>
                 <w:rFonts w:ascii="Times New Roman" w:hAnsi="Times New Roman" w:cs="Times New Roman"/>
@@ -8998,27 +7706,7 @@
                 <w:iCs/>
                 <w:lang w:val="en-US" w:eastAsia="ru-RU"/>
               </w:rPr>
-              <w:t xml:space="preserve">{{ </w:t>
-            </w:r>
-            <w:proofErr w:type="spellStart"/>
-            <w:r>
-              <w:rPr>
-                <w:rFonts w:ascii="Times New Roman" w:eastAsia="Times New Roman" w:hAnsi="Times New Roman" w:cs="Times New Roman"/>
-                <w:i/>
-                <w:iCs/>
-                <w:lang w:val="en-US" w:eastAsia="ru-RU"/>
-              </w:rPr>
-              <w:t>recomendation</w:t>
-            </w:r>
-            <w:proofErr w:type="spellEnd"/>
-            <w:r>
-              <w:rPr>
-                <w:rFonts w:ascii="Times New Roman" w:eastAsia="Times New Roman" w:hAnsi="Times New Roman" w:cs="Times New Roman"/>
-                <w:i/>
-                <w:iCs/>
-                <w:lang w:val="en-US" w:eastAsia="ru-RU"/>
-              </w:rPr>
-              <w:t xml:space="preserve"> }}</w:t>
+              <w:t>{{ recomendation }}</w:t>
             </w:r>
           </w:p>
         </w:tc>
@@ -9101,38 +7789,13 @@
                 <w:color w:val="000000"/>
                 <w:lang w:val="en-US" w:eastAsia="ru-RU"/>
               </w:rPr>
-              <w:t xml:space="preserve">{{ </w:t>
-            </w:r>
-            <w:proofErr w:type="spellStart"/>
-            <w:r>
-              <w:rPr>
-                <w:rFonts w:ascii="Times New Roman" w:eastAsia="Times New Roman" w:hAnsi="Times New Roman" w:cs="Times New Roman"/>
-                <w:i/>
-                <w:iCs/>
-                <w:color w:val="000000"/>
-                <w:lang w:val="en-US" w:eastAsia="ru-RU"/>
-              </w:rPr>
-              <w:t>plot_features</w:t>
-            </w:r>
-            <w:proofErr w:type="spellEnd"/>
-            <w:r>
-              <w:rPr>
-                <w:rFonts w:ascii="Times New Roman" w:eastAsia="Times New Roman" w:hAnsi="Times New Roman" w:cs="Times New Roman"/>
-                <w:i/>
-                <w:iCs/>
-                <w:color w:val="000000"/>
-                <w:lang w:val="en-US" w:eastAsia="ru-RU"/>
-              </w:rPr>
-              <w:t xml:space="preserve"> }}</w:t>
+              <w:t>{{ plot_features }}</w:t>
             </w:r>
           </w:p>
         </w:tc>
       </w:tr>
     </w:tbl>
-    <w:p>
-      <w:bookmarkStart w:id="0" w:name="_GoBack"/>
-      <w:bookmarkEnd w:id="0"/>
-    </w:p>
+    <w:p/>
     <w:tbl>
       <w:tblPr>
         <w:tblStyle w:val="a7"/>
@@ -9207,29 +7870,7 @@
                 <w:color w:val="000000"/>
                 <w:lang w:val="en-US" w:eastAsia="ru-RU"/>
               </w:rPr>
-              <w:t xml:space="preserve">{{ </w:t>
-            </w:r>
-            <w:proofErr w:type="spellStart"/>
-            <w:r>
-              <w:rPr>
-                <w:rFonts w:ascii="Times New Roman" w:eastAsia="Times New Roman" w:hAnsi="Times New Roman" w:cs="Times New Roman"/>
-                <w:i/>
-                <w:iCs/>
-                <w:color w:val="000000"/>
-                <w:lang w:val="en-US" w:eastAsia="ru-RU"/>
-              </w:rPr>
-              <w:t>site_survey</w:t>
-            </w:r>
-            <w:proofErr w:type="spellEnd"/>
-            <w:r>
-              <w:rPr>
-                <w:rFonts w:ascii="Times New Roman" w:eastAsia="Times New Roman" w:hAnsi="Times New Roman" w:cs="Times New Roman"/>
-                <w:i/>
-                <w:iCs/>
-                <w:color w:val="000000"/>
-                <w:lang w:val="en-US" w:eastAsia="ru-RU"/>
-              </w:rPr>
-              <w:t xml:space="preserve"> }}</w:t>
+              <w:t>{{ site_survey }}</w:t>
             </w:r>
           </w:p>
         </w:tc>
@@ -9280,29 +7921,7 @@
                 <w:color w:val="000000"/>
                 <w:lang w:val="en-US" w:eastAsia="ru-RU"/>
               </w:rPr>
-              <w:t xml:space="preserve">{{ </w:t>
-            </w:r>
-            <w:proofErr w:type="spellStart"/>
-            <w:r>
-              <w:rPr>
-                <w:rFonts w:ascii="Times New Roman" w:eastAsia="Times New Roman" w:hAnsi="Times New Roman" w:cs="Times New Roman"/>
-                <w:i/>
-                <w:iCs/>
-                <w:color w:val="000000"/>
-                <w:lang w:val="en-US" w:eastAsia="ru-RU"/>
-              </w:rPr>
-              <w:t>in_front</w:t>
-            </w:r>
-            <w:proofErr w:type="spellEnd"/>
-            <w:r>
-              <w:rPr>
-                <w:rFonts w:ascii="Times New Roman" w:eastAsia="Times New Roman" w:hAnsi="Times New Roman" w:cs="Times New Roman"/>
-                <w:i/>
-                <w:iCs/>
-                <w:color w:val="000000"/>
-                <w:lang w:val="en-US" w:eastAsia="ru-RU"/>
-              </w:rPr>
-              <w:t xml:space="preserve"> }}</w:t>
+              <w:t>{{ in_front }}</w:t>
             </w:r>
             <w:r>
               <w:rPr>
@@ -9357,29 +7976,7 @@
                 <w:color w:val="000000"/>
                 <w:lang w:val="en-US" w:eastAsia="ru-RU"/>
               </w:rPr>
-              <w:t xml:space="preserve">{{ </w:t>
-            </w:r>
-            <w:proofErr w:type="spellStart"/>
-            <w:r>
-              <w:rPr>
-                <w:rFonts w:ascii="Times New Roman" w:eastAsia="Times New Roman" w:hAnsi="Times New Roman" w:cs="Times New Roman"/>
-                <w:i/>
-                <w:iCs/>
-                <w:color w:val="000000"/>
-                <w:lang w:val="en-US" w:eastAsia="ru-RU"/>
-              </w:rPr>
-              <w:t>date_and_time</w:t>
-            </w:r>
-            <w:proofErr w:type="spellEnd"/>
-            <w:r>
-              <w:rPr>
-                <w:rFonts w:ascii="Times New Roman" w:eastAsia="Times New Roman" w:hAnsi="Times New Roman" w:cs="Times New Roman"/>
-                <w:i/>
-                <w:iCs/>
-                <w:color w:val="000000"/>
-                <w:lang w:val="en-US" w:eastAsia="ru-RU"/>
-              </w:rPr>
-              <w:t xml:space="preserve"> }}</w:t>
+              <w:t>{{ date_and_time }}</w:t>
             </w:r>
           </w:p>
         </w:tc>
@@ -9399,29 +7996,7 @@
               <w:rPr>
                 <w:lang w:val="en-US"/>
               </w:rPr>
-              <w:t>{</w:t>
-            </w:r>
-            <w:proofErr w:type="gramStart"/>
-            <w:r>
-              <w:rPr>
-                <w:lang w:val="en-US"/>
-              </w:rPr>
-              <w:t xml:space="preserve">{ </w:t>
-            </w:r>
-            <w:proofErr w:type="spellStart"/>
-            <w:proofErr w:type="gramEnd"/>
-            <w:r>
-              <w:rPr>
-                <w:lang w:val="en-US"/>
-              </w:rPr>
-              <w:t>start_at</w:t>
-            </w:r>
-            <w:proofErr w:type="spellEnd"/>
-            <w:r>
-              <w:rPr>
-                <w:lang w:val="en-US"/>
-              </w:rPr>
-              <w:t xml:space="preserve"> }}</w:t>
+              <w:t>{{ start_at }}</w:t>
             </w:r>
           </w:p>
         </w:tc>
@@ -9444,21 +8019,7 @@
               <w:rPr>
                 <w:lang w:val="en-US"/>
               </w:rPr>
-              <w:t xml:space="preserve">{{ </w:t>
-            </w:r>
-            <w:proofErr w:type="spellStart"/>
-            <w:r>
-              <w:rPr>
-                <w:lang w:val="en-US"/>
-              </w:rPr>
-              <w:t>end_at</w:t>
-            </w:r>
-            <w:proofErr w:type="spellEnd"/>
-            <w:r>
-              <w:rPr>
-                <w:lang w:val="en-US"/>
-              </w:rPr>
-              <w:t xml:space="preserve"> }}</w:t>
+              <w:t>{{ end_at }}</w:t>
             </w:r>
             <w:r>
               <w:t xml:space="preserve"> </w:t>
@@ -9502,7 +8063,7 @@
 </file>
 
 <file path=word/endnotes.xml><?xml version="1.0" encoding="utf-8"?>
-<w:endnotes xmlns:wpc="http://schemas.microsoft.com/office/word/2010/wordprocessingCanvas" xmlns:mc="http://schemas.openxmlformats.org/markup-compatibility/2006" xmlns:o="urn:schemas-microsoft-com:office:office" xmlns:r="http://schemas.openxmlformats.org/officeDocument/2006/relationships" xmlns:m="http://schemas.openxmlformats.org/officeDocument/2006/math" xmlns:v="urn:schemas-microsoft-com:vml" xmlns:wp14="http://schemas.microsoft.com/office/word/2010/wordprocessingDrawing" xmlns:wp="http://schemas.openxmlformats.org/drawingml/2006/wordprocessingDrawing" xmlns:w10="urn:schemas-microsoft-com:office:word" xmlns:w="http://schemas.openxmlformats.org/wordprocessingml/2006/main" xmlns:w14="http://schemas.microsoft.com/office/word/2010/wordml" xmlns:wpg="http://schemas.microsoft.com/office/word/2010/wordprocessingGroup" xmlns:wpi="http://schemas.microsoft.com/office/word/2010/wordprocessingInk" xmlns:wne="http://schemas.microsoft.com/office/word/2006/wordml" xmlns:wps="http://schemas.microsoft.com/office/word/2010/wordprocessingShape" mc:Ignorable="w14 wp14">
+<w:endnotes xmlns:wpc="http://schemas.microsoft.com/office/word/2010/wordprocessingCanvas" xmlns:cx="http://schemas.microsoft.com/office/drawing/2014/chartex" xmlns:cx1="http://schemas.microsoft.com/office/drawing/2015/9/8/chartex" xmlns:cx2="http://schemas.microsoft.com/office/drawing/2015/10/21/chartex" xmlns:cx3="http://schemas.microsoft.com/office/drawing/2016/5/9/chartex" xmlns:cx4="http://schemas.microsoft.com/office/drawing/2016/5/10/chartex" xmlns:cx5="http://schemas.microsoft.com/office/drawing/2016/5/11/chartex" xmlns:cx6="http://schemas.microsoft.com/office/drawing/2016/5/12/chartex" xmlns:cx7="http://schemas.microsoft.com/office/drawing/2016/5/13/chartex" xmlns:cx8="http://schemas.microsoft.com/office/drawing/2016/5/14/chartex" xmlns:mc="http://schemas.openxmlformats.org/markup-compatibility/2006" xmlns:aink="http://schemas.microsoft.com/office/drawing/2016/ink" xmlns:am3d="http://schemas.microsoft.com/office/drawing/2017/model3d" xmlns:o="urn:schemas-microsoft-com:office:office" xmlns:oel="http://schemas.microsoft.com/office/2019/extlst" xmlns:r="http://schemas.openxmlformats.org/officeDocument/2006/relationships" xmlns:m="http://schemas.openxmlformats.org/officeDocument/2006/math" xmlns:v="urn:schemas-microsoft-com:vml" xmlns:wp14="http://schemas.microsoft.com/office/word/2010/wordprocessingDrawing" xmlns:wp="http://schemas.openxmlformats.org/drawingml/2006/wordprocessingDrawing" xmlns:w10="urn:schemas-microsoft-com:office:word" xmlns:w="http://schemas.openxmlformats.org/wordprocessingml/2006/main" xmlns:w14="http://schemas.microsoft.com/office/word/2010/wordml" xmlns:w15="http://schemas.microsoft.com/office/word/2012/wordml" xmlns:w16cex="http://schemas.microsoft.com/office/word/2018/wordml/cex" xmlns:w16cid="http://schemas.microsoft.com/office/word/2016/wordml/cid" xmlns:w16="http://schemas.microsoft.com/office/word/2018/wordml" xmlns:w16du="http://schemas.microsoft.com/office/word/2023/wordml/word16du" xmlns:w16sdtdh="http://schemas.microsoft.com/office/word/2020/wordml/sdtdatahash" xmlns:w16sdtfl="http://schemas.microsoft.com/office/word/2024/wordml/sdtformatlock" xmlns:w16se="http://schemas.microsoft.com/office/word/2015/wordml/symex" xmlns:wpg="http://schemas.microsoft.com/office/word/2010/wordprocessingGroup" xmlns:wpi="http://schemas.microsoft.com/office/word/2010/wordprocessingInk" xmlns:wne="http://schemas.microsoft.com/office/word/2006/wordml" xmlns:wps="http://schemas.microsoft.com/office/word/2010/wordprocessingShape" mc:Ignorable="w14 w15 w16se w16cid w16 w16cex w16sdtdh w16sdtfl w16du wp14">
   <w:endnote w:type="separator" w:id="-1">
     <w:p>
       <w:pPr>
@@ -9527,7 +8088,7 @@
 </file>
 
 <file path=word/footnotes.xml><?xml version="1.0" encoding="utf-8"?>
-<w:footnotes xmlns:wpc="http://schemas.microsoft.com/office/word/2010/wordprocessingCanvas" xmlns:mc="http://schemas.openxmlformats.org/markup-compatibility/2006" xmlns:o="urn:schemas-microsoft-com:office:office" xmlns:r="http://schemas.openxmlformats.org/officeDocument/2006/relationships" xmlns:m="http://schemas.openxmlformats.org/officeDocument/2006/math" xmlns:v="urn:schemas-microsoft-com:vml" xmlns:wp14="http://schemas.microsoft.com/office/word/2010/wordprocessingDrawing" xmlns:wp="http://schemas.openxmlformats.org/drawingml/2006/wordprocessingDrawing" xmlns:w10="urn:schemas-microsoft-com:office:word" xmlns:w="http://schemas.openxmlformats.org/wordprocessingml/2006/main" xmlns:w14="http://schemas.microsoft.com/office/word/2010/wordml" xmlns:wpg="http://schemas.microsoft.com/office/word/2010/wordprocessingGroup" xmlns:wpi="http://schemas.microsoft.com/office/word/2010/wordprocessingInk" xmlns:wne="http://schemas.microsoft.com/office/word/2006/wordml" xmlns:wps="http://schemas.microsoft.com/office/word/2010/wordprocessingShape" mc:Ignorable="w14 wp14">
+<w:footnotes xmlns:wpc="http://schemas.microsoft.com/office/word/2010/wordprocessingCanvas" xmlns:cx="http://schemas.microsoft.com/office/drawing/2014/chartex" xmlns:cx1="http://schemas.microsoft.com/office/drawing/2015/9/8/chartex" xmlns:cx2="http://schemas.microsoft.com/office/drawing/2015/10/21/chartex" xmlns:cx3="http://schemas.microsoft.com/office/drawing/2016/5/9/chartex" xmlns:cx4="http://schemas.microsoft.com/office/drawing/2016/5/10/chartex" xmlns:cx5="http://schemas.microsoft.com/office/drawing/2016/5/11/chartex" xmlns:cx6="http://schemas.microsoft.com/office/drawing/2016/5/12/chartex" xmlns:cx7="http://schemas.microsoft.com/office/drawing/2016/5/13/chartex" xmlns:cx8="http://schemas.microsoft.com/office/drawing/2016/5/14/chartex" xmlns:mc="http://schemas.openxmlformats.org/markup-compatibility/2006" xmlns:aink="http://schemas.microsoft.com/office/drawing/2016/ink" xmlns:am3d="http://schemas.microsoft.com/office/drawing/2017/model3d" xmlns:o="urn:schemas-microsoft-com:office:office" xmlns:oel="http://schemas.microsoft.com/office/2019/extlst" xmlns:r="http://schemas.openxmlformats.org/officeDocument/2006/relationships" xmlns:m="http://schemas.openxmlformats.org/officeDocument/2006/math" xmlns:v="urn:schemas-microsoft-com:vml" xmlns:wp14="http://schemas.microsoft.com/office/word/2010/wordprocessingDrawing" xmlns:wp="http://schemas.openxmlformats.org/drawingml/2006/wordprocessingDrawing" xmlns:w10="urn:schemas-microsoft-com:office:word" xmlns:w="http://schemas.openxmlformats.org/wordprocessingml/2006/main" xmlns:w14="http://schemas.microsoft.com/office/word/2010/wordml" xmlns:w15="http://schemas.microsoft.com/office/word/2012/wordml" xmlns:w16cex="http://schemas.microsoft.com/office/word/2018/wordml/cex" xmlns:w16cid="http://schemas.microsoft.com/office/word/2016/wordml/cid" xmlns:w16="http://schemas.microsoft.com/office/word/2018/wordml" xmlns:w16du="http://schemas.microsoft.com/office/word/2023/wordml/word16du" xmlns:w16sdtdh="http://schemas.microsoft.com/office/word/2020/wordml/sdtdatahash" xmlns:w16sdtfl="http://schemas.microsoft.com/office/word/2024/wordml/sdtformatlock" xmlns:w16se="http://schemas.microsoft.com/office/word/2015/wordml/symex" xmlns:wpg="http://schemas.microsoft.com/office/word/2010/wordprocessingGroup" xmlns:wpi="http://schemas.microsoft.com/office/word/2010/wordprocessingInk" xmlns:wne="http://schemas.microsoft.com/office/word/2006/wordml" xmlns:wps="http://schemas.microsoft.com/office/word/2010/wordprocessingShape" mc:Ignorable="w14 w15 w16se w16cid w16 w16cex w16sdtdh w16sdtfl w16du wp14">
   <w:footnote w:type="separator" w:id="-1">
     <w:p>
       <w:pPr>
@@ -9552,8 +8113,8 @@
 </file>
 
 <file path=word/numbering.xml><?xml version="1.0" encoding="utf-8"?>
-<w:numbering xmlns:wpc="http://schemas.microsoft.com/office/word/2010/wordprocessingCanvas" xmlns:mc="http://schemas.openxmlformats.org/markup-compatibility/2006" xmlns:o="urn:schemas-microsoft-com:office:office" xmlns:r="http://schemas.openxmlformats.org/officeDocument/2006/relationships" xmlns:m="http://schemas.openxmlformats.org/officeDocument/2006/math" xmlns:v="urn:schemas-microsoft-com:vml" xmlns:wp14="http://schemas.microsoft.com/office/word/2010/wordprocessingDrawing" xmlns:wp="http://schemas.openxmlformats.org/drawingml/2006/wordprocessingDrawing" xmlns:w10="urn:schemas-microsoft-com:office:word" xmlns:w="http://schemas.openxmlformats.org/wordprocessingml/2006/main" xmlns:w14="http://schemas.microsoft.com/office/word/2010/wordml" xmlns:wpg="http://schemas.microsoft.com/office/word/2010/wordprocessingGroup" xmlns:wpi="http://schemas.microsoft.com/office/word/2010/wordprocessingInk" xmlns:wne="http://schemas.microsoft.com/office/word/2006/wordml" xmlns:wps="http://schemas.microsoft.com/office/word/2010/wordprocessingShape" mc:Ignorable="w14 wp14">
-  <w:abstractNum w:abstractNumId="0">
+<w:numbering xmlns:wpc="http://schemas.microsoft.com/office/word/2010/wordprocessingCanvas" xmlns:cx="http://schemas.microsoft.com/office/drawing/2014/chartex" xmlns:cx1="http://schemas.microsoft.com/office/drawing/2015/9/8/chartex" xmlns:cx2="http://schemas.microsoft.com/office/drawing/2015/10/21/chartex" xmlns:cx3="http://schemas.microsoft.com/office/drawing/2016/5/9/chartex" xmlns:cx4="http://schemas.microsoft.com/office/drawing/2016/5/10/chartex" xmlns:cx5="http://schemas.microsoft.com/office/drawing/2016/5/11/chartex" xmlns:cx6="http://schemas.microsoft.com/office/drawing/2016/5/12/chartex" xmlns:cx7="http://schemas.microsoft.com/office/drawing/2016/5/13/chartex" xmlns:cx8="http://schemas.microsoft.com/office/drawing/2016/5/14/chartex" xmlns:mc="http://schemas.openxmlformats.org/markup-compatibility/2006" xmlns:aink="http://schemas.microsoft.com/office/drawing/2016/ink" xmlns:am3d="http://schemas.microsoft.com/office/drawing/2017/model3d" xmlns:o="urn:schemas-microsoft-com:office:office" xmlns:oel="http://schemas.microsoft.com/office/2019/extlst" xmlns:r="http://schemas.openxmlformats.org/officeDocument/2006/relationships" xmlns:m="http://schemas.openxmlformats.org/officeDocument/2006/math" xmlns:v="urn:schemas-microsoft-com:vml" xmlns:wp14="http://schemas.microsoft.com/office/word/2010/wordprocessingDrawing" xmlns:wp="http://schemas.openxmlformats.org/drawingml/2006/wordprocessingDrawing" xmlns:w10="urn:schemas-microsoft-com:office:word" xmlns:w="http://schemas.openxmlformats.org/wordprocessingml/2006/main" xmlns:w14="http://schemas.microsoft.com/office/word/2010/wordml" xmlns:w15="http://schemas.microsoft.com/office/word/2012/wordml" xmlns:w16cex="http://schemas.microsoft.com/office/word/2018/wordml/cex" xmlns:w16cid="http://schemas.microsoft.com/office/word/2016/wordml/cid" xmlns:w16="http://schemas.microsoft.com/office/word/2018/wordml" xmlns:w16du="http://schemas.microsoft.com/office/word/2023/wordml/word16du" xmlns:w16sdtdh="http://schemas.microsoft.com/office/word/2020/wordml/sdtdatahash" xmlns:w16sdtfl="http://schemas.microsoft.com/office/word/2024/wordml/sdtformatlock" xmlns:w16se="http://schemas.microsoft.com/office/word/2015/wordml/symex" xmlns:wpg="http://schemas.microsoft.com/office/word/2010/wordprocessingGroup" xmlns:wpi="http://schemas.microsoft.com/office/word/2010/wordprocessingInk" xmlns:wne="http://schemas.microsoft.com/office/word/2006/wordml" xmlns:wps="http://schemas.microsoft.com/office/word/2010/wordprocessingShape" mc:Ignorable="w14 w15 w16se w16cid w16 w16cex w16sdtdh w16sdtfl w16du wp14">
+  <w:abstractNum w:abstractNumId="0" w15:restartNumberingAfterBreak="0">
     <w:nsid w:val="3D813B10"/>
     <w:multiLevelType w:val="hybridMultilevel"/>
     <w:tmpl w:val="50FE8C4C"/>
@@ -9642,14 +8203,14 @@
       </w:pPr>
     </w:lvl>
   </w:abstractNum>
-  <w:num w:numId="1">
+  <w:num w:numId="1" w16cid:durableId="2130079713">
     <w:abstractNumId w:val="0"/>
   </w:num>
 </w:numbering>
 </file>
 
 <file path=word/styles.xml><?xml version="1.0" encoding="utf-8"?>
-<w:styles xmlns:mc="http://schemas.openxmlformats.org/markup-compatibility/2006" xmlns:r="http://schemas.openxmlformats.org/officeDocument/2006/relationships" xmlns:w="http://schemas.openxmlformats.org/wordprocessingml/2006/main" xmlns:w14="http://schemas.microsoft.com/office/word/2010/wordml" mc:Ignorable="w14">
+<w:styles xmlns:mc="http://schemas.openxmlformats.org/markup-compatibility/2006" xmlns:r="http://schemas.openxmlformats.org/officeDocument/2006/relationships" xmlns:w="http://schemas.openxmlformats.org/wordprocessingml/2006/main" xmlns:w14="http://schemas.microsoft.com/office/word/2010/wordml" xmlns:w15="http://schemas.microsoft.com/office/word/2012/wordml" xmlns:w16cex="http://schemas.microsoft.com/office/word/2018/wordml/cex" xmlns:w16cid="http://schemas.microsoft.com/office/word/2016/wordml/cid" xmlns:w16="http://schemas.microsoft.com/office/word/2018/wordml" xmlns:w16du="http://schemas.microsoft.com/office/word/2023/wordml/word16du" xmlns:w16sdtdh="http://schemas.microsoft.com/office/word/2020/wordml/sdtdatahash" xmlns:w16sdtfl="http://schemas.microsoft.com/office/word/2024/wordml/sdtformatlock" xmlns:w16se="http://schemas.microsoft.com/office/word/2015/wordml/symex" mc:Ignorable="w14 w15 w16se w16cid w16 w16cex w16sdtdh w16sdtfl w16du">
   <w:docDefaults>
     <w:rPrDefault>
       <w:rPr>
@@ -9665,456 +8226,383 @@
       </w:pPr>
     </w:pPrDefault>
   </w:docDefaults>
-  <w:latentStyles w:defLockedState="0" w:defUIPriority="99" w:defSemiHidden="1" w:defUnhideWhenUsed="1" w:defQFormat="0" w:count="267">
-    <w:lsdException w:name="Normal" w:semiHidden="0" w:uiPriority="0" w:unhideWhenUsed="0" w:qFormat="1"/>
-    <w:lsdException w:name="heading 1" w:semiHidden="0" w:uiPriority="9" w:unhideWhenUsed="0" w:qFormat="1"/>
-    <w:lsdException w:name="heading 2" w:uiPriority="9" w:qFormat="1"/>
-    <w:lsdException w:name="heading 3" w:uiPriority="9" w:qFormat="1"/>
-    <w:lsdException w:name="heading 4" w:uiPriority="9" w:qFormat="1"/>
-    <w:lsdException w:name="heading 5" w:uiPriority="9" w:qFormat="1"/>
-    <w:lsdException w:name="heading 6" w:uiPriority="9" w:qFormat="1"/>
-    <w:lsdException w:name="heading 7" w:uiPriority="9" w:qFormat="1"/>
-    <w:lsdException w:name="heading 8" w:uiPriority="9" w:qFormat="1"/>
-    <w:lsdException w:name="heading 9" w:uiPriority="9" w:qFormat="1"/>
-    <w:lsdException w:name="toc 1" w:uiPriority="39"/>
-    <w:lsdException w:name="toc 2" w:uiPriority="39"/>
-    <w:lsdException w:name="toc 3" w:uiPriority="39"/>
-    <w:lsdException w:name="toc 4" w:uiPriority="39"/>
-    <w:lsdException w:name="toc 5" w:uiPriority="39"/>
-    <w:lsdException w:name="toc 6" w:uiPriority="39"/>
-    <w:lsdException w:name="toc 7" w:uiPriority="39"/>
-    <w:lsdException w:name="toc 8" w:uiPriority="39"/>
-    <w:lsdException w:name="toc 9" w:uiPriority="39"/>
-    <w:lsdException w:name="caption" w:uiPriority="35" w:qFormat="1"/>
-    <w:lsdException w:name="Title" w:semiHidden="0" w:uiPriority="10" w:unhideWhenUsed="0" w:qFormat="1"/>
-    <w:lsdException w:name="Default Paragraph Font" w:uiPriority="1"/>
-    <w:lsdException w:name="Subtitle" w:semiHidden="0" w:uiPriority="11" w:unhideWhenUsed="0" w:qFormat="1"/>
-    <w:lsdException w:name="Strong" w:semiHidden="0" w:uiPriority="22" w:unhideWhenUsed="0" w:qFormat="1"/>
-    <w:lsdException w:name="Emphasis" w:semiHidden="0" w:uiPriority="20" w:unhideWhenUsed="0" w:qFormat="1"/>
-    <w:lsdException w:name="Table Grid" w:semiHidden="0" w:uiPriority="59" w:unhideWhenUsed="0"/>
-    <w:lsdException w:name="Placeholder Text" w:unhideWhenUsed="0"/>
-    <w:lsdException w:name="No Spacing" w:semiHidden="0" w:uiPriority="1" w:unhideWhenUsed="0" w:qFormat="1"/>
-    <w:lsdException w:name="Light Shading" w:semiHidden="0" w:uiPriority="60" w:unhideWhenUsed="0"/>
-    <w:lsdException w:name="Light List" w:semiHidden="0" w:uiPriority="61" w:unhideWhenUsed="0"/>
-    <w:lsdException w:name="Light Grid" w:semiHidden="0" w:uiPriority="62" w:unhideWhenUsed="0"/>
-    <w:lsdException w:name="Medium Shading 1" w:semiHidden="0" w:uiPriority="63" w:unhideWhenUsed="0"/>
-    <w:lsdException w:name="Medium Shading 2" w:semiHidden="0" w:uiPriority="64" w:unhideWhenUsed="0"/>
-    <w:lsdException w:name="Medium List 1" w:semiHidden="0" w:uiPriority="65" w:unhideWhenUsed="0"/>
-    <w:lsdException w:name="Medium List 2" w:semiHidden="0" w:uiPriority="66" w:unhideWhenUsed="0"/>
-    <w:lsdException w:name="Medium Grid 1" w:semiHidden="0" w:uiPriority="67" w:unhideWhenUsed="0"/>
-    <w:lsdException w:name="Medium Grid 2" w:semiHidden="0" w:uiPriority="68" w:unhideWhenUsed="0"/>
-    <w:lsdException w:name="Medium Grid 3" w:semiHidden="0" w:uiPriority="69" w:unhideWhenUsed="0"/>
-    <w:lsdException w:name="Dark List" w:semiHidden="0" w:uiPriority="70" w:unhideWhenUsed="0"/>
-    <w:lsdException w:name="Colorful Shading" w:semiHidden="0" w:uiPriority="71" w:unhideWhenUsed="0"/>
-    <w:lsdException w:name="Colorful List" w:semiHidden="0" w:uiPriority="72" w:unhideWhenUsed="0"/>
-    <w:lsdException w:name="Colorful Grid" w:semiHidden="0" w:uiPriority="73" w:unhideWhenUsed="0"/>
-    <w:lsdException w:name="Light Shading Accent 1" w:semiHidden="0" w:uiPriority="60" w:unhideWhenUsed="0"/>
-    <w:lsdException w:name="Light List Accent 1" w:semiHidden="0" w:uiPriority="61" w:unhideWhenUsed="0"/>
-    <w:lsdException w:name="Light Grid Accent 1" w:semiHidden="0" w:uiPriority="62" w:unhideWhenUsed="0"/>
-    <w:lsdException w:name="Medium Shading 1 Accent 1" w:semiHidden="0" w:uiPriority="63" w:unhideWhenUsed="0"/>
-    <w:lsdException w:name="Medium Shading 2 Accent 1" w:semiHidden="0" w:uiPriority="64" w:unhideWhenUsed="0"/>
-    <w:lsdException w:name="Medium List 1 Accent 1" w:semiHidden="0" w:uiPriority="65" w:unhideWhenUsed="0"/>
-    <w:lsdException w:name="Revision" w:unhideWhenUsed="0"/>
-    <w:lsdException w:name="List Paragraph" w:semiHidden="0" w:uiPriority="34" w:unhideWhenUsed="0" w:qFormat="1"/>
-    <w:lsdException w:name="Quote" w:semiHidden="0" w:uiPriority="29" w:unhideWhenUsed="0" w:qFormat="1"/>
-    <w:lsdException w:name="Intense Quote" w:semiHidden="0" w:uiPriority="30" w:unhideWhenUsed="0" w:qFormat="1"/>
-    <w:lsdException w:name="Medium List 2 Accent 1" w:semiHidden="0" w:uiPriority="66" w:unhideWhenUsed="0"/>
-    <w:lsdException w:name="Medium Grid 1 Accent 1" w:semiHidden="0" w:uiPriority="67" w:unhideWhenUsed="0"/>
-    <w:lsdException w:name="Medium Grid 2 Accent 1" w:semiHidden="0" w:uiPriority="68" w:unhideWhenUsed="0"/>
-    <w:lsdException w:name="Medium Grid 3 Accent 1" w:semiHidden="0" w:uiPriority="69" w:unhideWhenUsed="0"/>
-    <w:lsdException w:name="Dark List Accent 1" w:semiHidden="0" w:uiPriority="70" w:unhideWhenUsed="0"/>
-    <w:lsdException w:name="Colorful Shading Accent 1" w:semiHidden="0" w:uiPriority="71" w:unhideWhenUsed="0"/>
-    <w:lsdException w:name="Colorful List Accent 1" w:semiHidden="0" w:uiPriority="72" w:unhideWhenUsed="0"/>
-    <w:lsdException w:name="Colorful Grid Accent 1" w:semiHidden="0" w:uiPriority="73" w:unhideWhenUsed="0"/>
-    <w:lsdException w:name="Light Shading Accent 2" w:semiHidden="0" w:uiPriority="60" w:unhideWhenUsed="0"/>
-    <w:lsdException w:name="Light List Accent 2" w:semiHidden="0" w:uiPriority="61" w:unhideWhenUsed="0"/>
-    <w:lsdException w:name="Light Grid Accent 2" w:semiHidden="0" w:uiPriority="62" w:unhideWhenUsed="0"/>
-    <w:lsdException w:name="Medium Shading 1 Accent 2" w:semiHidden="0" w:uiPriority="63" w:unhideWhenUsed="0"/>
-    <w:lsdException w:name="Medium Shading 2 Accent 2" w:semiHidden="0" w:uiPriority="64" w:unhideWhenUsed="0"/>
-    <w:lsdException w:name="Medium List 1 Accent 2" w:semiHidden="0" w:uiPriority="65" w:unhideWhenUsed="0"/>
-    <w:lsdException w:name="Medium List 2 Accent 2" w:semiHidden="0" w:uiPriority="66" w:unhideWhenUsed="0"/>
-    <w:lsdException w:name="Medium Grid 1 Accent 2" w:semiHidden="0" w:uiPriority="67" w:unhideWhenUsed="0"/>
-    <w:lsdException w:name="Medium Grid 2 Accent 2" w:semiHidden="0" w:uiPriority="68" w:unhideWhenUsed="0"/>
-    <w:lsdException w:name="Medium Grid 3 Accent 2" w:semiHidden="0" w:uiPriority="69" w:unhideWhenUsed="0"/>
-    <w:lsdException w:name="Dark List Accent 2" w:semiHidden="0" w:uiPriority="70" w:unhideWhenUsed="0"/>
-    <w:lsdException w:name="Colorful Shading Accent 2" w:semiHidden="0" w:uiPriority="71" w:unhideWhenUsed="0"/>
-    <w:lsdException w:name="Colorful List Accent 2" w:semiHidden="0" w:uiPriority="72" w:unhideWhenUsed="0"/>
-    <w:lsdException w:name="Colorful Grid Accent 2" w:semiHidden="0" w:uiPriority="73" w:unhideWhenUsed="0"/>
-    <w:lsdException w:name="Light Shading Accent 3" w:semiHidden="0" w:uiPriority="60" w:unhideWhenUsed="0"/>
-    <w:lsdException w:name="Light List Accent 3" w:semiHidden="0" w:uiPriority="61" w:unhideWhenUsed="0"/>
-    <w:lsdException w:name="Light Grid Accent 3" w:semiHidden="0" w:uiPriority="62" w:unhideWhenUsed="0"/>
-    <w:lsdException w:name="Medium Shading 1 Accent 3" w:semiHidden="0" w:uiPriority="63" w:unhideWhenUsed="0"/>
-    <w:lsdException w:name="Medium Shading 2 Accent 3" w:semiHidden="0" w:uiPriority="64" w:unhideWhenUsed="0"/>
-    <w:lsdException w:name="Medium List 1 Accent 3" w:semiHidden="0" w:uiPriority="65" w:unhideWhenUsed="0"/>
-    <w:lsdException w:name="Medium List 2 Accent 3" w:semiHidden="0" w:uiPriority="66" w:unhideWhenUsed="0"/>
-    <w:lsdException w:name="Medium Grid 1 Accent 3" w:semiHidden="0" w:uiPriority="67" w:unhideWhenUsed="0"/>
-    <w:lsdException w:name="Medium Grid 2 Accent 3" w:semiHidden="0" w:uiPriority="68" w:unhideWhenUsed="0"/>
-    <w:lsdException w:name="Medium Grid 3 Accent 3" w:semiHidden="0" w:uiPriority="69" w:unhideWhenUsed="0"/>
-    <w:lsdException w:name="Dark List Accent 3" w:semiHidden="0" w:uiPriority="70" w:unhideWhenUsed="0"/>
-    <w:lsdException w:name="Colorful Shading Accent 3" w:semiHidden="0" w:uiPriority="71" w:unhideWhenUsed="0"/>
-    <w:lsdException w:name="Colorful List Accent 3" w:semiHidden="0" w:uiPriority="72" w:unhideWhenUsed="0"/>
-    <w:lsdException w:name="Colorful Grid Accent 3" w:semiHidden="0" w:uiPriority="73" w:unhideWhenUsed="0"/>
-    <w:lsdException w:name="Light Shading Accent 4" w:semiHidden="0" w:uiPriority="60" w:unhideWhenUsed="0"/>
-    <w:lsdException w:name="Light List Accent 4" w:semiHidden="0" w:uiPriority="61" w:unhideWhenUsed="0"/>
-    <w:lsdException w:name="Light Grid Accent 4" w:semiHidden="0" w:uiPriority="62" w:unhideWhenUsed="0"/>
-    <w:lsdException w:name="Medium Shading 1 Accent 4" w:semiHidden="0" w:uiPriority="63" w:unhideWhenUsed="0"/>
-    <w:lsdException w:name="Medium Shading 2 Accent 4" w:semiHidden="0" w:uiPriority="64" w:unhideWhenUsed="0"/>
-    <w:lsdException w:name="Medium List 1 Accent 4" w:semiHidden="0" w:uiPriority="65" w:unhideWhenUsed="0"/>
-    <w:lsdException w:name="Medium List 2 Accent 4" w:semiHidden="0" w:uiPriority="66" w:unhideWhenUsed="0"/>
-    <w:lsdException w:name="Medium Grid 1 Accent 4" w:semiHidden="0" w:uiPriority="67" w:unhideWhenUsed="0"/>
-    <w:lsdException w:name="Medium Grid 2 Accent 4" w:semiHidden="0" w:uiPriority="68" w:unhideWhenUsed="0"/>
-    <w:lsdException w:name="Medium Grid 3 Accent 4" w:semiHidden="0" w:uiPriority="69" w:unhideWhenUsed="0"/>
-    <w:lsdException w:name="Dark List Accent 4" w:semiHidden="0" w:uiPriority="70" w:unhideWhenUsed="0"/>
-    <w:lsdException w:name="Colorful Shading Accent 4" w:semiHidden="0" w:uiPriority="71" w:unhideWhenUsed="0"/>
-    <w:lsdException w:name="Colorful List Accent 4" w:semiHidden="0" w:uiPriority="72" w:unhideWhenUsed="0"/>
-    <w:lsdException w:name="Colorful Grid Accent 4" w:semiHidden="0" w:uiPriority="73" w:unhideWhenUsed="0"/>
-    <w:lsdException w:name="Light Shading Accent 5" w:semiHidden="0" w:uiPriority="60" w:unhideWhenUsed="0"/>
-    <w:lsdException w:name="Light List Accent 5" w:semiHidden="0" w:uiPriority="61" w:unhideWhenUsed="0"/>
-    <w:lsdException w:name="Light Grid Accent 5" w:semiHidden="0" w:uiPriority="62" w:unhideWhenUsed="0"/>
-    <w:lsdException w:name="Medium Shading 1 Accent 5" w:semiHidden="0" w:uiPriority="63" w:unhideWhenUsed="0"/>
-    <w:lsdException w:name="Medium Shading 2 Accent 5" w:semiHidden="0" w:uiPriority="64" w:unhideWhenUsed="0"/>
-    <w:lsdException w:name="Medium List 1 Accent 5" w:semiHidden="0" w:uiPriority="65" w:unhideWhenUsed="0"/>
-    <w:lsdException w:name="Medium List 2 Accent 5" w:semiHidden="0" w:uiPriority="66" w:unhideWhenUsed="0"/>
-    <w:lsdException w:name="Medium Grid 1 Accent 5" w:semiHidden="0" w:uiPriority="67" w:unhideWhenUsed="0"/>
-    <w:lsdException w:name="Medium Grid 2 Accent 5" w:semiHidden="0" w:uiPriority="68" w:unhideWhenUsed="0"/>
-    <w:lsdException w:name="Medium Grid 3 Accent 5" w:semiHidden="0" w:uiPriority="69" w:unhideWhenUsed="0"/>
-    <w:lsdException w:name="Dark List Accent 5" w:semiHidden="0" w:uiPriority="70" w:unhideWhenUsed="0"/>
-    <w:lsdException w:name="Colorful Shading Accent 5" w:semiHidden="0" w:uiPriority="71" w:unhideWhenUsed="0"/>
-    <w:lsdException w:name="Colorful List Accent 5" w:semiHidden="0" w:uiPriority="72" w:unhideWhenUsed="0"/>
-    <w:lsdException w:name="Colorful Grid Accent 5" w:semiHidden="0" w:uiPriority="73" w:unhideWhenUsed="0"/>
-    <w:lsdException w:name="Light Shading Accent 6" w:semiHidden="0" w:uiPriority="60" w:unhideWhenUsed="0"/>
-    <w:lsdException w:name="Light List Accent 6" w:semiHidden="0" w:uiPriority="61" w:unhideWhenUsed="0"/>
-    <w:lsdException w:name="Light Grid Accent 6" w:semiHidden="0" w:uiPriority="62" w:unhideWhenUsed="0"/>
-    <w:lsdException w:name="Medium Shading 1 Accent 6" w:semiHidden="0" w:uiPriority="63" w:unhideWhenUsed="0"/>
-    <w:lsdException w:name="Medium Shading 2 Accent 6" w:semiHidden="0" w:uiPriority="64" w:unhideWhenUsed="0"/>
-    <w:lsdException w:name="Medium List 1 Accent 6" w:semiHidden="0" w:uiPriority="65" w:unhideWhenUsed="0"/>
-    <w:lsdException w:name="Medium List 2 Accent 6" w:semiHidden="0" w:uiPriority="66" w:unhideWhenUsed="0"/>
-    <w:lsdException w:name="Medium Grid 1 Accent 6" w:semiHidden="0" w:uiPriority="67" w:unhideWhenUsed="0"/>
-    <w:lsdException w:name="Medium Grid 2 Accent 6" w:semiHidden="0" w:uiPriority="68" w:unhideWhenUsed="0"/>
-    <w:lsdException w:name="Medium Grid 3 Accent 6" w:semiHidden="0" w:uiPriority="69" w:unhideWhenUsed="0"/>
-    <w:lsdException w:name="Dark List Accent 6" w:semiHidden="0" w:uiPriority="70" w:unhideWhenUsed="0"/>
-    <w:lsdException w:name="Colorful Shading Accent 6" w:semiHidden="0" w:uiPriority="71" w:unhideWhenUsed="0"/>
-    <w:lsdException w:name="Colorful List Accent 6" w:semiHidden="0" w:uiPriority="72" w:unhideWhenUsed="0"/>
-    <w:lsdException w:name="Colorful Grid Accent 6" w:semiHidden="0" w:uiPriority="73" w:unhideWhenUsed="0"/>
-    <w:lsdException w:name="Subtle Emphasis" w:semiHidden="0" w:uiPriority="19" w:unhideWhenUsed="0" w:qFormat="1"/>
-    <w:lsdException w:name="Intense Emphasis" w:semiHidden="0" w:uiPriority="21" w:unhideWhenUsed="0" w:qFormat="1"/>
-    <w:lsdException w:name="Subtle Reference" w:semiHidden="0" w:uiPriority="31" w:unhideWhenUsed="0" w:qFormat="1"/>
-    <w:lsdException w:name="Intense Reference" w:semiHidden="0" w:uiPriority="32" w:unhideWhenUsed="0" w:qFormat="1"/>
-    <w:lsdException w:name="Book Title" w:semiHidden="0" w:uiPriority="33" w:unhideWhenUsed="0" w:qFormat="1"/>
-    <w:lsdException w:name="Bibliography" w:uiPriority="37"/>
-    <w:lsdException w:name="TOC Heading" w:uiPriority="39" w:qFormat="1"/>
-  </w:latentStyles>
-  <w:style w:type="paragraph" w:default="1" w:styleId="a">
-    <w:name w:val="Normal"/>
-    <w:qFormat/>
-  </w:style>
-  <w:style w:type="character" w:default="1" w:styleId="a0">
-    <w:name w:val="Default Paragraph Font"/>
-    <w:uiPriority w:val="1"/>
-    <w:semiHidden/>
-    <w:unhideWhenUsed/>
-  </w:style>
-  <w:style w:type="table" w:default="1" w:styleId="a1">
-    <w:name w:val="Normal Table"/>
-    <w:uiPriority w:val="99"/>
-    <w:semiHidden/>
-    <w:unhideWhenUsed/>
-    <w:tblPr>
-      <w:tblInd w:w="0" w:type="dxa"/>
-      <w:tblCellMar>
-        <w:top w:w="0" w:type="dxa"/>
-        <w:left w:w="108" w:type="dxa"/>
-        <w:bottom w:w="0" w:type="dxa"/>
-        <w:right w:w="108" w:type="dxa"/>
-      </w:tblCellMar>
-    </w:tblPr>
-  </w:style>
-  <w:style w:type="numbering" w:default="1" w:styleId="a2">
-    <w:name w:val="No List"/>
-    <w:uiPriority w:val="99"/>
-    <w:semiHidden/>
-    <w:unhideWhenUsed/>
-  </w:style>
-  <w:style w:type="paragraph" w:styleId="a3">
-    <w:name w:val="header"/>
-    <w:basedOn w:val="a"/>
-    <w:link w:val="a4"/>
-    <w:uiPriority w:val="99"/>
-    <w:unhideWhenUsed/>
-    <w:rsid w:val="000838FA"/>
-    <w:pPr>
-      <w:tabs>
-        <w:tab w:val="center" w:pos="4677"/>
-        <w:tab w:val="right" w:pos="9355"/>
-      </w:tabs>
-      <w:spacing w:after="0" w:line="240" w:lineRule="auto"/>
-    </w:pPr>
-  </w:style>
-  <w:style w:type="character" w:customStyle="1" w:styleId="a4">
-    <w:name w:val="Верхний колонтитул Знак"/>
-    <w:basedOn w:val="a0"/>
-    <w:link w:val="a3"/>
-    <w:uiPriority w:val="99"/>
-    <w:rsid w:val="000838FA"/>
-  </w:style>
-  <w:style w:type="paragraph" w:styleId="a5">
-    <w:name w:val="footer"/>
-    <w:basedOn w:val="a"/>
-    <w:link w:val="a6"/>
-    <w:uiPriority w:val="99"/>
-    <w:unhideWhenUsed/>
-    <w:rsid w:val="000838FA"/>
-    <w:pPr>
-      <w:tabs>
-        <w:tab w:val="center" w:pos="4677"/>
-        <w:tab w:val="right" w:pos="9355"/>
-      </w:tabs>
-      <w:spacing w:after="0" w:line="240" w:lineRule="auto"/>
-    </w:pPr>
-  </w:style>
-  <w:style w:type="character" w:customStyle="1" w:styleId="a6">
-    <w:name w:val="Нижний колонтитул Знак"/>
-    <w:basedOn w:val="a0"/>
-    <w:link w:val="a5"/>
-    <w:uiPriority w:val="99"/>
-    <w:rsid w:val="000838FA"/>
-  </w:style>
-  <w:style w:type="table" w:styleId="a7">
-    <w:name w:val="Table Grid"/>
-    <w:basedOn w:val="a1"/>
-    <w:uiPriority w:val="59"/>
-    <w:rsid w:val="00754607"/>
-    <w:pPr>
-      <w:spacing w:after="0" w:line="240" w:lineRule="auto"/>
-    </w:pPr>
-    <w:tblPr>
-      <w:tblBorders>
-        <w:top w:val="single" w:sz="4" w:space="0" w:color="auto"/>
-        <w:left w:val="single" w:sz="4" w:space="0" w:color="auto"/>
-        <w:bottom w:val="single" w:sz="4" w:space="0" w:color="auto"/>
-        <w:right w:val="single" w:sz="4" w:space="0" w:color="auto"/>
-        <w:insideH w:val="single" w:sz="4" w:space="0" w:color="auto"/>
-        <w:insideV w:val="single" w:sz="4" w:space="0" w:color="auto"/>
-      </w:tblBorders>
-    </w:tblPr>
-  </w:style>
-  <w:style w:type="paragraph" w:styleId="a8">
-    <w:name w:val="List Paragraph"/>
-    <w:basedOn w:val="a"/>
-    <w:uiPriority w:val="34"/>
-    <w:qFormat/>
-    <w:rsid w:val="002977D2"/>
-    <w:pPr>
-      <w:ind w:left="720"/>
-      <w:contextualSpacing/>
-    </w:pPr>
-  </w:style>
-  <w:style w:type="paragraph" w:styleId="HTML">
-    <w:name w:val="HTML Preformatted"/>
-    <w:basedOn w:val="a"/>
-    <w:link w:val="HTML0"/>
-    <w:uiPriority w:val="99"/>
-    <w:unhideWhenUsed/>
-    <w:rsid w:val="006C30EF"/>
-    <w:pPr>
-      <w:tabs>
-        <w:tab w:val="left" w:pos="916"/>
-        <w:tab w:val="left" w:pos="1832"/>
-        <w:tab w:val="left" w:pos="2748"/>
-        <w:tab w:val="left" w:pos="3664"/>
-        <w:tab w:val="left" w:pos="4580"/>
-        <w:tab w:val="left" w:pos="5496"/>
-        <w:tab w:val="left" w:pos="6412"/>
-        <w:tab w:val="left" w:pos="7328"/>
-        <w:tab w:val="left" w:pos="8244"/>
-        <w:tab w:val="left" w:pos="9160"/>
-        <w:tab w:val="left" w:pos="10076"/>
-        <w:tab w:val="left" w:pos="10992"/>
-        <w:tab w:val="left" w:pos="11908"/>
-        <w:tab w:val="left" w:pos="12824"/>
-        <w:tab w:val="left" w:pos="13740"/>
-        <w:tab w:val="left" w:pos="14656"/>
-      </w:tabs>
-      <w:spacing w:after="0" w:line="240" w:lineRule="auto"/>
-    </w:pPr>
-    <w:rPr>
-      <w:rFonts w:ascii="Courier New" w:eastAsia="Times New Roman" w:hAnsi="Courier New" w:cs="Courier New"/>
-      <w:sz w:val="20"/>
-      <w:szCs w:val="20"/>
-      <w:lang w:eastAsia="ru-RU"/>
-    </w:rPr>
-  </w:style>
-  <w:style w:type="character" w:customStyle="1" w:styleId="HTML0">
-    <w:name w:val="Стандартный HTML Знак"/>
-    <w:basedOn w:val="a0"/>
-    <w:link w:val="HTML"/>
-    <w:uiPriority w:val="99"/>
-    <w:rsid w:val="006C30EF"/>
-    <w:rPr>
-      <w:rFonts w:ascii="Courier New" w:eastAsia="Times New Roman" w:hAnsi="Courier New" w:cs="Courier New"/>
-      <w:sz w:val="20"/>
-      <w:szCs w:val="20"/>
-      <w:lang w:eastAsia="ru-RU"/>
-    </w:rPr>
-  </w:style>
-</w:styles>
-</file>
-
-<file path=word/stylesWithEffects.xml><?xml version="1.0" encoding="utf-8"?>
-<w:styles xmlns:wpc="http://schemas.microsoft.com/office/word/2010/wordprocessingCanvas" xmlns:mc="http://schemas.openxmlformats.org/markup-compatibility/2006" xmlns:o="urn:schemas-microsoft-com:office:office" xmlns:r="http://schemas.openxmlformats.org/officeDocument/2006/relationships" xmlns:m="http://schemas.openxmlformats.org/officeDocument/2006/math" xmlns:v="urn:schemas-microsoft-com:vml" xmlns:wp14="http://schemas.microsoft.com/office/word/2010/wordprocessingDrawing" xmlns:wp="http://schemas.openxmlformats.org/drawingml/2006/wordprocessingDrawing" xmlns:w10="urn:schemas-microsoft-com:office:word" xmlns:w="http://schemas.openxmlformats.org/wordprocessingml/2006/main" xmlns:w14="http://schemas.microsoft.com/office/word/2010/wordml" xmlns:wpg="http://schemas.microsoft.com/office/word/2010/wordprocessingGroup" xmlns:wpi="http://schemas.microsoft.com/office/word/2010/wordprocessingInk" xmlns:wne="http://schemas.microsoft.com/office/word/2006/wordml" xmlns:wps="http://schemas.microsoft.com/office/word/2010/wordprocessingShape" mc:Ignorable="w14 wp14">
-  <w:docDefaults>
-    <w:rPrDefault>
-      <w:rPr>
-        <w:rFonts w:asciiTheme="minorHAnsi" w:eastAsiaTheme="minorHAnsi" w:hAnsiTheme="minorHAnsi" w:cstheme="minorBidi"/>
-        <w:sz w:val="22"/>
-        <w:szCs w:val="22"/>
-        <w:lang w:val="ru-RU" w:eastAsia="en-US" w:bidi="ar-SA"/>
-      </w:rPr>
-    </w:rPrDefault>
-    <w:pPrDefault>
-      <w:pPr>
-        <w:spacing w:after="200" w:line="276" w:lineRule="auto"/>
-      </w:pPr>
-    </w:pPrDefault>
-  </w:docDefaults>
-  <w:latentStyles w:defLockedState="0" w:defUIPriority="99" w:defSemiHidden="1" w:defUnhideWhenUsed="1" w:defQFormat="0" w:count="267">
-    <w:lsdException w:name="Normal" w:semiHidden="0" w:uiPriority="0" w:unhideWhenUsed="0" w:qFormat="1"/>
-    <w:lsdException w:name="heading 1" w:semiHidden="0" w:uiPriority="9" w:unhideWhenUsed="0" w:qFormat="1"/>
-    <w:lsdException w:name="heading 2" w:uiPriority="9" w:qFormat="1"/>
-    <w:lsdException w:name="heading 3" w:uiPriority="9" w:qFormat="1"/>
-    <w:lsdException w:name="heading 4" w:uiPriority="9" w:qFormat="1"/>
-    <w:lsdException w:name="heading 5" w:uiPriority="9" w:qFormat="1"/>
-    <w:lsdException w:name="heading 6" w:uiPriority="9" w:qFormat="1"/>
-    <w:lsdException w:name="heading 7" w:uiPriority="9" w:qFormat="1"/>
-    <w:lsdException w:name="heading 8" w:uiPriority="9" w:qFormat="1"/>
-    <w:lsdException w:name="heading 9" w:uiPriority="9" w:qFormat="1"/>
-    <w:lsdException w:name="toc 1" w:uiPriority="39"/>
-    <w:lsdException w:name="toc 2" w:uiPriority="39"/>
-    <w:lsdException w:name="toc 3" w:uiPriority="39"/>
-    <w:lsdException w:name="toc 4" w:uiPriority="39"/>
-    <w:lsdException w:name="toc 5" w:uiPriority="39"/>
-    <w:lsdException w:name="toc 6" w:uiPriority="39"/>
-    <w:lsdException w:name="toc 7" w:uiPriority="39"/>
-    <w:lsdException w:name="toc 8" w:uiPriority="39"/>
-    <w:lsdException w:name="toc 9" w:uiPriority="39"/>
-    <w:lsdException w:name="caption" w:uiPriority="35" w:qFormat="1"/>
-    <w:lsdException w:name="Title" w:semiHidden="0" w:uiPriority="10" w:unhideWhenUsed="0" w:qFormat="1"/>
-    <w:lsdException w:name="Default Paragraph Font" w:uiPriority="1"/>
-    <w:lsdException w:name="Subtitle" w:semiHidden="0" w:uiPriority="11" w:unhideWhenUsed="0" w:qFormat="1"/>
-    <w:lsdException w:name="Strong" w:semiHidden="0" w:uiPriority="22" w:unhideWhenUsed="0" w:qFormat="1"/>
-    <w:lsdException w:name="Emphasis" w:semiHidden="0" w:uiPriority="20" w:unhideWhenUsed="0" w:qFormat="1"/>
-    <w:lsdException w:name="Table Grid" w:semiHidden="0" w:uiPriority="59" w:unhideWhenUsed="0"/>
-    <w:lsdException w:name="Placeholder Text" w:unhideWhenUsed="0"/>
-    <w:lsdException w:name="No Spacing" w:semiHidden="0" w:uiPriority="1" w:unhideWhenUsed="0" w:qFormat="1"/>
-    <w:lsdException w:name="Light Shading" w:semiHidden="0" w:uiPriority="60" w:unhideWhenUsed="0"/>
-    <w:lsdException w:name="Light List" w:semiHidden="0" w:uiPriority="61" w:unhideWhenUsed="0"/>
-    <w:lsdException w:name="Light Grid" w:semiHidden="0" w:uiPriority="62" w:unhideWhenUsed="0"/>
-    <w:lsdException w:name="Medium Shading 1" w:semiHidden="0" w:uiPriority="63" w:unhideWhenUsed="0"/>
-    <w:lsdException w:name="Medium Shading 2" w:semiHidden="0" w:uiPriority="64" w:unhideWhenUsed="0"/>
-    <w:lsdException w:name="Medium List 1" w:semiHidden="0" w:uiPriority="65" w:unhideWhenUsed="0"/>
-    <w:lsdException w:name="Medium List 2" w:semiHidden="0" w:uiPriority="66" w:unhideWhenUsed="0"/>
-    <w:lsdException w:name="Medium Grid 1" w:semiHidden="0" w:uiPriority="67" w:unhideWhenUsed="0"/>
-    <w:lsdException w:name="Medium Grid 2" w:semiHidden="0" w:uiPriority="68" w:unhideWhenUsed="0"/>
-    <w:lsdException w:name="Medium Grid 3" w:semiHidden="0" w:uiPriority="69" w:unhideWhenUsed="0"/>
-    <w:lsdException w:name="Dark List" w:semiHidden="0" w:uiPriority="70" w:unhideWhenUsed="0"/>
-    <w:lsdException w:name="Colorful Shading" w:semiHidden="0" w:uiPriority="71" w:unhideWhenUsed="0"/>
-    <w:lsdException w:name="Colorful List" w:semiHidden="0" w:uiPriority="72" w:unhideWhenUsed="0"/>
-    <w:lsdException w:name="Colorful Grid" w:semiHidden="0" w:uiPriority="73" w:unhideWhenUsed="0"/>
-    <w:lsdException w:name="Light Shading Accent 1" w:semiHidden="0" w:uiPriority="60" w:unhideWhenUsed="0"/>
-    <w:lsdException w:name="Light List Accent 1" w:semiHidden="0" w:uiPriority="61" w:unhideWhenUsed="0"/>
-    <w:lsdException w:name="Light Grid Accent 1" w:semiHidden="0" w:uiPriority="62" w:unhideWhenUsed="0"/>
-    <w:lsdException w:name="Medium Shading 1 Accent 1" w:semiHidden="0" w:uiPriority="63" w:unhideWhenUsed="0"/>
-    <w:lsdException w:name="Medium Shading 2 Accent 1" w:semiHidden="0" w:uiPriority="64" w:unhideWhenUsed="0"/>
-    <w:lsdException w:name="Medium List 1 Accent 1" w:semiHidden="0" w:uiPriority="65" w:unhideWhenUsed="0"/>
-    <w:lsdException w:name="Revision" w:unhideWhenUsed="0"/>
-    <w:lsdException w:name="List Paragraph" w:semiHidden="0" w:uiPriority="34" w:unhideWhenUsed="0" w:qFormat="1"/>
-    <w:lsdException w:name="Quote" w:semiHidden="0" w:uiPriority="29" w:unhideWhenUsed="0" w:qFormat="1"/>
-    <w:lsdException w:name="Intense Quote" w:semiHidden="0" w:uiPriority="30" w:unhideWhenUsed="0" w:qFormat="1"/>
-    <w:lsdException w:name="Medium List 2 Accent 1" w:semiHidden="0" w:uiPriority="66" w:unhideWhenUsed="0"/>
-    <w:lsdException w:name="Medium Grid 1 Accent 1" w:semiHidden="0" w:uiPriority="67" w:unhideWhenUsed="0"/>
-    <w:lsdException w:name="Medium Grid 2 Accent 1" w:semiHidden="0" w:uiPriority="68" w:unhideWhenUsed="0"/>
-    <w:lsdException w:name="Medium Grid 3 Accent 1" w:semiHidden="0" w:uiPriority="69" w:unhideWhenUsed="0"/>
-    <w:lsdException w:name="Dark List Accent 1" w:semiHidden="0" w:uiPriority="70" w:unhideWhenUsed="0"/>
-    <w:lsdException w:name="Colorful Shading Accent 1" w:semiHidden="0" w:uiPriority="71" w:unhideWhenUsed="0"/>
-    <w:lsdException w:name="Colorful List Accent 1" w:semiHidden="0" w:uiPriority="72" w:unhideWhenUsed="0"/>
-    <w:lsdException w:name="Colorful Grid Accent 1" w:semiHidden="0" w:uiPriority="73" w:unhideWhenUsed="0"/>
-    <w:lsdException w:name="Light Shading Accent 2" w:semiHidden="0" w:uiPriority="60" w:unhideWhenUsed="0"/>
-    <w:lsdException w:name="Light List Accent 2" w:semiHidden="0" w:uiPriority="61" w:unhideWhenUsed="0"/>
-    <w:lsdException w:name="Light Grid Accent 2" w:semiHidden="0" w:uiPriority="62" w:unhideWhenUsed="0"/>
-    <w:lsdException w:name="Medium Shading 1 Accent 2" w:semiHidden="0" w:uiPriority="63" w:unhideWhenUsed="0"/>
-    <w:lsdException w:name="Medium Shading 2 Accent 2" w:semiHidden="0" w:uiPriority="64" w:unhideWhenUsed="0"/>
-    <w:lsdException w:name="Medium List 1 Accent 2" w:semiHidden="0" w:uiPriority="65" w:unhideWhenUsed="0"/>
-    <w:lsdException w:name="Medium List 2 Accent 2" w:semiHidden="0" w:uiPriority="66" w:unhideWhenUsed="0"/>
-    <w:lsdException w:name="Medium Grid 1 Accent 2" w:semiHidden="0" w:uiPriority="67" w:unhideWhenUsed="0"/>
-    <w:lsdException w:name="Medium Grid 2 Accent 2" w:semiHidden="0" w:uiPriority="68" w:unhideWhenUsed="0"/>
-    <w:lsdException w:name="Medium Grid 3 Accent 2" w:semiHidden="0" w:uiPriority="69" w:unhideWhenUsed="0"/>
-    <w:lsdException w:name="Dark List Accent 2" w:semiHidden="0" w:uiPriority="70" w:unhideWhenUsed="0"/>
-    <w:lsdException w:name="Colorful Shading Accent 2" w:semiHidden="0" w:uiPriority="71" w:unhideWhenUsed="0"/>
-    <w:lsdException w:name="Colorful List Accent 2" w:semiHidden="0" w:uiPriority="72" w:unhideWhenUsed="0"/>
-    <w:lsdException w:name="Colorful Grid Accent 2" w:semiHidden="0" w:uiPriority="73" w:unhideWhenUsed="0"/>
-    <w:lsdException w:name="Light Shading Accent 3" w:semiHidden="0" w:uiPriority="60" w:unhideWhenUsed="0"/>
-    <w:lsdException w:name="Light List Accent 3" w:semiHidden="0" w:uiPriority="61" w:unhideWhenUsed="0"/>
-    <w:lsdException w:name="Light Grid Accent 3" w:semiHidden="0" w:uiPriority="62" w:unhideWhenUsed="0"/>
-    <w:lsdException w:name="Medium Shading 1 Accent 3" w:semiHidden="0" w:uiPriority="63" w:unhideWhenUsed="0"/>
-    <w:lsdException w:name="Medium Shading 2 Accent 3" w:semiHidden="0" w:uiPriority="64" w:unhideWhenUsed="0"/>
-    <w:lsdException w:name="Medium List 1 Accent 3" w:semiHidden="0" w:uiPriority="65" w:unhideWhenUsed="0"/>
-    <w:lsdException w:name="Medium List 2 Accent 3" w:semiHidden="0" w:uiPriority="66" w:unhideWhenUsed="0"/>
-    <w:lsdException w:name="Medium Grid 1 Accent 3" w:semiHidden="0" w:uiPriority="67" w:unhideWhenUsed="0"/>
-    <w:lsdException w:name="Medium Grid 2 Accent 3" w:semiHidden="0" w:uiPriority="68" w:unhideWhenUsed="0"/>
-    <w:lsdException w:name="Medium Grid 3 Accent 3" w:semiHidden="0" w:uiPriority="69" w:unhideWhenUsed="0"/>
-    <w:lsdException w:name="Dark List Accent 3" w:semiHidden="0" w:uiPriority="70" w:unhideWhenUsed="0"/>
-    <w:lsdException w:name="Colorful Shading Accent 3" w:semiHidden="0" w:uiPriority="71" w:unhideWhenUsed="0"/>
-    <w:lsdException w:name="Colorful List Accent 3" w:semiHidden="0" w:uiPriority="72" w:unhideWhenUsed="0"/>
-    <w:lsdException w:name="Colorful Grid Accent 3" w:semiHidden="0" w:uiPriority="73" w:unhideWhenUsed="0"/>
-    <w:lsdException w:name="Light Shading Accent 4" w:semiHidden="0" w:uiPriority="60" w:unhideWhenUsed="0"/>
-    <w:lsdException w:name="Light List Accent 4" w:semiHidden="0" w:uiPriority="61" w:unhideWhenUsed="0"/>
-    <w:lsdException w:name="Light Grid Accent 4" w:semiHidden="0" w:uiPriority="62" w:unhideWhenUsed="0"/>
-    <w:lsdException w:name="Medium Shading 1 Accent 4" w:semiHidden="0" w:uiPriority="63" w:unhideWhenUsed="0"/>
-    <w:lsdException w:name="Medium Shading 2 Accent 4" w:semiHidden="0" w:uiPriority="64" w:unhideWhenUsed="0"/>
-    <w:lsdException w:name="Medium List 1 Accent 4" w:semiHidden="0" w:uiPriority="65" w:unhideWhenUsed="0"/>
-    <w:lsdException w:name="Medium List 2 Accent 4" w:semiHidden="0" w:uiPriority="66" w:unhideWhenUsed="0"/>
-    <w:lsdException w:name="Medium Grid 1 Accent 4" w:semiHidden="0" w:uiPriority="67" w:unhideWhenUsed="0"/>
-    <w:lsdException w:name="Medium Grid 2 Accent 4" w:semiHidden="0" w:uiPriority="68" w:unhideWhenUsed="0"/>
-    <w:lsdException w:name="Medium Grid 3 Accent 4" w:semiHidden="0" w:uiPriority="69" w:unhideWhenUsed="0"/>
-    <w:lsdException w:name="Dark List Accent 4" w:semiHidden="0" w:uiPriority="70" w:unhideWhenUsed="0"/>
-    <w:lsdException w:name="Colorful Shading Accent 4" w:semiHidden="0" w:uiPriority="71" w:unhideWhenUsed="0"/>
-    <w:lsdException w:name="Colorful List Accent 4" w:semiHidden="0" w:uiPriority="72" w:unhideWhenUsed="0"/>
-    <w:lsdException w:name="Colorful Grid Accent 4" w:semiHidden="0" w:uiPriority="73" w:unhideWhenUsed="0"/>
-    <w:lsdException w:name="Light Shading Accent 5" w:semiHidden="0" w:uiPriority="60" w:unhideWhenUsed="0"/>
-    <w:lsdException w:name="Light List Accent 5" w:semiHidden="0" w:uiPriority="61" w:unhideWhenUsed="0"/>
-    <w:lsdException w:name="Light Grid Accent 5" w:semiHidden="0" w:uiPriority="62" w:unhideWhenUsed="0"/>
-    <w:lsdException w:name="Medium Shading 1 Accent 5" w:semiHidden="0" w:uiPriority="63" w:unhideWhenUsed="0"/>
-    <w:lsdException w:name="Medium Shading 2 Accent 5" w:semiHidden="0" w:uiPriority="64" w:unhideWhenUsed="0"/>
-    <w:lsdException w:name="Medium List 1 Accent 5" w:semiHidden="0" w:uiPriority="65" w:unhideWhenUsed="0"/>
-    <w:lsdException w:name="Medium List 2 Accent 5" w:semiHidden="0" w:uiPriority="66" w:unhideWhenUsed="0"/>
-    <w:lsdException w:name="Medium Grid 1 Accent 5" w:semiHidden="0" w:uiPriority="67" w:unhideWhenUsed="0"/>
-    <w:lsdException w:name="Medium Grid 2 Accent 5" w:semiHidden="0" w:uiPriority="68" w:unhideWhenUsed="0"/>
-    <w:lsdException w:name="Medium Grid 3 Accent 5" w:semiHidden="0" w:uiPriority="69" w:unhideWhenUsed="0"/>
-    <w:lsdException w:name="Dark List Accent 5" w:semiHidden="0" w:uiPriority="70" w:unhideWhenUsed="0"/>
-    <w:lsdException w:name="Colorful Shading Accent 5" w:semiHidden="0" w:uiPriority="71" w:unhideWhenUsed="0"/>
-    <w:lsdException w:name="Colorful List Accent 5" w:semiHidden="0" w:uiPriority="72" w:unhideWhenUsed="0"/>
-    <w:lsdException w:name="Colorful Grid Accent 5" w:semiHidden="0" w:uiPriority="73" w:unhideWhenUsed="0"/>
-    <w:lsdException w:name="Light Shading Accent 6" w:semiHidden="0" w:uiPriority="60" w:unhideWhenUsed="0"/>
-    <w:lsdException w:name="Light List Accent 6" w:semiHidden="0" w:uiPriority="61" w:unhideWhenUsed="0"/>
-    <w:lsdException w:name="Light Grid Accent 6" w:semiHidden="0" w:uiPriority="62" w:unhideWhenUsed="0"/>
-    <w:lsdException w:name="Medium Shading 1 Accent 6" w:semiHidden="0" w:uiPriority="63" w:unhideWhenUsed="0"/>
-    <w:lsdException w:name="Medium Shading 2 Accent 6" w:semiHidden="0" w:uiPriority="64" w:unhideWhenUsed="0"/>
-    <w:lsdException w:name="Medium List 1 Accent 6" w:semiHidden="0" w:uiPriority="65" w:unhideWhenUsed="0"/>
-    <w:lsdException w:name="Medium List 2 Accent 6" w:semiHidden="0" w:uiPriority="66" w:unhideWhenUsed="0"/>
-    <w:lsdException w:name="Medium Grid 1 Accent 6" w:semiHidden="0" w:uiPriority="67" w:unhideWhenUsed="0"/>
-    <w:lsdException w:name="Medium Grid 2 Accent 6" w:semiHidden="0" w:uiPriority="68" w:unhideWhenUsed="0"/>
-    <w:lsdException w:name="Medium Grid 3 Accent 6" w:semiHidden="0" w:uiPriority="69" w:unhideWhenUsed="0"/>
-    <w:lsdException w:name="Dark List Accent 6" w:semiHidden="0" w:uiPriority="70" w:unhideWhenUsed="0"/>
-    <w:lsdException w:name="Colorful Shading Accent 6" w:semiHidden="0" w:uiPriority="71" w:unhideWhenUsed="0"/>
-    <w:lsdException w:name="Colorful List Accent 6" w:semiHidden="0" w:uiPriority="72" w:unhideWhenUsed="0"/>
-    <w:lsdException w:name="Colorful Grid Accent 6" w:semiHidden="0" w:uiPriority="73" w:unhideWhenUsed="0"/>
-    <w:lsdException w:name="Subtle Emphasis" w:semiHidden="0" w:uiPriority="19" w:unhideWhenUsed="0" w:qFormat="1"/>
-    <w:lsdException w:name="Intense Emphasis" w:semiHidden="0" w:uiPriority="21" w:unhideWhenUsed="0" w:qFormat="1"/>
-    <w:lsdException w:name="Subtle Reference" w:semiHidden="0" w:uiPriority="31" w:unhideWhenUsed="0" w:qFormat="1"/>
-    <w:lsdException w:name="Intense Reference" w:semiHidden="0" w:uiPriority="32" w:unhideWhenUsed="0" w:qFormat="1"/>
-    <w:lsdException w:name="Book Title" w:semiHidden="0" w:uiPriority="33" w:unhideWhenUsed="0" w:qFormat="1"/>
-    <w:lsdException w:name="Bibliography" w:uiPriority="37"/>
-    <w:lsdException w:name="TOC Heading" w:uiPriority="39" w:qFormat="1"/>
+  <w:latentStyles w:defLockedState="0" w:defUIPriority="99" w:defSemiHidden="0" w:defUnhideWhenUsed="0" w:defQFormat="0" w:count="376">
+    <w:lsdException w:name="Normal" w:uiPriority="0" w:qFormat="1"/>
+    <w:lsdException w:name="heading 1" w:uiPriority="9" w:qFormat="1"/>
+    <w:lsdException w:name="heading 2" w:semiHidden="1" w:uiPriority="9" w:unhideWhenUsed="1" w:qFormat="1"/>
+    <w:lsdException w:name="heading 3" w:semiHidden="1" w:uiPriority="9" w:unhideWhenUsed="1" w:qFormat="1"/>
+    <w:lsdException w:name="heading 4" w:semiHidden="1" w:uiPriority="9" w:unhideWhenUsed="1" w:qFormat="1"/>
+    <w:lsdException w:name="heading 5" w:semiHidden="1" w:uiPriority="9" w:unhideWhenUsed="1" w:qFormat="1"/>
+    <w:lsdException w:name="heading 6" w:semiHidden="1" w:uiPriority="9" w:unhideWhenUsed="1" w:qFormat="1"/>
+    <w:lsdException w:name="heading 7" w:semiHidden="1" w:uiPriority="9" w:unhideWhenUsed="1" w:qFormat="1"/>
+    <w:lsdException w:name="heading 8" w:semiHidden="1" w:uiPriority="9" w:unhideWhenUsed="1" w:qFormat="1"/>
+    <w:lsdException w:name="heading 9" w:semiHidden="1" w:uiPriority="9" w:unhideWhenUsed="1" w:qFormat="1"/>
+    <w:lsdException w:name="index 1" w:semiHidden="1" w:unhideWhenUsed="1"/>
+    <w:lsdException w:name="index 2" w:semiHidden="1" w:unhideWhenUsed="1"/>
+    <w:lsdException w:name="index 3" w:semiHidden="1" w:unhideWhenUsed="1"/>
+    <w:lsdException w:name="index 4" w:semiHidden="1" w:unhideWhenUsed="1"/>
+    <w:lsdException w:name="index 5" w:semiHidden="1" w:unhideWhenUsed="1"/>
+    <w:lsdException w:name="index 6" w:semiHidden="1" w:unhideWhenUsed="1"/>
+    <w:lsdException w:name="index 7" w:semiHidden="1" w:unhideWhenUsed="1"/>
+    <w:lsdException w:name="index 8" w:semiHidden="1" w:unhideWhenUsed="1"/>
+    <w:lsdException w:name="index 9" w:semiHidden="1" w:unhideWhenUsed="1"/>
+    <w:lsdException w:name="toc 1" w:semiHidden="1" w:uiPriority="39" w:unhideWhenUsed="1"/>
+    <w:lsdException w:name="toc 2" w:semiHidden="1" w:uiPriority="39" w:unhideWhenUsed="1"/>
+    <w:lsdException w:name="toc 3" w:semiHidden="1" w:uiPriority="39" w:unhideWhenUsed="1"/>
+    <w:lsdException w:name="toc 4" w:semiHidden="1" w:uiPriority="39" w:unhideWhenUsed="1"/>
+    <w:lsdException w:name="toc 5" w:semiHidden="1" w:uiPriority="39" w:unhideWhenUsed="1"/>
+    <w:lsdException w:name="toc 6" w:semiHidden="1" w:uiPriority="39" w:unhideWhenUsed="1"/>
+    <w:lsdException w:name="toc 7" w:semiHidden="1" w:uiPriority="39" w:unhideWhenUsed="1"/>
+    <w:lsdException w:name="toc 8" w:semiHidden="1" w:uiPriority="39" w:unhideWhenUsed="1"/>
+    <w:lsdException w:name="toc 9" w:semiHidden="1" w:uiPriority="39" w:unhideWhenUsed="1"/>
+    <w:lsdException w:name="Normal Indent" w:semiHidden="1" w:unhideWhenUsed="1"/>
+    <w:lsdException w:name="footnote text" w:semiHidden="1" w:unhideWhenUsed="1"/>
+    <w:lsdException w:name="annotation text" w:semiHidden="1" w:unhideWhenUsed="1"/>
+    <w:lsdException w:name="header" w:semiHidden="1" w:unhideWhenUsed="1"/>
+    <w:lsdException w:name="footer" w:semiHidden="1" w:unhideWhenUsed="1"/>
+    <w:lsdException w:name="index heading" w:semiHidden="1" w:unhideWhenUsed="1"/>
+    <w:lsdException w:name="caption" w:semiHidden="1" w:uiPriority="35" w:unhideWhenUsed="1" w:qFormat="1"/>
+    <w:lsdException w:name="table of figures" w:semiHidden="1" w:unhideWhenUsed="1"/>
+    <w:lsdException w:name="envelope address" w:semiHidden="1" w:unhideWhenUsed="1"/>
+    <w:lsdException w:name="envelope return" w:semiHidden="1" w:unhideWhenUsed="1"/>
+    <w:lsdException w:name="footnote reference" w:semiHidden="1" w:unhideWhenUsed="1"/>
+    <w:lsdException w:name="annotation reference" w:semiHidden="1" w:unhideWhenUsed="1"/>
+    <w:lsdException w:name="line number" w:semiHidden="1" w:unhideWhenUsed="1"/>
+    <w:lsdException w:name="page number" w:semiHidden="1" w:unhideWhenUsed="1"/>
+    <w:lsdException w:name="endnote reference" w:semiHidden="1" w:unhideWhenUsed="1"/>
+    <w:lsdException w:name="endnote text" w:semiHidden="1" w:unhideWhenUsed="1"/>
+    <w:lsdException w:name="table of authorities" w:semiHidden="1" w:unhideWhenUsed="1"/>
+    <w:lsdException w:name="macro" w:semiHidden="1" w:unhideWhenUsed="1"/>
+    <w:lsdException w:name="toa heading" w:semiHidden="1" w:unhideWhenUsed="1"/>
+    <w:lsdException w:name="List" w:semiHidden="1" w:unhideWhenUsed="1"/>
+    <w:lsdException w:name="List Bullet" w:semiHidden="1" w:unhideWhenUsed="1"/>
+    <w:lsdException w:name="List Number" w:semiHidden="1" w:unhideWhenUsed="1"/>
+    <w:lsdException w:name="List 2" w:semiHidden="1" w:unhideWhenUsed="1"/>
+    <w:lsdException w:name="List 3" w:semiHidden="1" w:unhideWhenUsed="1"/>
+    <w:lsdException w:name="List 4" w:semiHidden="1" w:unhideWhenUsed="1"/>
+    <w:lsdException w:name="List 5" w:semiHidden="1" w:unhideWhenUsed="1"/>
+    <w:lsdException w:name="List Bullet 2" w:semiHidden="1" w:unhideWhenUsed="1"/>
+    <w:lsdException w:name="List Bullet 3" w:semiHidden="1" w:unhideWhenUsed="1"/>
+    <w:lsdException w:name="List Bullet 4" w:semiHidden="1" w:unhideWhenUsed="1"/>
+    <w:lsdException w:name="List Bullet 5" w:semiHidden="1" w:unhideWhenUsed="1"/>
+    <w:lsdException w:name="List Number 2" w:semiHidden="1" w:unhideWhenUsed="1"/>
+    <w:lsdException w:name="List Number 3" w:semiHidden="1" w:unhideWhenUsed="1"/>
+    <w:lsdException w:name="List Number 4" w:semiHidden="1" w:unhideWhenUsed="1"/>
+    <w:lsdException w:name="List Number 5" w:semiHidden="1" w:unhideWhenUsed="1"/>
+    <w:lsdException w:name="Title" w:uiPriority="10" w:qFormat="1"/>
+    <w:lsdException w:name="Closing" w:semiHidden="1" w:unhideWhenUsed="1"/>
+    <w:lsdException w:name="Signature" w:semiHidden="1" w:unhideWhenUsed="1"/>
+    <w:lsdException w:name="Default Paragraph Font" w:semiHidden="1" w:uiPriority="1" w:unhideWhenUsed="1"/>
+    <w:lsdException w:name="Body Text" w:semiHidden="1" w:unhideWhenUsed="1"/>
+    <w:lsdException w:name="Body Text Indent" w:semiHidden="1" w:unhideWhenUsed="1"/>
+    <w:lsdException w:name="List Continue" w:semiHidden="1" w:unhideWhenUsed="1"/>
+    <w:lsdException w:name="List Continue 2" w:semiHidden="1" w:unhideWhenUsed="1"/>
+    <w:lsdException w:name="List Continue 3" w:semiHidden="1" w:unhideWhenUsed="1"/>
+    <w:lsdException w:name="List Continue 4" w:semiHidden="1" w:unhideWhenUsed="1"/>
+    <w:lsdException w:name="List Continue 5" w:semiHidden="1" w:unhideWhenUsed="1"/>
+    <w:lsdException w:name="Message Header" w:semiHidden="1" w:unhideWhenUsed="1"/>
+    <w:lsdException w:name="Subtitle" w:uiPriority="11" w:qFormat="1"/>
+    <w:lsdException w:name="Salutation" w:semiHidden="1" w:unhideWhenUsed="1"/>
+    <w:lsdException w:name="Date" w:semiHidden="1" w:unhideWhenUsed="1"/>
+    <w:lsdException w:name="Body Text First Indent" w:semiHidden="1" w:unhideWhenUsed="1"/>
+    <w:lsdException w:name="Body Text First Indent 2" w:semiHidden="1" w:unhideWhenUsed="1"/>
+    <w:lsdException w:name="Note Heading" w:semiHidden="1" w:unhideWhenUsed="1"/>
+    <w:lsdException w:name="Body Text 2" w:semiHidden="1" w:unhideWhenUsed="1"/>
+    <w:lsdException w:name="Body Text 3" w:semiHidden="1" w:unhideWhenUsed="1"/>
+    <w:lsdException w:name="Body Text Indent 2" w:semiHidden="1" w:unhideWhenUsed="1"/>
+    <w:lsdException w:name="Body Text Indent 3" w:semiHidden="1" w:unhideWhenUsed="1"/>
+    <w:lsdException w:name="Block Text" w:semiHidden="1" w:unhideWhenUsed="1"/>
+    <w:lsdException w:name="Hyperlink" w:semiHidden="1" w:unhideWhenUsed="1"/>
+    <w:lsdException w:name="FollowedHyperlink" w:semiHidden="1" w:unhideWhenUsed="1"/>
+    <w:lsdException w:name="Strong" w:uiPriority="22" w:qFormat="1"/>
+    <w:lsdException w:name="Emphasis" w:uiPriority="20" w:qFormat="1"/>
+    <w:lsdException w:name="Document Map" w:semiHidden="1" w:unhideWhenUsed="1"/>
+    <w:lsdException w:name="Plain Text" w:semiHidden="1" w:unhideWhenUsed="1"/>
+    <w:lsdException w:name="E-mail Signature" w:semiHidden="1" w:unhideWhenUsed="1"/>
+    <w:lsdException w:name="HTML Top of Form" w:semiHidden="1" w:unhideWhenUsed="1"/>
+    <w:lsdException w:name="HTML Bottom of Form" w:semiHidden="1" w:unhideWhenUsed="1"/>
+    <w:lsdException w:name="Normal (Web)" w:semiHidden="1" w:unhideWhenUsed="1"/>
+    <w:lsdException w:name="HTML Acronym" w:semiHidden="1" w:unhideWhenUsed="1"/>
+    <w:lsdException w:name="HTML Address" w:semiHidden="1" w:unhideWhenUsed="1"/>
+    <w:lsdException w:name="HTML Cite" w:semiHidden="1" w:unhideWhenUsed="1"/>
+    <w:lsdException w:name="HTML Code" w:semiHidden="1" w:unhideWhenUsed="1"/>
+    <w:lsdException w:name="HTML Definition" w:semiHidden="1" w:unhideWhenUsed="1"/>
+    <w:lsdException w:name="HTML Keyboard" w:semiHidden="1" w:unhideWhenUsed="1"/>
+    <w:lsdException w:name="HTML Preformatted" w:semiHidden="1" w:unhideWhenUsed="1"/>
+    <w:lsdException w:name="HTML Sample" w:semiHidden="1" w:unhideWhenUsed="1"/>
+    <w:lsdException w:name="HTML Typewriter" w:semiHidden="1" w:unhideWhenUsed="1"/>
+    <w:lsdException w:name="HTML Variable" w:semiHidden="1" w:unhideWhenUsed="1"/>
+    <w:lsdException w:name="Normal Table" w:semiHidden="1" w:unhideWhenUsed="1"/>
+    <w:lsdException w:name="annotation subject" w:semiHidden="1" w:unhideWhenUsed="1"/>
+    <w:lsdException w:name="No List" w:semiHidden="1" w:unhideWhenUsed="1"/>
+    <w:lsdException w:name="Outline List 1" w:semiHidden="1" w:unhideWhenUsed="1"/>
+    <w:lsdException w:name="Outline List 2" w:semiHidden="1" w:unhideWhenUsed="1"/>
+    <w:lsdException w:name="Outline List 3" w:semiHidden="1" w:unhideWhenUsed="1"/>
+    <w:lsdException w:name="Table Simple 1" w:semiHidden="1" w:unhideWhenUsed="1"/>
+    <w:lsdException w:name="Table Simple 2" w:semiHidden="1" w:unhideWhenUsed="1"/>
+    <w:lsdException w:name="Table Simple 3" w:semiHidden="1" w:unhideWhenUsed="1"/>
+    <w:lsdException w:name="Table Classic 1" w:semiHidden="1" w:unhideWhenUsed="1"/>
+    <w:lsdException w:name="Table Classic 2" w:semiHidden="1" w:unhideWhenUsed="1"/>
+    <w:lsdException w:name="Table Classic 3" w:semiHidden="1" w:unhideWhenUsed="1"/>
+    <w:lsdException w:name="Table Classic 4" w:semiHidden="1" w:unhideWhenUsed="1"/>
+    <w:lsdException w:name="Table Colorful 1" w:semiHidden="1" w:unhideWhenUsed="1"/>
+    <w:lsdException w:name="Table Colorful 2" w:semiHidden="1" w:unhideWhenUsed="1"/>
+    <w:lsdException w:name="Table Colorful 3" w:semiHidden="1" w:unhideWhenUsed="1"/>
+    <w:lsdException w:name="Table Columns 1" w:semiHidden="1" w:unhideWhenUsed="1"/>
+    <w:lsdException w:name="Table Columns 2" w:semiHidden="1" w:unhideWhenUsed="1"/>
+    <w:lsdException w:name="Table Columns 3" w:semiHidden="1" w:unhideWhenUsed="1"/>
+    <w:lsdException w:name="Table Columns 4" w:semiHidden="1" w:unhideWhenUsed="1"/>
+    <w:lsdException w:name="Table Columns 5" w:semiHidden="1" w:unhideWhenUsed="1"/>
+    <w:lsdException w:name="Table Grid 1" w:semiHidden="1" w:unhideWhenUsed="1"/>
+    <w:lsdException w:name="Table Grid 2" w:semiHidden="1" w:unhideWhenUsed="1"/>
+    <w:lsdException w:name="Table Grid 3" w:semiHidden="1" w:unhideWhenUsed="1"/>
+    <w:lsdException w:name="Table Grid 4" w:semiHidden="1" w:unhideWhenUsed="1"/>
+    <w:lsdException w:name="Table Grid 5" w:semiHidden="1" w:unhideWhenUsed="1"/>
+    <w:lsdException w:name="Table Grid 6" w:semiHidden="1" w:unhideWhenUsed="1"/>
+    <w:lsdException w:name="Table Grid 7" w:semiHidden="1" w:unhideWhenUsed="1"/>
+    <w:lsdException w:name="Table Grid 8" w:semiHidden="1" w:unhideWhenUsed="1"/>
+    <w:lsdException w:name="Table List 1" w:semiHidden="1" w:unhideWhenUsed="1"/>
+    <w:lsdException w:name="Table List 2" w:semiHidden="1" w:unhideWhenUsed="1"/>
+    <w:lsdException w:name="Table List 3" w:semiHidden="1" w:unhideWhenUsed="1"/>
+    <w:lsdException w:name="Table List 4" w:semiHidden="1" w:unhideWhenUsed="1"/>
+    <w:lsdException w:name="Table List 5" w:semiHidden="1" w:unhideWhenUsed="1"/>
+    <w:lsdException w:name="Table List 6" w:semiHidden="1" w:unhideWhenUsed="1"/>
+    <w:lsdException w:name="Table List 7" w:semiHidden="1" w:unhideWhenUsed="1"/>
+    <w:lsdException w:name="Table List 8" w:semiHidden="1" w:unhideWhenUsed="1"/>
+    <w:lsdException w:name="Table 3D effects 1" w:semiHidden="1" w:unhideWhenUsed="1"/>
+    <w:lsdException w:name="Table 3D effects 2" w:semiHidden="1" w:unhideWhenUsed="1"/>
+    <w:lsdException w:name="Table 3D effects 3" w:semiHidden="1" w:unhideWhenUsed="1"/>
+    <w:lsdException w:name="Table Contemporary" w:semiHidden="1" w:unhideWhenUsed="1"/>
+    <w:lsdException w:name="Table Elegant" w:semiHidden="1" w:unhideWhenUsed="1"/>
+    <w:lsdException w:name="Table Professional" w:semiHidden="1" w:unhideWhenUsed="1"/>
+    <w:lsdException w:name="Table Subtle 1" w:semiHidden="1" w:unhideWhenUsed="1"/>
+    <w:lsdException w:name="Table Subtle 2" w:semiHidden="1" w:unhideWhenUsed="1"/>
+    <w:lsdException w:name="Table Web 1" w:semiHidden="1" w:unhideWhenUsed="1"/>
+    <w:lsdException w:name="Table Web 2" w:semiHidden="1" w:unhideWhenUsed="1"/>
+    <w:lsdException w:name="Table Web 3" w:semiHidden="1" w:unhideWhenUsed="1"/>
+    <w:lsdException w:name="Balloon Text" w:semiHidden="1" w:unhideWhenUsed="1"/>
+    <w:lsdException w:name="Table Grid" w:uiPriority="59"/>
+    <w:lsdException w:name="Table Theme" w:semiHidden="1" w:unhideWhenUsed="1"/>
+    <w:lsdException w:name="Placeholder Text" w:semiHidden="1"/>
+    <w:lsdException w:name="No Spacing" w:uiPriority="1" w:qFormat="1"/>
+    <w:lsdException w:name="Light Shading" w:uiPriority="60"/>
+    <w:lsdException w:name="Light List" w:uiPriority="61"/>
+    <w:lsdException w:name="Light Grid" w:uiPriority="62"/>
+    <w:lsdException w:name="Medium Shading 1" w:uiPriority="63"/>
+    <w:lsdException w:name="Medium Shading 2" w:uiPriority="64"/>
+    <w:lsdException w:name="Medium List 1" w:uiPriority="65"/>
+    <w:lsdException w:name="Medium List 2" w:uiPriority="66"/>
+    <w:lsdException w:name="Medium Grid 1" w:uiPriority="67"/>
+    <w:lsdException w:name="Medium Grid 2" w:uiPriority="68"/>
+    <w:lsdException w:name="Medium Grid 3" w:uiPriority="69"/>
+    <w:lsdException w:name="Dark List" w:uiPriority="70"/>
+    <w:lsdException w:name="Colorful Shading" w:uiPriority="71"/>
+    <w:lsdException w:name="Colorful List" w:uiPriority="72"/>
+    <w:lsdException w:name="Colorful Grid" w:uiPriority="73"/>
+    <w:lsdException w:name="Light Shading Accent 1" w:uiPriority="60"/>
+    <w:lsdException w:name="Light List Accent 1" w:uiPriority="61"/>
+    <w:lsdException w:name="Light Grid Accent 1" w:uiPriority="62"/>
+    <w:lsdException w:name="Medium Shading 1 Accent 1" w:uiPriority="63"/>
+    <w:lsdException w:name="Medium Shading 2 Accent 1" w:uiPriority="64"/>
+    <w:lsdException w:name="Medium List 1 Accent 1" w:uiPriority="65"/>
+    <w:lsdException w:name="Revision" w:semiHidden="1"/>
+    <w:lsdException w:name="List Paragraph" w:uiPriority="34" w:qFormat="1"/>
+    <w:lsdException w:name="Quote" w:uiPriority="29" w:qFormat="1"/>
+    <w:lsdException w:name="Intense Quote" w:uiPriority="30" w:qFormat="1"/>
+    <w:lsdException w:name="Medium List 2 Accent 1" w:uiPriority="66"/>
+    <w:lsdException w:name="Medium Grid 1 Accent 1" w:uiPriority="67"/>
+    <w:lsdException w:name="Medium Grid 2 Accent 1" w:uiPriority="68"/>
+    <w:lsdException w:name="Medium Grid 3 Accent 1" w:uiPriority="69"/>
+    <w:lsdException w:name="Dark List Accent 1" w:uiPriority="70"/>
+    <w:lsdException w:name="Colorful Shading Accent 1" w:uiPriority="71"/>
+    <w:lsdException w:name="Colorful List Accent 1" w:uiPriority="72"/>
+    <w:lsdException w:name="Colorful Grid Accent 1" w:uiPriority="73"/>
+    <w:lsdException w:name="Light Shading Accent 2" w:uiPriority="60"/>
+    <w:lsdException w:name="Light List Accent 2" w:uiPriority="61"/>
+    <w:lsdException w:name="Light Grid Accent 2" w:uiPriority="62"/>
+    <w:lsdException w:name="Medium Shading 1 Accent 2" w:uiPriority="63"/>
+    <w:lsdException w:name="Medium Shading 2 Accent 2" w:uiPriority="64"/>
+    <w:lsdException w:name="Medium List 1 Accent 2" w:uiPriority="65"/>
+    <w:lsdException w:name="Medium List 2 Accent 2" w:uiPriority="66"/>
+    <w:lsdException w:name="Medium Grid 1 Accent 2" w:uiPriority="67"/>
+    <w:lsdException w:name="Medium Grid 2 Accent 2" w:uiPriority="68"/>
+    <w:lsdException w:name="Medium Grid 3 Accent 2" w:uiPriority="69"/>
+    <w:lsdException w:name="Dark List Accent 2" w:uiPriority="70"/>
+    <w:lsdException w:name="Colorful Shading Accent 2" w:uiPriority="71"/>
+    <w:lsdException w:name="Colorful List Accent 2" w:uiPriority="72"/>
+    <w:lsdException w:name="Colorful Grid Accent 2" w:uiPriority="73"/>
+    <w:lsdException w:name="Light Shading Accent 3" w:uiPriority="60"/>
+    <w:lsdException w:name="Light List Accent 3" w:uiPriority="61"/>
+    <w:lsdException w:name="Light Grid Accent 3" w:uiPriority="62"/>
+    <w:lsdException w:name="Medium Shading 1 Accent 3" w:uiPriority="63"/>
+    <w:lsdException w:name="Medium Shading 2 Accent 3" w:uiPriority="64"/>
+    <w:lsdException w:name="Medium List 1 Accent 3" w:uiPriority="65"/>
+    <w:lsdException w:name="Medium List 2 Accent 3" w:uiPriority="66"/>
+    <w:lsdException w:name="Medium Grid 1 Accent 3" w:uiPriority="67"/>
+    <w:lsdException w:name="Medium Grid 2 Accent 3" w:uiPriority="68"/>
+    <w:lsdException w:name="Medium Grid 3 Accent 3" w:uiPriority="69"/>
+    <w:lsdException w:name="Dark List Accent 3" w:uiPriority="70"/>
+    <w:lsdException w:name="Colorful Shading Accent 3" w:uiPriority="71"/>
+    <w:lsdException w:name="Colorful List Accent 3" w:uiPriority="72"/>
+    <w:lsdException w:name="Colorful Grid Accent 3" w:uiPriority="73"/>
+    <w:lsdException w:name="Light Shading Accent 4" w:uiPriority="60"/>
+    <w:lsdException w:name="Light List Accent 4" w:uiPriority="61"/>
+    <w:lsdException w:name="Light Grid Accent 4" w:uiPriority="62"/>
+    <w:lsdException w:name="Medium Shading 1 Accent 4" w:uiPriority="63"/>
+    <w:lsdException w:name="Medium Shading 2 Accent 4" w:uiPriority="64"/>
+    <w:lsdException w:name="Medium List 1 Accent 4" w:uiPriority="65"/>
+    <w:lsdException w:name="Medium List 2 Accent 4" w:uiPriority="66"/>
+    <w:lsdException w:name="Medium Grid 1 Accent 4" w:uiPriority="67"/>
+    <w:lsdException w:name="Medium Grid 2 Accent 4" w:uiPriority="68"/>
+    <w:lsdException w:name="Medium Grid 3 Accent 4" w:uiPriority="69"/>
+    <w:lsdException w:name="Dark List Accent 4" w:uiPriority="70"/>
+    <w:lsdException w:name="Colorful Shading Accent 4" w:uiPriority="71"/>
+    <w:lsdException w:name="Colorful List Accent 4" w:uiPriority="72"/>
+    <w:lsdException w:name="Colorful Grid Accent 4" w:uiPriority="73"/>
+    <w:lsdException w:name="Light Shading Accent 5" w:uiPriority="60"/>
+    <w:lsdException w:name="Light List Accent 5" w:uiPriority="61"/>
+    <w:lsdException w:name="Light Grid Accent 5" w:uiPriority="62"/>
+    <w:lsdException w:name="Medium Shading 1 Accent 5" w:uiPriority="63"/>
+    <w:lsdException w:name="Medium Shading 2 Accent 5" w:uiPriority="64"/>
+    <w:lsdException w:name="Medium List 1 Accent 5" w:uiPriority="65"/>
+    <w:lsdException w:name="Medium List 2 Accent 5" w:uiPriority="66"/>
+    <w:lsdException w:name="Medium Grid 1 Accent 5" w:uiPriority="67"/>
+    <w:lsdException w:name="Medium Grid 2 Accent 5" w:uiPriority="68"/>
+    <w:lsdException w:name="Medium Grid 3 Accent 5" w:uiPriority="69"/>
+    <w:lsdException w:name="Dark List Accent 5" w:uiPriority="70"/>
+    <w:lsdException w:name="Colorful Shading Accent 5" w:uiPriority="71"/>
+    <w:lsdException w:name="Colorful List Accent 5" w:uiPriority="72"/>
+    <w:lsdException w:name="Colorful Grid Accent 5" w:uiPriority="73"/>
+    <w:lsdException w:name="Light Shading Accent 6" w:uiPriority="60"/>
+    <w:lsdException w:name="Light List Accent 6" w:uiPriority="61"/>
+    <w:lsdException w:name="Light Grid Accent 6" w:uiPriority="62"/>
+    <w:lsdException w:name="Medium Shading 1 Accent 6" w:uiPriority="63"/>
+    <w:lsdException w:name="Medium Shading 2 Accent 6" w:uiPriority="64"/>
+    <w:lsdException w:name="Medium List 1 Accent 6" w:uiPriority="65"/>
+    <w:lsdException w:name="Medium List 2 Accent 6" w:uiPriority="66"/>
+    <w:lsdException w:name="Medium Grid 1 Accent 6" w:uiPriority="67"/>
+    <w:lsdException w:name="Medium Grid 2 Accent 6" w:uiPriority="68"/>
+    <w:lsdException w:name="Medium Grid 3 Accent 6" w:uiPriority="69"/>
+    <w:lsdException w:name="Dark List Accent 6" w:uiPriority="70"/>
+    <w:lsdException w:name="Colorful Shading Accent 6" w:uiPriority="71"/>
+    <w:lsdException w:name="Colorful List Accent 6" w:uiPriority="72"/>
+    <w:lsdException w:name="Colorful Grid Accent 6" w:uiPriority="73"/>
+    <w:lsdException w:name="Subtle Emphasis" w:uiPriority="19" w:qFormat="1"/>
+    <w:lsdException w:name="Intense Emphasis" w:uiPriority="21" w:qFormat="1"/>
+    <w:lsdException w:name="Subtle Reference" w:uiPriority="31" w:qFormat="1"/>
+    <w:lsdException w:name="Intense Reference" w:uiPriority="32" w:qFormat="1"/>
+    <w:lsdException w:name="Book Title" w:uiPriority="33" w:qFormat="1"/>
+    <w:lsdException w:name="Bibliography" w:semiHidden="1" w:uiPriority="37" w:unhideWhenUsed="1"/>
+    <w:lsdException w:name="TOC Heading" w:semiHidden="1" w:uiPriority="39" w:unhideWhenUsed="1" w:qFormat="1"/>
+    <w:lsdException w:name="Plain Table 1" w:uiPriority="41"/>
+    <w:lsdException w:name="Plain Table 2" w:uiPriority="42"/>
+    <w:lsdException w:name="Plain Table 3" w:uiPriority="43"/>
+    <w:lsdException w:name="Plain Table 4" w:uiPriority="44"/>
+    <w:lsdException w:name="Plain Table 5" w:uiPriority="45"/>
+    <w:lsdException w:name="Grid Table Light" w:uiPriority="40"/>
+    <w:lsdException w:name="Grid Table 1 Light" w:uiPriority="46"/>
+    <w:lsdException w:name="Grid Table 2" w:uiPriority="47"/>
+    <w:lsdException w:name="Grid Table 3" w:uiPriority="48"/>
+    <w:lsdException w:name="Grid Table 4" w:uiPriority="49"/>
+    <w:lsdException w:name="Grid Table 5 Dark" w:uiPriority="50"/>
+    <w:lsdException w:name="Grid Table 6 Colorful" w:uiPriority="51"/>
+    <w:lsdException w:name="Grid Table 7 Colorful" w:uiPriority="52"/>
+    <w:lsdException w:name="Grid Table 1 Light Accent 1" w:uiPriority="46"/>
+    <w:lsdException w:name="Grid Table 2 Accent 1" w:uiPriority="47"/>
+    <w:lsdException w:name="Grid Table 3 Accent 1" w:uiPriority="48"/>
+    <w:lsdException w:name="Grid Table 4 Accent 1" w:uiPriority="49"/>
+    <w:lsdException w:name="Grid Table 5 Dark Accent 1" w:uiPriority="50"/>
+    <w:lsdException w:name="Grid Table 6 Colorful Accent 1" w:uiPriority="51"/>
+    <w:lsdException w:name="Grid Table 7 Colorful Accent 1" w:uiPriority="52"/>
+    <w:lsdException w:name="Grid Table 1 Light Accent 2" w:uiPriority="46"/>
+    <w:lsdException w:name="Grid Table 2 Accent 2" w:uiPriority="47"/>
+    <w:lsdException w:name="Grid Table 3 Accent 2" w:uiPriority="48"/>
+    <w:lsdException w:name="Grid Table 4 Accent 2" w:uiPriority="49"/>
+    <w:lsdException w:name="Grid Table 5 Dark Accent 2" w:uiPriority="50"/>
+    <w:lsdException w:name="Grid Table 6 Colorful Accent 2" w:uiPriority="51"/>
+    <w:lsdException w:name="Grid Table 7 Colorful Accent 2" w:uiPriority="52"/>
+    <w:lsdException w:name="Grid Table 1 Light Accent 3" w:uiPriority="46"/>
+    <w:lsdException w:name="Grid Table 2 Accent 3" w:uiPriority="47"/>
+    <w:lsdException w:name="Grid Table 3 Accent 3" w:uiPriority="48"/>
+    <w:lsdException w:name="Grid Table 4 Accent 3" w:uiPriority="49"/>
+    <w:lsdException w:name="Grid Table 5 Dark Accent 3" w:uiPriority="50"/>
+    <w:lsdException w:name="Grid Table 6 Colorful Accent 3" w:uiPriority="51"/>
+    <w:lsdException w:name="Grid Table 7 Colorful Accent 3" w:uiPriority="52"/>
+    <w:lsdException w:name="Grid Table 1 Light Accent 4" w:uiPriority="46"/>
+    <w:lsdException w:name="Grid Table 2 Accent 4" w:uiPriority="47"/>
+    <w:lsdException w:name="Grid Table 3 Accent 4" w:uiPriority="48"/>
+    <w:lsdException w:name="Grid Table 4 Accent 4" w:uiPriority="49"/>
+    <w:lsdException w:name="Grid Table 5 Dark Accent 4" w:uiPriority="50"/>
+    <w:lsdException w:name="Grid Table 6 Colorful Accent 4" w:uiPriority="51"/>
+    <w:lsdException w:name="Grid Table 7 Colorful Accent 4" w:uiPriority="52"/>
+    <w:lsdException w:name="Grid Table 1 Light Accent 5" w:uiPriority="46"/>
+    <w:lsdException w:name="Grid Table 2 Accent 5" w:uiPriority="47"/>
+    <w:lsdException w:name="Grid Table 3 Accent 5" w:uiPriority="48"/>
+    <w:lsdException w:name="Grid Table 4 Accent 5" w:uiPriority="49"/>
+    <w:lsdException w:name="Grid Table 5 Dark Accent 5" w:uiPriority="50"/>
+    <w:lsdException w:name="Grid Table 6 Colorful Accent 5" w:uiPriority="51"/>
+    <w:lsdException w:name="Grid Table 7 Colorful Accent 5" w:uiPriority="52"/>
+    <w:lsdException w:name="Grid Table 1 Light Accent 6" w:uiPriority="46"/>
+    <w:lsdException w:name="Grid Table 2 Accent 6" w:uiPriority="47"/>
+    <w:lsdException w:name="Grid Table 3 Accent 6" w:uiPriority="48"/>
+    <w:lsdException w:name="Grid Table 4 Accent 6" w:uiPriority="49"/>
+    <w:lsdException w:name="Grid Table 5 Dark Accent 6" w:uiPriority="50"/>
+    <w:lsdException w:name="Grid Table 6 Colorful Accent 6" w:uiPriority="51"/>
+    <w:lsdException w:name="Grid Table 7 Colorful Accent 6" w:uiPriority="52"/>
+    <w:lsdException w:name="List Table 1 Light" w:uiPriority="46"/>
+    <w:lsdException w:name="List Table 2" w:uiPriority="47"/>
+    <w:lsdException w:name="List Table 3" w:uiPriority="48"/>
+    <w:lsdException w:name="List Table 4" w:uiPriority="49"/>
+    <w:lsdException w:name="List Table 5 Dark" w:uiPriority="50"/>
+    <w:lsdException w:name="List Table 6 Colorful" w:uiPriority="51"/>
+    <w:lsdException w:name="List Table 7 Colorful" w:uiPriority="52"/>
+    <w:lsdException w:name="List Table 1 Light Accent 1" w:uiPriority="46"/>
+    <w:lsdException w:name="List Table 2 Accent 1" w:uiPriority="47"/>
+    <w:lsdException w:name="List Table 3 Accent 1" w:uiPriority="48"/>
+    <w:lsdException w:name="List Table 4 Accent 1" w:uiPriority="49"/>
+    <w:lsdException w:name="List Table 5 Dark Accent 1" w:uiPriority="50"/>
+    <w:lsdException w:name="List Table 6 Colorful Accent 1" w:uiPriority="51"/>
+    <w:lsdException w:name="List Table 7 Colorful Accent 1" w:uiPriority="52"/>
+    <w:lsdException w:name="List Table 1 Light Accent 2" w:uiPriority="46"/>
+    <w:lsdException w:name="List Table 2 Accent 2" w:uiPriority="47"/>
+    <w:lsdException w:name="List Table 3 Accent 2" w:uiPriority="48"/>
+    <w:lsdException w:name="List Table 4 Accent 2" w:uiPriority="49"/>
+    <w:lsdException w:name="List Table 5 Dark Accent 2" w:uiPriority="50"/>
+    <w:lsdException w:name="List Table 6 Colorful Accent 2" w:uiPriority="51"/>
+    <w:lsdException w:name="List Table 7 Colorful Accent 2" w:uiPriority="52"/>
+    <w:lsdException w:name="List Table 1 Light Accent 3" w:uiPriority="46"/>
+    <w:lsdException w:name="List Table 2 Accent 3" w:uiPriority="47"/>
+    <w:lsdException w:name="List Table 3 Accent 3" w:uiPriority="48"/>
+    <w:lsdException w:name="List Table 4 Accent 3" w:uiPriority="49"/>
+    <w:lsdException w:name="List Table 5 Dark Accent 3" w:uiPriority="50"/>
+    <w:lsdException w:name="List Table 6 Colorful Accent 3" w:uiPriority="51"/>
+    <w:lsdException w:name="List Table 7 Colorful Accent 3" w:uiPriority="52"/>
+    <w:lsdException w:name="List Table 1 Light Accent 4" w:uiPriority="46"/>
+    <w:lsdException w:name="List Table 2 Accent 4" w:uiPriority="47"/>
+    <w:lsdException w:name="List Table 3 Accent 4" w:uiPriority="48"/>
+    <w:lsdException w:name="List Table 4 Accent 4" w:uiPriority="49"/>
+    <w:lsdException w:name="List Table 5 Dark Accent 4" w:uiPriority="50"/>
+    <w:lsdException w:name="List Table 6 Colorful Accent 4" w:uiPriority="51"/>
+    <w:lsdException w:name="List Table 7 Colorful Accent 4" w:uiPriority="52"/>
+    <w:lsdException w:name="List Table 1 Light Accent 5" w:uiPriority="46"/>
+    <w:lsdException w:name="List Table 2 Accent 5" w:uiPriority="47"/>
+    <w:lsdException w:name="List Table 3 Accent 5" w:uiPriority="48"/>
+    <w:lsdException w:name="List Table 4 Accent 5" w:uiPriority="49"/>
+    <w:lsdException w:name="List Table 5 Dark Accent 5" w:uiPriority="50"/>
+    <w:lsdException w:name="List Table 6 Colorful Accent 5" w:uiPriority="51"/>
+    <w:lsdException w:name="List Table 7 Colorful Accent 5" w:uiPriority="52"/>
+    <w:lsdException w:name="List Table 1 Light Accent 6" w:uiPriority="46"/>
+    <w:lsdException w:name="List Table 2 Accent 6" w:uiPriority="47"/>
+    <w:lsdException w:name="List Table 3 Accent 6" w:uiPriority="48"/>
+    <w:lsdException w:name="List Table 4 Accent 6" w:uiPriority="49"/>
+    <w:lsdException w:name="List Table 5 Dark Accent 6" w:uiPriority="50"/>
+    <w:lsdException w:name="List Table 6 Colorful Accent 6" w:uiPriority="51"/>
+    <w:lsdException w:name="List Table 7 Colorful Accent 6" w:uiPriority="52"/>
+    <w:lsdException w:name="Mention" w:semiHidden="1" w:unhideWhenUsed="1"/>
+    <w:lsdException w:name="Smart Hyperlink" w:semiHidden="1" w:unhideWhenUsed="1"/>
+    <w:lsdException w:name="Hashtag" w:semiHidden="1" w:unhideWhenUsed="1"/>
+    <w:lsdException w:name="Unresolved Mention" w:semiHidden="1" w:unhideWhenUsed="1"/>
+    <w:lsdException w:name="Smart Link" w:semiHidden="1" w:unhideWhenUsed="1"/>
   </w:latentStyles>
   <w:style w:type="paragraph" w:default="1" w:styleId="a">
     <w:name w:val="Normal"/>

--- a/testDjangosite/media/fieldcard.docx
+++ b/testDjangosite/media/fieldcard.docx
@@ -83,7 +83,33 @@
           <w:szCs w:val="20"/>
           <w:lang w:val="en-US" w:eastAsia="ru-RU"/>
         </w:rPr>
-        <w:t>{{ number_region }}</w:t>
+        <w:t xml:space="preserve">{{ </w:t>
+      </w:r>
+      <w:proofErr w:type="spellStart"/>
+      <w:r>
+        <w:rPr>
+          <w:rFonts w:ascii="Times New Roman" w:eastAsia="Times New Roman" w:hAnsi="Times New Roman" w:cs="Times New Roman"/>
+          <w:b/>
+          <w:bCs/>
+          <w:color w:val="000000"/>
+          <w:sz w:val="20"/>
+          <w:szCs w:val="20"/>
+          <w:lang w:val="en-US" w:eastAsia="ru-RU"/>
+        </w:rPr>
+        <w:t>number_region</w:t>
+      </w:r>
+      <w:proofErr w:type="spellEnd"/>
+      <w:r>
+        <w:rPr>
+          <w:rFonts w:ascii="Times New Roman" w:eastAsia="Times New Roman" w:hAnsi="Times New Roman" w:cs="Times New Roman"/>
+          <w:b/>
+          <w:bCs/>
+          <w:color w:val="000000"/>
+          <w:sz w:val="20"/>
+          <w:szCs w:val="20"/>
+          <w:lang w:val="en-US" w:eastAsia="ru-RU"/>
+        </w:rPr>
+        <w:t xml:space="preserve"> }}</w:t>
       </w:r>
     </w:p>
     <w:tbl>
@@ -144,7 +170,23 @@
                 <w:rFonts w:ascii="Times New Roman" w:hAnsi="Times New Roman" w:cs="Times New Roman"/>
                 <w:lang w:val="en-US"/>
               </w:rPr>
-              <w:t>{{ subject_rf }}</w:t>
+              <w:t xml:space="preserve">{{ </w:t>
+            </w:r>
+            <w:proofErr w:type="spellStart"/>
+            <w:r>
+              <w:rPr>
+                <w:rFonts w:ascii="Times New Roman" w:hAnsi="Times New Roman" w:cs="Times New Roman"/>
+                <w:lang w:val="en-US"/>
+              </w:rPr>
+              <w:t>subject_rf</w:t>
+            </w:r>
+            <w:proofErr w:type="spellEnd"/>
+            <w:r>
+              <w:rPr>
+                <w:rFonts w:ascii="Times New Roman" w:hAnsi="Times New Roman" w:cs="Times New Roman"/>
+                <w:lang w:val="en-US"/>
+              </w:rPr>
+              <w:t xml:space="preserve"> }}</w:t>
             </w:r>
           </w:p>
         </w:tc>
@@ -197,7 +239,23 @@
                 <w:rFonts w:ascii="Times New Roman" w:hAnsi="Times New Roman" w:cs="Times New Roman"/>
                 <w:lang w:val="en-US"/>
               </w:rPr>
-              <w:t>{{ forestly }}</w:t>
+              <w:t xml:space="preserve">{{ </w:t>
+            </w:r>
+            <w:proofErr w:type="spellStart"/>
+            <w:r>
+              <w:rPr>
+                <w:rFonts w:ascii="Times New Roman" w:hAnsi="Times New Roman" w:cs="Times New Roman"/>
+                <w:lang w:val="en-US"/>
+              </w:rPr>
+              <w:t>forestly</w:t>
+            </w:r>
+            <w:proofErr w:type="spellEnd"/>
+            <w:r>
+              <w:rPr>
+                <w:rFonts w:ascii="Times New Roman" w:hAnsi="Times New Roman" w:cs="Times New Roman"/>
+                <w:lang w:val="en-US"/>
+              </w:rPr>
+              <w:t xml:space="preserve"> }}</w:t>
             </w:r>
           </w:p>
         </w:tc>
@@ -250,7 +308,23 @@
                 <w:rFonts w:ascii="Times New Roman" w:hAnsi="Times New Roman" w:cs="Times New Roman"/>
                 <w:lang w:val="en-US"/>
               </w:rPr>
-              <w:t>{{ name_forest_district }}</w:t>
+              <w:t xml:space="preserve">{{ </w:t>
+            </w:r>
+            <w:proofErr w:type="spellStart"/>
+            <w:r>
+              <w:rPr>
+                <w:rFonts w:ascii="Times New Roman" w:hAnsi="Times New Roman" w:cs="Times New Roman"/>
+                <w:lang w:val="en-US"/>
+              </w:rPr>
+              <w:t>name_forest_district</w:t>
+            </w:r>
+            <w:proofErr w:type="spellEnd"/>
+            <w:r>
+              <w:rPr>
+                <w:rFonts w:ascii="Times New Roman" w:hAnsi="Times New Roman" w:cs="Times New Roman"/>
+                <w:lang w:val="en-US"/>
+              </w:rPr>
+              <w:t xml:space="preserve"> }}</w:t>
             </w:r>
           </w:p>
         </w:tc>
@@ -306,7 +380,29 @@
                 <w:color w:val="000000"/>
                 <w:lang w:val="en-US" w:eastAsia="ru-RU"/>
               </w:rPr>
-              <w:t>{{ district_forestly }}</w:t>
+              <w:t xml:space="preserve">{{ </w:t>
+            </w:r>
+            <w:proofErr w:type="spellStart"/>
+            <w:r>
+              <w:rPr>
+                <w:rFonts w:ascii="Times New Roman" w:eastAsia="Times New Roman" w:hAnsi="Times New Roman" w:cs="Times New Roman"/>
+                <w:i/>
+                <w:iCs/>
+                <w:color w:val="000000"/>
+                <w:lang w:val="en-US" w:eastAsia="ru-RU"/>
+              </w:rPr>
+              <w:t>district_forestly</w:t>
+            </w:r>
+            <w:proofErr w:type="spellEnd"/>
+            <w:r>
+              <w:rPr>
+                <w:rFonts w:ascii="Times New Roman" w:eastAsia="Times New Roman" w:hAnsi="Times New Roman" w:cs="Times New Roman"/>
+                <w:i/>
+                <w:iCs/>
+                <w:color w:val="000000"/>
+                <w:lang w:val="en-US" w:eastAsia="ru-RU"/>
+              </w:rPr>
+              <w:t xml:space="preserve"> }}</w:t>
             </w:r>
           </w:p>
         </w:tc>
@@ -359,7 +455,23 @@
                 <w:rFonts w:ascii="Times New Roman" w:hAnsi="Times New Roman" w:cs="Times New Roman"/>
                 <w:lang w:val="en-US"/>
               </w:rPr>
-              <w:t>{{ name_dacha }}</w:t>
+              <w:t xml:space="preserve">{{ </w:t>
+            </w:r>
+            <w:proofErr w:type="spellStart"/>
+            <w:r>
+              <w:rPr>
+                <w:rFonts w:ascii="Times New Roman" w:hAnsi="Times New Roman" w:cs="Times New Roman"/>
+                <w:lang w:val="en-US"/>
+              </w:rPr>
+              <w:t>name_dacha</w:t>
+            </w:r>
+            <w:proofErr w:type="spellEnd"/>
+            <w:r>
+              <w:rPr>
+                <w:rFonts w:ascii="Times New Roman" w:hAnsi="Times New Roman" w:cs="Times New Roman"/>
+                <w:lang w:val="en-US"/>
+              </w:rPr>
+              <w:t xml:space="preserve"> }}</w:t>
             </w:r>
           </w:p>
         </w:tc>
@@ -432,7 +544,23 @@
                 <w:rFonts w:ascii="Times New Roman" w:hAnsi="Times New Roman" w:cs="Times New Roman"/>
                 <w:lang w:val="en-US"/>
               </w:rPr>
-              <w:t xml:space="preserve"> {{ name_quarter }}</w:t>
+              <w:t xml:space="preserve"> {{ </w:t>
+            </w:r>
+            <w:proofErr w:type="spellStart"/>
+            <w:r>
+              <w:rPr>
+                <w:rFonts w:ascii="Times New Roman" w:hAnsi="Times New Roman" w:cs="Times New Roman"/>
+                <w:lang w:val="en-US"/>
+              </w:rPr>
+              <w:t>name_quarter</w:t>
+            </w:r>
+            <w:proofErr w:type="spellEnd"/>
+            <w:r>
+              <w:rPr>
+                <w:rFonts w:ascii="Times New Roman" w:hAnsi="Times New Roman" w:cs="Times New Roman"/>
+                <w:lang w:val="en-US"/>
+              </w:rPr>
+              <w:t xml:space="preserve"> }}</w:t>
             </w:r>
           </w:p>
         </w:tc>
@@ -491,7 +619,29 @@
                 <w:color w:val="000000"/>
                 <w:lang w:val="en-US" w:eastAsia="ru-RU"/>
               </w:rPr>
-              <w:t>{{ soil_lot }}</w:t>
+              <w:t xml:space="preserve">{{ </w:t>
+            </w:r>
+            <w:proofErr w:type="spellStart"/>
+            <w:r>
+              <w:rPr>
+                <w:rFonts w:ascii="Times New Roman" w:eastAsia="Times New Roman" w:hAnsi="Times New Roman" w:cs="Times New Roman"/>
+                <w:i/>
+                <w:iCs/>
+                <w:color w:val="000000"/>
+                <w:lang w:val="en-US" w:eastAsia="ru-RU"/>
+              </w:rPr>
+              <w:t>soil_lot</w:t>
+            </w:r>
+            <w:proofErr w:type="spellEnd"/>
+            <w:r>
+              <w:rPr>
+                <w:rFonts w:ascii="Times New Roman" w:eastAsia="Times New Roman" w:hAnsi="Times New Roman" w:cs="Times New Roman"/>
+                <w:i/>
+                <w:iCs/>
+                <w:color w:val="000000"/>
+                <w:lang w:val="en-US" w:eastAsia="ru-RU"/>
+              </w:rPr>
+              <w:t xml:space="preserve"> }}</w:t>
             </w:r>
           </w:p>
         </w:tc>
@@ -551,7 +701,29 @@
                 <w:color w:val="000000"/>
                 <w:lang w:val="en-US" w:eastAsia="ru-RU"/>
               </w:rPr>
-              <w:t>{{ sample_area }}</w:t>
+              <w:t xml:space="preserve">{{ </w:t>
+            </w:r>
+            <w:proofErr w:type="spellStart"/>
+            <w:r>
+              <w:rPr>
+                <w:rFonts w:ascii="Times New Roman" w:eastAsia="Times New Roman" w:hAnsi="Times New Roman" w:cs="Times New Roman"/>
+                <w:i/>
+                <w:iCs/>
+                <w:color w:val="000000"/>
+                <w:lang w:val="en-US" w:eastAsia="ru-RU"/>
+              </w:rPr>
+              <w:t>sample_area</w:t>
+            </w:r>
+            <w:proofErr w:type="spellEnd"/>
+            <w:r>
+              <w:rPr>
+                <w:rFonts w:ascii="Times New Roman" w:eastAsia="Times New Roman" w:hAnsi="Times New Roman" w:cs="Times New Roman"/>
+                <w:i/>
+                <w:iCs/>
+                <w:color w:val="000000"/>
+                <w:lang w:val="en-US" w:eastAsia="ru-RU"/>
+              </w:rPr>
+              <w:t xml:space="preserve"> }}</w:t>
             </w:r>
           </w:p>
         </w:tc>
@@ -707,6 +879,7 @@
               </w:rPr>
               <w:t xml:space="preserve">{{ </w:t>
             </w:r>
+            <w:proofErr w:type="spellStart"/>
             <w:r>
               <w:rPr>
                 <w:rFonts w:ascii="Times New Roman" w:eastAsia="Times New Roman" w:hAnsi="Times New Roman" w:cs="Times New Roman"/>
@@ -717,6 +890,7 @@
               </w:rPr>
               <w:t>purpose_of_forests</w:t>
             </w:r>
+            <w:proofErr w:type="spellEnd"/>
             <w:r>
               <w:rPr>
                 <w:rFonts w:ascii="Times New Roman" w:eastAsia="Times New Roman" w:hAnsi="Times New Roman" w:cs="Times New Roman"/>
@@ -806,7 +980,29 @@
                 <w:color w:val="000000"/>
                 <w:lang w:val="en-US" w:eastAsia="ru-RU"/>
               </w:rPr>
-              <w:t>{{ forest_protection_category }}</w:t>
+              <w:t xml:space="preserve">{{ </w:t>
+            </w:r>
+            <w:proofErr w:type="spellStart"/>
+            <w:r>
+              <w:rPr>
+                <w:rFonts w:ascii="Times New Roman" w:eastAsia="Times New Roman" w:hAnsi="Times New Roman" w:cs="Times New Roman"/>
+                <w:i/>
+                <w:iCs/>
+                <w:color w:val="000000"/>
+                <w:lang w:val="en-US" w:eastAsia="ru-RU"/>
+              </w:rPr>
+              <w:t>forest_protection_category</w:t>
+            </w:r>
+            <w:proofErr w:type="spellEnd"/>
+            <w:r>
+              <w:rPr>
+                <w:rFonts w:ascii="Times New Roman" w:eastAsia="Times New Roman" w:hAnsi="Times New Roman" w:cs="Times New Roman"/>
+                <w:i/>
+                <w:iCs/>
+                <w:color w:val="000000"/>
+                <w:lang w:val="en-US" w:eastAsia="ru-RU"/>
+              </w:rPr>
+              <w:t xml:space="preserve"> }}</w:t>
             </w:r>
           </w:p>
         </w:tc>
@@ -887,7 +1083,29 @@
                 <w:color w:val="000000"/>
                 <w:lang w:val="en-US" w:eastAsia="ru-RU"/>
               </w:rPr>
-              <w:t>{{ protected_areas_of_forests }}</w:t>
+              <w:t xml:space="preserve">{{ </w:t>
+            </w:r>
+            <w:proofErr w:type="spellStart"/>
+            <w:r>
+              <w:rPr>
+                <w:rFonts w:ascii="Times New Roman" w:eastAsia="Times New Roman" w:hAnsi="Times New Roman" w:cs="Times New Roman"/>
+                <w:i/>
+                <w:iCs/>
+                <w:color w:val="000000"/>
+                <w:lang w:val="en-US" w:eastAsia="ru-RU"/>
+              </w:rPr>
+              <w:t>protected_areas_of_forests</w:t>
+            </w:r>
+            <w:proofErr w:type="spellEnd"/>
+            <w:r>
+              <w:rPr>
+                <w:rFonts w:ascii="Times New Roman" w:eastAsia="Times New Roman" w:hAnsi="Times New Roman" w:cs="Times New Roman"/>
+                <w:i/>
+                <w:iCs/>
+                <w:color w:val="000000"/>
+                <w:lang w:val="en-US" w:eastAsia="ru-RU"/>
+              </w:rPr>
+              <w:t xml:space="preserve"> }}</w:t>
             </w:r>
           </w:p>
         </w:tc>
@@ -973,7 +1191,29 @@
                 <w:color w:val="000000"/>
                 <w:lang w:val="en-US" w:eastAsia="ru-RU"/>
               </w:rPr>
-              <w:t>{{ rent_area }}</w:t>
+              <w:t xml:space="preserve">{{ </w:t>
+            </w:r>
+            <w:proofErr w:type="spellStart"/>
+            <w:r>
+              <w:rPr>
+                <w:rFonts w:ascii="Times New Roman" w:eastAsia="Times New Roman" w:hAnsi="Times New Roman" w:cs="Times New Roman"/>
+                <w:i/>
+                <w:iCs/>
+                <w:color w:val="000000"/>
+                <w:lang w:val="en-US" w:eastAsia="ru-RU"/>
+              </w:rPr>
+              <w:t>rent_area</w:t>
+            </w:r>
+            <w:proofErr w:type="spellEnd"/>
+            <w:r>
+              <w:rPr>
+                <w:rFonts w:ascii="Times New Roman" w:eastAsia="Times New Roman" w:hAnsi="Times New Roman" w:cs="Times New Roman"/>
+                <w:i/>
+                <w:iCs/>
+                <w:color w:val="000000"/>
+                <w:lang w:val="en-US" w:eastAsia="ru-RU"/>
+              </w:rPr>
+              <w:t xml:space="preserve"> }}</w:t>
             </w:r>
           </w:p>
         </w:tc>
@@ -1137,6 +1377,7 @@
               </w:rPr>
               <w:t xml:space="preserve">{{ </w:t>
             </w:r>
+            <w:proofErr w:type="spellStart"/>
             <w:r>
               <w:rPr>
                 <w:rFonts w:ascii="Times New Roman" w:eastAsia="Times New Roman" w:hAnsi="Times New Roman" w:cs="Times New Roman"/>
@@ -1147,6 +1388,7 @@
               </w:rPr>
               <w:t>category_of_forest_fund_lands</w:t>
             </w:r>
+            <w:proofErr w:type="spellEnd"/>
             <w:r>
               <w:rPr>
                 <w:rFonts w:ascii="Times New Roman" w:eastAsia="Times New Roman" w:hAnsi="Times New Roman" w:cs="Times New Roman"/>
@@ -1326,7 +1568,25 @@
                 <w:color w:val="000000"/>
                 <w:lang w:val="en-US" w:eastAsia="ru-RU"/>
               </w:rPr>
-              <w:t>{{ lands_other }}</w:t>
+              <w:t xml:space="preserve">{{ </w:t>
+            </w:r>
+            <w:proofErr w:type="spellStart"/>
+            <w:r>
+              <w:rPr>
+                <w:rFonts w:ascii="Times New Roman" w:eastAsia="Times New Roman" w:hAnsi="Times New Roman" w:cs="Times New Roman"/>
+                <w:color w:val="000000"/>
+                <w:lang w:val="en-US" w:eastAsia="ru-RU"/>
+              </w:rPr>
+              <w:t>lands_other</w:t>
+            </w:r>
+            <w:proofErr w:type="spellEnd"/>
+            <w:r>
+              <w:rPr>
+                <w:rFonts w:ascii="Times New Roman" w:eastAsia="Times New Roman" w:hAnsi="Times New Roman" w:cs="Times New Roman"/>
+                <w:color w:val="000000"/>
+                <w:lang w:val="en-US" w:eastAsia="ru-RU"/>
+              </w:rPr>
+              <w:t xml:space="preserve"> }}</w:t>
             </w:r>
           </w:p>
           <w:p>
@@ -1457,7 +1717,29 @@
                 <w:color w:val="000000"/>
                 <w:lang w:val="en-US" w:eastAsia="ru-RU"/>
               </w:rPr>
-              <w:t>{{ method_of_reforestation }}</w:t>
+              <w:t xml:space="preserve">{{ </w:t>
+            </w:r>
+            <w:proofErr w:type="spellStart"/>
+            <w:r>
+              <w:rPr>
+                <w:rFonts w:ascii="Times New Roman" w:eastAsia="Times New Roman" w:hAnsi="Times New Roman" w:cs="Times New Roman"/>
+                <w:i/>
+                <w:iCs/>
+                <w:color w:val="000000"/>
+                <w:lang w:val="en-US" w:eastAsia="ru-RU"/>
+              </w:rPr>
+              <w:t>method_of_reforestation</w:t>
+            </w:r>
+            <w:proofErr w:type="spellEnd"/>
+            <w:r>
+              <w:rPr>
+                <w:rFonts w:ascii="Times New Roman" w:eastAsia="Times New Roman" w:hAnsi="Times New Roman" w:cs="Times New Roman"/>
+                <w:i/>
+                <w:iCs/>
+                <w:color w:val="000000"/>
+                <w:lang w:val="en-US" w:eastAsia="ru-RU"/>
+              </w:rPr>
+              <w:t xml:space="preserve"> }}</w:t>
             </w:r>
           </w:p>
         </w:tc>
@@ -1550,6 +1832,7 @@
               </w:rPr>
               <w:t xml:space="preserve">{{ </w:t>
             </w:r>
+            <w:proofErr w:type="spellStart"/>
             <w:r>
               <w:rPr>
                 <w:rFonts w:ascii="Times New Roman" w:eastAsia="Times New Roman" w:hAnsi="Times New Roman" w:cs="Times New Roman"/>
@@ -1560,6 +1843,7 @@
               </w:rPr>
               <w:t>time_of_reforestation</w:t>
             </w:r>
+            <w:proofErr w:type="spellEnd"/>
             <w:r>
               <w:rPr>
                 <w:rFonts w:ascii="Times New Roman" w:eastAsia="Times New Roman" w:hAnsi="Times New Roman" w:cs="Times New Roman"/>
@@ -1657,6 +1941,7 @@
               </w:rPr>
               <w:t xml:space="preserve">{{  </w:t>
             </w:r>
+            <w:proofErr w:type="spellStart"/>
             <w:r>
               <w:rPr>
                 <w:rFonts w:ascii="Times New Roman" w:eastAsia="Times New Roman" w:hAnsi="Times New Roman" w:cs="Times New Roman"/>
@@ -1667,6 +1952,7 @@
               </w:rPr>
               <w:t>forest_conditions</w:t>
             </w:r>
+            <w:proofErr w:type="spellEnd"/>
             <w:r>
               <w:rPr>
                 <w:rFonts w:ascii="Times New Roman" w:eastAsia="Times New Roman" w:hAnsi="Times New Roman" w:cs="Times New Roman"/>
@@ -1740,7 +2026,29 @@
                 <w:color w:val="000000"/>
                 <w:lang w:val="en-US" w:eastAsia="ru-RU"/>
               </w:rPr>
-              <w:t>{{ forest_type }}</w:t>
+              <w:t xml:space="preserve">{{ </w:t>
+            </w:r>
+            <w:proofErr w:type="spellStart"/>
+            <w:r>
+              <w:rPr>
+                <w:rFonts w:ascii="Times New Roman" w:eastAsia="Times New Roman" w:hAnsi="Times New Roman" w:cs="Times New Roman"/>
+                <w:i/>
+                <w:iCs/>
+                <w:color w:val="000000"/>
+                <w:lang w:val="en-US" w:eastAsia="ru-RU"/>
+              </w:rPr>
+              <w:t>forest_type</w:t>
+            </w:r>
+            <w:proofErr w:type="spellEnd"/>
+            <w:r>
+              <w:rPr>
+                <w:rFonts w:ascii="Times New Roman" w:eastAsia="Times New Roman" w:hAnsi="Times New Roman" w:cs="Times New Roman"/>
+                <w:i/>
+                <w:iCs/>
+                <w:color w:val="000000"/>
+                <w:lang w:val="en-US" w:eastAsia="ru-RU"/>
+              </w:rPr>
+              <w:t xml:space="preserve"> }}</w:t>
             </w:r>
           </w:p>
         </w:tc>
@@ -2836,7 +3144,51 @@
                 <w:szCs w:val="20"/>
                 <w:lang w:val="en-US" w:eastAsia="ru-RU"/>
               </w:rPr>
-              <w:t>{%tr for i in coeff %}</w:t>
+              <w:t xml:space="preserve">{%tr for </w:t>
+            </w:r>
+            <w:proofErr w:type="spellStart"/>
+            <w:r>
+              <w:rPr>
+                <w:rFonts w:ascii="Times New Roman" w:eastAsia="Times New Roman" w:hAnsi="Times New Roman" w:cs="Times New Roman"/>
+                <w:color w:val="000000"/>
+                <w:sz w:val="20"/>
+                <w:szCs w:val="20"/>
+                <w:lang w:val="en-US" w:eastAsia="ru-RU"/>
+              </w:rPr>
+              <w:t>i</w:t>
+            </w:r>
+            <w:proofErr w:type="spellEnd"/>
+            <w:r>
+              <w:rPr>
+                <w:rFonts w:ascii="Times New Roman" w:eastAsia="Times New Roman" w:hAnsi="Times New Roman" w:cs="Times New Roman"/>
+                <w:color w:val="000000"/>
+                <w:sz w:val="20"/>
+                <w:szCs w:val="20"/>
+                <w:lang w:val="en-US" w:eastAsia="ru-RU"/>
+              </w:rPr>
+              <w:t xml:space="preserve"> in </w:t>
+            </w:r>
+            <w:proofErr w:type="spellStart"/>
+            <w:r>
+              <w:rPr>
+                <w:rFonts w:ascii="Times New Roman" w:eastAsia="Times New Roman" w:hAnsi="Times New Roman" w:cs="Times New Roman"/>
+                <w:color w:val="000000"/>
+                <w:sz w:val="20"/>
+                <w:szCs w:val="20"/>
+                <w:lang w:val="en-US" w:eastAsia="ru-RU"/>
+              </w:rPr>
+              <w:t>coeff</w:t>
+            </w:r>
+            <w:proofErr w:type="spellEnd"/>
+            <w:r>
+              <w:rPr>
+                <w:rFonts w:ascii="Times New Roman" w:eastAsia="Times New Roman" w:hAnsi="Times New Roman" w:cs="Times New Roman"/>
+                <w:color w:val="000000"/>
+                <w:sz w:val="20"/>
+                <w:szCs w:val="20"/>
+                <w:lang w:val="en-US" w:eastAsia="ru-RU"/>
+              </w:rPr>
+              <w:t xml:space="preserve"> %}</w:t>
             </w:r>
           </w:p>
         </w:tc>
@@ -2879,7 +3231,29 @@
                 <w:szCs w:val="20"/>
                 <w:lang w:val="en-US" w:eastAsia="ru-RU"/>
               </w:rPr>
-              <w:t>{{ i.ratio }}</w:t>
+              <w:t xml:space="preserve">{{ </w:t>
+            </w:r>
+            <w:proofErr w:type="spellStart"/>
+            <w:r>
+              <w:rPr>
+                <w:rFonts w:ascii="Times New Roman" w:eastAsia="Times New Roman" w:hAnsi="Times New Roman" w:cs="Times New Roman"/>
+                <w:color w:val="000000"/>
+                <w:sz w:val="20"/>
+                <w:szCs w:val="20"/>
+                <w:lang w:val="en-US" w:eastAsia="ru-RU"/>
+              </w:rPr>
+              <w:t>i.ratio</w:t>
+            </w:r>
+            <w:proofErr w:type="spellEnd"/>
+            <w:r>
+              <w:rPr>
+                <w:rFonts w:ascii="Times New Roman" w:eastAsia="Times New Roman" w:hAnsi="Times New Roman" w:cs="Times New Roman"/>
+                <w:color w:val="000000"/>
+                <w:sz w:val="20"/>
+                <w:szCs w:val="20"/>
+                <w:lang w:val="en-US" w:eastAsia="ru-RU"/>
+              </w:rPr>
+              <w:t xml:space="preserve"> }}</w:t>
             </w:r>
           </w:p>
         </w:tc>
@@ -2917,7 +3291,29 @@
                 <w:szCs w:val="20"/>
                 <w:lang w:val="en-US" w:eastAsia="ru-RU"/>
               </w:rPr>
-              <w:t>{{ i.breed }}</w:t>
+              <w:t xml:space="preserve">{{ </w:t>
+            </w:r>
+            <w:proofErr w:type="spellStart"/>
+            <w:r>
+              <w:rPr>
+                <w:rFonts w:ascii="Times New Roman" w:eastAsia="Times New Roman" w:hAnsi="Times New Roman" w:cs="Times New Roman"/>
+                <w:color w:val="000000"/>
+                <w:sz w:val="20"/>
+                <w:szCs w:val="20"/>
+                <w:lang w:val="en-US" w:eastAsia="ru-RU"/>
+              </w:rPr>
+              <w:t>i.breed</w:t>
+            </w:r>
+            <w:proofErr w:type="spellEnd"/>
+            <w:r>
+              <w:rPr>
+                <w:rFonts w:ascii="Times New Roman" w:eastAsia="Times New Roman" w:hAnsi="Times New Roman" w:cs="Times New Roman"/>
+                <w:color w:val="000000"/>
+                <w:sz w:val="20"/>
+                <w:szCs w:val="20"/>
+                <w:lang w:val="en-US" w:eastAsia="ru-RU"/>
+              </w:rPr>
+              <w:t xml:space="preserve"> }}</w:t>
             </w:r>
           </w:p>
         </w:tc>
@@ -2962,7 +3358,27 @@
                 <w:szCs w:val="20"/>
                 <w:lang w:val="en-US" w:eastAsia="ru-RU"/>
               </w:rPr>
-              <w:t>{{ i.age }}</w:t>
+              <w:t xml:space="preserve">{{ </w:t>
+            </w:r>
+            <w:proofErr w:type="spellStart"/>
+            <w:r>
+              <w:rPr>
+                <w:rFonts w:ascii="Times New Roman" w:eastAsia="Times New Roman" w:hAnsi="Times New Roman" w:cs="Times New Roman"/>
+                <w:sz w:val="20"/>
+                <w:szCs w:val="20"/>
+                <w:lang w:val="en-US" w:eastAsia="ru-RU"/>
+              </w:rPr>
+              <w:t>i.age</w:t>
+            </w:r>
+            <w:proofErr w:type="spellEnd"/>
+            <w:r>
+              <w:rPr>
+                <w:rFonts w:ascii="Times New Roman" w:eastAsia="Times New Roman" w:hAnsi="Times New Roman" w:cs="Times New Roman"/>
+                <w:sz w:val="20"/>
+                <w:szCs w:val="20"/>
+                <w:lang w:val="en-US" w:eastAsia="ru-RU"/>
+              </w:rPr>
+              <w:t xml:space="preserve"> }}</w:t>
             </w:r>
           </w:p>
         </w:tc>
@@ -3007,7 +3423,27 @@
                 <w:szCs w:val="20"/>
                 <w:lang w:val="en-US" w:eastAsia="ru-RU"/>
               </w:rPr>
-              <w:t>{{ i.avg_height }}</w:t>
+              <w:t xml:space="preserve">{{ </w:t>
+            </w:r>
+            <w:proofErr w:type="spellStart"/>
+            <w:r>
+              <w:rPr>
+                <w:rFonts w:ascii="Times New Roman" w:eastAsia="Times New Roman" w:hAnsi="Times New Roman" w:cs="Times New Roman"/>
+                <w:sz w:val="20"/>
+                <w:szCs w:val="20"/>
+                <w:lang w:val="en-US" w:eastAsia="ru-RU"/>
+              </w:rPr>
+              <w:t>i.avg_height</w:t>
+            </w:r>
+            <w:proofErr w:type="spellEnd"/>
+            <w:r>
+              <w:rPr>
+                <w:rFonts w:ascii="Times New Roman" w:eastAsia="Times New Roman" w:hAnsi="Times New Roman" w:cs="Times New Roman"/>
+                <w:sz w:val="20"/>
+                <w:szCs w:val="20"/>
+                <w:lang w:val="en-US" w:eastAsia="ru-RU"/>
+              </w:rPr>
+              <w:t xml:space="preserve"> }}</w:t>
             </w:r>
           </w:p>
         </w:tc>
@@ -3043,7 +3479,27 @@
                 <w:szCs w:val="20"/>
                 <w:lang w:val="en-US" w:eastAsia="ru-RU"/>
               </w:rPr>
-              <w:t>{{ i.avg_diametr }}</w:t>
+              <w:t xml:space="preserve">{{ </w:t>
+            </w:r>
+            <w:proofErr w:type="spellStart"/>
+            <w:r>
+              <w:rPr>
+                <w:rFonts w:ascii="Times New Roman" w:eastAsia="Times New Roman" w:hAnsi="Times New Roman" w:cs="Times New Roman"/>
+                <w:sz w:val="20"/>
+                <w:szCs w:val="20"/>
+                <w:lang w:val="en-US" w:eastAsia="ru-RU"/>
+              </w:rPr>
+              <w:t>i.avg_diametr</w:t>
+            </w:r>
+            <w:proofErr w:type="spellEnd"/>
+            <w:r>
+              <w:rPr>
+                <w:rFonts w:ascii="Times New Roman" w:eastAsia="Times New Roman" w:hAnsi="Times New Roman" w:cs="Times New Roman"/>
+                <w:sz w:val="20"/>
+                <w:szCs w:val="20"/>
+                <w:lang w:val="en-US" w:eastAsia="ru-RU"/>
+              </w:rPr>
+              <w:t xml:space="preserve"> }}</w:t>
             </w:r>
           </w:p>
         </w:tc>
@@ -3079,7 +3535,27 @@
                 <w:szCs w:val="20"/>
                 <w:lang w:val="en-US" w:eastAsia="ru-RU"/>
               </w:rPr>
-              <w:t>{{ i.count_plants }}</w:t>
+              <w:t xml:space="preserve">{{ </w:t>
+            </w:r>
+            <w:proofErr w:type="spellStart"/>
+            <w:r>
+              <w:rPr>
+                <w:rFonts w:ascii="Times New Roman" w:eastAsia="Times New Roman" w:hAnsi="Times New Roman" w:cs="Times New Roman"/>
+                <w:sz w:val="20"/>
+                <w:szCs w:val="20"/>
+                <w:lang w:val="en-US" w:eastAsia="ru-RU"/>
+              </w:rPr>
+              <w:t>i.count_plants</w:t>
+            </w:r>
+            <w:proofErr w:type="spellEnd"/>
+            <w:r>
+              <w:rPr>
+                <w:rFonts w:ascii="Times New Roman" w:eastAsia="Times New Roman" w:hAnsi="Times New Roman" w:cs="Times New Roman"/>
+                <w:sz w:val="20"/>
+                <w:szCs w:val="20"/>
+                <w:lang w:val="en-US" w:eastAsia="ru-RU"/>
+              </w:rPr>
+              <w:t xml:space="preserve"> }}</w:t>
             </w:r>
           </w:p>
         </w:tc>
@@ -3121,7 +3597,29 @@
                 <w:szCs w:val="20"/>
                 <w:lang w:val="en-US" w:eastAsia="ru-RU"/>
               </w:rPr>
-              <w:t>{%tr endfor %}</w:t>
+              <w:t xml:space="preserve">{%tr </w:t>
+            </w:r>
+            <w:proofErr w:type="spellStart"/>
+            <w:r>
+              <w:rPr>
+                <w:rFonts w:ascii="Times New Roman" w:eastAsia="Times New Roman" w:hAnsi="Times New Roman" w:cs="Times New Roman"/>
+                <w:color w:val="000000"/>
+                <w:sz w:val="20"/>
+                <w:szCs w:val="20"/>
+                <w:lang w:val="en-US" w:eastAsia="ru-RU"/>
+              </w:rPr>
+              <w:t>endfor</w:t>
+            </w:r>
+            <w:proofErr w:type="spellEnd"/>
+            <w:r>
+              <w:rPr>
+                <w:rFonts w:ascii="Times New Roman" w:eastAsia="Times New Roman" w:hAnsi="Times New Roman" w:cs="Times New Roman"/>
+                <w:color w:val="000000"/>
+                <w:sz w:val="20"/>
+                <w:szCs w:val="20"/>
+                <w:lang w:val="en-US" w:eastAsia="ru-RU"/>
+              </w:rPr>
+              <w:t xml:space="preserve"> %}</w:t>
             </w:r>
           </w:p>
         </w:tc>
@@ -4029,7 +4527,29 @@
                 <w:color w:val="000000"/>
                 <w:lang w:val="en-US" w:eastAsia="ru-RU"/>
               </w:rPr>
-              <w:t>{{ square_one_sample_area }}</w:t>
+              <w:t xml:space="preserve">{{ </w:t>
+            </w:r>
+            <w:proofErr w:type="spellStart"/>
+            <w:r>
+              <w:rPr>
+                <w:rFonts w:ascii="Times New Roman" w:eastAsia="Times New Roman" w:hAnsi="Times New Roman" w:cs="Times New Roman"/>
+                <w:i/>
+                <w:iCs/>
+                <w:color w:val="000000"/>
+                <w:lang w:val="en-US" w:eastAsia="ru-RU"/>
+              </w:rPr>
+              <w:t>square_one_sample_area</w:t>
+            </w:r>
+            <w:proofErr w:type="spellEnd"/>
+            <w:r>
+              <w:rPr>
+                <w:rFonts w:ascii="Times New Roman" w:eastAsia="Times New Roman" w:hAnsi="Times New Roman" w:cs="Times New Roman"/>
+                <w:i/>
+                <w:iCs/>
+                <w:color w:val="000000"/>
+                <w:lang w:val="en-US" w:eastAsia="ru-RU"/>
+              </w:rPr>
+              <w:t xml:space="preserve"> }}</w:t>
             </w:r>
           </w:p>
         </w:tc>
@@ -4295,7 +4815,29 @@
                 <w:color w:val="000000"/>
                 <w:lang w:val="en-US" w:eastAsia="ru-RU"/>
               </w:rPr>
-              <w:t>{{ count_sample_area }}</w:t>
+              <w:t xml:space="preserve">{{ </w:t>
+            </w:r>
+            <w:proofErr w:type="spellStart"/>
+            <w:r>
+              <w:rPr>
+                <w:rFonts w:ascii="Times New Roman" w:eastAsia="Times New Roman" w:hAnsi="Times New Roman" w:cs="Times New Roman"/>
+                <w:i/>
+                <w:iCs/>
+                <w:color w:val="000000"/>
+                <w:lang w:val="en-US" w:eastAsia="ru-RU"/>
+              </w:rPr>
+              <w:t>count_sample_area</w:t>
+            </w:r>
+            <w:proofErr w:type="spellEnd"/>
+            <w:r>
+              <w:rPr>
+                <w:rFonts w:ascii="Times New Roman" w:eastAsia="Times New Roman" w:hAnsi="Times New Roman" w:cs="Times New Roman"/>
+                <w:i/>
+                <w:iCs/>
+                <w:color w:val="000000"/>
+                <w:lang w:val="en-US" w:eastAsia="ru-RU"/>
+              </w:rPr>
+              <w:t xml:space="preserve"> }}</w:t>
             </w:r>
           </w:p>
         </w:tc>
@@ -4701,7 +5243,29 @@
                 <w:color w:val="000000"/>
                 <w:lang w:val="en-US" w:eastAsia="ru-RU"/>
               </w:rPr>
-              <w:t>{%tr for i in samples %}</w:t>
+              <w:t xml:space="preserve">{%tr for </w:t>
+            </w:r>
+            <w:proofErr w:type="spellStart"/>
+            <w:r>
+              <w:rPr>
+                <w:rFonts w:ascii="Times New Roman" w:eastAsia="Times New Roman" w:hAnsi="Times New Roman" w:cs="Times New Roman"/>
+                <w:i/>
+                <w:iCs/>
+                <w:color w:val="000000"/>
+                <w:lang w:val="en-US" w:eastAsia="ru-RU"/>
+              </w:rPr>
+              <w:t>i</w:t>
+            </w:r>
+            <w:proofErr w:type="spellEnd"/>
+            <w:r>
+              <w:rPr>
+                <w:rFonts w:ascii="Times New Roman" w:eastAsia="Times New Roman" w:hAnsi="Times New Roman" w:cs="Times New Roman"/>
+                <w:i/>
+                <w:iCs/>
+                <w:color w:val="000000"/>
+                <w:lang w:val="en-US" w:eastAsia="ru-RU"/>
+              </w:rPr>
+              <w:t xml:space="preserve"> in samples %}</w:t>
             </w:r>
           </w:p>
         </w:tc>
@@ -4745,7 +5309,29 @@
                 <w:color w:val="000000"/>
                 <w:lang w:val="en-US" w:eastAsia="ru-RU"/>
               </w:rPr>
-              <w:t>{{ i.number }}</w:t>
+              <w:t xml:space="preserve">{{ </w:t>
+            </w:r>
+            <w:proofErr w:type="spellStart"/>
+            <w:r>
+              <w:rPr>
+                <w:rFonts w:ascii="Times New Roman" w:eastAsia="Times New Roman" w:hAnsi="Times New Roman" w:cs="Times New Roman"/>
+                <w:i/>
+                <w:iCs/>
+                <w:color w:val="000000"/>
+                <w:lang w:val="en-US" w:eastAsia="ru-RU"/>
+              </w:rPr>
+              <w:t>i.number</w:t>
+            </w:r>
+            <w:proofErr w:type="spellEnd"/>
+            <w:r>
+              <w:rPr>
+                <w:rFonts w:ascii="Times New Roman" w:eastAsia="Times New Roman" w:hAnsi="Times New Roman" w:cs="Times New Roman"/>
+                <w:i/>
+                <w:iCs/>
+                <w:color w:val="000000"/>
+                <w:lang w:val="en-US" w:eastAsia="ru-RU"/>
+              </w:rPr>
+              <w:t xml:space="preserve"> }}</w:t>
             </w:r>
           </w:p>
         </w:tc>
@@ -4784,7 +5370,29 @@
                 <w:color w:val="000000"/>
                 <w:lang w:val="en-US" w:eastAsia="ru-RU"/>
               </w:rPr>
-              <w:t>{{ i.latitude }}</w:t>
+              <w:t xml:space="preserve">{{ </w:t>
+            </w:r>
+            <w:proofErr w:type="spellStart"/>
+            <w:r>
+              <w:rPr>
+                <w:rFonts w:ascii="Times New Roman" w:eastAsia="Times New Roman" w:hAnsi="Times New Roman" w:cs="Times New Roman"/>
+                <w:i/>
+                <w:iCs/>
+                <w:color w:val="000000"/>
+                <w:lang w:val="en-US" w:eastAsia="ru-RU"/>
+              </w:rPr>
+              <w:t>i.latitude</w:t>
+            </w:r>
+            <w:proofErr w:type="spellEnd"/>
+            <w:r>
+              <w:rPr>
+                <w:rFonts w:ascii="Times New Roman" w:eastAsia="Times New Roman" w:hAnsi="Times New Roman" w:cs="Times New Roman"/>
+                <w:i/>
+                <w:iCs/>
+                <w:color w:val="000000"/>
+                <w:lang w:val="en-US" w:eastAsia="ru-RU"/>
+              </w:rPr>
+              <w:t xml:space="preserve"> }}</w:t>
             </w:r>
           </w:p>
         </w:tc>
@@ -4823,7 +5431,29 @@
                 <w:color w:val="000000"/>
                 <w:lang w:val="en-US" w:eastAsia="ru-RU"/>
               </w:rPr>
-              <w:t>{{ i.longitude }}</w:t>
+              <w:t xml:space="preserve">{{ </w:t>
+            </w:r>
+            <w:proofErr w:type="spellStart"/>
+            <w:r>
+              <w:rPr>
+                <w:rFonts w:ascii="Times New Roman" w:eastAsia="Times New Roman" w:hAnsi="Times New Roman" w:cs="Times New Roman"/>
+                <w:i/>
+                <w:iCs/>
+                <w:color w:val="000000"/>
+                <w:lang w:val="en-US" w:eastAsia="ru-RU"/>
+              </w:rPr>
+              <w:t>i.longitude</w:t>
+            </w:r>
+            <w:proofErr w:type="spellEnd"/>
+            <w:r>
+              <w:rPr>
+                <w:rFonts w:ascii="Times New Roman" w:eastAsia="Times New Roman" w:hAnsi="Times New Roman" w:cs="Times New Roman"/>
+                <w:i/>
+                <w:iCs/>
+                <w:color w:val="000000"/>
+                <w:lang w:val="en-US" w:eastAsia="ru-RU"/>
+              </w:rPr>
+              <w:t xml:space="preserve"> }}</w:t>
             </w:r>
           </w:p>
         </w:tc>
@@ -4866,7 +5496,29 @@
                 <w:color w:val="000000"/>
                 <w:lang w:val="en-US" w:eastAsia="ru-RU"/>
               </w:rPr>
-              <w:t>{%tr endfor %}</w:t>
+              <w:t xml:space="preserve">{%tr </w:t>
+            </w:r>
+            <w:proofErr w:type="spellStart"/>
+            <w:r>
+              <w:rPr>
+                <w:rFonts w:ascii="Times New Roman" w:eastAsia="Times New Roman" w:hAnsi="Times New Roman" w:cs="Times New Roman"/>
+                <w:i/>
+                <w:iCs/>
+                <w:color w:val="000000"/>
+                <w:lang w:val="en-US" w:eastAsia="ru-RU"/>
+              </w:rPr>
+              <w:t>endfor</w:t>
+            </w:r>
+            <w:proofErr w:type="spellEnd"/>
+            <w:r>
+              <w:rPr>
+                <w:rFonts w:ascii="Times New Roman" w:eastAsia="Times New Roman" w:hAnsi="Times New Roman" w:cs="Times New Roman"/>
+                <w:i/>
+                <w:iCs/>
+                <w:color w:val="000000"/>
+                <w:lang w:val="en-US" w:eastAsia="ru-RU"/>
+              </w:rPr>
+              <w:t xml:space="preserve"> %}</w:t>
             </w:r>
           </w:p>
           <w:p>
@@ -5552,7 +6204,29 @@
                 <w:color w:val="000000"/>
                 <w:lang w:val="en-US" w:eastAsia="ru-RU"/>
               </w:rPr>
-              <w:t>{{ breed_composition }}</w:t>
+              <w:t xml:space="preserve">{{ </w:t>
+            </w:r>
+            <w:proofErr w:type="spellStart"/>
+            <w:r>
+              <w:rPr>
+                <w:rFonts w:ascii="Times New Roman" w:eastAsia="Times New Roman" w:hAnsi="Times New Roman" w:cs="Times New Roman"/>
+                <w:i/>
+                <w:iCs/>
+                <w:color w:val="000000"/>
+                <w:lang w:val="en-US" w:eastAsia="ru-RU"/>
+              </w:rPr>
+              <w:t>breed_composition</w:t>
+            </w:r>
+            <w:proofErr w:type="spellEnd"/>
+            <w:r>
+              <w:rPr>
+                <w:rFonts w:ascii="Times New Roman" w:eastAsia="Times New Roman" w:hAnsi="Times New Roman" w:cs="Times New Roman"/>
+                <w:i/>
+                <w:iCs/>
+                <w:color w:val="000000"/>
+                <w:lang w:val="en-US" w:eastAsia="ru-RU"/>
+              </w:rPr>
+              <w:t xml:space="preserve"> }}</w:t>
             </w:r>
             <w:r>
               <w:rPr>
@@ -5603,7 +6277,29 @@
                 <w:color w:val="000000"/>
                 <w:lang w:val="en-US" w:eastAsia="ru-RU"/>
               </w:rPr>
-              <w:t>{{ economy_sapling }}</w:t>
+              <w:t xml:space="preserve">{{ </w:t>
+            </w:r>
+            <w:proofErr w:type="spellStart"/>
+            <w:r>
+              <w:rPr>
+                <w:rFonts w:ascii="Times New Roman" w:eastAsia="Times New Roman" w:hAnsi="Times New Roman" w:cs="Times New Roman"/>
+                <w:i/>
+                <w:iCs/>
+                <w:color w:val="000000"/>
+                <w:lang w:val="en-US" w:eastAsia="ru-RU"/>
+              </w:rPr>
+              <w:t>economy_sapling</w:t>
+            </w:r>
+            <w:proofErr w:type="spellEnd"/>
+            <w:r>
+              <w:rPr>
+                <w:rFonts w:ascii="Times New Roman" w:eastAsia="Times New Roman" w:hAnsi="Times New Roman" w:cs="Times New Roman"/>
+                <w:i/>
+                <w:iCs/>
+                <w:color w:val="000000"/>
+                <w:lang w:val="en-US" w:eastAsia="ru-RU"/>
+              </w:rPr>
+              <w:t xml:space="preserve"> }}</w:t>
             </w:r>
           </w:p>
         </w:tc>
@@ -5722,6 +6418,7 @@
               </w:rPr>
               <w:t xml:space="preserve">{{ </w:t>
             </w:r>
+            <w:proofErr w:type="spellStart"/>
             <w:r>
               <w:rPr>
                 <w:rFonts w:ascii="Times New Roman" w:eastAsia="Times New Roman" w:hAnsi="Times New Roman" w:cs="Times New Roman"/>
@@ -5738,7 +6435,17 @@
                 <w:iCs/>
                 <w:lang w:val="en-US" w:eastAsia="ru-RU"/>
               </w:rPr>
-              <w:t>_sapling  }}</w:t>
+              <w:t>_sapling</w:t>
+            </w:r>
+            <w:proofErr w:type="spellEnd"/>
+            <w:r>
+              <w:rPr>
+                <w:rFonts w:ascii="Times New Roman" w:eastAsia="Times New Roman" w:hAnsi="Times New Roman" w:cs="Times New Roman"/>
+                <w:i/>
+                <w:iCs/>
+                <w:lang w:val="en-US" w:eastAsia="ru-RU"/>
+              </w:rPr>
+              <w:t xml:space="preserve">  }}</w:t>
             </w:r>
           </w:p>
         </w:tc>
@@ -5845,7 +6552,27 @@
                 <w:iCs/>
                 <w:lang w:val="en-US" w:eastAsia="ru-RU"/>
               </w:rPr>
-              <w:t>{{ stock_sapling }}</w:t>
+              <w:t xml:space="preserve">{{ </w:t>
+            </w:r>
+            <w:proofErr w:type="spellStart"/>
+            <w:r>
+              <w:rPr>
+                <w:rFonts w:ascii="Times New Roman" w:eastAsia="Times New Roman" w:hAnsi="Times New Roman" w:cs="Times New Roman"/>
+                <w:i/>
+                <w:iCs/>
+                <w:lang w:val="en-US" w:eastAsia="ru-RU"/>
+              </w:rPr>
+              <w:t>stock_sapling</w:t>
+            </w:r>
+            <w:proofErr w:type="spellEnd"/>
+            <w:r>
+              <w:rPr>
+                <w:rFonts w:ascii="Times New Roman" w:eastAsia="Times New Roman" w:hAnsi="Times New Roman" w:cs="Times New Roman"/>
+                <w:i/>
+                <w:iCs/>
+                <w:lang w:val="en-US" w:eastAsia="ru-RU"/>
+              </w:rPr>
+              <w:t xml:space="preserve"> }}</w:t>
             </w:r>
           </w:p>
         </w:tc>
@@ -6594,7 +7321,29 @@
                 <w:szCs w:val="20"/>
                 <w:lang w:val="en-US" w:eastAsia="ru-RU"/>
               </w:rPr>
-              <w:t>{%tr for i in saplings %}</w:t>
+              <w:t xml:space="preserve">{%tr for </w:t>
+            </w:r>
+            <w:proofErr w:type="spellStart"/>
+            <w:r>
+              <w:rPr>
+                <w:rFonts w:ascii="Times New Roman" w:eastAsia="Times New Roman" w:hAnsi="Times New Roman" w:cs="Times New Roman"/>
+                <w:color w:val="000000"/>
+                <w:sz w:val="20"/>
+                <w:szCs w:val="20"/>
+                <w:lang w:val="en-US" w:eastAsia="ru-RU"/>
+              </w:rPr>
+              <w:t>i</w:t>
+            </w:r>
+            <w:proofErr w:type="spellEnd"/>
+            <w:r>
+              <w:rPr>
+                <w:rFonts w:ascii="Times New Roman" w:eastAsia="Times New Roman" w:hAnsi="Times New Roman" w:cs="Times New Roman"/>
+                <w:color w:val="000000"/>
+                <w:sz w:val="20"/>
+                <w:szCs w:val="20"/>
+                <w:lang w:val="en-US" w:eastAsia="ru-RU"/>
+              </w:rPr>
+              <w:t xml:space="preserve"> in saplings %}</w:t>
             </w:r>
           </w:p>
         </w:tc>
@@ -6637,11 +7386,9 @@
                 <w:szCs w:val="20"/>
                 <w:lang w:val="en-US" w:eastAsia="ru-RU"/>
               </w:rPr>
-              <w:t>{{i.</w:t>
-            </w:r>
-            <w:r>
-              <w:t xml:space="preserve"> </w:t>
-            </w:r>
+              <w:t>{{</w:t>
+            </w:r>
+            <w:proofErr w:type="spellStart"/>
             <w:r>
               <w:rPr>
                 <w:rFonts w:ascii="Times New Roman" w:eastAsia="Times New Roman" w:hAnsi="Times New Roman" w:cs="Times New Roman"/>
@@ -6650,8 +7397,9 @@
                 <w:szCs w:val="20"/>
                 <w:lang w:val="en-US" w:eastAsia="ru-RU"/>
               </w:rPr>
-              <w:t>ratio_composition</w:t>
-            </w:r>
+              <w:t>i</w:t>
+            </w:r>
+            <w:proofErr w:type="spellEnd"/>
             <w:r>
               <w:rPr>
                 <w:rFonts w:ascii="Times New Roman" w:eastAsia="Times New Roman" w:hAnsi="Times New Roman" w:cs="Times New Roman"/>
@@ -6660,6 +7408,31 @@
                 <w:szCs w:val="20"/>
                 <w:lang w:val="en-US" w:eastAsia="ru-RU"/>
               </w:rPr>
+              <w:t>.</w:t>
+            </w:r>
+            <w:r>
+              <w:t xml:space="preserve"> </w:t>
+            </w:r>
+            <w:proofErr w:type="spellStart"/>
+            <w:r>
+              <w:rPr>
+                <w:rFonts w:ascii="Times New Roman" w:eastAsia="Times New Roman" w:hAnsi="Times New Roman" w:cs="Times New Roman"/>
+                <w:color w:val="000000"/>
+                <w:sz w:val="20"/>
+                <w:szCs w:val="20"/>
+                <w:lang w:val="en-US" w:eastAsia="ru-RU"/>
+              </w:rPr>
+              <w:t>ratio_composition</w:t>
+            </w:r>
+            <w:proofErr w:type="spellEnd"/>
+            <w:r>
+              <w:rPr>
+                <w:rFonts w:ascii="Times New Roman" w:eastAsia="Times New Roman" w:hAnsi="Times New Roman" w:cs="Times New Roman"/>
+                <w:color w:val="000000"/>
+                <w:sz w:val="20"/>
+                <w:szCs w:val="20"/>
+                <w:lang w:val="en-US" w:eastAsia="ru-RU"/>
+              </w:rPr>
               <w:t>}}</w:t>
             </w:r>
           </w:p>
@@ -6698,7 +7471,29 @@
                 <w:szCs w:val="20"/>
                 <w:lang w:val="en-US" w:eastAsia="ru-RU"/>
               </w:rPr>
-              <w:t>{{ i.breed }}</w:t>
+              <w:t xml:space="preserve">{{ </w:t>
+            </w:r>
+            <w:proofErr w:type="spellStart"/>
+            <w:r>
+              <w:rPr>
+                <w:rFonts w:ascii="Times New Roman" w:eastAsia="Times New Roman" w:hAnsi="Times New Roman" w:cs="Times New Roman"/>
+                <w:color w:val="000000"/>
+                <w:sz w:val="20"/>
+                <w:szCs w:val="20"/>
+                <w:lang w:val="en-US" w:eastAsia="ru-RU"/>
+              </w:rPr>
+              <w:t>i.breed</w:t>
+            </w:r>
+            <w:proofErr w:type="spellEnd"/>
+            <w:r>
+              <w:rPr>
+                <w:rFonts w:ascii="Times New Roman" w:eastAsia="Times New Roman" w:hAnsi="Times New Roman" w:cs="Times New Roman"/>
+                <w:color w:val="000000"/>
+                <w:sz w:val="20"/>
+                <w:szCs w:val="20"/>
+                <w:lang w:val="en-US" w:eastAsia="ru-RU"/>
+              </w:rPr>
+              <w:t xml:space="preserve"> }}</w:t>
             </w:r>
           </w:p>
         </w:tc>
@@ -6738,6 +7533,7 @@
               </w:rPr>
               <w:t xml:space="preserve">{{ </w:t>
             </w:r>
+            <w:proofErr w:type="spellStart"/>
             <w:r>
               <w:rPr>
                 <w:rFonts w:ascii="Times New Roman" w:eastAsia="Times New Roman" w:hAnsi="Times New Roman" w:cs="Times New Roman"/>
@@ -6746,7 +7542,18 @@
                 <w:szCs w:val="20"/>
                 <w:lang w:val="en-US" w:eastAsia="ru-RU"/>
               </w:rPr>
-              <w:t>i.age }}</w:t>
+              <w:t>i.age</w:t>
+            </w:r>
+            <w:proofErr w:type="spellEnd"/>
+            <w:r>
+              <w:rPr>
+                <w:rFonts w:ascii="Times New Roman" w:eastAsia="Times New Roman" w:hAnsi="Times New Roman" w:cs="Times New Roman"/>
+                <w:color w:val="000000"/>
+                <w:sz w:val="20"/>
+                <w:szCs w:val="20"/>
+                <w:lang w:val="en-US" w:eastAsia="ru-RU"/>
+              </w:rPr>
+              <w:t xml:space="preserve"> }}</w:t>
             </w:r>
           </w:p>
         </w:tc>
@@ -6786,6 +7593,7 @@
               </w:rPr>
               <w:t xml:space="preserve">{{ </w:t>
             </w:r>
+            <w:proofErr w:type="spellStart"/>
             <w:r>
               <w:rPr>
                 <w:rFonts w:ascii="Times New Roman" w:eastAsia="Times New Roman" w:hAnsi="Times New Roman" w:cs="Times New Roman"/>
@@ -6794,17 +7602,40 @@
                 <w:szCs w:val="20"/>
                 <w:lang w:val="en-US" w:eastAsia="ru-RU"/>
               </w:rPr>
-              <w:t>i.</w:t>
-            </w:r>
+              <w:t>i</w:t>
+            </w:r>
+            <w:proofErr w:type="spellEnd"/>
             <w:r>
               <w:rPr>
                 <w:rFonts w:ascii="Times New Roman" w:eastAsia="Times New Roman" w:hAnsi="Times New Roman" w:cs="Times New Roman"/>
                 <w:color w:val="000000"/>
                 <w:sz w:val="20"/>
                 <w:szCs w:val="20"/>
-                <w:lang w:eastAsia="ru-RU"/>
-              </w:rPr>
-              <w:t>avg_height }}</w:t>
+                <w:lang w:val="en-US" w:eastAsia="ru-RU"/>
+              </w:rPr>
+              <w:t>.</w:t>
+            </w:r>
+            <w:proofErr w:type="spellStart"/>
+            <w:r>
+              <w:rPr>
+                <w:rFonts w:ascii="Times New Roman" w:eastAsia="Times New Roman" w:hAnsi="Times New Roman" w:cs="Times New Roman"/>
+                <w:color w:val="000000"/>
+                <w:sz w:val="20"/>
+                <w:szCs w:val="20"/>
+                <w:lang w:eastAsia="ru-RU"/>
+              </w:rPr>
+              <w:t>avg_height</w:t>
+            </w:r>
+            <w:proofErr w:type="spellEnd"/>
+            <w:r>
+              <w:rPr>
+                <w:rFonts w:ascii="Times New Roman" w:eastAsia="Times New Roman" w:hAnsi="Times New Roman" w:cs="Times New Roman"/>
+                <w:color w:val="000000"/>
+                <w:sz w:val="20"/>
+                <w:szCs w:val="20"/>
+                <w:lang w:eastAsia="ru-RU"/>
+              </w:rPr>
+              <w:t xml:space="preserve"> }}</w:t>
             </w:r>
           </w:p>
         </w:tc>
@@ -6842,7 +7673,29 @@
                 <w:szCs w:val="20"/>
                 <w:lang w:val="en-US" w:eastAsia="ru-RU"/>
               </w:rPr>
-              <w:t>{{ i.diameter }}</w:t>
+              <w:t xml:space="preserve">{{ </w:t>
+            </w:r>
+            <w:proofErr w:type="spellStart"/>
+            <w:r>
+              <w:rPr>
+                <w:rFonts w:ascii="Times New Roman" w:eastAsia="Times New Roman" w:hAnsi="Times New Roman" w:cs="Times New Roman"/>
+                <w:color w:val="000000"/>
+                <w:sz w:val="20"/>
+                <w:szCs w:val="20"/>
+                <w:lang w:val="en-US" w:eastAsia="ru-RU"/>
+              </w:rPr>
+              <w:t>i.diameter</w:t>
+            </w:r>
+            <w:proofErr w:type="spellEnd"/>
+            <w:r>
+              <w:rPr>
+                <w:rFonts w:ascii="Times New Roman" w:eastAsia="Times New Roman" w:hAnsi="Times New Roman" w:cs="Times New Roman"/>
+                <w:color w:val="000000"/>
+                <w:sz w:val="20"/>
+                <w:szCs w:val="20"/>
+                <w:lang w:val="en-US" w:eastAsia="ru-RU"/>
+              </w:rPr>
+              <w:t xml:space="preserve"> }}</w:t>
             </w:r>
           </w:p>
         </w:tc>
@@ -6880,7 +7733,29 @@
                 <w:szCs w:val="20"/>
                 <w:lang w:val="en-US" w:eastAsia="ru-RU"/>
               </w:rPr>
-              <w:t>{{ i.count_of_plants }}</w:t>
+              <w:t xml:space="preserve">{{ </w:t>
+            </w:r>
+            <w:proofErr w:type="spellStart"/>
+            <w:r>
+              <w:rPr>
+                <w:rFonts w:ascii="Times New Roman" w:eastAsia="Times New Roman" w:hAnsi="Times New Roman" w:cs="Times New Roman"/>
+                <w:color w:val="000000"/>
+                <w:sz w:val="20"/>
+                <w:szCs w:val="20"/>
+                <w:lang w:val="en-US" w:eastAsia="ru-RU"/>
+              </w:rPr>
+              <w:t>i.count_of_plants</w:t>
+            </w:r>
+            <w:proofErr w:type="spellEnd"/>
+            <w:r>
+              <w:rPr>
+                <w:rFonts w:ascii="Times New Roman" w:eastAsia="Times New Roman" w:hAnsi="Times New Roman" w:cs="Times New Roman"/>
+                <w:color w:val="000000"/>
+                <w:sz w:val="20"/>
+                <w:szCs w:val="20"/>
+                <w:lang w:val="en-US" w:eastAsia="ru-RU"/>
+              </w:rPr>
+              <w:t xml:space="preserve"> }}</w:t>
             </w:r>
           </w:p>
         </w:tc>
@@ -6944,6 +7819,7 @@
               </w:rPr>
               <w:t xml:space="preserve"> </w:t>
             </w:r>
+            <w:proofErr w:type="spellStart"/>
             <w:r>
               <w:rPr>
                 <w:rFonts w:ascii="Times New Roman" w:eastAsia="Times New Roman" w:hAnsi="Times New Roman" w:cs="Times New Roman"/>
@@ -6954,6 +7830,7 @@
               </w:rPr>
               <w:t>endfor</w:t>
             </w:r>
+            <w:proofErr w:type="spellEnd"/>
             <w:r>
               <w:rPr>
                 <w:rFonts w:ascii="Times New Roman" w:eastAsia="Times New Roman" w:hAnsi="Times New Roman" w:cs="Times New Roman"/>
@@ -6977,6 +7854,11 @@
       </w:pPr>
     </w:p>
     <w:p>
+      <w:pPr>
+        <w:rPr>
+          <w:lang w:val="en-US"/>
+        </w:rPr>
+      </w:pPr>
       <w:r>
         <w:br w:type="page"/>
       </w:r>
@@ -7440,7 +8322,29 @@
                 <w:color w:val="000000"/>
                 <w:lang w:val="en-US" w:eastAsia="ru-RU"/>
               </w:rPr>
-              <w:t>{{ respond_farm }}</w:t>
+              <w:t xml:space="preserve">{{ </w:t>
+            </w:r>
+            <w:proofErr w:type="spellStart"/>
+            <w:r>
+              <w:rPr>
+                <w:rFonts w:ascii="Times New Roman" w:eastAsia="Times New Roman" w:hAnsi="Times New Roman" w:cs="Times New Roman"/>
+                <w:i/>
+                <w:iCs/>
+                <w:color w:val="000000"/>
+                <w:lang w:val="en-US" w:eastAsia="ru-RU"/>
+              </w:rPr>
+              <w:t>respond_farm</w:t>
+            </w:r>
+            <w:proofErr w:type="spellEnd"/>
+            <w:r>
+              <w:rPr>
+                <w:rFonts w:ascii="Times New Roman" w:eastAsia="Times New Roman" w:hAnsi="Times New Roman" w:cs="Times New Roman"/>
+                <w:i/>
+                <w:iCs/>
+                <w:color w:val="000000"/>
+                <w:lang w:val="en-US" w:eastAsia="ru-RU"/>
+              </w:rPr>
+              <w:t xml:space="preserve"> }}</w:t>
             </w:r>
           </w:p>
         </w:tc>
@@ -7540,7 +8444,29 @@
                 <w:color w:val="000000"/>
                 <w:lang w:val="en-US" w:eastAsia="ru-RU"/>
               </w:rPr>
-              <w:t>{{ plot_farm_referring_land }}</w:t>
+              <w:t xml:space="preserve">{{ </w:t>
+            </w:r>
+            <w:proofErr w:type="spellStart"/>
+            <w:r>
+              <w:rPr>
+                <w:rFonts w:ascii="Times New Roman" w:eastAsia="Times New Roman" w:hAnsi="Times New Roman" w:cs="Times New Roman"/>
+                <w:i/>
+                <w:iCs/>
+                <w:color w:val="000000"/>
+                <w:lang w:val="en-US" w:eastAsia="ru-RU"/>
+              </w:rPr>
+              <w:t>plot_farm_referring_land</w:t>
+            </w:r>
+            <w:proofErr w:type="spellEnd"/>
+            <w:r>
+              <w:rPr>
+                <w:rFonts w:ascii="Times New Roman" w:eastAsia="Times New Roman" w:hAnsi="Times New Roman" w:cs="Times New Roman"/>
+                <w:i/>
+                <w:iCs/>
+                <w:color w:val="000000"/>
+                <w:lang w:val="en-US" w:eastAsia="ru-RU"/>
+              </w:rPr>
+              <w:t xml:space="preserve"> }}</w:t>
             </w:r>
           </w:p>
         </w:tc>
@@ -7606,6 +8532,7 @@
               </w:rPr>
               <w:t xml:space="preserve">{{ </w:t>
             </w:r>
+            <w:proofErr w:type="spellStart"/>
             <w:r>
               <w:rPr>
                 <w:rFonts w:ascii="Times New Roman" w:hAnsi="Times New Roman" w:cs="Times New Roman"/>
@@ -7615,6 +8542,7 @@
               </w:rPr>
               <w:t>details_regulations</w:t>
             </w:r>
+            <w:proofErr w:type="spellEnd"/>
             <w:r>
               <w:rPr>
                 <w:rFonts w:ascii="Times New Roman" w:hAnsi="Times New Roman" w:cs="Times New Roman"/>
@@ -7706,7 +8634,27 @@
                 <w:iCs/>
                 <w:lang w:val="en-US" w:eastAsia="ru-RU"/>
               </w:rPr>
-              <w:t>{{ recomendation }}</w:t>
+              <w:t xml:space="preserve">{{ </w:t>
+            </w:r>
+            <w:proofErr w:type="spellStart"/>
+            <w:r>
+              <w:rPr>
+                <w:rFonts w:ascii="Times New Roman" w:eastAsia="Times New Roman" w:hAnsi="Times New Roman" w:cs="Times New Roman"/>
+                <w:i/>
+                <w:iCs/>
+                <w:lang w:val="en-US" w:eastAsia="ru-RU"/>
+              </w:rPr>
+              <w:t>recomendation</w:t>
+            </w:r>
+            <w:proofErr w:type="spellEnd"/>
+            <w:r>
+              <w:rPr>
+                <w:rFonts w:ascii="Times New Roman" w:eastAsia="Times New Roman" w:hAnsi="Times New Roman" w:cs="Times New Roman"/>
+                <w:i/>
+                <w:iCs/>
+                <w:lang w:val="en-US" w:eastAsia="ru-RU"/>
+              </w:rPr>
+              <w:t xml:space="preserve"> }}</w:t>
             </w:r>
           </w:p>
         </w:tc>
@@ -7789,7 +8737,29 @@
                 <w:color w:val="000000"/>
                 <w:lang w:val="en-US" w:eastAsia="ru-RU"/>
               </w:rPr>
-              <w:t>{{ plot_features }}</w:t>
+              <w:t xml:space="preserve">{{ </w:t>
+            </w:r>
+            <w:proofErr w:type="spellStart"/>
+            <w:r>
+              <w:rPr>
+                <w:rFonts w:ascii="Times New Roman" w:eastAsia="Times New Roman" w:hAnsi="Times New Roman" w:cs="Times New Roman"/>
+                <w:i/>
+                <w:iCs/>
+                <w:color w:val="000000"/>
+                <w:lang w:val="en-US" w:eastAsia="ru-RU"/>
+              </w:rPr>
+              <w:t>plot_features</w:t>
+            </w:r>
+            <w:proofErr w:type="spellEnd"/>
+            <w:r>
+              <w:rPr>
+                <w:rFonts w:ascii="Times New Roman" w:eastAsia="Times New Roman" w:hAnsi="Times New Roman" w:cs="Times New Roman"/>
+                <w:i/>
+                <w:iCs/>
+                <w:color w:val="000000"/>
+                <w:lang w:val="en-US" w:eastAsia="ru-RU"/>
+              </w:rPr>
+              <w:t xml:space="preserve"> }}</w:t>
             </w:r>
           </w:p>
         </w:tc>
@@ -7870,7 +8840,29 @@
                 <w:color w:val="000000"/>
                 <w:lang w:val="en-US" w:eastAsia="ru-RU"/>
               </w:rPr>
-              <w:t>{{ site_survey }}</w:t>
+              <w:t xml:space="preserve">{{ </w:t>
+            </w:r>
+            <w:proofErr w:type="spellStart"/>
+            <w:r>
+              <w:rPr>
+                <w:rFonts w:ascii="Times New Roman" w:eastAsia="Times New Roman" w:hAnsi="Times New Roman" w:cs="Times New Roman"/>
+                <w:i/>
+                <w:iCs/>
+                <w:color w:val="000000"/>
+                <w:lang w:val="en-US" w:eastAsia="ru-RU"/>
+              </w:rPr>
+              <w:t>site_survey</w:t>
+            </w:r>
+            <w:proofErr w:type="spellEnd"/>
+            <w:r>
+              <w:rPr>
+                <w:rFonts w:ascii="Times New Roman" w:eastAsia="Times New Roman" w:hAnsi="Times New Roman" w:cs="Times New Roman"/>
+                <w:i/>
+                <w:iCs/>
+                <w:color w:val="000000"/>
+                <w:lang w:val="en-US" w:eastAsia="ru-RU"/>
+              </w:rPr>
+              <w:t xml:space="preserve"> }}</w:t>
             </w:r>
           </w:p>
         </w:tc>
@@ -7921,7 +8913,29 @@
                 <w:color w:val="000000"/>
                 <w:lang w:val="en-US" w:eastAsia="ru-RU"/>
               </w:rPr>
-              <w:t>{{ in_front }}</w:t>
+              <w:t xml:space="preserve">{{ </w:t>
+            </w:r>
+            <w:proofErr w:type="spellStart"/>
+            <w:r>
+              <w:rPr>
+                <w:rFonts w:ascii="Times New Roman" w:eastAsia="Times New Roman" w:hAnsi="Times New Roman" w:cs="Times New Roman"/>
+                <w:i/>
+                <w:iCs/>
+                <w:color w:val="000000"/>
+                <w:lang w:val="en-US" w:eastAsia="ru-RU"/>
+              </w:rPr>
+              <w:t>in_front</w:t>
+            </w:r>
+            <w:proofErr w:type="spellEnd"/>
+            <w:r>
+              <w:rPr>
+                <w:rFonts w:ascii="Times New Roman" w:eastAsia="Times New Roman" w:hAnsi="Times New Roman" w:cs="Times New Roman"/>
+                <w:i/>
+                <w:iCs/>
+                <w:color w:val="000000"/>
+                <w:lang w:val="en-US" w:eastAsia="ru-RU"/>
+              </w:rPr>
+              <w:t xml:space="preserve"> }}</w:t>
             </w:r>
             <w:r>
               <w:rPr>
@@ -7976,7 +8990,29 @@
                 <w:color w:val="000000"/>
                 <w:lang w:val="en-US" w:eastAsia="ru-RU"/>
               </w:rPr>
-              <w:t>{{ date_and_time }}</w:t>
+              <w:t xml:space="preserve">{{ </w:t>
+            </w:r>
+            <w:proofErr w:type="spellStart"/>
+            <w:r>
+              <w:rPr>
+                <w:rFonts w:ascii="Times New Roman" w:eastAsia="Times New Roman" w:hAnsi="Times New Roman" w:cs="Times New Roman"/>
+                <w:i/>
+                <w:iCs/>
+                <w:color w:val="000000"/>
+                <w:lang w:val="en-US" w:eastAsia="ru-RU"/>
+              </w:rPr>
+              <w:t>date_and_time</w:t>
+            </w:r>
+            <w:proofErr w:type="spellEnd"/>
+            <w:r>
+              <w:rPr>
+                <w:rFonts w:ascii="Times New Roman" w:eastAsia="Times New Roman" w:hAnsi="Times New Roman" w:cs="Times New Roman"/>
+                <w:i/>
+                <w:iCs/>
+                <w:color w:val="000000"/>
+                <w:lang w:val="en-US" w:eastAsia="ru-RU"/>
+              </w:rPr>
+              <w:t xml:space="preserve"> }}</w:t>
             </w:r>
           </w:p>
         </w:tc>
@@ -7996,7 +9032,21 @@
               <w:rPr>
                 <w:lang w:val="en-US"/>
               </w:rPr>
-              <w:t>{{ start_at }}</w:t>
+              <w:t xml:space="preserve">{{ </w:t>
+            </w:r>
+            <w:proofErr w:type="spellStart"/>
+            <w:r>
+              <w:rPr>
+                <w:lang w:val="en-US"/>
+              </w:rPr>
+              <w:t>start_at</w:t>
+            </w:r>
+            <w:proofErr w:type="spellEnd"/>
+            <w:r>
+              <w:rPr>
+                <w:lang w:val="en-US"/>
+              </w:rPr>
+              <w:t xml:space="preserve"> }}</w:t>
             </w:r>
           </w:p>
         </w:tc>
@@ -8019,7 +9069,21 @@
               <w:rPr>
                 <w:lang w:val="en-US"/>
               </w:rPr>
-              <w:t>{{ end_at }}</w:t>
+              <w:t xml:space="preserve">{{ </w:t>
+            </w:r>
+            <w:proofErr w:type="spellStart"/>
+            <w:r>
+              <w:rPr>
+                <w:lang w:val="en-US"/>
+              </w:rPr>
+              <w:t>end_at</w:t>
+            </w:r>
+            <w:proofErr w:type="spellEnd"/>
+            <w:r>
+              <w:rPr>
+                <w:lang w:val="en-US"/>
+              </w:rPr>
+              <w:t xml:space="preserve"> }}</w:t>
             </w:r>
             <w:r>
               <w:t xml:space="preserve"> </w:t>
@@ -8033,8 +9097,90 @@
     <w:p/>
     <w:p/>
     <w:p/>
-    <w:p/>
-    <w:p/>
+    <w:p>
+      <w:pPr>
+        <w:rPr>
+          <w:lang w:val="en-US"/>
+        </w:rPr>
+      </w:pPr>
+    </w:p>
+    <w:p>
+      <w:pPr>
+        <w:rPr>
+          <w:lang w:val="en-US"/>
+        </w:rPr>
+      </w:pPr>
+      <w:r>
+        <w:rPr>
+          <w:lang w:val="en-US"/>
+        </w:rPr>
+        <w:t>{</w:t>
+      </w:r>
+      <w:r>
+        <w:rPr>
+          <w:lang w:val="en-US"/>
+        </w:rPr>
+        <w:t xml:space="preserve">% for image in </w:t>
+      </w:r>
+      <w:r>
+        <w:rPr>
+          <w:lang w:val="en-US"/>
+        </w:rPr>
+        <w:t xml:space="preserve"> images </w:t>
+      </w:r>
+      <w:r>
+        <w:rPr>
+          <w:lang w:val="en-US"/>
+        </w:rPr>
+        <w:t>%</w:t>
+      </w:r>
+      <w:r>
+        <w:rPr>
+          <w:lang w:val="en-US"/>
+        </w:rPr>
+        <w:t>}</w:t>
+      </w:r>
+    </w:p>
+    <w:p>
+      <w:pPr>
+        <w:rPr>
+          <w:lang w:val="en-US"/>
+        </w:rPr>
+      </w:pPr>
+      <w:r>
+        <w:rPr>
+          <w:lang w:val="en-US"/>
+        </w:rPr>
+        <w:t>{{ image }}</w:t>
+      </w:r>
+    </w:p>
+    <w:p>
+      <w:pPr>
+        <w:rPr>
+          <w:lang w:val="en-US"/>
+        </w:rPr>
+      </w:pPr>
+      <w:r>
+        <w:rPr>
+          <w:lang w:val="en-US"/>
+        </w:rPr>
+        <w:t xml:space="preserve">{% </w:t>
+      </w:r>
+      <w:proofErr w:type="spellStart"/>
+      <w:r>
+        <w:rPr>
+          <w:lang w:val="en-US"/>
+        </w:rPr>
+        <w:t>endfor</w:t>
+      </w:r>
+      <w:proofErr w:type="spellEnd"/>
+      <w:r>
+        <w:rPr>
+          <w:lang w:val="en-US"/>
+        </w:rPr>
+        <w:t xml:space="preserve"> %}</w:t>
+      </w:r>
+    </w:p>
     <w:p/>
     <w:p/>
     <w:p/>
